--- a/docs/nusuk-user-manual.docx
+++ b/docs/nusuk-user-manual.docx
@@ -83,7 +83,7 @@
           <w:szCs w:val="22"/>
           <w:rtl/>
         </w:rPr>
-        <w:t xml:space="preserve">النسخة V5.3</w:t>
+        <w:t xml:space="preserve">النسخة V5.4</w:t>
       </w:r>
     </w:p>
     <w:p>
@@ -2365,7 +2365,7 @@
           <w:szCs w:val="22"/>
           <w:rtl/>
         </w:rPr>
-        <w:t xml:space="preserve">استورد أرقام الشركات مرة واحدة من ملف إكسل أو CSV: عمود للاسم وآخر للرقم وثالث اختياري للمسؤول.</w:t>
+        <w:t xml:space="preserve">أضف رقم الشركة يدويًا: اختر الشركة من القائمة الموحّدة، اكتب الرقم (05xxxxxxxx أو 9665xxxxxxxx)، ثم «إضافة». الاختيار من القائمة يضمن أن الاسم سيُربط بمواقع الشركة.</w:t>
       </w:r>
     </w:p>
     <w:p>
@@ -2387,7 +2387,7 @@
           <w:szCs w:val="22"/>
           <w:rtl/>
         </w:rPr>
-        <w:t xml:space="preserve">يجمع النظام مواقع كل شركة المجدولة مع موعد كلٍّ منها وأقرب موعد.</w:t>
+        <w:t xml:space="preserve">أو استورد دفعة من ملف إكسل أو CSV: عمود للاسم وآخر للرقم وثالث اختياري للمسؤول. بعد الاستيراد يخبرك النظام كم اسمًا طابق القائمة الموحّدة وكم لم يطابق.</w:t>
       </w:r>
     </w:p>
     <w:p>
@@ -2409,7 +2409,51 @@
           <w:szCs w:val="22"/>
           <w:rtl/>
         </w:rPr>
+        <w:t xml:space="preserve">يجمع النظام مواقع كل شركة المجدولة مع موعد كلٍّ منها وأقرب موعد.</w:t>
+      </w:r>
+    </w:p>
+    <w:p>
+      <w:pPr>
+        <w:pStyle w:val="ListParagraph"/>
+        <w:numPr>
+          <w:ilvl w:val="0"/>
+          <w:numId w:val="2"/>
+        </w:numPr>
+        <w:bidi/>
+        <w:spacing w:after="80" w:line="330"/>
+        <w:jc w:val="right"/>
+      </w:pPr>
+      <w:r>
+        <w:rPr>
+          <w:rFonts w:ascii="Arial" w:cs="Arial" w:eastAsia="Arial" w:hAnsi="Arial"/>
+          <w:color w:val="1A1A1A"/>
+          <w:sz w:val="22"/>
+          <w:szCs w:val="22"/>
+          <w:rtl/>
+        </w:rPr>
         <w:t xml:space="preserve">اضغط «📱 إشعار» فتفتح محادثة الشركة برسالة رسمية جاهزة تسرد مواقعها مرتبة بالموعد الأقرب وتطلب تسهيل الدخول وتوفير الكهرباء.</w:t>
+      </w:r>
+    </w:p>
+    <w:p>
+      <w:pPr>
+        <w:pBdr>
+          <w:right w:val="single" w:color="C9A24B" w:sz="18" w:space="8"/>
+        </w:pBdr>
+        <w:shd w:fill="FBF6E9" w:val="clear"/>
+        <w:bidi/>
+        <w:spacing w:after="140" w:before="80" w:line="330"/>
+        <w:ind w:left="115" w:right="115"/>
+        <w:jc w:val="right"/>
+      </w:pPr>
+      <w:r>
+        <w:rPr>
+          <w:rFonts w:ascii="Arial" w:cs="Arial" w:eastAsia="Arial" w:hAnsi="Arial"/>
+          <w:color w:val="1A1A1A"/>
+          <w:sz w:val="21"/>
+          <w:szCs w:val="21"/>
+          <w:rtl/>
+        </w:rPr>
+        <w:t xml:space="preserve">كل رقم محفوظ يظهر في القائمة بعلامة «✔ مطابق» أو «اسم غير مطابق». غير المطابق لن يُربط بمواقع الشركة — احذفه وأعد إضافته باختيار الشركة من القائمة.</w:t>
       </w:r>
     </w:p>
     <w:p>

--- a/docs/nusuk-user-manual.docx
+++ b/docs/nusuk-user-manual.docx
@@ -17,7 +17,7 @@
           <w:szCs w:val="46"/>
           <w:rtl/>
         </w:rPr>
-        <w:t xml:space="preserve">نظام قارئات نُسُك ١٤٤٨هـ</w:t>
+        <w:t xml:space="preserve">متابعة مشروع قارئات نُسُك ١٤٤٨هـ</w:t>
       </w:r>
     </w:p>
     <w:p>
@@ -83,7 +83,7 @@
           <w:szCs w:val="22"/>
           <w:rtl/>
         </w:rPr>
-        <w:t xml:space="preserve">النسخة V5.4</w:t>
+        <w:t xml:space="preserve">النسخة V5.5</w:t>
       </w:r>
     </w:p>
     <w:p>
@@ -272,7 +272,7 @@
           <w:szCs w:val="22"/>
           <w:rtl/>
         </w:rPr>
-        <w:t xml:space="preserve">افتح الرابط في متصفح الهاتف.</w:t>
+        <w:t xml:space="preserve">افتح اللينك في متصفح الموبايل.</w:t>
       </w:r>
     </w:p>
     <w:p>
@@ -294,7 +294,7 @@
           <w:szCs w:val="22"/>
           <w:rtl/>
         </w:rPr>
-        <w:t xml:space="preserve">على الأندرويد: اضغط قائمة المتصفح ثم «تثبيت التطبيق». على الآيفون: زر المشاركة ثم «إضافة إلى الشاشة الرئيسية».</w:t>
+        <w:t xml:space="preserve">أندرويد: افتح قايمة المتصفح ودوس «تثبيت التطبيق».</w:t>
       </w:r>
     </w:p>
     <w:p>
@@ -316,7 +316,29 @@
           <w:szCs w:val="22"/>
           <w:rtl/>
         </w:rPr>
-        <w:t xml:space="preserve">سجّل الدخول ببريدك وكلمة المرور التي زوّدك بها المكتب.</w:t>
+        <w:t xml:space="preserve">آيفون: دوس زر المشاركة وبعدين «إضافة إلى الشاشة الرئيسية».</w:t>
+      </w:r>
+    </w:p>
+    <w:p>
+      <w:pPr>
+        <w:pStyle w:val="ListParagraph"/>
+        <w:numPr>
+          <w:ilvl w:val="0"/>
+          <w:numId w:val="2"/>
+        </w:numPr>
+        <w:bidi/>
+        <w:spacing w:after="80" w:line="330"/>
+        <w:jc w:val="right"/>
+      </w:pPr>
+      <w:r>
+        <w:rPr>
+          <w:rFonts w:ascii="Arial" w:cs="Arial" w:eastAsia="Arial" w:hAnsi="Arial"/>
+          <w:color w:val="1A1A1A"/>
+          <w:sz w:val="22"/>
+          <w:szCs w:val="22"/>
+          <w:rtl/>
+        </w:rPr>
+        <w:t xml:space="preserve">ادخل ببريدك وكلمة السر اللي المكتب داهالك.</w:t>
       </w:r>
     </w:p>
     <w:p>
@@ -338,7 +360,7 @@
           <w:szCs w:val="21"/>
           <w:rtl/>
         </w:rPr>
-        <w:t xml:space="preserve">التثبيت ليس رفاهية: بعده يعمل التطبيق بلا إنترنت ويفتح أسرع ويبقى بياناتك محفوظة على الجهاز.</w:t>
+        <w:t xml:space="preserve">التثبيت مهم مش رفاهية: بعده التطبيق بيشتغل من غير نت، وبيفتح أسرع، وشغلك بيفضل محفوظ على الموبايل.</w:t>
       </w:r>
     </w:p>
     <w:p>
@@ -502,7 +524,7 @@
                 <w:szCs w:val="20"/>
                 <w:rtl/>
               </w:rPr>
-              <w:t xml:space="preserve">المسح والتركيب واقتراح المواقع والتبليغ — ويرى أداءه وجدوله فقط</w:t>
+              <w:t xml:space="preserve">بيمسح ويركّب ويقترح مواقع ويبلّغ — وبيشوف شغله هو وجدوله بس</w:t>
             </w:r>
           </w:p>
         </w:tc>
@@ -818,7 +840,7 @@
                 <w:szCs w:val="20"/>
                 <w:rtl/>
               </w:rPr>
-              <w:t xml:space="preserve">لماذا تفتحها</w:t>
+              <w:t xml:space="preserve">بتفتحها ليه</w:t>
             </w:r>
           </w:p>
         </w:tc>
@@ -880,7 +902,7 @@
                 <w:szCs w:val="20"/>
                 <w:rtl/>
               </w:rPr>
-              <w:t xml:space="preserve">ترى النقاط ملوّنة بحالتها، وتفتح أي نقطة بالضغط عليها. زر ◎ يرجّعك لموقعك</w:t>
+              <w:t xml:space="preserve">تشوف النقط ملوّنة بحالتها وتدوس على أي نقطة تفتحها. زر ◎ يرجّعك لمكانك</w:t>
             </w:r>
           </w:p>
         </w:tc>
@@ -942,7 +964,7 @@
                 <w:szCs w:val="20"/>
                 <w:rtl/>
               </w:rPr>
-              <w:t xml:space="preserve">قائمة مرتبة بالأقرب إليك، مع بحث بالشاخص أو المربع أو الشركة</w:t>
+              <w:t xml:space="preserve">قايمة مرتبة بالأقرب ليك، وفيها بحث بالشاخص أو المربع أو الشركة</w:t>
             </w:r>
           </w:p>
         </w:tc>
@@ -1004,7 +1026,7 @@
                 <w:szCs w:val="20"/>
                 <w:rtl/>
               </w:rPr>
-              <w:t xml:space="preserve">ما سجّلته أنت — للمراجعة السريعة</w:t>
+              <w:t xml:space="preserve">اللي إنت سجّلته — تراجعه بسرعة</w:t>
             </w:r>
           </w:p>
         </w:tc>
@@ -1066,7 +1088,7 @@
                 <w:szCs w:val="20"/>
                 <w:rtl/>
               </w:rPr>
-              <w:t xml:space="preserve">النسخ الاحتياطي والتصدير وأدلة النظام</w:t>
+              <w:t xml:space="preserve">النسخة الاحتياطية والتصدير وأدلة النظام وفحص التحديثات</w:t>
             </w:r>
           </w:p>
         </w:tc>
@@ -1089,7 +1111,28 @@
           <w:szCs w:val="25"/>
           <w:rtl/>
         </w:rPr>
-        <w:t xml:space="preserve">٢.٢ مسح موقع — ثماني خطوات</w:t>
+        <w:t xml:space="preserve">٢.٢ مسح موقع — بالترتيب</w:t>
+      </w:r>
+    </w:p>
+    <w:p>
+      <w:pPr>
+        <w:bidi/>
+        <w:spacing w:after="110" w:before="0" w:line="330"/>
+        <w:jc w:val="right"/>
+      </w:pPr>
+      <w:r>
+        <w:rPr>
+          <w:rFonts w:ascii="Arial" w:cs="Arial" w:eastAsia="Arial" w:hAnsi="Arial"/>
+          <w:b w:val="false"/>
+          <w:bCs w:val="false"/>
+          <w:i w:val="false"/>
+          <w:iCs w:val="false"/>
+          <w:color w:val="5A5A5A"/>
+          <w:sz w:val="21"/>
+          <w:szCs w:val="21"/>
+          <w:rtl/>
+        </w:rPr>
+        <w:t xml:space="preserve">اتبع الترتيب ده وخلاص:</w:t>
       </w:r>
     </w:p>
     <w:p>
@@ -1133,7 +1176,7 @@
           <w:szCs w:val="22"/>
           <w:rtl/>
         </w:rPr>
-        <w:t xml:space="preserve">اقرأ «بيانات مسجّلة»: الشركة والشاخص والمربع والسعة ونقطة الاتصال. هذه من ملفات المشروع — لا تُعدّلها إلا إن وجدت غيرها فعلًا في الموقع، وحينها اضغط «تعديل» بجوار البند.</w:t>
+        <w:t xml:space="preserve">اقرا «بيانات مسجّلة» فوق: الشركة والشاخص والمربع والسعة والشبكة. دي مكتوبة من قبلك — اقراها بس.</w:t>
       </w:r>
     </w:p>
     <w:p>
@@ -1155,7 +1198,7 @@
           <w:szCs w:val="22"/>
           <w:rtl/>
         </w:rPr>
-        <w:t xml:space="preserve">سجّل القياسات: الأبعاد والكهرباء ومسار الكابل وعدد الأطقم وساعات التركيب.</w:t>
+        <w:t xml:space="preserve">لقيت حاجة على الأرض غير المكتوبة؟ دوس «تعديل» جنب البند وصححها.</w:t>
       </w:r>
     </w:p>
     <w:p>
@@ -1177,7 +1220,7 @@
           <w:szCs w:val="22"/>
           <w:rtl/>
         </w:rPr>
-        <w:t xml:space="preserve">اختر التحديات من القائمة، واكتب وصفًا لو اخترت «أخرى».</w:t>
+        <w:t xml:space="preserve">املا القياسات: الأبعاد والكهربا ومسار الكابل وعدد الأطقم وساعات التركيب.</w:t>
       </w:r>
     </w:p>
     <w:p>
@@ -1199,7 +1242,7 @@
           <w:szCs w:val="22"/>
           <w:rtl/>
         </w:rPr>
-        <w:t xml:space="preserve">التقط الصور. الصور الإلزامية لا يقبل التطبيق الحفظ بدونها.</w:t>
+        <w:t xml:space="preserve">اختار التحديات من القايمة. لو اخترت «أخرى» اكتب هي إيه.</w:t>
       </w:r>
     </w:p>
     <w:p>
@@ -1221,7 +1264,7 @@
           <w:szCs w:val="22"/>
           <w:rtl/>
         </w:rPr>
-        <w:t xml:space="preserve">حدّد الصلاحية: مناسب، أو مناسب بتعديل، أو غير مناسب — واذكر السبب.</w:t>
+        <w:t xml:space="preserve">صوّر. الصور اللي عليها نجمة إلزامية — التطبيق مش هيحفظ من غيرها.</w:t>
       </w:r>
     </w:p>
     <w:p>
@@ -1243,7 +1286,7 @@
           <w:szCs w:val="22"/>
           <w:rtl/>
         </w:rPr>
-        <w:t xml:space="preserve">احفظ. سيظهر الموقع «تمت الزيارة» على الخريطة فورًا.</w:t>
+        <w:t xml:space="preserve">قول رأيك: مناسب؟ ولا مناسب بس محتاج تعديل؟ ولا غير مناسب؟ واكتب السبب.</w:t>
       </w:r>
     </w:p>
     <w:p>
@@ -1265,115 +1308,7 @@
           <w:szCs w:val="22"/>
           <w:rtl/>
         </w:rPr>
-        <w:t xml:space="preserve">لو خرجت قبل الحفظ فما كتبته يبقى مسوّدة — افتح الموقع ثانية وستجده.</w:t>
-      </w:r>
-    </w:p>
-    <w:p>
-      <w:pPr>
-        <w:pStyle w:val="Heading2"/>
-        <w:bidi/>
-        <w:spacing w:after="110" w:before="250"/>
-        <w:jc w:val="right"/>
-      </w:pPr>
-      <w:r>
-        <w:rPr>
-          <w:rFonts w:ascii="Arial" w:cs="Arial" w:eastAsia="Arial" w:hAnsi="Arial"/>
-          <w:b/>
-          <w:bCs/>
-          <w:color w:val="1A1A1A"/>
-          <w:sz w:val="25"/>
-          <w:szCs w:val="25"/>
-          <w:rtl/>
-        </w:rPr>
-        <w:t xml:space="preserve">٢.٣ تنفيذ التركيب</w:t>
-      </w:r>
-    </w:p>
-    <w:p>
-      <w:pPr>
-        <w:pStyle w:val="ListParagraph"/>
-        <w:numPr>
-          <w:ilvl w:val="0"/>
-          <w:numId w:val="2"/>
-        </w:numPr>
-        <w:bidi/>
-        <w:spacing w:after="80" w:line="330"/>
-        <w:jc w:val="right"/>
-      </w:pPr>
-      <w:r>
-        <w:rPr>
-          <w:rFonts w:ascii="Arial" w:cs="Arial" w:eastAsia="Arial" w:hAnsi="Arial"/>
-          <w:color w:val="1A1A1A"/>
-          <w:sz w:val="22"/>
-          <w:szCs w:val="22"/>
-          <w:rtl/>
-        </w:rPr>
-        <w:t xml:space="preserve">افتح النقطة في وضع التركيب.</w:t>
-      </w:r>
-    </w:p>
-    <w:p>
-      <w:pPr>
-        <w:pStyle w:val="ListParagraph"/>
-        <w:numPr>
-          <w:ilvl w:val="0"/>
-          <w:numId w:val="2"/>
-        </w:numPr>
-        <w:bidi/>
-        <w:spacing w:after="80" w:line="330"/>
-        <w:jc w:val="right"/>
-      </w:pPr>
-      <w:r>
-        <w:rPr>
-          <w:rFonts w:ascii="Arial" w:cs="Arial" w:eastAsia="Arial" w:hAnsi="Arial"/>
-          <w:color w:val="1A1A1A"/>
-          <w:sz w:val="22"/>
-          <w:szCs w:val="22"/>
-          <w:rtl/>
-        </w:rPr>
-        <w:t xml:space="preserve">حدّث الحالة: «بدأ التركيب» عند المباشرة، «تم التركيب» عند الانتهاء، «متعذّر» إن استحال.</w:t>
-      </w:r>
-    </w:p>
-    <w:p>
-      <w:pPr>
-        <w:pStyle w:val="ListParagraph"/>
-        <w:numPr>
-          <w:ilvl w:val="0"/>
-          <w:numId w:val="2"/>
-        </w:numPr>
-        <w:bidi/>
-        <w:spacing w:after="80" w:line="330"/>
-        <w:jc w:val="right"/>
-      </w:pPr>
-      <w:r>
-        <w:rPr>
-          <w:rFonts w:ascii="Arial" w:cs="Arial" w:eastAsia="Arial" w:hAnsi="Arial"/>
-          <w:color w:val="1A1A1A"/>
-          <w:sz w:val="22"/>
-          <w:szCs w:val="22"/>
-          <w:rtl/>
-        </w:rPr>
-        <w:t xml:space="preserve">صورة ما بعد التركيب إلزامية لحالة «تم التركيب».</w:t>
-      </w:r>
-    </w:p>
-    <w:p>
-      <w:pPr>
-        <w:pStyle w:val="ListParagraph"/>
-        <w:numPr>
-          <w:ilvl w:val="0"/>
-          <w:numId w:val="2"/>
-        </w:numPr>
-        <w:bidi/>
-        <w:spacing w:after="80" w:line="330"/>
-        <w:jc w:val="right"/>
-      </w:pPr>
-      <w:r>
-        <w:rPr>
-          <w:rFonts w:ascii="Arial" w:cs="Arial" w:eastAsia="Arial" w:hAnsi="Arial"/>
-          <w:color w:val="1A1A1A"/>
-          <w:sz w:val="22"/>
-          <w:szCs w:val="22"/>
-          <w:rtl/>
-        </w:rPr>
-        <w:t xml:space="preserve">اكتب عدد الأطقم المركّبة وأي ملاحظة تهم المكتب.</w:t>
+        <w:t xml:space="preserve">احفظ. الموقع هيبقى «تمت الزيارة» على الخريطة على طول.</w:t>
       </w:r>
     </w:p>
     <w:p>
@@ -1395,7 +1330,7 @@
           <w:szCs w:val="21"/>
           <w:rtl/>
         </w:rPr>
-        <w:t xml:space="preserve">بعد الحفظ تدخل النقطة طابور التدقيق الهندسي تلقائيًا. لو أرجعها المهندس بملاحظة ستصلك في الجرس 🔔.</w:t>
+        <w:t xml:space="preserve">خرجت قبل ما تحفظ؟ متقلقش — اللي كتبته محفوظ في المسوّدة. افتح الموقع تاني هتلاقيه.</w:t>
       </w:r>
     </w:p>
     <w:p>
@@ -1415,7 +1350,7 @@
           <w:szCs w:val="25"/>
           <w:rtl/>
         </w:rPr>
-        <w:t xml:space="preserve">٢.٤ جدولي — نقاطك المُسندة</w:t>
+        <w:t xml:space="preserve">٢.٣ وقت التركيب</w:t>
       </w:r>
     </w:p>
     <w:p>
@@ -1436,29 +1371,280 @@
           <w:szCs w:val="22"/>
           <w:rtl/>
         </w:rPr>
-        <w:t xml:space="preserve">زر «📋 جدولي» يظهر لك تلقائيًا حين يُسند إليك المهندس نقاطًا. يعرضها مجمّعة بالمشعر والمربع، ولكل نقطة رابط ملاحة يوصلك إليها مباشرة.</w:t>
-      </w:r>
-    </w:p>
-    <w:p>
-      <w:pPr>
-        <w:pStyle w:val="Heading2"/>
-        <w:bidi/>
-        <w:spacing w:after="110" w:before="250"/>
-        <w:jc w:val="right"/>
-      </w:pPr>
-      <w:r>
-        <w:rPr>
-          <w:rFonts w:ascii="Arial" w:cs="Arial" w:eastAsia="Arial" w:hAnsi="Arial"/>
-          <w:b/>
-          <w:bCs/>
-          <w:color w:val="1A1A1A"/>
-          <w:sz w:val="25"/>
-          <w:szCs w:val="25"/>
-          <w:rtl/>
-        </w:rPr>
-        <w:t xml:space="preserve">٢.٥ التبليغ عن مشكلة</w:t>
-      </w:r>
-    </w:p>
+        <w:t xml:space="preserve">افتح النقطة وحدّث الحالة:</w:t>
+      </w:r>
+    </w:p>
+    <w:tbl>
+      <w:tblPr>
+        <w:bidiVisual/>
+        <w:tblW w:type="dxa" w:w="8400"/>
+        <w:tblBorders>
+          <w:top w:val="single" w:color="auto" w:sz="4"/>
+          <w:left w:val="single" w:color="auto" w:sz="4"/>
+          <w:bottom w:val="single" w:color="auto" w:sz="4"/>
+          <w:right w:val="single" w:color="auto" w:sz="4"/>
+          <w:insideH w:val="single" w:color="auto" w:sz="4"/>
+          <w:insideV w:val="single" w:color="auto" w:sz="4"/>
+        </w:tblBorders>
+      </w:tblPr>
+      <w:tblGrid>
+        <w:gridCol w:w="2700"/>
+        <w:gridCol w:w="5700"/>
+      </w:tblGrid>
+      <w:tr>
+        <w:trPr>
+          <w:tblHeader/>
+        </w:trPr>
+        <w:tc>
+          <w:tcPr>
+            <w:tcW w:type="dxa" w:w="2700"/>
+            <w:shd w:fill="F2EAD8" w:val="clear"/>
+            <w:tcMar>
+              <w:top w:type="dxa" w:w="70"/>
+              <w:left w:type="dxa" w:w="90"/>
+              <w:bottom w:type="dxa" w:w="70"/>
+              <w:right w:type="dxa" w:w="90"/>
+            </w:tcMar>
+          </w:tcPr>
+          <w:p>
+            <w:pPr>
+              <w:bidi/>
+              <w:spacing w:after="0" w:line="300"/>
+              <w:jc w:val="right"/>
+            </w:pPr>
+            <w:r>
+              <w:rPr>
+                <w:rFonts w:ascii="Arial" w:cs="Arial" w:eastAsia="Arial" w:hAnsi="Arial"/>
+                <w:b/>
+                <w:bCs/>
+                <w:color w:val="1A1A1A"/>
+                <w:sz w:val="20"/>
+                <w:szCs w:val="20"/>
+                <w:rtl/>
+              </w:rPr>
+              <w:t xml:space="preserve">الحالة</w:t>
+            </w:r>
+          </w:p>
+        </w:tc>
+        <w:tc>
+          <w:tcPr>
+            <w:tcW w:type="dxa" w:w="5700"/>
+            <w:shd w:fill="F2EAD8" w:val="clear"/>
+            <w:tcMar>
+              <w:top w:type="dxa" w:w="70"/>
+              <w:left w:type="dxa" w:w="90"/>
+              <w:bottom w:type="dxa" w:w="70"/>
+              <w:right w:type="dxa" w:w="90"/>
+            </w:tcMar>
+          </w:tcPr>
+          <w:p>
+            <w:pPr>
+              <w:bidi/>
+              <w:spacing w:after="0" w:line="300"/>
+              <w:jc w:val="right"/>
+            </w:pPr>
+            <w:r>
+              <w:rPr>
+                <w:rFonts w:ascii="Arial" w:cs="Arial" w:eastAsia="Arial" w:hAnsi="Arial"/>
+                <w:b/>
+                <w:bCs/>
+                <w:color w:val="1A1A1A"/>
+                <w:sz w:val="20"/>
+                <w:szCs w:val="20"/>
+                <w:rtl/>
+              </w:rPr>
+              <w:t xml:space="preserve">امتى تختارها</w:t>
+            </w:r>
+          </w:p>
+        </w:tc>
+      </w:tr>
+      <w:tr>
+        <w:tc>
+          <w:tcPr>
+            <w:tcW w:type="dxa" w:w="2700"/>
+            <w:tcMar>
+              <w:top w:type="dxa" w:w="70"/>
+              <w:left w:type="dxa" w:w="90"/>
+              <w:bottom w:type="dxa" w:w="70"/>
+              <w:right w:type="dxa" w:w="90"/>
+            </w:tcMar>
+          </w:tcPr>
+          <w:p>
+            <w:pPr>
+              <w:bidi/>
+              <w:spacing w:after="0" w:line="300"/>
+              <w:jc w:val="right"/>
+            </w:pPr>
+            <w:r>
+              <w:rPr>
+                <w:rFonts w:ascii="Arial" w:cs="Arial" w:eastAsia="Arial" w:hAnsi="Arial"/>
+                <w:b w:val="false"/>
+                <w:bCs w:val="false"/>
+                <w:color w:val="5A5A5A"/>
+                <w:sz w:val="20"/>
+                <w:szCs w:val="20"/>
+                <w:rtl/>
+              </w:rPr>
+              <w:t xml:space="preserve">بدأ التركيب</w:t>
+            </w:r>
+          </w:p>
+        </w:tc>
+        <w:tc>
+          <w:tcPr>
+            <w:tcW w:type="dxa" w:w="5700"/>
+            <w:tcMar>
+              <w:top w:type="dxa" w:w="70"/>
+              <w:left w:type="dxa" w:w="90"/>
+              <w:bottom w:type="dxa" w:w="70"/>
+              <w:right w:type="dxa" w:w="90"/>
+            </w:tcMar>
+          </w:tcPr>
+          <w:p>
+            <w:pPr>
+              <w:bidi/>
+              <w:spacing w:after="0" w:line="300"/>
+              <w:jc w:val="right"/>
+            </w:pPr>
+            <w:r>
+              <w:rPr>
+                <w:rFonts w:ascii="Arial" w:cs="Arial" w:eastAsia="Arial" w:hAnsi="Arial"/>
+                <w:b w:val="false"/>
+                <w:bCs w:val="false"/>
+                <w:color w:val="5A5A5A"/>
+                <w:sz w:val="20"/>
+                <w:szCs w:val="20"/>
+                <w:rtl/>
+              </w:rPr>
+              <w:t xml:space="preserve">أول ما تبدأ شغل</w:t>
+            </w:r>
+          </w:p>
+        </w:tc>
+      </w:tr>
+      <w:tr>
+        <w:tc>
+          <w:tcPr>
+            <w:tcW w:type="dxa" w:w="2700"/>
+            <w:tcMar>
+              <w:top w:type="dxa" w:w="70"/>
+              <w:left w:type="dxa" w:w="90"/>
+              <w:bottom w:type="dxa" w:w="70"/>
+              <w:right w:type="dxa" w:w="90"/>
+            </w:tcMar>
+          </w:tcPr>
+          <w:p>
+            <w:pPr>
+              <w:bidi/>
+              <w:spacing w:after="0" w:line="300"/>
+              <w:jc w:val="right"/>
+            </w:pPr>
+            <w:r>
+              <w:rPr>
+                <w:rFonts w:ascii="Arial" w:cs="Arial" w:eastAsia="Arial" w:hAnsi="Arial"/>
+                <w:b w:val="false"/>
+                <w:bCs w:val="false"/>
+                <w:color w:val="5A5A5A"/>
+                <w:sz w:val="20"/>
+                <w:szCs w:val="20"/>
+                <w:rtl/>
+              </w:rPr>
+              <w:t xml:space="preserve">تم التركيب</w:t>
+            </w:r>
+          </w:p>
+        </w:tc>
+        <w:tc>
+          <w:tcPr>
+            <w:tcW w:type="dxa" w:w="5700"/>
+            <w:tcMar>
+              <w:top w:type="dxa" w:w="70"/>
+              <w:left w:type="dxa" w:w="90"/>
+              <w:bottom w:type="dxa" w:w="70"/>
+              <w:right w:type="dxa" w:w="90"/>
+            </w:tcMar>
+          </w:tcPr>
+          <w:p>
+            <w:pPr>
+              <w:bidi/>
+              <w:spacing w:after="0" w:line="300"/>
+              <w:jc w:val="right"/>
+            </w:pPr>
+            <w:r>
+              <w:rPr>
+                <w:rFonts w:ascii="Arial" w:cs="Arial" w:eastAsia="Arial" w:hAnsi="Arial"/>
+                <w:b w:val="false"/>
+                <w:bCs w:val="false"/>
+                <w:color w:val="5A5A5A"/>
+                <w:sz w:val="20"/>
+                <w:szCs w:val="20"/>
+                <w:rtl/>
+              </w:rPr>
+              <w:t xml:space="preserve">خلصت — والصورة بعد التركيب لازم</w:t>
+            </w:r>
+          </w:p>
+        </w:tc>
+      </w:tr>
+      <w:tr>
+        <w:tc>
+          <w:tcPr>
+            <w:tcW w:type="dxa" w:w="2700"/>
+            <w:tcMar>
+              <w:top w:type="dxa" w:w="70"/>
+              <w:left w:type="dxa" w:w="90"/>
+              <w:bottom w:type="dxa" w:w="70"/>
+              <w:right w:type="dxa" w:w="90"/>
+            </w:tcMar>
+          </w:tcPr>
+          <w:p>
+            <w:pPr>
+              <w:bidi/>
+              <w:spacing w:after="0" w:line="300"/>
+              <w:jc w:val="right"/>
+            </w:pPr>
+            <w:r>
+              <w:rPr>
+                <w:rFonts w:ascii="Arial" w:cs="Arial" w:eastAsia="Arial" w:hAnsi="Arial"/>
+                <w:b w:val="false"/>
+                <w:bCs w:val="false"/>
+                <w:color w:val="5A5A5A"/>
+                <w:sz w:val="20"/>
+                <w:szCs w:val="20"/>
+                <w:rtl/>
+              </w:rPr>
+              <w:t xml:space="preserve">متعذّر</w:t>
+            </w:r>
+          </w:p>
+        </w:tc>
+        <w:tc>
+          <w:tcPr>
+            <w:tcW w:type="dxa" w:w="5700"/>
+            <w:tcMar>
+              <w:top w:type="dxa" w:w="70"/>
+              <w:left w:type="dxa" w:w="90"/>
+              <w:bottom w:type="dxa" w:w="70"/>
+              <w:right w:type="dxa" w:w="90"/>
+            </w:tcMar>
+          </w:tcPr>
+          <w:p>
+            <w:pPr>
+              <w:bidi/>
+              <w:spacing w:after="0" w:line="300"/>
+              <w:jc w:val="right"/>
+            </w:pPr>
+            <w:r>
+              <w:rPr>
+                <w:rFonts w:ascii="Arial" w:cs="Arial" w:eastAsia="Arial" w:hAnsi="Arial"/>
+                <w:b w:val="false"/>
+                <w:bCs w:val="false"/>
+                <w:color w:val="5A5A5A"/>
+                <w:sz w:val="20"/>
+                <w:szCs w:val="20"/>
+                <w:rtl/>
+              </w:rPr>
+              <w:t xml:space="preserve">مش قادر تركّب، واكتب ليه</w:t>
+            </w:r>
+          </w:p>
+        </w:tc>
+      </w:tr>
+    </w:tbl>
     <w:p>
       <w:pPr>
         <w:bidi/>
@@ -1477,7 +1663,29 @@
           <w:szCs w:val="22"/>
           <w:rtl/>
         </w:rPr>
-        <w:t xml:space="preserve">اضغط «📣 بلّغ» داخل النقطة، اختر السبب من ستة خيارات، واكتب تفاصيل إن شئت. تُرسل رسالة تحمل رقم الشاخص والمربع والمشعر ورابط موقعك على الخريطة — فلا يسألك أحد «أي مخيم». تصل للمكتب واتساب، وتُسجَّل في النظام حتى لو لم يُفتح واتساب.</w:t>
+        <w:t xml:space="preserve">اكتب كمان عدد الأطقم اللي ركّبتها، وأي ملاحظة تهم المكتب.</w:t>
+      </w:r>
+    </w:p>
+    <w:p>
+      <w:pPr>
+        <w:pBdr>
+          <w:right w:val="single" w:color="C9A24B" w:sz="18" w:space="8"/>
+        </w:pBdr>
+        <w:shd w:fill="FBF6E9" w:val="clear"/>
+        <w:bidi/>
+        <w:spacing w:after="140" w:before="80" w:line="330"/>
+        <w:ind w:left="115" w:right="115"/>
+        <w:jc w:val="right"/>
+      </w:pPr>
+      <w:r>
+        <w:rPr>
+          <w:rFonts w:ascii="Arial" w:cs="Arial" w:eastAsia="Arial" w:hAnsi="Arial"/>
+          <w:color w:val="1A1A1A"/>
+          <w:sz w:val="21"/>
+          <w:szCs w:val="21"/>
+          <w:rtl/>
+        </w:rPr>
+        <w:t xml:space="preserve">بعد ما تحفظ، النقطة بتروح للمهندس عشان يدقّقها. لو رجّعهالك بملاحظة هتوصلك في الجرس 🔔.</w:t>
       </w:r>
     </w:p>
     <w:p>
@@ -1497,7 +1705,7 @@
           <w:szCs w:val="25"/>
           <w:rtl/>
         </w:rPr>
-        <w:t xml:space="preserve">٢.٦ موقع غير مسجّل</w:t>
+        <w:t xml:space="preserve">٢.٤ جدولي — النقط بتاعتك</w:t>
       </w:r>
     </w:p>
     <w:p>
@@ -1518,7 +1726,152 @@
           <w:szCs w:val="22"/>
           <w:rtl/>
         </w:rPr>
-        <w:t xml:space="preserve">اضغط «＋ موقع غير مسجّل». يفحص التطبيق ١٤٠ مترًا حولك ويعرض المواقع المسجّلة القريبة أولًا — راجعها، فأغلب البلاغات تكون وقوفًا بجوار موقع مسجّل بالفعل. فإن تأكدت أنه جديد، أكمل البيانات وصوّر الشاخص وأرسل للاعتماد.</w:t>
+        <w:t xml:space="preserve">زر «📋 جدولي» بيظهرلك لوحده لما المهندس يدّيك نقط. بيوريهالك مجمّعة بالمشعر والمربع، وكل نقطة معاها لينك ملاحة يوصّلك لها.</w:t>
+      </w:r>
+    </w:p>
+    <w:p>
+      <w:pPr>
+        <w:pStyle w:val="Heading2"/>
+        <w:bidi/>
+        <w:spacing w:after="110" w:before="250"/>
+        <w:jc w:val="right"/>
+      </w:pPr>
+      <w:r>
+        <w:rPr>
+          <w:rFonts w:ascii="Arial" w:cs="Arial" w:eastAsia="Arial" w:hAnsi="Arial"/>
+          <w:b/>
+          <w:bCs/>
+          <w:color w:val="1A1A1A"/>
+          <w:sz w:val="25"/>
+          <w:szCs w:val="25"/>
+          <w:rtl/>
+        </w:rPr>
+        <w:t xml:space="preserve">٢.٥ لو فيه حاجة واقفاك</w:t>
+      </w:r>
+    </w:p>
+    <w:p>
+      <w:pPr>
+        <w:bidi/>
+        <w:spacing w:after="110" w:before="0" w:line="330"/>
+        <w:jc w:val="right"/>
+      </w:pPr>
+      <w:r>
+        <w:rPr>
+          <w:rFonts w:ascii="Arial" w:cs="Arial" w:eastAsia="Arial" w:hAnsi="Arial"/>
+          <w:b w:val="false"/>
+          <w:bCs w:val="false"/>
+          <w:i w:val="false"/>
+          <w:iCs w:val="false"/>
+          <w:color w:val="1A1A1A"/>
+          <w:sz w:val="22"/>
+          <w:szCs w:val="22"/>
+          <w:rtl/>
+        </w:rPr>
+        <w:t xml:space="preserve">دوس «📣 بلّغ» جوه النقطة، اختار السبب من ٦ اختيارات، واكتب تفاصيل لو حابب.</w:t>
+      </w:r>
+    </w:p>
+    <w:p>
+      <w:pPr>
+        <w:bidi/>
+        <w:spacing w:after="110" w:before="0" w:line="330"/>
+        <w:jc w:val="right"/>
+      </w:pPr>
+      <w:r>
+        <w:rPr>
+          <w:rFonts w:ascii="Arial" w:cs="Arial" w:eastAsia="Arial" w:hAnsi="Arial"/>
+          <w:b w:val="false"/>
+          <w:bCs w:val="false"/>
+          <w:i w:val="false"/>
+          <w:iCs w:val="false"/>
+          <w:color w:val="1A1A1A"/>
+          <w:sz w:val="22"/>
+          <w:szCs w:val="22"/>
+          <w:rtl/>
+        </w:rPr>
+        <w:t xml:space="preserve">الرسالة هتروح للمكتب وفيها رقم الشاخص والمربع والمشعر ولينك مكانك على الخريطة. يعني محدش هيسألك «أنهي مخيم». وبتتسجّل في النظام حتى لو الواتساب ما اتفتحش.</w:t>
+      </w:r>
+    </w:p>
+    <w:p>
+      <w:pPr>
+        <w:pStyle w:val="Heading2"/>
+        <w:bidi/>
+        <w:spacing w:after="110" w:before="250"/>
+        <w:jc w:val="right"/>
+      </w:pPr>
+      <w:r>
+        <w:rPr>
+          <w:rFonts w:ascii="Arial" w:cs="Arial" w:eastAsia="Arial" w:hAnsi="Arial"/>
+          <w:b/>
+          <w:bCs/>
+          <w:color w:val="1A1A1A"/>
+          <w:sz w:val="25"/>
+          <w:szCs w:val="25"/>
+          <w:rtl/>
+        </w:rPr>
+        <w:t xml:space="preserve">٢.٦ لقيت مخيم مش موجود في التطبيق؟</w:t>
+      </w:r>
+    </w:p>
+    <w:p>
+      <w:pPr>
+        <w:bidi/>
+        <w:spacing w:after="110" w:before="0" w:line="330"/>
+        <w:jc w:val="right"/>
+      </w:pPr>
+      <w:r>
+        <w:rPr>
+          <w:rFonts w:ascii="Arial" w:cs="Arial" w:eastAsia="Arial" w:hAnsi="Arial"/>
+          <w:b w:val="false"/>
+          <w:bCs w:val="false"/>
+          <w:i w:val="false"/>
+          <w:iCs w:val="false"/>
+          <w:color w:val="1A1A1A"/>
+          <w:sz w:val="22"/>
+          <w:szCs w:val="22"/>
+          <w:rtl/>
+        </w:rPr>
+        <w:t xml:space="preserve">دوس «＋ موقع غير مسجّل».</w:t>
+      </w:r>
+    </w:p>
+    <w:p>
+      <w:pPr>
+        <w:bidi/>
+        <w:spacing w:after="110" w:before="0" w:line="330"/>
+        <w:jc w:val="right"/>
+      </w:pPr>
+      <w:r>
+        <w:rPr>
+          <w:rFonts w:ascii="Arial" w:cs="Arial" w:eastAsia="Arial" w:hAnsi="Arial"/>
+          <w:b w:val="false"/>
+          <w:bCs w:val="false"/>
+          <w:i w:val="false"/>
+          <w:iCs w:val="false"/>
+          <w:color w:val="1A1A1A"/>
+          <w:sz w:val="22"/>
+          <w:szCs w:val="22"/>
+          <w:rtl/>
+        </w:rPr>
+        <w:t xml:space="preserve">التطبيق هيوريك المواقع المسجّلة القريبة منك الأول — بُصّ عليها. أغلب الوقت بيكون المخيم موجود وإنت واقف جنبه.</w:t>
+      </w:r>
+    </w:p>
+    <w:p>
+      <w:pPr>
+        <w:bidi/>
+        <w:spacing w:after="110" w:before="0" w:line="330"/>
+        <w:jc w:val="right"/>
+      </w:pPr>
+      <w:r>
+        <w:rPr>
+          <w:rFonts w:ascii="Arial" w:cs="Arial" w:eastAsia="Arial" w:hAnsi="Arial"/>
+          <w:b w:val="false"/>
+          <w:bCs w:val="false"/>
+          <w:i w:val="false"/>
+          <w:iCs w:val="false"/>
+          <w:color w:val="1A1A1A"/>
+          <w:sz w:val="22"/>
+          <w:szCs w:val="22"/>
+          <w:rtl/>
+        </w:rPr>
+        <w:t xml:space="preserve">متأكد إنه جديد؟ كمّل البيانات وصوّر الشاخص وابعت للمكتب.</w:t>
       </w:r>
     </w:p>
     <w:p>
@@ -1540,7 +1893,7 @@
           <w:szCs w:val="21"/>
           <w:rtl/>
         </w:rPr>
-        <w:t xml:space="preserve">لو كان المخيم بلا تخصيص لشركة، اختر السبب «عدم وجود تخصيص» ولن يطلب منك التطبيق شركة.</w:t>
+        <w:t xml:space="preserve">المخيم ماعندوش شركة؟ اختار السبب «عدم وجود تخصيص» — ساعتها التطبيق مش هيطلب منك شركة.</w:t>
       </w:r>
     </w:p>
     <w:p>
@@ -1560,7 +1913,7 @@
           <w:szCs w:val="25"/>
           <w:rtl/>
         </w:rPr>
-        <w:t xml:space="preserve">٢.٧ أشياء تريحك</w:t>
+        <w:t xml:space="preserve">٢.٧ حاجات تريّحك</w:t>
       </w:r>
     </w:p>
     <w:p>
@@ -1582,7 +1935,7 @@
           <w:szCs w:val="22"/>
           <w:rtl/>
         </w:rPr>
-        <w:t xml:space="preserve">لا تحتاج إنترنت. كل ما تسجّله محفوظ على جهازك ويرفع نفسه أول ما تعود الشبكة — لا تضغط أي زر مزامنة.</w:t>
+        <w:t xml:space="preserve">مش محتاج نت. اشتغل عادي — الشغل بيتحفظ على موبايلك ويرفع نفسه لوحده أول ما النت يرجع.</w:t>
       </w:r>
     </w:p>
     <w:p>
@@ -1604,7 +1957,7 @@
           <w:szCs w:val="22"/>
           <w:rtl/>
         </w:rPr>
-        <w:t xml:space="preserve">لا يُمسح شيء من جهازك قبل أن يؤكّد الخادم استلامه.</w:t>
+        <w:t xml:space="preserve">مفيش حاجة بتتمسح من موبايلك غير لما السيرفر يقول استلمت.</w:t>
       </w:r>
     </w:p>
     <w:p>
@@ -1626,7 +1979,7 @@
           <w:szCs w:val="22"/>
           <w:rtl/>
         </w:rPr>
-        <w:t xml:space="preserve">اسم الشركة من القائمة فقط. لم تجدها؟ اطلب إضافتها من داخل القائمة ويعتمدها المهندس.</w:t>
+        <w:t xml:space="preserve">اسم الشركة بتختاره من القايمة. مش لاقيها؟ اطلب إضافتها من جوه القايمة والمهندس هيعتمدها.</w:t>
       </w:r>
     </w:p>
     <w:p>
@@ -1648,7 +2001,7 @@
           <w:szCs w:val="22"/>
           <w:rtl/>
         </w:rPr>
-        <w:t xml:space="preserve">رقم الشاخص بصيغة أرقام/أرقام — التطبيق يرفض غيرها حتى لا تختلط الأرقام لاحقًا.</w:t>
+        <w:t xml:space="preserve">رقم الشاخص لازم يكون أرقام/أرقام — زي ٥٧/٢. التطبيق هيرفض أي شكل تاني.</w:t>
       </w:r>
     </w:p>
     <w:p>
@@ -1670,7 +2023,7 @@
           <w:szCs w:val="22"/>
           <w:rtl/>
         </w:rPr>
-        <w:t xml:space="preserve">الجرس 🔔 في أعلى الشاشة يعرض ما يخصّك أنت: ما أُسند إليك وما أُرجع من تدقيقك. لا يعرض نشاط زملائك.</w:t>
+        <w:t xml:space="preserve">الجرس 🔔 فوق بيوريك حاجاتك إنت بس: اللي اتدّالك واللي اترجّعلك. مش هيوريك شغل زمايلك.</w:t>
       </w:r>
     </w:p>
     <w:p>
@@ -3886,7 +4239,7 @@
                 <w:szCs w:val="20"/>
                 <w:rtl/>
               </w:rPr>
-              <w:t xml:space="preserve">التحديث لم يصلني</w:t>
+              <w:t xml:space="preserve">التحديث مش جايلي</w:t>
             </w:r>
           </w:p>
         </w:tc>
@@ -3916,7 +4269,7 @@
                 <w:szCs w:val="20"/>
                 <w:rtl/>
               </w:rPr>
-              <w:t xml:space="preserve">أغلق التطبيق تمامًا وافتحه مرتين، وتحقق من رقم النسخة في أعلى الشاشة</w:t>
+              <w:t xml:space="preserve">روح تبويب «الرفع» ودوس «🔄 فحص التحديثات الآن». لو فيه نسخة جديدة هيظهر شريط ذهبي فوق — دوس «تحديث الآن»</w:t>
             </w:r>
           </w:p>
         </w:tc>
@@ -3948,7 +4301,7 @@
                 <w:szCs w:val="20"/>
                 <w:rtl/>
               </w:rPr>
-              <w:t xml:space="preserve">دقة الموقع ضعيفة</w:t>
+              <w:t xml:space="preserve">الـ GPS مش دقيق</w:t>
             </w:r>
           </w:p>
         </w:tc>
@@ -3978,7 +4331,7 @@
                 <w:szCs w:val="20"/>
                 <w:rtl/>
               </w:rPr>
-              <w:t xml:space="preserve">ينبّهك التطبيق بالرقم ويفتح الخريطة على موقعك لتصحّح النقطة بنفسك</w:t>
+              <w:t xml:space="preserve">التطبيق هيقولك الدقة كام ويفتحلك الخريطة على مكانك تظبط النقطة بإيدك</w:t>
             </w:r>
           </w:p>
         </w:tc>
@@ -4010,7 +4363,7 @@
                 <w:szCs w:val="20"/>
                 <w:rtl/>
               </w:rPr>
-              <w:t xml:space="preserve">لا أجد الشركة في القائمة</w:t>
+              <w:t xml:space="preserve">مش لاقي الشركة في القايمة</w:t>
             </w:r>
           </w:p>
         </w:tc>
@@ -4040,7 +4393,7 @@
                 <w:szCs w:val="20"/>
                 <w:rtl/>
               </w:rPr>
-              <w:t xml:space="preserve">اطلب إضافتها من داخل القائمة، ويعتمدها المهندس فتظهر للجميع</w:t>
+              <w:t xml:space="preserve">اطلب إضافتها من جوه القايمة — المهندس هيعتمدها وتظهر للكل</w:t>
             </w:r>
           </w:p>
         </w:tc>
@@ -4072,7 +4425,7 @@
                 <w:szCs w:val="20"/>
                 <w:rtl/>
               </w:rPr>
-              <w:t xml:space="preserve">التطبيق يرفض حفظ التركيب</w:t>
+              <w:t xml:space="preserve">التطبيق رافض يحفظ التركيب</w:t>
             </w:r>
           </w:p>
         </w:tc>
@@ -4102,7 +4455,7 @@
                 <w:szCs w:val="20"/>
                 <w:rtl/>
               </w:rPr>
-              <w:t xml:space="preserve">صورة ما بعد التركيب إلزامية لحالة «تم التركيب»</w:t>
+              <w:t xml:space="preserve">صورة بعد التركيب لازم لحالة «تم التركيب»</w:t>
             </w:r>
           </w:p>
         </w:tc>
@@ -4164,7 +4517,7 @@
                 <w:szCs w:val="20"/>
                 <w:rtl/>
               </w:rPr>
-              <w:t xml:space="preserve">الصيغة أرقام/أرقام — مثل ٥٧/٢ أو ١-٣-٥/٦٢</w:t>
+              <w:t xml:space="preserve">لازم يكون أرقام/أرقام — زي ٥٧/٢ أو ١-٣-٥/٦٢</w:t>
             </w:r>
           </w:p>
         </w:tc>
@@ -4196,7 +4549,7 @@
                 <w:szCs w:val="20"/>
                 <w:rtl/>
               </w:rPr>
-              <w:t xml:space="preserve">فقدت الاتصال في الميدان</w:t>
+              <w:t xml:space="preserve">النت قطع وأنا في الأرض</w:t>
             </w:r>
           </w:p>
         </w:tc>
@@ -4226,7 +4579,7 @@
                 <w:szCs w:val="20"/>
                 <w:rtl/>
               </w:rPr>
-              <w:t xml:space="preserve">تابع عملك عاديًا — كل شيء محفوظ ويرفع نفسه عند عودة الشبكة</w:t>
+              <w:t xml:space="preserve">كمّل شغلك عادي — كل حاجة محفوظة وهترفع نفسها أول ما النت يرجع</w:t>
             </w:r>
           </w:p>
         </w:tc>

--- a/docs/nusuk-user-manual.docx
+++ b/docs/nusuk-user-manual.docx
@@ -83,7 +83,7 @@
           <w:szCs w:val="22"/>
           <w:rtl/>
         </w:rPr>
-        <w:t xml:space="preserve">النسخة V5.5</w:t>
+        <w:t xml:space="preserve">النسخة V5.6</w:t>
       </w:r>
     </w:p>
     <w:p>
@@ -3588,7 +3588,7 @@
           <w:szCs w:val="25"/>
           <w:rtl/>
         </w:rPr>
-        <w:t xml:space="preserve">٥.١ الجرس 🔔</w:t>
+        <w:t xml:space="preserve">٥.١ الجرس 🔔 — مركز الإشعارات</w:t>
       </w:r>
     </w:p>
     <w:p>
@@ -4024,6 +4024,448 @@
           <w:rtl/>
         </w:rPr>
         <w:t xml:space="preserve">لا توجد تنبيهات منبثقة تقاطع عملك — العدّاد وحده هو الإشارة، والتفاصيل حين تطلبها.</w:t>
+      </w:r>
+    </w:p>
+    <w:p>
+      <w:pPr>
+        <w:bidi/>
+        <w:spacing w:after="110" w:before="0" w:line="330"/>
+        <w:jc w:val="right"/>
+      </w:pPr>
+      <w:r>
+        <w:rPr>
+          <w:rFonts w:ascii="Arial" w:cs="Arial" w:eastAsia="Arial" w:hAnsi="Arial"/>
+          <w:b w:val="false"/>
+          <w:bCs w:val="false"/>
+          <w:i w:val="false"/>
+          <w:iCs w:val="false"/>
+          <w:color w:val="1A1A1A"/>
+          <w:sz w:val="22"/>
+          <w:szCs w:val="22"/>
+          <w:rtl/>
+        </w:rPr>
+        <w:t xml:space="preserve">لما تدوس الجرس بتفتح شاشة كاملة فيها:</w:t>
+      </w:r>
+    </w:p>
+    <w:p>
+      <w:pPr>
+        <w:pStyle w:val="ListParagraph"/>
+        <w:numPr>
+          <w:ilvl w:val="0"/>
+          <w:numId w:val="3"/>
+        </w:numPr>
+        <w:bidi/>
+        <w:spacing w:after="70" w:line="330"/>
+        <w:jc w:val="right"/>
+      </w:pPr>
+      <w:r>
+        <w:rPr>
+          <w:rFonts w:ascii="Arial" w:cs="Arial" w:eastAsia="Arial" w:hAnsi="Arial"/>
+          <w:color w:val="1A1A1A"/>
+          <w:sz w:val="22"/>
+          <w:szCs w:val="22"/>
+          <w:rtl/>
+        </w:rPr>
+        <w:t xml:space="preserve">شريط تصنيفات فوق: بلاغات · متعذّر · مقترحات · تدقيق · إسناد · تركيب · نظام. دوس أي تصنيف تشوف نوعه بس، والتصنيف الفاضي مش بيظهر أصلًا.</w:t>
+      </w:r>
+    </w:p>
+    <w:p>
+      <w:pPr>
+        <w:pStyle w:val="ListParagraph"/>
+        <w:numPr>
+          <w:ilvl w:val="0"/>
+          <w:numId w:val="3"/>
+        </w:numPr>
+        <w:bidi/>
+        <w:spacing w:after="70" w:line="330"/>
+        <w:jc w:val="right"/>
+      </w:pPr>
+      <w:r>
+        <w:rPr>
+          <w:rFonts w:ascii="Arial" w:cs="Arial" w:eastAsia="Arial" w:hAnsi="Arial"/>
+          <w:color w:val="1A1A1A"/>
+          <w:sz w:val="22"/>
+          <w:szCs w:val="22"/>
+          <w:rtl/>
+        </w:rPr>
+        <w:t xml:space="preserve">كل سطر فيه نوع الإشعار ونصه ومين عمله وإمتى، والجديد عليه علامة «جديد».</w:t>
+      </w:r>
+    </w:p>
+    <w:p>
+      <w:pPr>
+        <w:pStyle w:val="ListParagraph"/>
+        <w:numPr>
+          <w:ilvl w:val="0"/>
+          <w:numId w:val="3"/>
+        </w:numPr>
+        <w:bidi/>
+        <w:spacing w:after="70" w:line="330"/>
+        <w:jc w:val="right"/>
+      </w:pPr>
+      <w:r>
+        <w:rPr>
+          <w:rFonts w:ascii="Arial" w:cs="Arial" w:eastAsia="Arial" w:hAnsi="Arial"/>
+          <w:color w:val="1A1A1A"/>
+          <w:sz w:val="22"/>
+          <w:szCs w:val="22"/>
+          <w:rtl/>
+        </w:rPr>
+        <w:t xml:space="preserve">ومن كل سطر تقدر تاخد إجراء على طول:</w:t>
+      </w:r>
+    </w:p>
+    <w:tbl>
+      <w:tblPr>
+        <w:bidiVisual/>
+        <w:tblW w:type="dxa" w:w="8400"/>
+        <w:tblBorders>
+          <w:top w:val="single" w:color="auto" w:sz="4"/>
+          <w:left w:val="single" w:color="auto" w:sz="4"/>
+          <w:bottom w:val="single" w:color="auto" w:sz="4"/>
+          <w:right w:val="single" w:color="auto" w:sz="4"/>
+          <w:insideH w:val="single" w:color="auto" w:sz="4"/>
+          <w:insideV w:val="single" w:color="auto" w:sz="4"/>
+        </w:tblBorders>
+      </w:tblPr>
+      <w:tblGrid>
+        <w:gridCol w:w="2700"/>
+        <w:gridCol w:w="5700"/>
+      </w:tblGrid>
+      <w:tr>
+        <w:trPr>
+          <w:tblHeader/>
+        </w:trPr>
+        <w:tc>
+          <w:tcPr>
+            <w:tcW w:type="dxa" w:w="2700"/>
+            <w:shd w:fill="F2EAD8" w:val="clear"/>
+            <w:tcMar>
+              <w:top w:type="dxa" w:w="70"/>
+              <w:left w:type="dxa" w:w="90"/>
+              <w:bottom w:type="dxa" w:w="70"/>
+              <w:right w:type="dxa" w:w="90"/>
+            </w:tcMar>
+          </w:tcPr>
+          <w:p>
+            <w:pPr>
+              <w:bidi/>
+              <w:spacing w:after="0" w:line="300"/>
+              <w:jc w:val="right"/>
+            </w:pPr>
+            <w:r>
+              <w:rPr>
+                <w:rFonts w:ascii="Arial" w:cs="Arial" w:eastAsia="Arial" w:hAnsi="Arial"/>
+                <w:b/>
+                <w:bCs/>
+                <w:color w:val="1A1A1A"/>
+                <w:sz w:val="20"/>
+                <w:szCs w:val="20"/>
+                <w:rtl/>
+              </w:rPr>
+              <w:t xml:space="preserve">الزر</w:t>
+            </w:r>
+          </w:p>
+        </w:tc>
+        <w:tc>
+          <w:tcPr>
+            <w:tcW w:type="dxa" w:w="5700"/>
+            <w:shd w:fill="F2EAD8" w:val="clear"/>
+            <w:tcMar>
+              <w:top w:type="dxa" w:w="70"/>
+              <w:left w:type="dxa" w:w="90"/>
+              <w:bottom w:type="dxa" w:w="70"/>
+              <w:right w:type="dxa" w:w="90"/>
+            </w:tcMar>
+          </w:tcPr>
+          <w:p>
+            <w:pPr>
+              <w:bidi/>
+              <w:spacing w:after="0" w:line="300"/>
+              <w:jc w:val="right"/>
+            </w:pPr>
+            <w:r>
+              <w:rPr>
+                <w:rFonts w:ascii="Arial" w:cs="Arial" w:eastAsia="Arial" w:hAnsi="Arial"/>
+                <w:b/>
+                <w:bCs/>
+                <w:color w:val="1A1A1A"/>
+                <w:sz w:val="20"/>
+                <w:szCs w:val="20"/>
+                <w:rtl/>
+              </w:rPr>
+              <w:t xml:space="preserve">بيعمل إيه</w:t>
+            </w:r>
+          </w:p>
+        </w:tc>
+      </w:tr>
+      <w:tr>
+        <w:tc>
+          <w:tcPr>
+            <w:tcW w:type="dxa" w:w="2700"/>
+            <w:tcMar>
+              <w:top w:type="dxa" w:w="70"/>
+              <w:left w:type="dxa" w:w="90"/>
+              <w:bottom w:type="dxa" w:w="70"/>
+              <w:right w:type="dxa" w:w="90"/>
+            </w:tcMar>
+          </w:tcPr>
+          <w:p>
+            <w:pPr>
+              <w:bidi/>
+              <w:spacing w:after="0" w:line="300"/>
+              <w:jc w:val="right"/>
+            </w:pPr>
+            <w:r>
+              <w:rPr>
+                <w:rFonts w:ascii="Arial" w:cs="Arial" w:eastAsia="Arial" w:hAnsi="Arial"/>
+                <w:b w:val="false"/>
+                <w:bCs w:val="false"/>
+                <w:color w:val="5A5A5A"/>
+                <w:sz w:val="20"/>
+                <w:szCs w:val="20"/>
+                <w:rtl/>
+              </w:rPr>
+              <w:t xml:space="preserve">🗺 الخريطة</w:t>
+            </w:r>
+          </w:p>
+        </w:tc>
+        <w:tc>
+          <w:tcPr>
+            <w:tcW w:type="dxa" w:w="5700"/>
+            <w:tcMar>
+              <w:top w:type="dxa" w:w="70"/>
+              <w:left w:type="dxa" w:w="90"/>
+              <w:bottom w:type="dxa" w:w="70"/>
+              <w:right w:type="dxa" w:w="90"/>
+            </w:tcMar>
+          </w:tcPr>
+          <w:p>
+            <w:pPr>
+              <w:bidi/>
+              <w:spacing w:after="0" w:line="300"/>
+              <w:jc w:val="right"/>
+            </w:pPr>
+            <w:r>
+              <w:rPr>
+                <w:rFonts w:ascii="Arial" w:cs="Arial" w:eastAsia="Arial" w:hAnsi="Arial"/>
+                <w:b w:val="false"/>
+                <w:bCs w:val="false"/>
+                <w:color w:val="5A5A5A"/>
+                <w:sz w:val="20"/>
+                <w:szCs w:val="20"/>
+                <w:rtl/>
+              </w:rPr>
+              <w:t xml:space="preserve">يقفل الشاشة ويوديك للنقطة على الخريطة</w:t>
+            </w:r>
+          </w:p>
+        </w:tc>
+      </w:tr>
+      <w:tr>
+        <w:tc>
+          <w:tcPr>
+            <w:tcW w:type="dxa" w:w="2700"/>
+            <w:tcMar>
+              <w:top w:type="dxa" w:w="70"/>
+              <w:left w:type="dxa" w:w="90"/>
+              <w:bottom w:type="dxa" w:w="70"/>
+              <w:right w:type="dxa" w:w="90"/>
+            </w:tcMar>
+          </w:tcPr>
+          <w:p>
+            <w:pPr>
+              <w:bidi/>
+              <w:spacing w:after="0" w:line="300"/>
+              <w:jc w:val="right"/>
+            </w:pPr>
+            <w:r>
+              <w:rPr>
+                <w:rFonts w:ascii="Arial" w:cs="Arial" w:eastAsia="Arial" w:hAnsi="Arial"/>
+                <w:b w:val="false"/>
+                <w:bCs w:val="false"/>
+                <w:color w:val="5A5A5A"/>
+                <w:sz w:val="20"/>
+                <w:szCs w:val="20"/>
+                <w:rtl/>
+              </w:rPr>
+              <w:t xml:space="preserve">📄 النقطة</w:t>
+            </w:r>
+          </w:p>
+        </w:tc>
+        <w:tc>
+          <w:tcPr>
+            <w:tcW w:type="dxa" w:w="5700"/>
+            <w:tcMar>
+              <w:top w:type="dxa" w:w="70"/>
+              <w:left w:type="dxa" w:w="90"/>
+              <w:bottom w:type="dxa" w:w="70"/>
+              <w:right w:type="dxa" w:w="90"/>
+            </w:tcMar>
+          </w:tcPr>
+          <w:p>
+            <w:pPr>
+              <w:bidi/>
+              <w:spacing w:after="0" w:line="300"/>
+              <w:jc w:val="right"/>
+            </w:pPr>
+            <w:r>
+              <w:rPr>
+                <w:rFonts w:ascii="Arial" w:cs="Arial" w:eastAsia="Arial" w:hAnsi="Arial"/>
+                <w:b w:val="false"/>
+                <w:bCs w:val="false"/>
+                <w:color w:val="5A5A5A"/>
+                <w:sz w:val="20"/>
+                <w:szCs w:val="20"/>
+                <w:rtl/>
+              </w:rPr>
+              <w:t xml:space="preserve">يفتح نموذج النقطة نفسه — أو المقترح لو كان مقترحًا</w:t>
+            </w:r>
+          </w:p>
+        </w:tc>
+      </w:tr>
+      <w:tr>
+        <w:tc>
+          <w:tcPr>
+            <w:tcW w:type="dxa" w:w="2700"/>
+            <w:tcMar>
+              <w:top w:type="dxa" w:w="70"/>
+              <w:left w:type="dxa" w:w="90"/>
+              <w:bottom w:type="dxa" w:w="70"/>
+              <w:right w:type="dxa" w:w="90"/>
+            </w:tcMar>
+          </w:tcPr>
+          <w:p>
+            <w:pPr>
+              <w:bidi/>
+              <w:spacing w:after="0" w:line="300"/>
+              <w:jc w:val="right"/>
+            </w:pPr>
+            <w:r>
+              <w:rPr>
+                <w:rFonts w:ascii="Arial" w:cs="Arial" w:eastAsia="Arial" w:hAnsi="Arial"/>
+                <w:b w:val="false"/>
+                <w:bCs w:val="false"/>
+                <w:color w:val="5A5A5A"/>
+                <w:sz w:val="20"/>
+                <w:szCs w:val="20"/>
+                <w:rtl/>
+              </w:rPr>
+              <w:t xml:space="preserve">💬 اسم الشخص</w:t>
+            </w:r>
+          </w:p>
+        </w:tc>
+        <w:tc>
+          <w:tcPr>
+            <w:tcW w:type="dxa" w:w="5700"/>
+            <w:tcMar>
+              <w:top w:type="dxa" w:w="70"/>
+              <w:left w:type="dxa" w:w="90"/>
+              <w:bottom w:type="dxa" w:w="70"/>
+              <w:right w:type="dxa" w:w="90"/>
+            </w:tcMar>
+          </w:tcPr>
+          <w:p>
+            <w:pPr>
+              <w:bidi/>
+              <w:spacing w:after="0" w:line="300"/>
+              <w:jc w:val="right"/>
+            </w:pPr>
+            <w:r>
+              <w:rPr>
+                <w:rFonts w:ascii="Arial" w:cs="Arial" w:eastAsia="Arial" w:hAnsi="Arial"/>
+                <w:b w:val="false"/>
+                <w:bCs w:val="false"/>
+                <w:color w:val="5A5A5A"/>
+                <w:sz w:val="20"/>
+                <w:szCs w:val="20"/>
+                <w:rtl/>
+              </w:rPr>
+              <w:t xml:space="preserve">يفتح واتساب على محادثته والرسالة فيها هوية النقطة ورابط خريطتها</w:t>
+            </w:r>
+          </w:p>
+        </w:tc>
+      </w:tr>
+      <w:tr>
+        <w:tc>
+          <w:tcPr>
+            <w:tcW w:type="dxa" w:w="2700"/>
+            <w:tcMar>
+              <w:top w:type="dxa" w:w="70"/>
+              <w:left w:type="dxa" w:w="90"/>
+              <w:bottom w:type="dxa" w:w="70"/>
+              <w:right w:type="dxa" w:w="90"/>
+            </w:tcMar>
+          </w:tcPr>
+          <w:p>
+            <w:pPr>
+              <w:bidi/>
+              <w:spacing w:after="0" w:line="300"/>
+              <w:jc w:val="right"/>
+            </w:pPr>
+            <w:r>
+              <w:rPr>
+                <w:rFonts w:ascii="Arial" w:cs="Arial" w:eastAsia="Arial" w:hAnsi="Arial"/>
+                <w:b w:val="false"/>
+                <w:bCs w:val="false"/>
+                <w:color w:val="5A5A5A"/>
+                <w:sz w:val="20"/>
+                <w:szCs w:val="20"/>
+                <w:rtl/>
+              </w:rPr>
+              <w:t xml:space="preserve">📋 نسخ</w:t>
+            </w:r>
+          </w:p>
+        </w:tc>
+        <w:tc>
+          <w:tcPr>
+            <w:tcW w:type="dxa" w:w="5700"/>
+            <w:tcMar>
+              <w:top w:type="dxa" w:w="70"/>
+              <w:left w:type="dxa" w:w="90"/>
+              <w:bottom w:type="dxa" w:w="70"/>
+              <w:right w:type="dxa" w:w="90"/>
+            </w:tcMar>
+          </w:tcPr>
+          <w:p>
+            <w:pPr>
+              <w:bidi/>
+              <w:spacing w:after="0" w:line="300"/>
+              <w:jc w:val="right"/>
+            </w:pPr>
+            <w:r>
+              <w:rPr>
+                <w:rFonts w:ascii="Arial" w:cs="Arial" w:eastAsia="Arial" w:hAnsi="Arial"/>
+                <w:b w:val="false"/>
+                <w:bCs w:val="false"/>
+                <w:color w:val="5A5A5A"/>
+                <w:sz w:val="20"/>
+                <w:szCs w:val="20"/>
+                <w:rtl/>
+              </w:rPr>
+              <w:t xml:space="preserve">لو مفيش رقم محفوظ للشخص — ينسخ نص الإشعار</w:t>
+            </w:r>
+          </w:p>
+        </w:tc>
+      </w:tr>
+    </w:tbl>
+    <w:p>
+      <w:pPr>
+        <w:pBdr>
+          <w:right w:val="single" w:color="C9A24B" w:sz="18" w:space="8"/>
+        </w:pBdr>
+        <w:shd w:fill="FBF6E9" w:val="clear"/>
+        <w:bidi/>
+        <w:spacing w:after="140" w:before="80" w:line="330"/>
+        <w:ind w:left="115" w:right="115"/>
+        <w:jc w:val="right"/>
+      </w:pPr>
+      <w:r>
+        <w:rPr>
+          <w:rFonts w:ascii="Arial" w:cs="Arial" w:eastAsia="Arial" w:hAnsi="Arial"/>
+          <w:color w:val="1A1A1A"/>
+          <w:sz w:val="21"/>
+          <w:szCs w:val="21"/>
+          <w:rtl/>
+        </w:rPr>
+        <w:t xml:space="preserve">زر المراسلة بيظهر بس لو رقم الشخص محفوظ في «أرقام المكتب» أو «أرقام الشركات». المهندس يضيف الأرقام من لوحة المتابعة ← تخطيط.</w:t>
       </w:r>
     </w:p>
     <w:p>

--- a/docs/nusuk-user-manual.docx
+++ b/docs/nusuk-user-manual.docx
@@ -83,7 +83,7 @@
           <w:szCs w:val="22"/>
           <w:rtl/>
         </w:rPr>
-        <w:t xml:space="preserve">النسخة V5.6</w:t>
+        <w:t xml:space="preserve">النسخة V5.7</w:t>
       </w:r>
     </w:p>
     <w:p>
@@ -1331,6 +1331,258 @@
           <w:rtl/>
         </w:rPr>
         <w:t xml:space="preserve">خرجت قبل ما تحفظ؟ متقلقش — اللي كتبته محفوظ في المسوّدة. افتح الموقع تاني هتلاقيه.</w:t>
+      </w:r>
+    </w:p>
+    <w:p>
+      <w:pPr>
+        <w:bidi/>
+        <w:spacing w:after="110" w:before="0" w:line="330"/>
+        <w:jc w:val="right"/>
+      </w:pPr>
+      <w:r>
+        <w:rPr>
+          <w:rFonts w:ascii="Arial" w:cs="Arial" w:eastAsia="Arial" w:hAnsi="Arial"/>
+          <w:b w:val="false"/>
+          <w:bCs w:val="false"/>
+          <w:i w:val="false"/>
+          <w:iCs w:val="false"/>
+          <w:color w:val="1A1A1A"/>
+          <w:sz w:val="22"/>
+          <w:szCs w:val="22"/>
+          <w:rtl/>
+        </w:rPr>
+        <w:t xml:space="preserve">في لوحة الإدارة هتلاقي عمودين مختلفين لكل موقع — خلي بالك من الفرق:</w:t>
+      </w:r>
+    </w:p>
+    <w:tbl>
+      <w:tblPr>
+        <w:bidiVisual/>
+        <w:tblW w:type="dxa" w:w="8400"/>
+        <w:tblBorders>
+          <w:top w:val="single" w:color="auto" w:sz="4"/>
+          <w:left w:val="single" w:color="auto" w:sz="4"/>
+          <w:bottom w:val="single" w:color="auto" w:sz="4"/>
+          <w:right w:val="single" w:color="auto" w:sz="4"/>
+          <w:insideH w:val="single" w:color="auto" w:sz="4"/>
+          <w:insideV w:val="single" w:color="auto" w:sz="4"/>
+        </w:tblBorders>
+      </w:tblPr>
+      <w:tblGrid>
+        <w:gridCol w:w="2700"/>
+        <w:gridCol w:w="5700"/>
+      </w:tblGrid>
+      <w:tr>
+        <w:trPr>
+          <w:tblHeader/>
+        </w:trPr>
+        <w:tc>
+          <w:tcPr>
+            <w:tcW w:type="dxa" w:w="2700"/>
+            <w:shd w:fill="F2EAD8" w:val="clear"/>
+            <w:tcMar>
+              <w:top w:type="dxa" w:w="70"/>
+              <w:left w:type="dxa" w:w="90"/>
+              <w:bottom w:type="dxa" w:w="70"/>
+              <w:right w:type="dxa" w:w="90"/>
+            </w:tcMar>
+          </w:tcPr>
+          <w:p>
+            <w:pPr>
+              <w:bidi/>
+              <w:spacing w:after="0" w:line="300"/>
+              <w:jc w:val="right"/>
+            </w:pPr>
+            <w:r>
+              <w:rPr>
+                <w:rFonts w:ascii="Arial" w:cs="Arial" w:eastAsia="Arial" w:hAnsi="Arial"/>
+                <w:b/>
+                <w:bCs/>
+                <w:color w:val="1A1A1A"/>
+                <w:sz w:val="20"/>
+                <w:szCs w:val="20"/>
+                <w:rtl/>
+              </w:rPr>
+              <w:t xml:space="preserve">العمود</w:t>
+            </w:r>
+          </w:p>
+        </w:tc>
+        <w:tc>
+          <w:tcPr>
+            <w:tcW w:type="dxa" w:w="5700"/>
+            <w:shd w:fill="F2EAD8" w:val="clear"/>
+            <w:tcMar>
+              <w:top w:type="dxa" w:w="70"/>
+              <w:left w:type="dxa" w:w="90"/>
+              <w:bottom w:type="dxa" w:w="70"/>
+              <w:right w:type="dxa" w:w="90"/>
+            </w:tcMar>
+          </w:tcPr>
+          <w:p>
+            <w:pPr>
+              <w:bidi/>
+              <w:spacing w:after="0" w:line="300"/>
+              <w:jc w:val="right"/>
+            </w:pPr>
+            <w:r>
+              <w:rPr>
+                <w:rFonts w:ascii="Arial" w:cs="Arial" w:eastAsia="Arial" w:hAnsi="Arial"/>
+                <w:b/>
+                <w:bCs/>
+                <w:color w:val="1A1A1A"/>
+                <w:sz w:val="20"/>
+                <w:szCs w:val="20"/>
+                <w:rtl/>
+              </w:rPr>
+              <w:t xml:space="preserve">معناه</w:t>
+            </w:r>
+          </w:p>
+        </w:tc>
+      </w:tr>
+      <w:tr>
+        <w:tc>
+          <w:tcPr>
+            <w:tcW w:type="dxa" w:w="2700"/>
+            <w:tcMar>
+              <w:top w:type="dxa" w:w="70"/>
+              <w:left w:type="dxa" w:w="90"/>
+              <w:bottom w:type="dxa" w:w="70"/>
+              <w:right w:type="dxa" w:w="90"/>
+            </w:tcMar>
+          </w:tcPr>
+          <w:p>
+            <w:pPr>
+              <w:bidi/>
+              <w:spacing w:after="0" w:line="300"/>
+              <w:jc w:val="right"/>
+            </w:pPr>
+            <w:r>
+              <w:rPr>
+                <w:rFonts w:ascii="Arial" w:cs="Arial" w:eastAsia="Arial" w:hAnsi="Arial"/>
+                <w:b w:val="false"/>
+                <w:bCs w:val="false"/>
+                <w:color w:val="5A5A5A"/>
+                <w:sz w:val="20"/>
+                <w:szCs w:val="20"/>
+                <w:rtl/>
+              </w:rPr>
+              <w:t xml:space="preserve">الحالة الميدانية</w:t>
+            </w:r>
+          </w:p>
+        </w:tc>
+        <w:tc>
+          <w:tcPr>
+            <w:tcW w:type="dxa" w:w="5700"/>
+            <w:tcMar>
+              <w:top w:type="dxa" w:w="70"/>
+              <w:left w:type="dxa" w:w="90"/>
+              <w:bottom w:type="dxa" w:w="70"/>
+              <w:right w:type="dxa" w:w="90"/>
+            </w:tcMar>
+          </w:tcPr>
+          <w:p>
+            <w:pPr>
+              <w:bidi/>
+              <w:spacing w:after="0" w:line="300"/>
+              <w:jc w:val="right"/>
+            </w:pPr>
+            <w:r>
+              <w:rPr>
+                <w:rFonts w:ascii="Arial" w:cs="Arial" w:eastAsia="Arial" w:hAnsi="Arial"/>
+                <w:b w:val="false"/>
+                <w:bCs w:val="false"/>
+                <w:color w:val="5A5A5A"/>
+                <w:sz w:val="20"/>
+                <w:szCs w:val="20"/>
+                <w:rtl/>
+              </w:rPr>
+              <w:t xml:space="preserve">حالة الموقع نفسه زي ما هي على الخريطة: لم يُزر · تمت الزيارة · مجدول للتركيب · تم التركيب</w:t>
+            </w:r>
+          </w:p>
+        </w:tc>
+      </w:tr>
+      <w:tr>
+        <w:tc>
+          <w:tcPr>
+            <w:tcW w:type="dxa" w:w="2700"/>
+            <w:tcMar>
+              <w:top w:type="dxa" w:w="70"/>
+              <w:left w:type="dxa" w:w="90"/>
+              <w:bottom w:type="dxa" w:w="70"/>
+              <w:right w:type="dxa" w:w="90"/>
+            </w:tcMar>
+          </w:tcPr>
+          <w:p>
+            <w:pPr>
+              <w:bidi/>
+              <w:spacing w:after="0" w:line="300"/>
+              <w:jc w:val="right"/>
+            </w:pPr>
+            <w:r>
+              <w:rPr>
+                <w:rFonts w:ascii="Arial" w:cs="Arial" w:eastAsia="Arial" w:hAnsi="Arial"/>
+                <w:b w:val="false"/>
+                <w:bCs w:val="false"/>
+                <w:color w:val="5A5A5A"/>
+                <w:sz w:val="20"/>
+                <w:szCs w:val="20"/>
+                <w:rtl/>
+              </w:rPr>
+              <w:t xml:space="preserve">اكتمال السجل</w:t>
+            </w:r>
+          </w:p>
+        </w:tc>
+        <w:tc>
+          <w:tcPr>
+            <w:tcW w:type="dxa" w:w="5700"/>
+            <w:tcMar>
+              <w:top w:type="dxa" w:w="70"/>
+              <w:left w:type="dxa" w:w="90"/>
+              <w:bottom w:type="dxa" w:w="70"/>
+              <w:right w:type="dxa" w:w="90"/>
+            </w:tcMar>
+          </w:tcPr>
+          <w:p>
+            <w:pPr>
+              <w:bidi/>
+              <w:spacing w:after="0" w:line="300"/>
+              <w:jc w:val="right"/>
+            </w:pPr>
+            <w:r>
+              <w:rPr>
+                <w:rFonts w:ascii="Arial" w:cs="Arial" w:eastAsia="Arial" w:hAnsi="Arial"/>
+                <w:b w:val="false"/>
+                <w:bCs w:val="false"/>
+                <w:color w:val="5A5A5A"/>
+                <w:sz w:val="20"/>
+                <w:szCs w:val="20"/>
+                <w:rtl/>
+              </w:rPr>
+              <w:t xml:space="preserve">هل ورقة المسح نفسها كاملة: مسوّدة ناقصة · مكتمل · متعذّر الوصول</w:t>
+            </w:r>
+          </w:p>
+        </w:tc>
+      </w:tr>
+    </w:tbl>
+    <w:p>
+      <w:pPr>
+        <w:pBdr>
+          <w:right w:val="single" w:color="C9A24B" w:sz="18" w:space="8"/>
+        </w:pBdr>
+        <w:shd w:fill="FBF6E9" w:val="clear"/>
+        <w:bidi/>
+        <w:spacing w:after="140" w:before="80" w:line="330"/>
+        <w:ind w:left="115" w:right="115"/>
+        <w:jc w:val="right"/>
+      </w:pPr>
+      <w:r>
+        <w:rPr>
+          <w:rFonts w:ascii="Arial" w:cs="Arial" w:eastAsia="Arial" w:hAnsi="Arial"/>
+          <w:color w:val="1A1A1A"/>
+          <w:sz w:val="21"/>
+          <w:szCs w:val="21"/>
+          <w:rtl/>
+        </w:rPr>
+        <w:t xml:space="preserve">موقع ممكن يكون سجله «مسوّدة ناقصة» وحالته الميدانية «لم يُزر» — يعني بدأت تكتب فيه وما خلّصتش، ولسه ما اتزارش رسميًا.</w:t>
       </w:r>
     </w:p>
     <w:p>

--- a/docs/nusuk-user-manual.docx
+++ b/docs/nusuk-user-manual.docx
@@ -83,7 +83,7 @@
           <w:szCs w:val="22"/>
           <w:rtl/>
         </w:rPr>
-        <w:t xml:space="preserve">النسخة V5.7</w:t>
+        <w:t xml:space="preserve">النسخة V5.8</w:t>
       </w:r>
     </w:p>
     <w:p>
@@ -4318,7 +4318,51 @@
           <w:szCs w:val="22"/>
           <w:rtl/>
         </w:rPr>
-        <w:t xml:space="preserve">شريط تصنيفات فوق: بلاغات · متعذّر · مقترحات · تدقيق · إسناد · تركيب · نظام. دوس أي تصنيف تشوف نوعه بس، والتصنيف الفاضي مش بيظهر أصلًا.</w:t>
+        <w:t xml:space="preserve">القايمة بتنزل من الجرس نفسه — مش شاشة كاملة. دوس أي مكان بره القايمة تتقفل، أو دوس × جواها.</w:t>
+      </w:r>
+    </w:p>
+    <w:p>
+      <w:pPr>
+        <w:pStyle w:val="ListParagraph"/>
+        <w:numPr>
+          <w:ilvl w:val="0"/>
+          <w:numId w:val="3"/>
+        </w:numPr>
+        <w:bidi/>
+        <w:spacing w:after="70" w:line="330"/>
+        <w:jc w:val="right"/>
+      </w:pPr>
+      <w:r>
+        <w:rPr>
+          <w:rFonts w:ascii="Arial" w:cs="Arial" w:eastAsia="Arial" w:hAnsi="Arial"/>
+          <w:color w:val="1A1A1A"/>
+          <w:sz w:val="22"/>
+          <w:szCs w:val="22"/>
+          <w:rtl/>
+        </w:rPr>
+        <w:t xml:space="preserve">خانة بحث فوق: اكتب اسم النقطة أو الشاخص أو المربع أو الشركة أو اسم زميلك، والقايمة بتتصفّى وإنت بتكتب.</w:t>
+      </w:r>
+    </w:p>
+    <w:p>
+      <w:pPr>
+        <w:pStyle w:val="ListParagraph"/>
+        <w:numPr>
+          <w:ilvl w:val="0"/>
+          <w:numId w:val="3"/>
+        </w:numPr>
+        <w:bidi/>
+        <w:spacing w:after="70" w:line="330"/>
+        <w:jc w:val="right"/>
+      </w:pPr>
+      <w:r>
+        <w:rPr>
+          <w:rFonts w:ascii="Arial" w:cs="Arial" w:eastAsia="Arial" w:hAnsi="Arial"/>
+          <w:color w:val="1A1A1A"/>
+          <w:sz w:val="22"/>
+          <w:szCs w:val="22"/>
+          <w:rtl/>
+        </w:rPr>
+        <w:t xml:space="preserve">شريط تصنيفات: بلاغات · متعذّر · مقترحات · تدقيق · إسناد · تركيب · نظام. دوس أي تصنيف تشوف نوعه بس، والتصنيف الفاضي مش بيظهر أصلًا. البحث والتصنيف بيشتغلوا مع بعض.</w:t>
       </w:r>
     </w:p>
     <w:p>

--- a/docs/nusuk-user-manual.docx
+++ b/docs/nusuk-user-manual.docx
@@ -83,7 +83,7 @@
           <w:szCs w:val="22"/>
           <w:rtl/>
         </w:rPr>
-        <w:t xml:space="preserve">النسخة V5.8</w:t>
+        <w:t xml:space="preserve">النسخة V5.9</w:t>
       </w:r>
     </w:p>
     <w:p>
@@ -1351,7 +1351,50 @@
           <w:szCs w:val="22"/>
           <w:rtl/>
         </w:rPr>
-        <w:t xml:space="preserve">في لوحة الإدارة هتلاقي عمودين مختلفين لكل موقع — خلي بالك من الفرق:</w:t>
+        <w:t xml:space="preserve">لوحة الإدارة مش بتعرض إلا المواقع اللي اتزارت فعلًا. لو فتحت موقع وعدّلت فيه وخرجت من غير ما تسجّل الزيارة، مش هيظهر في اللوحة — شغلك محفوظ في المسوّدة بس ومش محسوب كزيارة.</w:t>
+      </w:r>
+    </w:p>
+    <w:p>
+      <w:pPr>
+        <w:pBdr>
+          <w:right w:val="single" w:color="C9A24B" w:sz="18" w:space="8"/>
+        </w:pBdr>
+        <w:shd w:fill="FBF6E9" w:val="clear"/>
+        <w:bidi/>
+        <w:spacing w:after="140" w:before="80" w:line="330"/>
+        <w:ind w:left="115" w:right="115"/>
+        <w:jc w:val="right"/>
+      </w:pPr>
+      <w:r>
+        <w:rPr>
+          <w:rFonts w:ascii="Arial" w:cs="Arial" w:eastAsia="Arial" w:hAnsi="Arial"/>
+          <w:color w:val="1A1A1A"/>
+          <w:sz w:val="21"/>
+          <w:szCs w:val="21"/>
+          <w:rtl/>
+        </w:rPr>
+        <w:t xml:space="preserve">المهندس يقدر يشوف المسوّدات الناقصة بزر «إظهار المسوّدات» فوق الجدول — بيقوله كام سجل اتفتح وما اكتملش، عشان يتابع مين بدأ وما خلّصش.</w:t>
+      </w:r>
+    </w:p>
+    <w:p>
+      <w:pPr>
+        <w:bidi/>
+        <w:spacing w:after="110" w:before="0" w:line="330"/>
+        <w:jc w:val="right"/>
+      </w:pPr>
+      <w:r>
+        <w:rPr>
+          <w:rFonts w:ascii="Arial" w:cs="Arial" w:eastAsia="Arial" w:hAnsi="Arial"/>
+          <w:b w:val="false"/>
+          <w:bCs w:val="false"/>
+          <w:i w:val="false"/>
+          <w:iCs w:val="false"/>
+          <w:color w:val="1A1A1A"/>
+          <w:sz w:val="22"/>
+          <w:szCs w:val="22"/>
+          <w:rtl/>
+        </w:rPr>
+        <w:t xml:space="preserve">وفي اللوحة عمودين مختلفين لكل موقع — خلي بالك من الفرق:</w:t>
       </w:r>
     </w:p>
     <w:tbl>

--- a/docs/nusuk-user-manual.docx
+++ b/docs/nusuk-user-manual.docx
@@ -83,7 +83,7 @@
           <w:szCs w:val="22"/>
           <w:rtl/>
         </w:rPr>
-        <w:t xml:space="preserve">النسخة V5.9</w:t>
+        <w:t xml:space="preserve">النسخة V6.0</w:t>
       </w:r>
     </w:p>
     <w:p>
@@ -4405,7 +4405,610 @@
           <w:szCs w:val="22"/>
           <w:rtl/>
         </w:rPr>
-        <w:t xml:space="preserve">شريط تصنيفات: بلاغات · متعذّر · مقترحات · تدقيق · إسناد · تركيب · نظام. دوس أي تصنيف تشوف نوعه بس، والتصنيف الفاضي مش بيظهر أصلًا. البحث والتصنيف بيشتغلوا مع بعض.</w:t>
+        <w:t xml:space="preserve">شرايح ملوّنة بأنواع الإشعارات، كل نوع بلونه وعدده. دوس أي نوع تشوفه لوحده، والنوع اللي مفيهوش حاجة مش بيظهر أصلًا. البحث والنوع بيشتغلوا مع بعض.</w:t>
+      </w:r>
+    </w:p>
+    <w:tbl>
+      <w:tblPr>
+        <w:bidiVisual/>
+        <w:tblW w:type="dxa" w:w="8400"/>
+        <w:tblBorders>
+          <w:top w:val="single" w:color="auto" w:sz="4"/>
+          <w:left w:val="single" w:color="auto" w:sz="4"/>
+          <w:bottom w:val="single" w:color="auto" w:sz="4"/>
+          <w:right w:val="single" w:color="auto" w:sz="4"/>
+          <w:insideH w:val="single" w:color="auto" w:sz="4"/>
+          <w:insideV w:val="single" w:color="auto" w:sz="4"/>
+        </w:tblBorders>
+      </w:tblPr>
+      <w:tblGrid>
+        <w:gridCol w:w="2700"/>
+        <w:gridCol w:w="5700"/>
+      </w:tblGrid>
+      <w:tr>
+        <w:trPr>
+          <w:tblHeader/>
+        </w:trPr>
+        <w:tc>
+          <w:tcPr>
+            <w:tcW w:type="dxa" w:w="2700"/>
+            <w:shd w:fill="F2EAD8" w:val="clear"/>
+            <w:tcMar>
+              <w:top w:type="dxa" w:w="70"/>
+              <w:left w:type="dxa" w:w="90"/>
+              <w:bottom w:type="dxa" w:w="70"/>
+              <w:right w:type="dxa" w:w="90"/>
+            </w:tcMar>
+          </w:tcPr>
+          <w:p>
+            <w:pPr>
+              <w:bidi/>
+              <w:spacing w:after="0" w:line="300"/>
+              <w:jc w:val="right"/>
+            </w:pPr>
+            <w:r>
+              <w:rPr>
+                <w:rFonts w:ascii="Arial" w:cs="Arial" w:eastAsia="Arial" w:hAnsi="Arial"/>
+                <w:b/>
+                <w:bCs/>
+                <w:color w:val="1A1A1A"/>
+                <w:sz w:val="20"/>
+                <w:szCs w:val="20"/>
+                <w:rtl/>
+              </w:rPr>
+              <w:t xml:space="preserve">النوع</w:t>
+            </w:r>
+          </w:p>
+        </w:tc>
+        <w:tc>
+          <w:tcPr>
+            <w:tcW w:type="dxa" w:w="5700"/>
+            <w:shd w:fill="F2EAD8" w:val="clear"/>
+            <w:tcMar>
+              <w:top w:type="dxa" w:w="70"/>
+              <w:left w:type="dxa" w:w="90"/>
+              <w:bottom w:type="dxa" w:w="70"/>
+              <w:right w:type="dxa" w:w="90"/>
+            </w:tcMar>
+          </w:tcPr>
+          <w:p>
+            <w:pPr>
+              <w:bidi/>
+              <w:spacing w:after="0" w:line="300"/>
+              <w:jc w:val="right"/>
+            </w:pPr>
+            <w:r>
+              <w:rPr>
+                <w:rFonts w:ascii="Arial" w:cs="Arial" w:eastAsia="Arial" w:hAnsi="Arial"/>
+                <w:b/>
+                <w:bCs/>
+                <w:color w:val="1A1A1A"/>
+                <w:sz w:val="20"/>
+                <w:szCs w:val="20"/>
+                <w:rtl/>
+              </w:rPr>
+              <w:t xml:space="preserve">معناه</w:t>
+            </w:r>
+          </w:p>
+        </w:tc>
+      </w:tr>
+      <w:tr>
+        <w:tc>
+          <w:tcPr>
+            <w:tcW w:type="dxa" w:w="2700"/>
+            <w:tcMar>
+              <w:top w:type="dxa" w:w="70"/>
+              <w:left w:type="dxa" w:w="90"/>
+              <w:bottom w:type="dxa" w:w="70"/>
+              <w:right w:type="dxa" w:w="90"/>
+            </w:tcMar>
+          </w:tcPr>
+          <w:p>
+            <w:pPr>
+              <w:bidi/>
+              <w:spacing w:after="0" w:line="300"/>
+              <w:jc w:val="right"/>
+            </w:pPr>
+            <w:r>
+              <w:rPr>
+                <w:rFonts w:ascii="Arial" w:cs="Arial" w:eastAsia="Arial" w:hAnsi="Arial"/>
+                <w:b w:val="false"/>
+                <w:bCs w:val="false"/>
+                <w:color w:val="5A5A5A"/>
+                <w:sz w:val="20"/>
+                <w:szCs w:val="20"/>
+                <w:rtl/>
+              </w:rPr>
+              <w:t xml:space="preserve">⛔ تعذّر تركيبه</w:t>
+            </w:r>
+          </w:p>
+        </w:tc>
+        <w:tc>
+          <w:tcPr>
+            <w:tcW w:type="dxa" w:w="5700"/>
+            <w:tcMar>
+              <w:top w:type="dxa" w:w="70"/>
+              <w:left w:type="dxa" w:w="90"/>
+              <w:bottom w:type="dxa" w:w="70"/>
+              <w:right w:type="dxa" w:w="90"/>
+            </w:tcMar>
+          </w:tcPr>
+          <w:p>
+            <w:pPr>
+              <w:bidi/>
+              <w:spacing w:after="0" w:line="300"/>
+              <w:jc w:val="right"/>
+            </w:pPr>
+            <w:r>
+              <w:rPr>
+                <w:rFonts w:ascii="Arial" w:cs="Arial" w:eastAsia="Arial" w:hAnsi="Arial"/>
+                <w:b w:val="false"/>
+                <w:bCs w:val="false"/>
+                <w:color w:val="5A5A5A"/>
+                <w:sz w:val="20"/>
+                <w:szCs w:val="20"/>
+                <w:rtl/>
+              </w:rPr>
+              <w:t xml:space="preserve">موقع اتبلّغ عنه أو اتسجّل متعذّر — محتاج قرارك</w:t>
+            </w:r>
+          </w:p>
+        </w:tc>
+      </w:tr>
+      <w:tr>
+        <w:tc>
+          <w:tcPr>
+            <w:tcW w:type="dxa" w:w="2700"/>
+            <w:tcMar>
+              <w:top w:type="dxa" w:w="70"/>
+              <w:left w:type="dxa" w:w="90"/>
+              <w:bottom w:type="dxa" w:w="70"/>
+              <w:right w:type="dxa" w:w="90"/>
+            </w:tcMar>
+          </w:tcPr>
+          <w:p>
+            <w:pPr>
+              <w:bidi/>
+              <w:spacing w:after="0" w:line="300"/>
+              <w:jc w:val="right"/>
+            </w:pPr>
+            <w:r>
+              <w:rPr>
+                <w:rFonts w:ascii="Arial" w:cs="Arial" w:eastAsia="Arial" w:hAnsi="Arial"/>
+                <w:b w:val="false"/>
+                <w:bCs w:val="false"/>
+                <w:color w:val="5A5A5A"/>
+                <w:sz w:val="20"/>
+                <w:szCs w:val="20"/>
+                <w:rtl/>
+              </w:rPr>
+              <w:t xml:space="preserve">🔧 تم تركيبه</w:t>
+            </w:r>
+          </w:p>
+        </w:tc>
+        <w:tc>
+          <w:tcPr>
+            <w:tcW w:type="dxa" w:w="5700"/>
+            <w:tcMar>
+              <w:top w:type="dxa" w:w="70"/>
+              <w:left w:type="dxa" w:w="90"/>
+              <w:bottom w:type="dxa" w:w="70"/>
+              <w:right w:type="dxa" w:w="90"/>
+            </w:tcMar>
+          </w:tcPr>
+          <w:p>
+            <w:pPr>
+              <w:bidi/>
+              <w:spacing w:after="0" w:line="300"/>
+              <w:jc w:val="right"/>
+            </w:pPr>
+            <w:r>
+              <w:rPr>
+                <w:rFonts w:ascii="Arial" w:cs="Arial" w:eastAsia="Arial" w:hAnsi="Arial"/>
+                <w:b w:val="false"/>
+                <w:bCs w:val="false"/>
+                <w:color w:val="5A5A5A"/>
+                <w:sz w:val="20"/>
+                <w:szCs w:val="20"/>
+                <w:rtl/>
+              </w:rPr>
+              <w:t xml:space="preserve">التركيب خلص أو المهندس اعتمده</w:t>
+            </w:r>
+          </w:p>
+        </w:tc>
+      </w:tr>
+      <w:tr>
+        <w:tc>
+          <w:tcPr>
+            <w:tcW w:type="dxa" w:w="2700"/>
+            <w:tcMar>
+              <w:top w:type="dxa" w:w="70"/>
+              <w:left w:type="dxa" w:w="90"/>
+              <w:bottom w:type="dxa" w:w="70"/>
+              <w:right w:type="dxa" w:w="90"/>
+            </w:tcMar>
+          </w:tcPr>
+          <w:p>
+            <w:pPr>
+              <w:bidi/>
+              <w:spacing w:after="0" w:line="300"/>
+              <w:jc w:val="right"/>
+            </w:pPr>
+            <w:r>
+              <w:rPr>
+                <w:rFonts w:ascii="Arial" w:cs="Arial" w:eastAsia="Arial" w:hAnsi="Arial"/>
+                <w:b w:val="false"/>
+                <w:bCs w:val="false"/>
+                <w:color w:val="5A5A5A"/>
+                <w:sz w:val="20"/>
+                <w:szCs w:val="20"/>
+                <w:rtl/>
+              </w:rPr>
+              <w:t xml:space="preserve">🗓 تم جدولته</w:t>
+            </w:r>
+          </w:p>
+        </w:tc>
+        <w:tc>
+          <w:tcPr>
+            <w:tcW w:type="dxa" w:w="5700"/>
+            <w:tcMar>
+              <w:top w:type="dxa" w:w="70"/>
+              <w:left w:type="dxa" w:w="90"/>
+              <w:bottom w:type="dxa" w:w="70"/>
+              <w:right w:type="dxa" w:w="90"/>
+            </w:tcMar>
+          </w:tcPr>
+          <w:p>
+            <w:pPr>
+              <w:bidi/>
+              <w:spacing w:after="0" w:line="300"/>
+              <w:jc w:val="right"/>
+            </w:pPr>
+            <w:r>
+              <w:rPr>
+                <w:rFonts w:ascii="Arial" w:cs="Arial" w:eastAsia="Arial" w:hAnsi="Arial"/>
+                <w:b w:val="false"/>
+                <w:bCs w:val="false"/>
+                <w:color w:val="5A5A5A"/>
+                <w:sz w:val="20"/>
+                <w:szCs w:val="20"/>
+                <w:rtl/>
+              </w:rPr>
+              <w:t xml:space="preserve">دخل خطة التركيب أو اتسند لفني</w:t>
+            </w:r>
+          </w:p>
+        </w:tc>
+      </w:tr>
+      <w:tr>
+        <w:tc>
+          <w:tcPr>
+            <w:tcW w:type="dxa" w:w="2700"/>
+            <w:tcMar>
+              <w:top w:type="dxa" w:w="70"/>
+              <w:left w:type="dxa" w:w="90"/>
+              <w:bottom w:type="dxa" w:w="70"/>
+              <w:right w:type="dxa" w:w="90"/>
+            </w:tcMar>
+          </w:tcPr>
+          <w:p>
+            <w:pPr>
+              <w:bidi/>
+              <w:spacing w:after="0" w:line="300"/>
+              <w:jc w:val="right"/>
+            </w:pPr>
+            <w:r>
+              <w:rPr>
+                <w:rFonts w:ascii="Arial" w:cs="Arial" w:eastAsia="Arial" w:hAnsi="Arial"/>
+                <w:b w:val="false"/>
+                <w:bCs w:val="false"/>
+                <w:color w:val="5A5A5A"/>
+                <w:sz w:val="20"/>
+                <w:szCs w:val="20"/>
+                <w:rtl/>
+              </w:rPr>
+              <w:t xml:space="preserve">🏕 تمت زيارته</w:t>
+            </w:r>
+          </w:p>
+        </w:tc>
+        <w:tc>
+          <w:tcPr>
+            <w:tcW w:type="dxa" w:w="5700"/>
+            <w:tcMar>
+              <w:top w:type="dxa" w:w="70"/>
+              <w:left w:type="dxa" w:w="90"/>
+              <w:bottom w:type="dxa" w:w="70"/>
+              <w:right w:type="dxa" w:w="90"/>
+            </w:tcMar>
+          </w:tcPr>
+          <w:p>
+            <w:pPr>
+              <w:bidi/>
+              <w:spacing w:after="0" w:line="300"/>
+              <w:jc w:val="right"/>
+            </w:pPr>
+            <w:r>
+              <w:rPr>
+                <w:rFonts w:ascii="Arial" w:cs="Arial" w:eastAsia="Arial" w:hAnsi="Arial"/>
+                <w:b w:val="false"/>
+                <w:bCs w:val="false"/>
+                <w:color w:val="5A5A5A"/>
+                <w:sz w:val="20"/>
+                <w:szCs w:val="20"/>
+                <w:rtl/>
+              </w:rPr>
+              <w:t xml:space="preserve">المسح الميداني خلص</w:t>
+            </w:r>
+          </w:p>
+        </w:tc>
+      </w:tr>
+      <w:tr>
+        <w:tc>
+          <w:tcPr>
+            <w:tcW w:type="dxa" w:w="2700"/>
+            <w:tcMar>
+              <w:top w:type="dxa" w:w="70"/>
+              <w:left w:type="dxa" w:w="90"/>
+              <w:bottom w:type="dxa" w:w="70"/>
+              <w:right w:type="dxa" w:w="90"/>
+            </w:tcMar>
+          </w:tcPr>
+          <w:p>
+            <w:pPr>
+              <w:bidi/>
+              <w:spacing w:after="0" w:line="300"/>
+              <w:jc w:val="right"/>
+            </w:pPr>
+            <w:r>
+              <w:rPr>
+                <w:rFonts w:ascii="Arial" w:cs="Arial" w:eastAsia="Arial" w:hAnsi="Arial"/>
+                <w:b w:val="false"/>
+                <w:bCs w:val="false"/>
+                <w:color w:val="5A5A5A"/>
+                <w:sz w:val="20"/>
+                <w:szCs w:val="20"/>
+                <w:rtl/>
+              </w:rPr>
+              <w:t xml:space="preserve">✏️ تم تعديله</w:t>
+            </w:r>
+          </w:p>
+        </w:tc>
+        <w:tc>
+          <w:tcPr>
+            <w:tcW w:type="dxa" w:w="5700"/>
+            <w:tcMar>
+              <w:top w:type="dxa" w:w="70"/>
+              <w:left w:type="dxa" w:w="90"/>
+              <w:bottom w:type="dxa" w:w="70"/>
+              <w:right w:type="dxa" w:w="90"/>
+            </w:tcMar>
+          </w:tcPr>
+          <w:p>
+            <w:pPr>
+              <w:bidi/>
+              <w:spacing w:after="0" w:line="300"/>
+              <w:jc w:val="right"/>
+            </w:pPr>
+            <w:r>
+              <w:rPr>
+                <w:rFonts w:ascii="Arial" w:cs="Arial" w:eastAsia="Arial" w:hAnsi="Arial"/>
+                <w:b w:val="false"/>
+                <w:bCs w:val="false"/>
+                <w:color w:val="5A5A5A"/>
+                <w:sz w:val="20"/>
+                <w:szCs w:val="20"/>
+                <w:rtl/>
+              </w:rPr>
+              <w:t xml:space="preserve">حد فتح الموقع وعدّل من غير ما يسجّل زيارة</w:t>
+            </w:r>
+          </w:p>
+        </w:tc>
+      </w:tr>
+      <w:tr>
+        <w:tc>
+          <w:tcPr>
+            <w:tcW w:type="dxa" w:w="2700"/>
+            <w:tcMar>
+              <w:top w:type="dxa" w:w="70"/>
+              <w:left w:type="dxa" w:w="90"/>
+              <w:bottom w:type="dxa" w:w="70"/>
+              <w:right w:type="dxa" w:w="90"/>
+            </w:tcMar>
+          </w:tcPr>
+          <w:p>
+            <w:pPr>
+              <w:bidi/>
+              <w:spacing w:after="0" w:line="300"/>
+              <w:jc w:val="right"/>
+            </w:pPr>
+            <w:r>
+              <w:rPr>
+                <w:rFonts w:ascii="Arial" w:cs="Arial" w:eastAsia="Arial" w:hAnsi="Arial"/>
+                <w:b w:val="false"/>
+                <w:bCs w:val="false"/>
+                <w:color w:val="5A5A5A"/>
+                <w:sz w:val="20"/>
+                <w:szCs w:val="20"/>
+                <w:rtl/>
+              </w:rPr>
+              <w:t xml:space="preserve">📍 موقع مقترح</w:t>
+            </w:r>
+          </w:p>
+        </w:tc>
+        <w:tc>
+          <w:tcPr>
+            <w:tcW w:type="dxa" w:w="5700"/>
+            <w:tcMar>
+              <w:top w:type="dxa" w:w="70"/>
+              <w:left w:type="dxa" w:w="90"/>
+              <w:bottom w:type="dxa" w:w="70"/>
+              <w:right w:type="dxa" w:w="90"/>
+            </w:tcMar>
+          </w:tcPr>
+          <w:p>
+            <w:pPr>
+              <w:bidi/>
+              <w:spacing w:after="0" w:line="300"/>
+              <w:jc w:val="right"/>
+            </w:pPr>
+            <w:r>
+              <w:rPr>
+                <w:rFonts w:ascii="Arial" w:cs="Arial" w:eastAsia="Arial" w:hAnsi="Arial"/>
+                <w:b w:val="false"/>
+                <w:bCs w:val="false"/>
+                <w:color w:val="5A5A5A"/>
+                <w:sz w:val="20"/>
+                <w:szCs w:val="20"/>
+                <w:rtl/>
+              </w:rPr>
+              <w:t xml:space="preserve">مقترح جديد أو طلب إضافة شركة — بانتظار اعتمادك</w:t>
+            </w:r>
+          </w:p>
+        </w:tc>
+      </w:tr>
+      <w:tr>
+        <w:tc>
+          <w:tcPr>
+            <w:tcW w:type="dxa" w:w="2700"/>
+            <w:tcMar>
+              <w:top w:type="dxa" w:w="70"/>
+              <w:left w:type="dxa" w:w="90"/>
+              <w:bottom w:type="dxa" w:w="70"/>
+              <w:right w:type="dxa" w:w="90"/>
+            </w:tcMar>
+          </w:tcPr>
+          <w:p>
+            <w:pPr>
+              <w:bidi/>
+              <w:spacing w:after="0" w:line="300"/>
+              <w:jc w:val="right"/>
+            </w:pPr>
+            <w:r>
+              <w:rPr>
+                <w:rFonts w:ascii="Arial" w:cs="Arial" w:eastAsia="Arial" w:hAnsi="Arial"/>
+                <w:b w:val="false"/>
+                <w:bCs w:val="false"/>
+                <w:color w:val="5A5A5A"/>
+                <w:sz w:val="20"/>
+                <w:szCs w:val="20"/>
+                <w:rtl/>
+              </w:rPr>
+              <w:t xml:space="preserve">↩ رجع للتدقيق</w:t>
+            </w:r>
+          </w:p>
+        </w:tc>
+        <w:tc>
+          <w:tcPr>
+            <w:tcW w:type="dxa" w:w="5700"/>
+            <w:tcMar>
+              <w:top w:type="dxa" w:w="70"/>
+              <w:left w:type="dxa" w:w="90"/>
+              <w:bottom w:type="dxa" w:w="70"/>
+              <w:right w:type="dxa" w:w="90"/>
+            </w:tcMar>
+          </w:tcPr>
+          <w:p>
+            <w:pPr>
+              <w:bidi/>
+              <w:spacing w:after="0" w:line="300"/>
+              <w:jc w:val="right"/>
+            </w:pPr>
+            <w:r>
+              <w:rPr>
+                <w:rFonts w:ascii="Arial" w:cs="Arial" w:eastAsia="Arial" w:hAnsi="Arial"/>
+                <w:b w:val="false"/>
+                <w:bCs w:val="false"/>
+                <w:color w:val="5A5A5A"/>
+                <w:sz w:val="20"/>
+                <w:szCs w:val="20"/>
+                <w:rtl/>
+              </w:rPr>
+              <w:t xml:space="preserve">تركيب رجع لفريقه بملاحظة</w:t>
+            </w:r>
+          </w:p>
+        </w:tc>
+      </w:tr>
+      <w:tr>
+        <w:tc>
+          <w:tcPr>
+            <w:tcW w:type="dxa" w:w="2700"/>
+            <w:tcMar>
+              <w:top w:type="dxa" w:w="70"/>
+              <w:left w:type="dxa" w:w="90"/>
+              <w:bottom w:type="dxa" w:w="70"/>
+              <w:right w:type="dxa" w:w="90"/>
+            </w:tcMar>
+          </w:tcPr>
+          <w:p>
+            <w:pPr>
+              <w:bidi/>
+              <w:spacing w:after="0" w:line="300"/>
+              <w:jc w:val="right"/>
+            </w:pPr>
+            <w:r>
+              <w:rPr>
+                <w:rFonts w:ascii="Arial" w:cs="Arial" w:eastAsia="Arial" w:hAnsi="Arial"/>
+                <w:b w:val="false"/>
+                <w:bCs w:val="false"/>
+                <w:color w:val="5A5A5A"/>
+                <w:sz w:val="20"/>
+                <w:szCs w:val="20"/>
+                <w:rtl/>
+              </w:rPr>
+              <w:t xml:space="preserve">⚙️ إعدادات</w:t>
+            </w:r>
+          </w:p>
+        </w:tc>
+        <w:tc>
+          <w:tcPr>
+            <w:tcW w:type="dxa" w:w="5700"/>
+            <w:tcMar>
+              <w:top w:type="dxa" w:w="70"/>
+              <w:left w:type="dxa" w:w="90"/>
+              <w:bottom w:type="dxa" w:w="70"/>
+              <w:right w:type="dxa" w:w="90"/>
+            </w:tcMar>
+          </w:tcPr>
+          <w:p>
+            <w:pPr>
+              <w:bidi/>
+              <w:spacing w:after="0" w:line="300"/>
+              <w:jc w:val="right"/>
+            </w:pPr>
+            <w:r>
+              <w:rPr>
+                <w:rFonts w:ascii="Arial" w:cs="Arial" w:eastAsia="Arial" w:hAnsi="Arial"/>
+                <w:b w:val="false"/>
+                <w:bCs w:val="false"/>
+                <w:color w:val="5A5A5A"/>
+                <w:sz w:val="20"/>
+                <w:szCs w:val="20"/>
+                <w:rtl/>
+              </w:rPr>
+              <w:t xml:space="preserve">عُهدة · حسابات · أجهزة · مواعيد</w:t>
+            </w:r>
+          </w:p>
+        </w:tc>
+      </w:tr>
+    </w:tbl>
+    <w:p>
+      <w:pPr>
+        <w:pStyle w:val="ListParagraph"/>
+        <w:numPr>
+          <w:ilvl w:val="0"/>
+          <w:numId w:val="3"/>
+        </w:numPr>
+        <w:bidi/>
+        <w:spacing w:after="70" w:line="330"/>
+        <w:jc w:val="right"/>
+      </w:pPr>
+      <w:r>
+        <w:rPr>
+          <w:rFonts w:ascii="Arial" w:cs="Arial" w:eastAsia="Arial" w:hAnsi="Arial"/>
+          <w:color w:val="1A1A1A"/>
+          <w:sz w:val="22"/>
+          <w:szCs w:val="22"/>
+          <w:rtl/>
+        </w:rPr>
+        <w:t xml:space="preserve">كل سطر بيبدأ بنوع الإشعار ملوّن، وجنبه 👤 اسم اللي عمله، وع الشمال وقته. وتحتهم سطر بيقول النقطة نفسها: المشعر · المربع · الشاخص · الشركة — مش المعرّف التقني.</w:t>
       </w:r>
     </w:p>
     <w:p>

--- a/docs/nusuk-user-manual.docx
+++ b/docs/nusuk-user-manual.docx
@@ -83,7 +83,7 @@
           <w:szCs w:val="22"/>
           <w:rtl/>
         </w:rPr>
-        <w:t xml:space="preserve">النسخة V6.0</w:t>
+        <w:t xml:space="preserve">النسخة V6.1</w:t>
       </w:r>
     </w:p>
     <w:p>
@@ -1373,7 +1373,7 @@
           <w:szCs w:val="21"/>
           <w:rtl/>
         </w:rPr>
-        <w:t xml:space="preserve">المهندس يقدر يشوف المسوّدات الناقصة بزر «إظهار المسوّدات» فوق الجدول — بيقوله كام سجل اتفتح وما اكتملش، عشان يتابع مين بدأ وما خلّصش.</w:t>
+        <w:t xml:space="preserve">فوق الجدول شريط بيقول كام سجل اتفتح وما اكتملش، ومعاه زرّين: «إظهار» يوريهملك، و«حذف نهائيًا» يشيلهم خالص من كل الأجهزة. المواقع نفسها بتفضل زي ما هي على الخريطة وتقدر تمسحها من جديد أي وقت.</w:t>
       </w:r>
     </w:p>
     <w:p>

--- a/docs/nusuk-user-manual.docx
+++ b/docs/nusuk-user-manual.docx
@@ -17,7 +17,7 @@
           <w:szCs w:val="46"/>
           <w:rtl/>
         </w:rPr>
-        <w:t xml:space="preserve">متابعة مشروع قارئات نُسُك ١٤٤٨هـ</w:t>
+        <w:t xml:space="preserve">متابعة المشروع ١٤٤٨هـ</w:t>
       </w:r>
     </w:p>
     <w:p>
@@ -67,7 +67,7 @@
           <w:szCs w:val="22"/>
           <w:rtl/>
         </w:rPr>
-        <w:t xml:space="preserve">أفاقي — إدارة مشروع تركيب قارئات نُسُك</w:t>
+        <w:t xml:space="preserve">أفاقي — إدارة متابعة المشروع</w:t>
       </w:r>
     </w:p>
     <w:p>
@@ -83,7 +83,7 @@
           <w:szCs w:val="22"/>
           <w:rtl/>
         </w:rPr>
-        <w:t xml:space="preserve">النسخة V6.1</w:t>
+        <w:t xml:space="preserve">النسخة V6.2</w:t>
       </w:r>
     </w:p>
     <w:p>
@@ -230,7 +230,7 @@
           <w:szCs w:val="22"/>
           <w:rtl/>
         </w:rPr>
-        <w:t xml:space="preserve">نظام واحد يتابع تركيب قارئات نُسُك في المشاعر المقدسة، من لحظة وقوف المشرف أمام المخيم حتى اعتماد المهندس لسيريال الجهاز المركّب. يغطي ١٧٨٧ نقطة: ١٣٩٢ مخيمًا و٣٩٥ ممرًا ومحطة وكاميرا وبوابة، في منى وعرفات ومزدلفة والجمرات وقطار المشاعر ومسجد نمرة.</w:t>
+        <w:t xml:space="preserve">نظام واحد يتابع تركيب متابعة المشروع في المشاعر المقدسة، من لحظة وقوف المشرف أمام المخيم حتى اعتماد المهندس لسيريال الجهاز المركّب. يغطي ١٧٨٧ نقطة: ١٣٩٢ مخيمًا و٣٩٥ ممرًا ومحطة وكاميرا وبوابة، في منى وعرفات ومزدلفة والجمرات وقطار المشاعر ومسجد نمرة.</w:t>
       </w:r>
     </w:p>
     <w:p>
@@ -6059,7 +6059,7 @@
         <w:szCs w:val="18"/>
         <w:rtl/>
       </w:rPr>
-      <w:t xml:space="preserve">قارئات نُسُك ١٤٤٨هـ — دليل الاستخدام · صفحة </w:t>
+      <w:t xml:space="preserve">متابعة المشروع ١٤٤٨هـ — دليل الاستخدام · صفحة </w:t>
     </w:r>
     <w:r>
       <w:rPr>

--- a/docs/nusuk-user-manual.docx
+++ b/docs/nusuk-user-manual.docx
@@ -83,7 +83,7 @@
           <w:szCs w:val="22"/>
           <w:rtl/>
         </w:rPr>
-        <w:t xml:space="preserve">النسخة V6.2</w:t>
+        <w:t xml:space="preserve">النسخة V6.3</w:t>
       </w:r>
     </w:p>
     <w:p>

--- a/docs/nusuk-user-manual.docx
+++ b/docs/nusuk-user-manual.docx
@@ -83,7 +83,7 @@
           <w:szCs w:val="22"/>
           <w:rtl/>
         </w:rPr>
-        <w:t xml:space="preserve">النسخة V6.3</w:t>
+        <w:t xml:space="preserve">النسخة V6.4</w:t>
       </w:r>
     </w:p>
     <w:p>
@@ -361,6 +361,28 @@
           <w:rtl/>
         </w:rPr>
         <w:t xml:space="preserve">التثبيت مهم مش رفاهية: بعده التطبيق بيشتغل من غير نت، وبيفتح أسرع، وشغلك بيفضل محفوظ على الموبايل.</w:t>
+      </w:r>
+    </w:p>
+    <w:p>
+      <w:pPr>
+        <w:pBdr>
+          <w:right w:val="single" w:color="C9A24B" w:sz="18" w:space="8"/>
+        </w:pBdr>
+        <w:shd w:fill="FBF6E9" w:val="clear"/>
+        <w:bidi/>
+        <w:spacing w:after="140" w:before="80" w:line="330"/>
+        <w:ind w:left="115" w:right="115"/>
+        <w:jc w:val="right"/>
+      </w:pPr>
+      <w:r>
+        <w:rPr>
+          <w:rFonts w:ascii="Arial" w:cs="Arial" w:eastAsia="Arial" w:hAnsi="Arial"/>
+          <w:color w:val="1A1A1A"/>
+          <w:sz w:val="21"/>
+          <w:szCs w:val="21"/>
+          <w:rtl/>
+        </w:rPr>
+        <w:t xml:space="preserve">لو اسم الأيقونة على موبايلك لسه الاسم القديم: ده طبيعي — الاسم بيتثبّت مع الأيقونة أول مرة. احذف الأيقونة وضيفها من جديد من المتصفح. شغلك محفوظ ومش هيضيع.</w:t>
       </w:r>
     </w:p>
     <w:p>

--- a/docs/nusuk-user-manual.docx
+++ b/docs/nusuk-user-manual.docx
@@ -83,7 +83,7 @@
           <w:szCs w:val="22"/>
           <w:rtl/>
         </w:rPr>
-        <w:t xml:space="preserve">النسخة V6.4</w:t>
+        <w:t xml:space="preserve">النسخة V6.5</w:t>
       </w:r>
     </w:p>
     <w:p>

--- a/docs/nusuk-user-manual.docx
+++ b/docs/nusuk-user-manual.docx
@@ -83,7 +83,7 @@
           <w:szCs w:val="22"/>
           <w:rtl/>
         </w:rPr>
-        <w:t xml:space="preserve">النسخة V6.5</w:t>
+        <w:t xml:space="preserve">النسخة V6.6</w:t>
       </w:r>
     </w:p>
     <w:p>

--- a/docs/nusuk-user-manual.docx
+++ b/docs/nusuk-user-manual.docx
@@ -83,7 +83,7 @@
           <w:szCs w:val="22"/>
           <w:rtl/>
         </w:rPr>
-        <w:t xml:space="preserve">النسخة V6.6</w:t>
+        <w:t xml:space="preserve">النسخة V6.7</w:t>
       </w:r>
     </w:p>
     <w:p>

--- a/docs/nusuk-user-manual.docx
+++ b/docs/nusuk-user-manual.docx
@@ -83,7 +83,7 @@
           <w:szCs w:val="22"/>
           <w:rtl/>
         </w:rPr>
-        <w:t xml:space="preserve">النسخة V6.7</w:t>
+        <w:t xml:space="preserve">النسخة V6.8</w:t>
       </w:r>
     </w:p>
     <w:p>

--- a/docs/nusuk-user-manual.docx
+++ b/docs/nusuk-user-manual.docx
@@ -83,7 +83,7 @@
           <w:szCs w:val="22"/>
           <w:rtl/>
         </w:rPr>
-        <w:t xml:space="preserve">النسخة V6.8</w:t>
+        <w:t xml:space="preserve">النسخة V6.9</w:t>
       </w:r>
     </w:p>
     <w:p>
@@ -361,6 +361,28 @@
           <w:rtl/>
         </w:rPr>
         <w:t xml:space="preserve">التثبيت مهم مش رفاهية: بعده التطبيق بيشتغل من غير نت، وبيفتح أسرع، وشغلك بيفضل محفوظ على الموبايل.</w:t>
+      </w:r>
+    </w:p>
+    <w:p>
+      <w:pPr>
+        <w:pBdr>
+          <w:right w:val="single" w:color="C9A24B" w:sz="18" w:space="8"/>
+        </w:pBdr>
+        <w:shd w:fill="FBF6E9" w:val="clear"/>
+        <w:bidi/>
+        <w:spacing w:after="140" w:before="80" w:line="330"/>
+        <w:ind w:left="115" w:right="115"/>
+        <w:jc w:val="right"/>
+      </w:pPr>
+      <w:r>
+        <w:rPr>
+          <w:rFonts w:ascii="Arial" w:cs="Arial" w:eastAsia="Arial" w:hAnsi="Arial"/>
+          <w:color w:val="1A1A1A"/>
+          <w:sz w:val="21"/>
+          <w:szCs w:val="21"/>
+          <w:rtl/>
+        </w:rPr>
+        <w:t xml:space="preserve">أدلة النظام بتنزل PDF للكل — تدوس الزر تفتح نافذة الطباعة وتختار «حفظ كـ PDF». نسخة Word للتحرير متاحة للإدارة بس.</w:t>
       </w:r>
     </w:p>
     <w:p>

--- a/docs/nusuk-user-manual.docx
+++ b/docs/nusuk-user-manual.docx
@@ -83,7 +83,7 @@
           <w:szCs w:val="22"/>
           <w:rtl/>
         </w:rPr>
-        <w:t xml:space="preserve">النسخة V6.9</w:t>
+        <w:t xml:space="preserve">النسخة V7.0</w:t>
       </w:r>
     </w:p>
     <w:p>

--- a/docs/nusuk-user-manual.docx
+++ b/docs/nusuk-user-manual.docx
@@ -83,7 +83,7 @@
           <w:szCs w:val="22"/>
           <w:rtl/>
         </w:rPr>
-        <w:t xml:space="preserve">النسخة V7.0</w:t>
+        <w:t xml:space="preserve">النسخة V7.1</w:t>
       </w:r>
     </w:p>
     <w:p>

--- a/docs/nusuk-user-manual.docx
+++ b/docs/nusuk-user-manual.docx
@@ -83,7 +83,7 @@
           <w:szCs w:val="22"/>
           <w:rtl/>
         </w:rPr>
-        <w:t xml:space="preserve">النسخة V7.1</w:t>
+        <w:t xml:space="preserve">النسخة V7.2</w:t>
       </w:r>
     </w:p>
     <w:p>

--- a/docs/nusuk-user-manual.docx
+++ b/docs/nusuk-user-manual.docx
@@ -83,7 +83,7 @@
           <w:szCs w:val="22"/>
           <w:rtl/>
         </w:rPr>
-        <w:t xml:space="preserve">النسخة V7.2</w:t>
+        <w:t xml:space="preserve">النسخة V7.3</w:t>
       </w:r>
     </w:p>
     <w:p>

--- a/docs/nusuk-user-manual.docx
+++ b/docs/nusuk-user-manual.docx
@@ -83,7 +83,7 @@
           <w:szCs w:val="22"/>
           <w:rtl/>
         </w:rPr>
-        <w:t xml:space="preserve">النسخة V7.3</w:t>
+        <w:t xml:space="preserve">النسخة V7.4</w:t>
       </w:r>
     </w:p>
     <w:p>

--- a/docs/nusuk-user-manual.docx
+++ b/docs/nusuk-user-manual.docx
@@ -83,7 +83,7 @@
           <w:szCs w:val="22"/>
           <w:rtl/>
         </w:rPr>
-        <w:t xml:space="preserve">النسخة V7.4</w:t>
+        <w:t xml:space="preserve">النسخة V7.5</w:t>
       </w:r>
     </w:p>
     <w:p>

--- a/docs/nusuk-user-manual.docx
+++ b/docs/nusuk-user-manual.docx
@@ -83,7 +83,7 @@
           <w:szCs w:val="22"/>
           <w:rtl/>
         </w:rPr>
-        <w:t xml:space="preserve">النسخة V7.5</w:t>
+        <w:t xml:space="preserve">النسخة V7.6</w:t>
       </w:r>
     </w:p>
     <w:p>

--- a/docs/nusuk-user-manual.docx
+++ b/docs/nusuk-user-manual.docx
@@ -83,7 +83,7 @@
           <w:szCs w:val="22"/>
           <w:rtl/>
         </w:rPr>
-        <w:t xml:space="preserve">النسخة V7.6</w:t>
+        <w:t xml:space="preserve">النسخة V7.7</w:t>
       </w:r>
     </w:p>
     <w:p>
@@ -338,7 +338,7 @@
           <w:szCs w:val="22"/>
           <w:rtl/>
         </w:rPr>
-        <w:t xml:space="preserve">ادخل ببريدك وكلمة السر اللي المكتب داهالك.</w:t>
+        <w:t xml:space="preserve">ادخل ببريدك وكلمة السر اللي المكتب أسندهالك.</w:t>
       </w:r>
     </w:p>
     <w:p>
@@ -2065,7 +2065,7 @@
           <w:szCs w:val="22"/>
           <w:rtl/>
         </w:rPr>
-        <w:t xml:space="preserve">زر «📋 جدولي» بيظهرلك لوحده لما المهندس يدّيك نقط. بيوريهالك مجمّعة بالمشعر والمربع، وكل نقطة معاها لينك ملاحة يوصّلك لها.</w:t>
+        <w:t xml:space="preserve">زر «📋 جدولي» بيظهرلك لوحده لما المهندس يدّيك نقط. بيعرضهالك مجمّعة بالمشعر والمربع، وكل نقطة معاها لينك ملاحة يوصلك لها.</w:t>
       </w:r>
     </w:p>
     <w:p>
@@ -2085,7 +2085,7 @@
           <w:szCs w:val="25"/>
           <w:rtl/>
         </w:rPr>
-        <w:t xml:space="preserve">٢.٥ لو فيه حاجة واقفاك</w:t>
+        <w:t xml:space="preserve">٢.٥ لو فيه حاجة موقفاك</w:t>
       </w:r>
     </w:p>
     <w:p>
@@ -2189,7 +2189,7 @@
           <w:szCs w:val="22"/>
           <w:rtl/>
         </w:rPr>
-        <w:t xml:space="preserve">التطبيق هيوريك المواقع المسجّلة القريبة منك الأول — بُصّ عليها. أغلب الوقت بيكون المخيم موجود وإنت واقف جنبه.</w:t>
+        <w:t xml:space="preserve">التطبيق هيعرض المواقع المسجّلة القريبة منك الأول — بُصّ عليها. أغلب الوقت بيكون المخيم موجود وإنت واقف جنبه.</w:t>
       </w:r>
     </w:p>
     <w:p>
@@ -2362,7 +2362,7 @@
           <w:szCs w:val="22"/>
           <w:rtl/>
         </w:rPr>
-        <w:t xml:space="preserve">الجرس 🔔 فوق بيوريك حاجاتك إنت بس: اللي اتدّالك واللي اترجّعلك. مش هيوريك شغل زمايلك.</w:t>
+        <w:t xml:space="preserve">الجرس 🔔 فوق بيعرض حاجاتك إنت بس: اللي اتسند لك واللي اترجع لك. مش بيعرض شغل زمايلك.</w:t>
       </w:r>
     </w:p>
     <w:p>

--- a/docs/nusuk-user-manual.docx
+++ b/docs/nusuk-user-manual.docx
@@ -67,7 +67,7 @@
           <w:szCs w:val="22"/>
           <w:rtl/>
         </w:rPr>
-        <w:t xml:space="preserve">أفاقي — إدارة متابعة المشروع</w:t>
+        <w:t xml:space="preserve">أفاقي — إدارة المشروع</w:t>
       </w:r>
     </w:p>
     <w:p>
@@ -83,7 +83,7 @@
           <w:szCs w:val="22"/>
           <w:rtl/>
         </w:rPr>
-        <w:t xml:space="preserve">النسخة V7.7</w:t>
+        <w:t xml:space="preserve">النسخة V7.8</w:t>
       </w:r>
     </w:p>
     <w:p>
@@ -230,7 +230,7 @@
           <w:szCs w:val="22"/>
           <w:rtl/>
         </w:rPr>
-        <w:t xml:space="preserve">نظام واحد يتابع تركيب متابعة المشروع في المشاعر المقدسة، من لحظة وقوف المشرف أمام المخيم حتى اعتماد المهندس لسيريال الجهاز المركّب. يغطي ١٧٨٧ نقطة: ١٣٩٢ مخيمًا و٣٩٥ ممرًا ومحطة وكاميرا وبوابة، في منى وعرفات ومزدلفة والجمرات وقطار المشاعر ومسجد نمرة.</w:t>
+        <w:t xml:space="preserve">نظام واحد يتابع تركيب القارئات في المشاعر المقدسة، من لحظة وقوف المشرف أمام المخيم حتى اعتماد المهندس لسيريال الجهاز المركّب. يغطي ١٧٨٧ نقطة: ١٣٩٢ مخيمًا و٣٩٥ ممرًا ومحطة وكاميرا وبوابة، في منى وعرفات ومزدلفة والجمرات وقطار المشاعر ومسجد نمرة.</w:t>
       </w:r>
     </w:p>
     <w:p>
@@ -272,7 +272,7 @@
           <w:szCs w:val="22"/>
           <w:rtl/>
         </w:rPr>
-        <w:t xml:space="preserve">افتح اللينك في متصفح الموبايل.</w:t>
+        <w:t xml:space="preserve">افتح الرابط في متصفح الجهاز.</w:t>
       </w:r>
     </w:p>
     <w:p>
@@ -294,7 +294,7 @@
           <w:szCs w:val="22"/>
           <w:rtl/>
         </w:rPr>
-        <w:t xml:space="preserve">أندرويد: افتح قايمة المتصفح ودوس «تثبيت التطبيق».</w:t>
+        <w:t xml:space="preserve">أندرويد: افتح قائمة المتصفح واضغط «تثبيت التطبيق».</w:t>
       </w:r>
     </w:p>
     <w:p>
@@ -316,7 +316,7 @@
           <w:szCs w:val="22"/>
           <w:rtl/>
         </w:rPr>
-        <w:t xml:space="preserve">آيفون: دوس زر المشاركة وبعدين «إضافة إلى الشاشة الرئيسية».</w:t>
+        <w:t xml:space="preserve">آيفون: اضغط زر المشاركة ثم «إضافة إلى الشاشة الرئيسية».</w:t>
       </w:r>
     </w:p>
     <w:p>
@@ -338,7 +338,7 @@
           <w:szCs w:val="22"/>
           <w:rtl/>
         </w:rPr>
-        <w:t xml:space="preserve">ادخل ببريدك وكلمة السر اللي المكتب أسندهالك.</w:t>
+        <w:t xml:space="preserve">ادخل ببريدك وكلمة المرور التي زوّدك بها المكتب.</w:t>
       </w:r>
     </w:p>
     <w:p>
@@ -360,7 +360,7 @@
           <w:szCs w:val="21"/>
           <w:rtl/>
         </w:rPr>
-        <w:t xml:space="preserve">التثبيت مهم مش رفاهية: بعده التطبيق بيشتغل من غير نت، وبيفتح أسرع، وشغلك بيفضل محفوظ على الموبايل.</w:t>
+        <w:t xml:space="preserve">التثبيت ضرورة لا رفاهية: بعده يعمل التطبيق بلا إنترنت، ويفتح أسرع، ويبقى عملك محفوظًا على الجهاز.</w:t>
       </w:r>
     </w:p>
     <w:p>
@@ -382,7 +382,7 @@
           <w:szCs w:val="21"/>
           <w:rtl/>
         </w:rPr>
-        <w:t xml:space="preserve">أدلة النظام بتنزل PDF للكل — تدوس الزر تفتح نافذة الطباعة وتختار «حفظ كـ PDF». نسخة Word للتحرير متاحة للإدارة بس.</w:t>
+        <w:t xml:space="preserve">أدلة النظام بتنزل PDF للكل — تاضغط الزر تفتح نافذة الطباعة وتختار «حفظ كـ PDF». نسخة Word للتحرير متاحة للإدارة بس.</w:t>
       </w:r>
     </w:p>
     <w:p>
@@ -404,7 +404,7 @@
           <w:szCs w:val="21"/>
           <w:rtl/>
         </w:rPr>
-        <w:t xml:space="preserve">لو اسم الأيقونة على موبايلك لسه الاسم القديم: ده طبيعي — الاسم بيتثبّت مع الأيقونة أول مرة. احذف الأيقونة وضيفها من جديد من المتصفح. شغلك محفوظ ومش هيضيع.</w:t>
+        <w:t xml:space="preserve">لو اسم الأيقونة على جهازك لسه الاسم القديم: ده طبيعي — الاسم بيتثبّت مع الأيقونة أول مرة. احذف الأيقونة وضيفها من جديد من المتصفح. شغلك محفوظ وليست هيضيع.</w:t>
       </w:r>
     </w:p>
     <w:p>
@@ -946,7 +946,7 @@
                 <w:szCs w:val="20"/>
                 <w:rtl/>
               </w:rPr>
-              <w:t xml:space="preserve">تشوف النقط ملوّنة بحالتها وتدوس على أي نقطة تفتحها. زر ◎ يرجّعك لمكانك</w:t>
+              <w:t xml:space="preserve">تشوف النقط ملوّنة بحالتها وتاضغط أي نقطة تفتحها. زر ◎ يرجّعك لمكانك</w:t>
             </w:r>
           </w:p>
         </w:tc>
@@ -1070,7 +1070,7 @@
                 <w:szCs w:val="20"/>
                 <w:rtl/>
               </w:rPr>
-              <w:t xml:space="preserve">اللي إنت سجّلته — تراجعه بسرعة</w:t>
+              <w:t xml:space="preserve">اللي أنت سجّلته — تراجعه بسرعة</w:t>
             </w:r>
           </w:p>
         </w:tc>
@@ -1176,7 +1176,7 @@
           <w:szCs w:val="21"/>
           <w:rtl/>
         </w:rPr>
-        <w:t xml:space="preserve">اتبع الترتيب ده وخلاص:</w:t>
+        <w:t xml:space="preserve">اتبع الترتيب كما هو:</w:t>
       </w:r>
     </w:p>
     <w:p>
@@ -1220,7 +1220,7 @@
           <w:szCs w:val="22"/>
           <w:rtl/>
         </w:rPr>
-        <w:t xml:space="preserve">اقرا «بيانات مسجّلة» فوق: الشركة والشاخص والمربع والسعة والشبكة. دي مكتوبة من قبلك — اقراها بس.</w:t>
+        <w:t xml:space="preserve">اقرأ «بيانات مسجّلة» في الأعلى: الشركة والشاخص والمربع والسعة والشبكة. هذه مسجّلة مسبقًا — اقرأها فقط.</w:t>
       </w:r>
     </w:p>
     <w:p>
@@ -1242,7 +1242,7 @@
           <w:szCs w:val="22"/>
           <w:rtl/>
         </w:rPr>
-        <w:t xml:space="preserve">لقيت حاجة على الأرض غير المكتوبة؟ دوس «تعديل» جنب البند وصححها.</w:t>
+        <w:t xml:space="preserve">وجدت على الأرض ما يخالفها؟ اضغط «تعديل» بجوار البند وصحّحه.</w:t>
       </w:r>
     </w:p>
     <w:p>
@@ -1264,7 +1264,7 @@
           <w:szCs w:val="22"/>
           <w:rtl/>
         </w:rPr>
-        <w:t xml:space="preserve">املا القياسات: الأبعاد والكهربا ومسار الكابل وعدد الأطقم وساعات التركيب.</w:t>
+        <w:t xml:space="preserve">سجّل القياسات: الأبعاد والكهرباء ومسار الكابل وعدد الأطقم وساعات التركيب.</w:t>
       </w:r>
     </w:p>
     <w:p>
@@ -1286,7 +1286,7 @@
           <w:szCs w:val="22"/>
           <w:rtl/>
         </w:rPr>
-        <w:t xml:space="preserve">اختار التحديات من القايمة. لو اخترت «أخرى» اكتب هي إيه.</w:t>
+        <w:t xml:space="preserve">اختر التحديات من القائمة. وإن اخترت «أخرى» فاكتب وصفها.</w:t>
       </w:r>
     </w:p>
     <w:p>
@@ -1308,7 +1308,7 @@
           <w:szCs w:val="22"/>
           <w:rtl/>
         </w:rPr>
-        <w:t xml:space="preserve">صوّر. الصور اللي عليها نجمة إلزامية — التطبيق مش هيحفظ من غيرها.</w:t>
+        <w:t xml:space="preserve">التقط الصور. الصور المعلَّمة بنجمة إلزامية — لا يقبل التطبيق الحفظ بدونها.</w:t>
       </w:r>
     </w:p>
     <w:p>
@@ -1330,7 +1330,7 @@
           <w:szCs w:val="22"/>
           <w:rtl/>
         </w:rPr>
-        <w:t xml:space="preserve">قول رأيك: مناسب؟ ولا مناسب بس محتاج تعديل؟ ولا غير مناسب؟ واكتب السبب.</w:t>
+        <w:t xml:space="preserve">حدّد الصلاحية: مناسب، أم مناسب بتعديل، أم غير مناسب — واذكر السبب.</w:t>
       </w:r>
     </w:p>
     <w:p>
@@ -1352,7 +1352,7 @@
           <w:szCs w:val="22"/>
           <w:rtl/>
         </w:rPr>
-        <w:t xml:space="preserve">احفظ. الموقع هيبقى «تمت الزيارة» على الخريطة على طول.</w:t>
+        <w:t xml:space="preserve">احفظ. يتحوّل الموقع على الخريطة إلى «تمت الزيارة» فورًا.</w:t>
       </w:r>
     </w:p>
     <w:p>
@@ -1374,7 +1374,7 @@
           <w:szCs w:val="21"/>
           <w:rtl/>
         </w:rPr>
-        <w:t xml:space="preserve">خرجت قبل ما تحفظ؟ متقلقش — اللي كتبته محفوظ في المسوّدة. افتح الموقع تاني هتلاقيه.</w:t>
+        <w:t xml:space="preserve">خرجت قبل الحفظ؟ لا تقلق — ما كتبته محفوظ في المسوّدة. افتح الموقع مرة أخرى تجده.</w:t>
       </w:r>
     </w:p>
     <w:p>
@@ -1395,7 +1395,7 @@
           <w:szCs w:val="22"/>
           <w:rtl/>
         </w:rPr>
-        <w:t xml:space="preserve">لوحة الإدارة مش بتعرض إلا المواقع اللي اتزارت فعلًا. لو فتحت موقع وعدّلت فيه وخرجت من غير ما تسجّل الزيارة، مش هيظهر في اللوحة — شغلك محفوظ في المسوّدة بس ومش محسوب كزيارة.</w:t>
+        <w:t xml:space="preserve">لوحة الإدارة مش بتعرض إلا المواقع اللي اتزارت فعلًا. لو فتحت موقع وعدّلت فيه وخرجت من غير ما تسجّل الزيارة، ليست هيظهر في اللوحة — شغلك محفوظ في المسوّدة بس ومش محسوب كزيارة.</w:t>
       </w:r>
     </w:p>
     <w:p>
@@ -1417,7 +1417,7 @@
           <w:szCs w:val="21"/>
           <w:rtl/>
         </w:rPr>
-        <w:t xml:space="preserve">فوق الجدول شريط بيقول كام سجل اتفتح وما اكتملش، ومعاه زرّين: «إظهار» يوريهملك، و«حذف نهائيًا» يشيلهم خالص من كل الأجهزة. المواقع نفسها بتفضل زي ما هي على الخريطة وتقدر تمسحها من جديد أي وقت.</w:t>
+        <w:t xml:space="preserve">فوق الجدول شريط بيقول كام سجل اتفتح وما اكتملش، ومعاه زرّين: «إظهار» يوريهملك، و«حذف نهائيًا» يشيلهم خالص من كل الأجهزة. المواقع نفسها بتفضل مثل ما هي على الخريطة وتقدر تمسحها من جديد أي وقت.</w:t>
       </w:r>
     </w:p>
     <w:p>
@@ -1582,7 +1582,7 @@
                 <w:szCs w:val="20"/>
                 <w:rtl/>
               </w:rPr>
-              <w:t xml:space="preserve">حالة الموقع نفسه زي ما هي على الخريطة: لم يُزر · تمت الزيارة · مجدول للتركيب · تم التركيب</w:t>
+              <w:t xml:space="preserve">حالة الموقع نفسه مثل ما هي على الخريطة: لم يُزر · تمت الزيارة · مجدول للتركيب · تم التركيب</w:t>
             </w:r>
           </w:p>
         </w:tc>
@@ -1689,7 +1689,7 @@
           <w:szCs w:val="25"/>
           <w:rtl/>
         </w:rPr>
-        <w:t xml:space="preserve">٢.٣ وقت التركيب</w:t>
+        <w:t xml:space="preserve">٢.٣ عند التركيب</w:t>
       </w:r>
     </w:p>
     <w:p>
@@ -1710,7 +1710,7 @@
           <w:szCs w:val="22"/>
           <w:rtl/>
         </w:rPr>
-        <w:t xml:space="preserve">افتح النقطة وحدّث الحالة:</w:t>
+        <w:t xml:space="preserve">افتح النقطة وحدّث حالتها:</w:t>
       </w:r>
     </w:p>
     <w:tbl>
@@ -1792,7 +1792,7 @@
                 <w:szCs w:val="20"/>
                 <w:rtl/>
               </w:rPr>
-              <w:t xml:space="preserve">امتى تختارها</w:t>
+              <w:t xml:space="preserve">متى تختارها</w:t>
             </w:r>
           </w:p>
         </w:tc>
@@ -1854,7 +1854,7 @@
                 <w:szCs w:val="20"/>
                 <w:rtl/>
               </w:rPr>
-              <w:t xml:space="preserve">أول ما تبدأ شغل</w:t>
+              <w:t xml:space="preserve">عند مباشرة العمل</w:t>
             </w:r>
           </w:p>
         </w:tc>
@@ -1916,7 +1916,7 @@
                 <w:szCs w:val="20"/>
                 <w:rtl/>
               </w:rPr>
-              <w:t xml:space="preserve">خلصت — والصورة بعد التركيب لازم</w:t>
+              <w:t xml:space="preserve">عند الانتهاء — وصورة ما بعد التركيب إلزامية</w:t>
             </w:r>
           </w:p>
         </w:tc>
@@ -1978,7 +1978,7 @@
                 <w:szCs w:val="20"/>
                 <w:rtl/>
               </w:rPr>
-              <w:t xml:space="preserve">مش قادر تركّب، واكتب ليه</w:t>
+              <w:t xml:space="preserve">إذا تعذّر التركيب — واذكر السبب</w:t>
             </w:r>
           </w:p>
         </w:tc>
@@ -2002,7 +2002,7 @@
           <w:szCs w:val="22"/>
           <w:rtl/>
         </w:rPr>
-        <w:t xml:space="preserve">اكتب كمان عدد الأطقم اللي ركّبتها، وأي ملاحظة تهم المكتب.</w:t>
+        <w:t xml:space="preserve">واكتب عدد الأطقم المركّبة وأي ملاحظة تهمّ المكتب.</w:t>
       </w:r>
     </w:p>
     <w:p>
@@ -2024,7 +2024,7 @@
           <w:szCs w:val="21"/>
           <w:rtl/>
         </w:rPr>
-        <w:t xml:space="preserve">بعد ما تحفظ، النقطة بتروح للمهندس عشان يدقّقها. لو رجّعهالك بملاحظة هتوصلك في الجرس 🔔.</w:t>
+        <w:t xml:space="preserve">بعد الحفظ تنتقل النقطة إلى المهندس للتدقيق. وإن أرجعها بملاحظة وصلتك في الجرس 🔔.</w:t>
       </w:r>
     </w:p>
     <w:p>
@@ -2044,7 +2044,7 @@
           <w:szCs w:val="25"/>
           <w:rtl/>
         </w:rPr>
-        <w:t xml:space="preserve">٢.٤ جدولي — النقط بتاعتك</w:t>
+        <w:t xml:space="preserve">٢.٤ جدولي — النقاط المُسندة إليك</w:t>
       </w:r>
     </w:p>
     <w:p>
@@ -2065,7 +2065,7 @@
           <w:szCs w:val="22"/>
           <w:rtl/>
         </w:rPr>
-        <w:t xml:space="preserve">زر «📋 جدولي» بيظهرلك لوحده لما المهندس يدّيك نقط. بيعرضهالك مجمّعة بالمشعر والمربع، وكل نقطة معاها لينك ملاحة يوصلك لها.</w:t>
+        <w:t xml:space="preserve">يظهر زر «📋 جدولي» تلقائيًا حين يُسند إليك المهندس نقاطًا. يعرضها مجمّعة بالمشعر والمربع، ولكل نقطة رابط ملاحة يوصلك إليها.</w:t>
       </w:r>
     </w:p>
     <w:p>
@@ -2085,7 +2085,7 @@
           <w:szCs w:val="25"/>
           <w:rtl/>
         </w:rPr>
-        <w:t xml:space="preserve">٢.٥ لو فيه حاجة موقفاك</w:t>
+        <w:t xml:space="preserve">٢.٥ إذا واجهك عائق</w:t>
       </w:r>
     </w:p>
     <w:p>
@@ -2106,7 +2106,7 @@
           <w:szCs w:val="22"/>
           <w:rtl/>
         </w:rPr>
-        <w:t xml:space="preserve">دوس «📣 بلّغ» جوه النقطة، اختار السبب من ٦ اختيارات، واكتب تفاصيل لو حابب.</w:t>
+        <w:t xml:space="preserve">اضغط «📣 بلّغ» داخل النقطة، واختر السبب من ستة خيارات، واكتب التفاصيل إن شئت.</w:t>
       </w:r>
     </w:p>
     <w:p>
@@ -2127,7 +2127,7 @@
           <w:szCs w:val="22"/>
           <w:rtl/>
         </w:rPr>
-        <w:t xml:space="preserve">الرسالة هتروح للمكتب وفيها رقم الشاخص والمربع والمشعر ولينك مكانك على الخريطة. يعني محدش هيسألك «أنهي مخيم». وبتتسجّل في النظام حتى لو الواتساب ما اتفتحش.</w:t>
+        <w:t xml:space="preserve">تصل الرسالة إلى المكتب حاملةً رقم الشاخص والمربع والمشعر ورابط موقعك على الخريطة — فلا يسألك أحد «أي مخيم». وتُسجَّل في النظام حتى إن لم يُفتح واتساب.</w:t>
       </w:r>
     </w:p>
     <w:p>
@@ -2147,7 +2147,7 @@
           <w:szCs w:val="25"/>
           <w:rtl/>
         </w:rPr>
-        <w:t xml:space="preserve">٢.٦ لقيت مخيم مش موجود في التطبيق؟</w:t>
+        <w:t xml:space="preserve">٢.٦ وجدت مخيمًا غير مسجّل؟</w:t>
       </w:r>
     </w:p>
     <w:p>
@@ -2168,7 +2168,7 @@
           <w:szCs w:val="22"/>
           <w:rtl/>
         </w:rPr>
-        <w:t xml:space="preserve">دوس «＋ موقع غير مسجّل».</w:t>
+        <w:t xml:space="preserve">اضغط «＋ موقع غير مسجّل».</w:t>
       </w:r>
     </w:p>
     <w:p>
@@ -2189,7 +2189,7 @@
           <w:szCs w:val="22"/>
           <w:rtl/>
         </w:rPr>
-        <w:t xml:space="preserve">التطبيق هيعرض المواقع المسجّلة القريبة منك الأول — بُصّ عليها. أغلب الوقت بيكون المخيم موجود وإنت واقف جنبه.</w:t>
+        <w:t xml:space="preserve">يعرض التطبيق المواقع المسجّلة القريبة منك أولًا — راجعها. فأغلب البلاغات تكون لموقع مسجّل بالفعل وأنت واقف بجواره.</w:t>
       </w:r>
     </w:p>
     <w:p>
@@ -2210,7 +2210,7 @@
           <w:szCs w:val="22"/>
           <w:rtl/>
         </w:rPr>
-        <w:t xml:space="preserve">متأكد إنه جديد؟ كمّل البيانات وصوّر الشاخص وابعت للمكتب.</w:t>
+        <w:t xml:space="preserve">وإن تأكدت أنه جديد، أكمل البيانات وصوّر الشاخص وأرسله للمكتب.</w:t>
       </w:r>
     </w:p>
     <w:p>
@@ -2232,7 +2232,7 @@
           <w:szCs w:val="21"/>
           <w:rtl/>
         </w:rPr>
-        <w:t xml:space="preserve">المخيم ماعندوش شركة؟ اختار السبب «عدم وجود تخصيص» — ساعتها التطبيق مش هيطلب منك شركة.</w:t>
+        <w:t xml:space="preserve">المخيم بلا شركة؟ اختر السبب «عدم وجود تخصيص» — عندها لا يطلب التطبيق شركة.</w:t>
       </w:r>
     </w:p>
     <w:p>
@@ -2252,7 +2252,7 @@
           <w:szCs w:val="25"/>
           <w:rtl/>
         </w:rPr>
-        <w:t xml:space="preserve">٢.٧ حاجات تريّحك</w:t>
+        <w:t xml:space="preserve">٢.٧ أمور تريحك</w:t>
       </w:r>
     </w:p>
     <w:p>
@@ -2274,7 +2274,7 @@
           <w:szCs w:val="22"/>
           <w:rtl/>
         </w:rPr>
-        <w:t xml:space="preserve">مش محتاج نت. اشتغل عادي — الشغل بيتحفظ على موبايلك ويرفع نفسه لوحده أول ما النت يرجع.</w:t>
+        <w:t xml:space="preserve">لا تحتاج أنترإنترنت. اعمل كالمعتاد — يُحفظ عملك على جهازك ويرفع نفسه تلقائيًا فور عودة الشبكة.</w:t>
       </w:r>
     </w:p>
     <w:p>
@@ -2296,7 +2296,7 @@
           <w:szCs w:val="22"/>
           <w:rtl/>
         </w:rPr>
-        <w:t xml:space="preserve">مفيش حاجة بتتمسح من موبايلك غير لما السيرفر يقول استلمت.</w:t>
+        <w:t xml:space="preserve">لا يُمسح شيء من جهازك قبل أن يؤكّد الخادم استلامه.</w:t>
       </w:r>
     </w:p>
     <w:p>
@@ -2318,7 +2318,7 @@
           <w:szCs w:val="22"/>
           <w:rtl/>
         </w:rPr>
-        <w:t xml:space="preserve">اسم الشركة بتختاره من القايمة. مش لاقيها؟ اطلب إضافتها من جوه القايمة والمهندس هيعتمدها.</w:t>
+        <w:t xml:space="preserve">اسم الشركة تختاره من القائمة. لم تجده؟ اطلب إضافته من داخل القائمة نفسها ويعتمده المهندس.</w:t>
       </w:r>
     </w:p>
     <w:p>
@@ -2340,7 +2340,7 @@
           <w:szCs w:val="22"/>
           <w:rtl/>
         </w:rPr>
-        <w:t xml:space="preserve">رقم الشاخص لازم يكون أرقام/أرقام — زي ٥٧/٢. التطبيق هيرفض أي شكل تاني.</w:t>
+        <w:t xml:space="preserve">رقم الشاخص بصيغة أرقام/أرقام — مثل ٥٧/٢. ويرفض التطبيق أي صيغة أخرى.</w:t>
       </w:r>
     </w:p>
     <w:p>
@@ -2362,7 +2362,7 @@
           <w:szCs w:val="22"/>
           <w:rtl/>
         </w:rPr>
-        <w:t xml:space="preserve">الجرس 🔔 فوق بيعرض حاجاتك إنت بس: اللي اتسند لك واللي اترجع لك. مش بيعرض شغل زمايلك.</w:t>
+        <w:t xml:space="preserve">الجرس 🔔 فوق بيعرض حاجاتك أنت بس: اللي اتسند لك واللي اترجع لك. مش بيعرض شغل زمايلك.</w:t>
       </w:r>
     </w:p>
     <w:p>
@@ -2613,7 +2613,7 @@
                 <w:szCs w:val="20"/>
                 <w:rtl/>
               </w:rPr>
-              <w:t xml:space="preserve">سلامة خط الإنتاج · توزيع الفرق والإسناد · إشعار الشركات · عُهدة الأجهزة</w:t>
+              <w:t xml:space="preserve">سلامة خط الأنتاج · توزيع الفرق والإسناد · إشعار الشركات · عُهدة الأجهزة</w:t>
             </w:r>
           </w:p>
         </w:tc>
@@ -2675,7 +2675,7 @@
                 <w:szCs w:val="20"/>
                 <w:rtl/>
               </w:rPr>
-              <w:t xml:space="preserve">المسح · التحديات · المتعذّر والراكد · التدقيق · إنتاجية الفريق · السباق</w:t>
+              <w:t xml:space="preserve">المسح · التحديات · المتعذّر والراكد · التدقيق · أنتاجية الفريق · السباق</w:t>
             </w:r>
           </w:p>
         </w:tc>
@@ -2823,7 +2823,7 @@
           <w:szCs w:val="22"/>
           <w:rtl/>
         </w:rPr>
-        <w:t xml:space="preserve">راجع «سلامة خط الإنتاج» في تبويب التخطيط: يعرض طابور «جاهز للجدولة» بالأقدم أولًا، ويحذّرك من نقطة دخلت الجدولة قبل مسحها.</w:t>
+        <w:t xml:space="preserve">راجع «سلامة خط الأنتاج» في تبويب التخطيط: يعرض طابور «جاهز للجدولة» بالأقدم أولًا، ويحذّرك من نقطة دخلت الجدولة قبل مسحها.</w:t>
       </w:r>
     </w:p>
     <w:p>
@@ -4383,7 +4383,7 @@
           <w:szCs w:val="22"/>
           <w:rtl/>
         </w:rPr>
-        <w:t xml:space="preserve">لما تدوس الجرس بتفتح شاشة كاملة فيها:</w:t>
+        <w:t xml:space="preserve">لما تاضغط الجرس بتفتح شاشة كاملة فيها:</w:t>
       </w:r>
     </w:p>
     <w:p>
@@ -4405,7 +4405,7 @@
           <w:szCs w:val="22"/>
           <w:rtl/>
         </w:rPr>
-        <w:t xml:space="preserve">القايمة بتنزل من الجرس نفسه — مش شاشة كاملة. دوس أي مكان بره القايمة تتقفل، أو دوس × جواها.</w:t>
+        <w:t xml:space="preserve">القائمة بتنزل من الجرس نفسه — مش شاشة كاملة. اضغط أي مكان بره القائمة تتقفل، أو اضغط × جواها.</w:t>
       </w:r>
     </w:p>
     <w:p>
@@ -4427,7 +4427,7 @@
           <w:szCs w:val="22"/>
           <w:rtl/>
         </w:rPr>
-        <w:t xml:space="preserve">خانة بحث فوق: اكتب اسم النقطة أو الشاخص أو المربع أو الشركة أو اسم زميلك، والقايمة بتتصفّى وإنت بتكتب.</w:t>
+        <w:t xml:space="preserve">خانة بحث فوق: اكتب اسم النقطة أو الشاخص أو المربع أو الشركة أو اسم زميلك، والقائمة بتتصفّى وأنت بتكتب.</w:t>
       </w:r>
     </w:p>
     <w:p>
@@ -4449,7 +4449,7 @@
           <w:szCs w:val="22"/>
           <w:rtl/>
         </w:rPr>
-        <w:t xml:space="preserve">شرايح ملوّنة بأنواع الإشعارات، كل نوع بلونه وعدده. دوس أي نوع تشوفه لوحده، والنوع اللي مفيهوش حاجة مش بيظهر أصلًا. البحث والنوع بيشتغلوا مع بعض.</w:t>
+        <w:t xml:space="preserve">شرايح ملوّنة بأنواع الإشعارات، كل نوع بلونه وعدده. اضغط أي نوع تشوفه تلقائيًا، والنوع اللي مفيهوش حاجة مش بيظهر أصلًا. البحث والنوع بيشتغلوا مع بعض.</w:t>
       </w:r>
     </w:p>
     <w:tbl>
@@ -5426,7 +5426,7 @@
                 <w:szCs w:val="20"/>
                 <w:rtl/>
               </w:rPr>
-              <w:t xml:space="preserve">لو مفيش رقم محفوظ للشخص — ينسخ نص الإشعار</w:t>
+              <w:t xml:space="preserve">لو لا يوجد رقم محفوظ للشخص — ينسخ نص الإشعار</w:t>
             </w:r>
           </w:p>
         </w:tc>
@@ -5697,7 +5697,7 @@
                 <w:szCs w:val="20"/>
                 <w:rtl/>
               </w:rPr>
-              <w:t xml:space="preserve">روح تبويب «الرفع» ودوس «🔄 فحص التحديثات الآن». لو فيه نسخة جديدة هيظهر شريط ذهبي فوق — دوس «تحديث الآن»</w:t>
+              <w:t xml:space="preserve">روح تبويب «الرفع» واضغط «🔄 فحص التحديثات الآن». لو فيه نسخة جديدة هيظهر شريط ذهبي فوق — اضغط «تحديث الآن»</w:t>
             </w:r>
           </w:p>
         </w:tc>
@@ -5729,7 +5729,7 @@
                 <w:szCs w:val="20"/>
                 <w:rtl/>
               </w:rPr>
-              <w:t xml:space="preserve">الـ GPS مش دقيق</w:t>
+              <w:t xml:space="preserve">الـ GPS غير دقيق</w:t>
             </w:r>
           </w:p>
         </w:tc>
@@ -5791,7 +5791,7 @@
                 <w:szCs w:val="20"/>
                 <w:rtl/>
               </w:rPr>
-              <w:t xml:space="preserve">مش لاقي الشركة في القايمة</w:t>
+              <w:t xml:space="preserve">لم تجد الشركة في القائمة</w:t>
             </w:r>
           </w:p>
         </w:tc>
@@ -5821,7 +5821,7 @@
                 <w:szCs w:val="20"/>
                 <w:rtl/>
               </w:rPr>
-              <w:t xml:space="preserve">اطلب إضافتها من جوه القايمة — المهندس هيعتمدها وتظهر للكل</w:t>
+              <w:t xml:space="preserve">اطلب إضافتها من داخل القائمة — المهندس يعتمدها وتظهر للكل</w:t>
             </w:r>
           </w:p>
         </w:tc>
@@ -5945,7 +5945,7 @@
                 <w:szCs w:val="20"/>
                 <w:rtl/>
               </w:rPr>
-              <w:t xml:space="preserve">لازم يكون أرقام/أرقام — زي ٥٧/٢ أو ١-٣-٥/٦٢</w:t>
+              <w:t xml:space="preserve">لازم يكون أرقام/أرقام — مثل ٥٧/٢ أو ١-٣-٥/٦٢</w:t>
             </w:r>
           </w:p>
         </w:tc>
@@ -6007,7 +6007,7 @@
                 <w:szCs w:val="20"/>
                 <w:rtl/>
               </w:rPr>
-              <w:t xml:space="preserve">كمّل شغلك عادي — كل حاجة محفوظة وهترفع نفسها أول ما النت يرجع</w:t>
+              <w:t xml:space="preserve">أكمل شغلك عادي — كل حاجة محفوظة وهترفع نفسها أول ما النت يرجع</w:t>
             </w:r>
           </w:p>
         </w:tc>

--- a/docs/nusuk-user-manual.docx
+++ b/docs/nusuk-user-manual.docx
@@ -83,7 +83,7 @@
           <w:szCs w:val="22"/>
           <w:rtl/>
         </w:rPr>
-        <w:t xml:space="preserve">النسخة V7.8</w:t>
+        <w:t xml:space="preserve">النسخة V7.9</w:t>
       </w:r>
     </w:p>
     <w:p>
@@ -1824,7 +1824,7 @@
                 <w:szCs w:val="20"/>
                 <w:rtl/>
               </w:rPr>
-              <w:t xml:space="preserve">بدأ التركيب</w:t>
+              <w:t xml:space="preserve">تم التركيب</w:t>
             </w:r>
           </w:p>
         </w:tc>
@@ -1854,7 +1854,7 @@
                 <w:szCs w:val="20"/>
                 <w:rtl/>
               </w:rPr>
-              <w:t xml:space="preserve">عند مباشرة العمل</w:t>
+              <w:t xml:space="preserve">عند الانتهاء — وصورة ما بعد التركيب إلزامية</w:t>
             </w:r>
           </w:p>
         </w:tc>
@@ -1886,68 +1886,6 @@
                 <w:szCs w:val="20"/>
                 <w:rtl/>
               </w:rPr>
-              <w:t xml:space="preserve">تم التركيب</w:t>
-            </w:r>
-          </w:p>
-        </w:tc>
-        <w:tc>
-          <w:tcPr>
-            <w:tcW w:type="dxa" w:w="5700"/>
-            <w:tcMar>
-              <w:top w:type="dxa" w:w="70"/>
-              <w:left w:type="dxa" w:w="90"/>
-              <w:bottom w:type="dxa" w:w="70"/>
-              <w:right w:type="dxa" w:w="90"/>
-            </w:tcMar>
-          </w:tcPr>
-          <w:p>
-            <w:pPr>
-              <w:bidi/>
-              <w:spacing w:after="0" w:line="300"/>
-              <w:jc w:val="right"/>
-            </w:pPr>
-            <w:r>
-              <w:rPr>
-                <w:rFonts w:ascii="Arial" w:cs="Arial" w:eastAsia="Arial" w:hAnsi="Arial"/>
-                <w:b w:val="false"/>
-                <w:bCs w:val="false"/>
-                <w:color w:val="5A5A5A"/>
-                <w:sz w:val="20"/>
-                <w:szCs w:val="20"/>
-                <w:rtl/>
-              </w:rPr>
-              <w:t xml:space="preserve">عند الانتهاء — وصورة ما بعد التركيب إلزامية</w:t>
-            </w:r>
-          </w:p>
-        </w:tc>
-      </w:tr>
-      <w:tr>
-        <w:tc>
-          <w:tcPr>
-            <w:tcW w:type="dxa" w:w="2700"/>
-            <w:tcMar>
-              <w:top w:type="dxa" w:w="70"/>
-              <w:left w:type="dxa" w:w="90"/>
-              <w:bottom w:type="dxa" w:w="70"/>
-              <w:right w:type="dxa" w:w="90"/>
-            </w:tcMar>
-          </w:tcPr>
-          <w:p>
-            <w:pPr>
-              <w:bidi/>
-              <w:spacing w:after="0" w:line="300"/>
-              <w:jc w:val="right"/>
-            </w:pPr>
-            <w:r>
-              <w:rPr>
-                <w:rFonts w:ascii="Arial" w:cs="Arial" w:eastAsia="Arial" w:hAnsi="Arial"/>
-                <w:b w:val="false"/>
-                <w:bCs w:val="false"/>
-                <w:color w:val="5A5A5A"/>
-                <w:sz w:val="20"/>
-                <w:szCs w:val="20"/>
-                <w:rtl/>
-              </w:rPr>
               <w:t xml:space="preserve">متعذّر</w:t>
             </w:r>
           </w:p>
@@ -1984,6 +1922,28 @@
         </w:tc>
       </w:tr>
     </w:tbl>
+    <w:p>
+      <w:pPr>
+        <w:pBdr>
+          <w:right w:val="single" w:color="C9A24B" w:sz="18" w:space="8"/>
+        </w:pBdr>
+        <w:shd w:fill="FBF6E9" w:val="clear"/>
+        <w:bidi/>
+        <w:spacing w:after="140" w:before="80" w:line="330"/>
+        <w:ind w:left="115" w:right="115"/>
+        <w:jc w:val="right"/>
+      </w:pPr>
+      <w:r>
+        <w:rPr>
+          <w:rFonts w:ascii="Arial" w:cs="Arial" w:eastAsia="Arial" w:hAnsi="Arial"/>
+          <w:color w:val="1A1A1A"/>
+          <w:sz w:val="21"/>
+          <w:szCs w:val="21"/>
+          <w:rtl/>
+        </w:rPr>
+        <w:t xml:space="preserve">لا توجد حالة وسيطة: النقطة إما «مجدول» بجدولة المكتب، أو «تم التركيب»، أو «متعذّر». فالجدولة وحدها تكفي لمعرفة أن التركيب قادم.</w:t>
+      </w:r>
+    </w:p>
     <w:p>
       <w:pPr>
         <w:bidi/>

--- a/docs/nusuk-user-manual.docx
+++ b/docs/nusuk-user-manual.docx
@@ -83,7 +83,7 @@
           <w:szCs w:val="22"/>
           <w:rtl/>
         </w:rPr>
-        <w:t xml:space="preserve">النسخة V7.9</w:t>
+        <w:t xml:space="preserve">النسخة V8.0</w:t>
       </w:r>
     </w:p>
     <w:p>

--- a/docs/nusuk-user-manual.docx
+++ b/docs/nusuk-user-manual.docx
@@ -83,7 +83,7 @@
           <w:szCs w:val="22"/>
           <w:rtl/>
         </w:rPr>
-        <w:t xml:space="preserve">النسخة V8.0</w:t>
+        <w:t xml:space="preserve">النسخة V8.1</w:t>
       </w:r>
     </w:p>
     <w:p>
@@ -5412,6 +5412,464 @@
           <w:rtl/>
         </w:rPr>
         <w:t xml:space="preserve">زر المراسلة بيظهر بس لو رقم الشخص محفوظ في «أرقام المكتب» أو «أرقام الشركات». المهندس يضيف الأرقام من لوحة المتابعة ← تخطيط.</w:t>
+      </w:r>
+    </w:p>
+    <w:p>
+      <w:pPr>
+        <w:pStyle w:val="Heading2"/>
+        <w:bidi/>
+        <w:spacing w:after="110" w:before="250"/>
+        <w:jc w:val="right"/>
+      </w:pPr>
+      <w:r>
+        <w:rPr>
+          <w:rFonts w:ascii="Arial" w:cs="Arial" w:eastAsia="Arial" w:hAnsi="Arial"/>
+          <w:b/>
+          <w:bCs/>
+          <w:color w:val="1A1A1A"/>
+          <w:sz w:val="25"/>
+          <w:szCs w:val="25"/>
+          <w:rtl/>
+        </w:rPr>
+        <w:t xml:space="preserve">٥.١أ الجرس للجهة الوزارية</w:t>
+      </w:r>
+    </w:p>
+    <w:p>
+      <w:pPr>
+        <w:bidi/>
+        <w:spacing w:after="110" w:before="0" w:line="330"/>
+        <w:jc w:val="right"/>
+      </w:pPr>
+      <w:r>
+        <w:rPr>
+          <w:rFonts w:ascii="Arial" w:cs="Arial" w:eastAsia="Arial" w:hAnsi="Arial"/>
+          <w:b w:val="false"/>
+          <w:bCs w:val="false"/>
+          <w:i w:val="false"/>
+          <w:iCs w:val="false"/>
+          <w:color w:val="1A1A1A"/>
+          <w:sz w:val="22"/>
+          <w:szCs w:val="22"/>
+          <w:rtl/>
+        </w:rPr>
+        <w:t xml:space="preserve">لا تصل الجهة الوزارية إشعارات العمليات الفردية — فلا معنى لإخطارها بكل تركيب على حدة. بل يعرض الجرس مؤشّرات المشروع محسوبةً لحظة الفتح:</w:t>
+      </w:r>
+    </w:p>
+    <w:tbl>
+      <w:tblPr>
+        <w:bidiVisual/>
+        <w:tblW w:type="dxa" w:w="8400"/>
+        <w:tblBorders>
+          <w:top w:val="single" w:color="auto" w:sz="4"/>
+          <w:left w:val="single" w:color="auto" w:sz="4"/>
+          <w:bottom w:val="single" w:color="auto" w:sz="4"/>
+          <w:right w:val="single" w:color="auto" w:sz="4"/>
+          <w:insideH w:val="single" w:color="auto" w:sz="4"/>
+          <w:insideV w:val="single" w:color="auto" w:sz="4"/>
+        </w:tblBorders>
+      </w:tblPr>
+      <w:tblGrid>
+        <w:gridCol w:w="2700"/>
+        <w:gridCol w:w="5700"/>
+      </w:tblGrid>
+      <w:tr>
+        <w:trPr>
+          <w:tblHeader/>
+        </w:trPr>
+        <w:tc>
+          <w:tcPr>
+            <w:tcW w:type="dxa" w:w="2700"/>
+            <w:shd w:fill="F2EAD8" w:val="clear"/>
+            <w:tcMar>
+              <w:top w:type="dxa" w:w="70"/>
+              <w:left w:type="dxa" w:w="90"/>
+              <w:bottom w:type="dxa" w:w="70"/>
+              <w:right w:type="dxa" w:w="90"/>
+            </w:tcMar>
+          </w:tcPr>
+          <w:p>
+            <w:pPr>
+              <w:bidi/>
+              <w:spacing w:after="0" w:line="300"/>
+              <w:jc w:val="right"/>
+            </w:pPr>
+            <w:r>
+              <w:rPr>
+                <w:rFonts w:ascii="Arial" w:cs="Arial" w:eastAsia="Arial" w:hAnsi="Arial"/>
+                <w:b/>
+                <w:bCs/>
+                <w:color w:val="1A1A1A"/>
+                <w:sz w:val="20"/>
+                <w:szCs w:val="20"/>
+                <w:rtl/>
+              </w:rPr>
+              <w:t xml:space="preserve">المؤشّر</w:t>
+            </w:r>
+          </w:p>
+        </w:tc>
+        <w:tc>
+          <w:tcPr>
+            <w:tcW w:type="dxa" w:w="5700"/>
+            <w:shd w:fill="F2EAD8" w:val="clear"/>
+            <w:tcMar>
+              <w:top w:type="dxa" w:w="70"/>
+              <w:left w:type="dxa" w:w="90"/>
+              <w:bottom w:type="dxa" w:w="70"/>
+              <w:right w:type="dxa" w:w="90"/>
+            </w:tcMar>
+          </w:tcPr>
+          <w:p>
+            <w:pPr>
+              <w:bidi/>
+              <w:spacing w:after="0" w:line="300"/>
+              <w:jc w:val="right"/>
+            </w:pPr>
+            <w:r>
+              <w:rPr>
+                <w:rFonts w:ascii="Arial" w:cs="Arial" w:eastAsia="Arial" w:hAnsi="Arial"/>
+                <w:b/>
+                <w:bCs/>
+                <w:color w:val="1A1A1A"/>
+                <w:sz w:val="20"/>
+                <w:szCs w:val="20"/>
+                <w:rtl/>
+              </w:rPr>
+              <w:t xml:space="preserve">متى يظهر</w:t>
+            </w:r>
+          </w:p>
+        </w:tc>
+      </w:tr>
+      <w:tr>
+        <w:tc>
+          <w:tcPr>
+            <w:tcW w:type="dxa" w:w="2700"/>
+            <w:tcMar>
+              <w:top w:type="dxa" w:w="70"/>
+              <w:left w:type="dxa" w:w="90"/>
+              <w:bottom w:type="dxa" w:w="70"/>
+              <w:right w:type="dxa" w:w="90"/>
+            </w:tcMar>
+          </w:tcPr>
+          <w:p>
+            <w:pPr>
+              <w:bidi/>
+              <w:spacing w:after="0" w:line="300"/>
+              <w:jc w:val="right"/>
+            </w:pPr>
+            <w:r>
+              <w:rPr>
+                <w:rFonts w:ascii="Arial" w:cs="Arial" w:eastAsia="Arial" w:hAnsi="Arial"/>
+                <w:b w:val="false"/>
+                <w:bCs w:val="false"/>
+                <w:color w:val="5A5A5A"/>
+                <w:sz w:val="20"/>
+                <w:szCs w:val="20"/>
+                <w:rtl/>
+              </w:rPr>
+              <w:t xml:space="preserve">🏁 معالم الإنجاز</w:t>
+            </w:r>
+          </w:p>
+        </w:tc>
+        <w:tc>
+          <w:tcPr>
+            <w:tcW w:type="dxa" w:w="5700"/>
+            <w:tcMar>
+              <w:top w:type="dxa" w:w="70"/>
+              <w:left w:type="dxa" w:w="90"/>
+              <w:bottom w:type="dxa" w:w="70"/>
+              <w:right w:type="dxa" w:w="90"/>
+            </w:tcMar>
+          </w:tcPr>
+          <w:p>
+            <w:pPr>
+              <w:bidi/>
+              <w:spacing w:after="0" w:line="300"/>
+              <w:jc w:val="right"/>
+            </w:pPr>
+            <w:r>
+              <w:rPr>
+                <w:rFonts w:ascii="Arial" w:cs="Arial" w:eastAsia="Arial" w:hAnsi="Arial"/>
+                <w:b w:val="false"/>
+                <w:bCs w:val="false"/>
+                <w:color w:val="5A5A5A"/>
+                <w:sz w:val="20"/>
+                <w:szCs w:val="20"/>
+                <w:rtl/>
+              </w:rPr>
+              <w:t xml:space="preserve">عند بلوغ ٢٥ أو ٥٠ أو ٧٥ أو ٩٠ أو ١٠٠٪ من التركيب أو المسح</w:t>
+            </w:r>
+          </w:p>
+        </w:tc>
+      </w:tr>
+      <w:tr>
+        <w:tc>
+          <w:tcPr>
+            <w:tcW w:type="dxa" w:w="2700"/>
+            <w:tcMar>
+              <w:top w:type="dxa" w:w="70"/>
+              <w:left w:type="dxa" w:w="90"/>
+              <w:bottom w:type="dxa" w:w="70"/>
+              <w:right w:type="dxa" w:w="90"/>
+            </w:tcMar>
+          </w:tcPr>
+          <w:p>
+            <w:pPr>
+              <w:bidi/>
+              <w:spacing w:after="0" w:line="300"/>
+              <w:jc w:val="right"/>
+            </w:pPr>
+            <w:r>
+              <w:rPr>
+                <w:rFonts w:ascii="Arial" w:cs="Arial" w:eastAsia="Arial" w:hAnsi="Arial"/>
+                <w:b w:val="false"/>
+                <w:bCs w:val="false"/>
+                <w:color w:val="5A5A5A"/>
+                <w:sz w:val="20"/>
+                <w:szCs w:val="20"/>
+                <w:rtl/>
+              </w:rPr>
+              <w:t xml:space="preserve">⚠️ انحراف الوتيرة</w:t>
+            </w:r>
+          </w:p>
+        </w:tc>
+        <w:tc>
+          <w:tcPr>
+            <w:tcW w:type="dxa" w:w="5700"/>
+            <w:tcMar>
+              <w:top w:type="dxa" w:w="70"/>
+              <w:left w:type="dxa" w:w="90"/>
+              <w:bottom w:type="dxa" w:w="70"/>
+              <w:right w:type="dxa" w:w="90"/>
+            </w:tcMar>
+          </w:tcPr>
+          <w:p>
+            <w:pPr>
+              <w:bidi/>
+              <w:spacing w:after="0" w:line="300"/>
+              <w:jc w:val="right"/>
+            </w:pPr>
+            <w:r>
+              <w:rPr>
+                <w:rFonts w:ascii="Arial" w:cs="Arial" w:eastAsia="Arial" w:hAnsi="Arial"/>
+                <w:b w:val="false"/>
+                <w:bCs w:val="false"/>
+                <w:color w:val="5A5A5A"/>
+                <w:sz w:val="20"/>
+                <w:szCs w:val="20"/>
+                <w:rtl/>
+              </w:rPr>
+              <w:t xml:space="preserve">حين يتجاوز الاكتمال المتوقع الموعد المستهدف — ومعه المطلوب يوميًا مقابل المنجز</w:t>
+            </w:r>
+          </w:p>
+        </w:tc>
+      </w:tr>
+      <w:tr>
+        <w:tc>
+          <w:tcPr>
+            <w:tcW w:type="dxa" w:w="2700"/>
+            <w:tcMar>
+              <w:top w:type="dxa" w:w="70"/>
+              <w:left w:type="dxa" w:w="90"/>
+              <w:bottom w:type="dxa" w:w="70"/>
+              <w:right w:type="dxa" w:w="90"/>
+            </w:tcMar>
+          </w:tcPr>
+          <w:p>
+            <w:pPr>
+              <w:bidi/>
+              <w:spacing w:after="0" w:line="300"/>
+              <w:jc w:val="right"/>
+            </w:pPr>
+            <w:r>
+              <w:rPr>
+                <w:rFonts w:ascii="Arial" w:cs="Arial" w:eastAsia="Arial" w:hAnsi="Arial"/>
+                <w:b w:val="false"/>
+                <w:bCs w:val="false"/>
+                <w:color w:val="5A5A5A"/>
+                <w:sz w:val="20"/>
+                <w:szCs w:val="20"/>
+                <w:rtl/>
+              </w:rPr>
+              <w:t xml:space="preserve">⛔ المتعذّر</w:t>
+            </w:r>
+          </w:p>
+        </w:tc>
+        <w:tc>
+          <w:tcPr>
+            <w:tcW w:type="dxa" w:w="5700"/>
+            <w:tcMar>
+              <w:top w:type="dxa" w:w="70"/>
+              <w:left w:type="dxa" w:w="90"/>
+              <w:bottom w:type="dxa" w:w="70"/>
+              <w:right w:type="dxa" w:w="90"/>
+            </w:tcMar>
+          </w:tcPr>
+          <w:p>
+            <w:pPr>
+              <w:bidi/>
+              <w:spacing w:after="0" w:line="300"/>
+              <w:jc w:val="right"/>
+            </w:pPr>
+            <w:r>
+              <w:rPr>
+                <w:rFonts w:ascii="Arial" w:cs="Arial" w:eastAsia="Arial" w:hAnsi="Arial"/>
+                <w:b w:val="false"/>
+                <w:bCs w:val="false"/>
+                <w:color w:val="5A5A5A"/>
+                <w:sz w:val="20"/>
+                <w:szCs w:val="20"/>
+                <w:rtl/>
+              </w:rPr>
+              <w:t xml:space="preserve">عند وجود مواقع متعذّرة، ويصير أحمر عند تجاوز ٢٪ من المشروع</w:t>
+            </w:r>
+          </w:p>
+        </w:tc>
+      </w:tr>
+      <w:tr>
+        <w:tc>
+          <w:tcPr>
+            <w:tcW w:type="dxa" w:w="2700"/>
+            <w:tcMar>
+              <w:top w:type="dxa" w:w="70"/>
+              <w:left w:type="dxa" w:w="90"/>
+              <w:bottom w:type="dxa" w:w="70"/>
+              <w:right w:type="dxa" w:w="90"/>
+            </w:tcMar>
+          </w:tcPr>
+          <w:p>
+            <w:pPr>
+              <w:bidi/>
+              <w:spacing w:after="0" w:line="300"/>
+              <w:jc w:val="right"/>
+            </w:pPr>
+            <w:r>
+              <w:rPr>
+                <w:rFonts w:ascii="Arial" w:cs="Arial" w:eastAsia="Arial" w:hAnsi="Arial"/>
+                <w:b w:val="false"/>
+                <w:bCs w:val="false"/>
+                <w:color w:val="5A5A5A"/>
+                <w:sz w:val="20"/>
+                <w:szCs w:val="20"/>
+                <w:rtl/>
+              </w:rPr>
+              <w:t xml:space="preserve">⏸ الركود</w:t>
+            </w:r>
+          </w:p>
+        </w:tc>
+        <w:tc>
+          <w:tcPr>
+            <w:tcW w:type="dxa" w:w="5700"/>
+            <w:tcMar>
+              <w:top w:type="dxa" w:w="70"/>
+              <w:left w:type="dxa" w:w="90"/>
+              <w:bottom w:type="dxa" w:w="70"/>
+              <w:right w:type="dxa" w:w="90"/>
+            </w:tcMar>
+          </w:tcPr>
+          <w:p>
+            <w:pPr>
+              <w:bidi/>
+              <w:spacing w:after="0" w:line="300"/>
+              <w:jc w:val="right"/>
+            </w:pPr>
+            <w:r>
+              <w:rPr>
+                <w:rFonts w:ascii="Arial" w:cs="Arial" w:eastAsia="Arial" w:hAnsi="Arial"/>
+                <w:b w:val="false"/>
+                <w:bCs w:val="false"/>
+                <w:color w:val="5A5A5A"/>
+                <w:sz w:val="20"/>
+                <w:szCs w:val="20"/>
+                <w:rtl/>
+              </w:rPr>
+              <w:t xml:space="preserve">عند مرور ثلاثة أيام أو أكثر بلا نشاط ميداني مسجّل</w:t>
+            </w:r>
+          </w:p>
+        </w:tc>
+      </w:tr>
+      <w:tr>
+        <w:tc>
+          <w:tcPr>
+            <w:tcW w:type="dxa" w:w="2700"/>
+            <w:tcMar>
+              <w:top w:type="dxa" w:w="70"/>
+              <w:left w:type="dxa" w:w="90"/>
+              <w:bottom w:type="dxa" w:w="70"/>
+              <w:right w:type="dxa" w:w="90"/>
+            </w:tcMar>
+          </w:tcPr>
+          <w:p>
+            <w:pPr>
+              <w:bidi/>
+              <w:spacing w:after="0" w:line="300"/>
+              <w:jc w:val="right"/>
+            </w:pPr>
+            <w:r>
+              <w:rPr>
+                <w:rFonts w:ascii="Arial" w:cs="Arial" w:eastAsia="Arial" w:hAnsi="Arial"/>
+                <w:b w:val="false"/>
+                <w:bCs w:val="false"/>
+                <w:color w:val="5A5A5A"/>
+                <w:sz w:val="20"/>
+                <w:szCs w:val="20"/>
+                <w:rtl/>
+              </w:rPr>
+              <w:t xml:space="preserve">🗓 طابور الجدولة</w:t>
+            </w:r>
+          </w:p>
+        </w:tc>
+        <w:tc>
+          <w:tcPr>
+            <w:tcW w:type="dxa" w:w="5700"/>
+            <w:tcMar>
+              <w:top w:type="dxa" w:w="70"/>
+              <w:left w:type="dxa" w:w="90"/>
+              <w:bottom w:type="dxa" w:w="70"/>
+              <w:right w:type="dxa" w:w="90"/>
+            </w:tcMar>
+          </w:tcPr>
+          <w:p>
+            <w:pPr>
+              <w:bidi/>
+              <w:spacing w:after="0" w:line="300"/>
+              <w:jc w:val="right"/>
+            </w:pPr>
+            <w:r>
+              <w:rPr>
+                <w:rFonts w:ascii="Arial" w:cs="Arial" w:eastAsia="Arial" w:hAnsi="Arial"/>
+                <w:b w:val="false"/>
+                <w:bCs w:val="false"/>
+                <w:color w:val="5A5A5A"/>
+                <w:sz w:val="20"/>
+                <w:szCs w:val="20"/>
+                <w:rtl/>
+              </w:rPr>
+              <w:t xml:space="preserve">عدد المواقع التي اكتمل مسحها وتنتظر قرار الجدولة</w:t>
+            </w:r>
+          </w:p>
+        </w:tc>
+      </w:tr>
+    </w:tbl>
+    <w:p>
+      <w:pPr>
+        <w:pBdr>
+          <w:right w:val="single" w:color="C9A24B" w:sz="18" w:space="8"/>
+        </w:pBdr>
+        <w:shd w:fill="FBF6E9" w:val="clear"/>
+        <w:bidi/>
+        <w:spacing w:after="140" w:before="80" w:line="330"/>
+        <w:ind w:left="115" w:right="115"/>
+        <w:jc w:val="right"/>
+      </w:pPr>
+      <w:r>
+        <w:rPr>
+          <w:rFonts w:ascii="Arial" w:cs="Arial" w:eastAsia="Arial" w:hAnsi="Arial"/>
+          <w:color w:val="1A1A1A"/>
+          <w:sz w:val="21"/>
+          <w:szCs w:val="21"/>
+          <w:rtl/>
+        </w:rPr>
+        <w:t xml:space="preserve">هذه المؤشّرات مشتقّة من الأرقام لا من سجل العمليات، فهي تعكس الحالة الراهنة دائمًا ولا تتراكم ولا تحتاج تصفية.</w:t>
       </w:r>
     </w:p>
     <w:p>

--- a/docs/nusuk-user-manual.docx
+++ b/docs/nusuk-user-manual.docx
@@ -83,7 +83,7 @@
           <w:szCs w:val="22"/>
           <w:rtl/>
         </w:rPr>
-        <w:t xml:space="preserve">النسخة V8.1</w:t>
+        <w:t xml:space="preserve">النسخة V8.2</w:t>
       </w:r>
     </w:p>
     <w:p>
@@ -2934,7 +2934,7 @@
           <w:szCs w:val="22"/>
           <w:rtl/>
         </w:rPr>
-        <w:t xml:space="preserve">كل نقطة مركّبة تدخل الطابور في تبويب «تشغيل». أدخل سيريال القارئ ثم اعتمد، أو أرجعها للفريق مع ملاحظة فتعود «قيد التركيب» ويصل التنبيه لصاحبها. ينبّهك النظام تلقائيًا لو كان السيريال مكررًا أو غير موجود في سجل الأجهزة.</w:t>
+        <w:t xml:space="preserve">كل نقطة مركّبة تدخل الطابور في تبويب «تشغيل». أدخل سيريال القارئ ثم اعتمد، أو أرجعها للفريق مع ملاحظة فتعود «مجدول» ويصل التنبيه لصاحبها. ينبّهك النظام تلقائيًا لو كان السيريال مكررًا أو غير موجود في سجل الأجهزة.</w:t>
       </w:r>
     </w:p>
     <w:p>
@@ -3358,7 +3358,7 @@
                 <w:szCs w:val="20"/>
                 <w:rtl/>
               </w:rPr>
-              <w:t xml:space="preserve">توزيع النقاط: مُركّب · قيد التركيب · مجدول · متعذّر · لم يُجدول</w:t>
+              <w:t xml:space="preserve">توزيع النقاط على المراحل: لم يُمسح · ينتظر الجدولة · مجدول · مُركّب · متعذّر</w:t>
             </w:r>
           </w:p>
         </w:tc>

--- a/docs/nusuk-user-manual.docx
+++ b/docs/nusuk-user-manual.docx
@@ -83,7 +83,7 @@
           <w:szCs w:val="22"/>
           <w:rtl/>
         </w:rPr>
-        <w:t xml:space="preserve">النسخة V8.2</w:t>
+        <w:t xml:space="preserve">النسخة V8.3</w:t>
       </w:r>
     </w:p>
     <w:p>
@@ -2783,7 +2783,7 @@
           <w:szCs w:val="22"/>
           <w:rtl/>
         </w:rPr>
-        <w:t xml:space="preserve">راجع «سلامة خط الأنتاج» في تبويب التخطيط: يعرض طابور «جاهز للجدولة» بالأقدم أولًا، ويحذّرك من نقطة دخلت الجدولة قبل مسحها.</w:t>
+        <w:t xml:space="preserve">راجع «سلامة خط الأنتاج» في تبويب التخطيط: يعرض قائمة انتظار «جاهز للجدولة» بالأقدم أولًا، ويحذّرك من نقطة دخلت الجدولة قبل مسحها.</w:t>
       </w:r>
     </w:p>
     <w:p>
@@ -2934,7 +2934,7 @@
           <w:szCs w:val="22"/>
           <w:rtl/>
         </w:rPr>
-        <w:t xml:space="preserve">كل نقطة مركّبة تدخل الطابور في تبويب «تشغيل». أدخل سيريال القارئ ثم اعتمد، أو أرجعها للفريق مع ملاحظة فتعود «مجدول» ويصل التنبيه لصاحبها. ينبّهك النظام تلقائيًا لو كان السيريال مكررًا أو غير موجود في سجل الأجهزة.</w:t>
+        <w:t xml:space="preserve">كل نقطة مركّبة تدخل قائمة الانتظار في تبويب «تشغيل». أدخل سيريال القارئ ثم اعتمد، أو أرجعها للفريق مع ملاحظة فتعود «مجدول» ويصل التنبيه لصاحبها. ينبّهك النظام تلقائيًا لو كان السيريال مكررًا أو غير موجود في سجل الأجهزة.</w:t>
       </w:r>
     </w:p>
     <w:p>
@@ -3908,7 +3908,7 @@
           <w:szCs w:val="22"/>
           <w:rtl/>
         </w:rPr>
-        <w:t xml:space="preserve">يعرض ما يخصّك أنت فقط، ولا يُنبَّه أحد على فعل نفسه:</w:t>
+        <w:t xml:space="preserve">يعرض ما يخصّك أنت فقط، ولا يصل أحدًا تنبيه عن عمله هو:</w:t>
       </w:r>
     </w:p>
     <w:tbl>
@@ -4322,7 +4322,7 @@
           <w:szCs w:val="22"/>
           <w:rtl/>
         </w:rPr>
-        <w:t xml:space="preserve">لا توجد تنبيهات منبثقة تقاطع عملك — العدّاد وحده هو الإشارة، والتفاصيل حين تطلبها.</w:t>
+        <w:t xml:space="preserve">لا يقفز أي تنبيه على شاشتك — الرقم على الجرس وحده هو الإشارة، والتفاصيل حين تفتحه.</w:t>
       </w:r>
     </w:p>
     <w:p>
@@ -5452,7 +5452,7 @@
           <w:szCs w:val="22"/>
           <w:rtl/>
         </w:rPr>
-        <w:t xml:space="preserve">لا تصل الجهة الوزارية إشعارات العمليات الفردية — فلا معنى لإخطارها بكل تركيب على حدة. بل يعرض الجرس مؤشّرات المشروع محسوبةً لحظة الفتح:</w:t>
+        <w:t xml:space="preserve">لا تصل الجهة الوزارية إشعارات العمليات الفردية — فلا معنى لإشعارها بكل تركيب على حدة. بل يعرض الجرس مؤشّرات المشروع محسوبةً لحظة الفتح:</w:t>
       </w:r>
     </w:p>
     <w:tbl>
@@ -5628,7 +5628,7 @@
                 <w:szCs w:val="20"/>
                 <w:rtl/>
               </w:rPr>
-              <w:t xml:space="preserve">⚠️ انحراف الوتيرة</w:t>
+              <w:t xml:space="preserve">⚠️ التأخّر عن الخطة</w:t>
             </w:r>
           </w:p>
         </w:tc>
@@ -5752,7 +5752,7 @@
                 <w:szCs w:val="20"/>
                 <w:rtl/>
               </w:rPr>
-              <w:t xml:space="preserve">⏸ الركود</w:t>
+              <w:t xml:space="preserve">⏸ التوقّف</w:t>
             </w:r>
           </w:p>
         </w:tc>
@@ -5814,7 +5814,7 @@
                 <w:szCs w:val="20"/>
                 <w:rtl/>
               </w:rPr>
-              <w:t xml:space="preserve">🗓 طابور الجدولة</w:t>
+              <w:t xml:space="preserve">🗓 قائمة انتظار الجدولة</w:t>
             </w:r>
           </w:p>
         </w:tc>
@@ -5869,7 +5869,7 @@
           <w:szCs w:val="21"/>
           <w:rtl/>
         </w:rPr>
-        <w:t xml:space="preserve">هذه المؤشّرات مشتقّة من الأرقام لا من سجل العمليات، فهي تعكس الحالة الراهنة دائمًا ولا تتراكم ولا تحتاج تصفية.</w:t>
+        <w:t xml:space="preserve">هذه المؤشّرات محسوبة من الأرقام لا من سجل العمليات، فهي تعكس الحالة الراهنة دائمًا ولا تزيادة ولا تحتاج تصفية.</w:t>
       </w:r>
     </w:p>
     <w:p>

--- a/docs/nusuk-user-manual.docx
+++ b/docs/nusuk-user-manual.docx
@@ -83,7 +83,7 @@
           <w:szCs w:val="22"/>
           <w:rtl/>
         </w:rPr>
-        <w:t xml:space="preserve">النسخة V8.3</w:t>
+        <w:t xml:space="preserve">النسخة V8.4</w:t>
       </w:r>
     </w:p>
     <w:p>
@@ -382,7 +382,7 @@
           <w:szCs w:val="21"/>
           <w:rtl/>
         </w:rPr>
-        <w:t xml:space="preserve">أدلة النظام بتنزل PDF للكل — تاضغط الزر تفتح نافذة الطباعة وتختار «حفظ كـ PDF». نسخة Word للتحرير متاحة للإدارة بس.</w:t>
+        <w:t xml:space="preserve">أدلة النظام بتنزل PDF للكل — تضغط الزر تفتح نافذة الطباعة وتختار «حفظ كـ PDF». نسخة Word للتحرير متاحة للإدارة بس.</w:t>
       </w:r>
     </w:p>
     <w:p>
@@ -568,7 +568,7 @@
                 <w:szCs w:val="20"/>
                 <w:rtl/>
               </w:rPr>
-              <w:t xml:space="preserve">بيمسح ويركّب ويقترح مواقع ويبلّغ — وبيشوف شغله هو وجدوله بس</w:t>
+              <w:t xml:space="preserve">يمسح ويركّب ويقترح مواقع ويبلّغ — ويرى عمله هو وجدوله فقط</w:t>
             </w:r>
           </w:p>
         </w:tc>
@@ -946,7 +946,7 @@
                 <w:szCs w:val="20"/>
                 <w:rtl/>
               </w:rPr>
-              <w:t xml:space="preserve">تشوف النقط ملوّنة بحالتها وتاضغط أي نقطة تفتحها. زر ◎ يرجّعك لمكانك</w:t>
+              <w:t xml:space="preserve">ترى النقاط ملوّنة بحالتها وتضغط أي نقطة لتفتحها. زر ◎ يرجّعك لمكانك</w:t>
             </w:r>
           </w:p>
         </w:tc>
@@ -1417,7 +1417,7 @@
           <w:szCs w:val="21"/>
           <w:rtl/>
         </w:rPr>
-        <w:t xml:space="preserve">فوق الجدول شريط بيقول كام سجل اتفتح وما اكتملش، ومعاه زرّين: «إظهار» يوريهملك، و«حذف نهائيًا» يشيلهم خالص من كل الأجهزة. المواقع نفسها بتفضل مثل ما هي على الخريطة وتقدر تمسحها من جديد أي وقت.</w:t>
+        <w:t xml:space="preserve">فوق الجدول شريط بيقول كام سجل اتفتح وما اكتملش، ومعه زرّان: «إظهار» يعرضها لك، و«حذف نهائيًا» يزيلها من كل الأجهزة. والمواقع نفسها تبقى كما هي على الخريطة ويمكن مسحها من جديد في أي وقت.</w:t>
       </w:r>
     </w:p>
     <w:p>
@@ -4322,7 +4322,7 @@
           <w:szCs w:val="22"/>
           <w:rtl/>
         </w:rPr>
-        <w:t xml:space="preserve">لا يقفز أي تنبيه على شاشتك — الرقم على الجرس وحده هو الإشارة، والتفاصيل حين تفتحه.</w:t>
+        <w:t xml:space="preserve">لا يظهر أي تنبيه على شاشتك — الرقم على الجرس وحده هو الإشارة، والتفاصيل حين تفتحه.</w:t>
       </w:r>
     </w:p>
     <w:p>
@@ -4343,7 +4343,7 @@
           <w:szCs w:val="22"/>
           <w:rtl/>
         </w:rPr>
-        <w:t xml:space="preserve">لما تاضغط الجرس بتفتح شاشة كاملة فيها:</w:t>
+        <w:t xml:space="preserve">لما تضغط الجرس بتفتح شاشة كاملة فيها:</w:t>
       </w:r>
     </w:p>
     <w:p>
@@ -5056,7 +5056,7 @@
           <w:szCs w:val="22"/>
           <w:rtl/>
         </w:rPr>
-        <w:t xml:space="preserve">ومن كل سطر تقدر تاخد إجراء على طول:</w:t>
+        <w:t xml:space="preserve">ومن كل سطر يمكنك اتخاذ إجراء مباشرة:</w:t>
       </w:r>
     </w:p>
     <w:tbl>
@@ -6363,7 +6363,7 @@
                 <w:szCs w:val="20"/>
                 <w:rtl/>
               </w:rPr>
-              <w:t xml:space="preserve">لازم يكون أرقام/أرقام — مثل ٥٧/٢ أو ١-٣-٥/٦٢</w:t>
+              <w:t xml:space="preserve">بصيغة أرقام/أرقام — مثل ٥٧/٢ أو ١-٣-٥/٦٢</w:t>
             </w:r>
           </w:p>
         </w:tc>

--- a/docs/nusuk-user-manual.docx
+++ b/docs/nusuk-user-manual.docx
@@ -83,7 +83,7 @@
           <w:szCs w:val="22"/>
           <w:rtl/>
         </w:rPr>
-        <w:t xml:space="preserve">النسخة V8.4</w:t>
+        <w:t xml:space="preserve">النسخة V8.5</w:t>
       </w:r>
     </w:p>
     <w:p>
@@ -2300,7 +2300,7 @@
           <w:szCs w:val="22"/>
           <w:rtl/>
         </w:rPr>
-        <w:t xml:space="preserve">رقم الشاخص بصيغة أرقام/أرقام — مثل ٥٧/٢. ويرفض التطبيق أي صيغة أخرى.</w:t>
+        <w:t xml:space="preserve">رقم الشاخص بصيغة اسم المخيم/رقم الشارع. الاسم قد يكون أرقامًا أو أرقامًا وحروفًا، ورقم الشارع أرقام دائمًا — مثل ٥٧/٢ أو ١٢أ/٨.</w:t>
       </w:r>
     </w:p>
     <w:p>
@@ -6363,7 +6363,7 @@
                 <w:szCs w:val="20"/>
                 <w:rtl/>
               </w:rPr>
-              <w:t xml:space="preserve">بصيغة أرقام/أرقام — مثل ٥٧/٢ أو ١-٣-٥/٦٢</w:t>
+              <w:t xml:space="preserve">بصيغة اسم المخيم/رقم الشارع — مثل ٥٧/٢ أو ١٢أ/٨ أو ١-٣-٥/٦٢</w:t>
             </w:r>
           </w:p>
         </w:tc>

--- a/docs/nusuk-user-manual.docx
+++ b/docs/nusuk-user-manual.docx
@@ -83,7 +83,7 @@
           <w:szCs w:val="22"/>
           <w:rtl/>
         </w:rPr>
-        <w:t xml:space="preserve">النسخة V8.5</w:t>
+        <w:t xml:space="preserve">النسخة V8.6</w:t>
       </w:r>
     </w:p>
     <w:p>
@@ -3358,7 +3358,7 @@
                 <w:szCs w:val="20"/>
                 <w:rtl/>
               </w:rPr>
-              <w:t xml:space="preserve">توزيع النقاط على المراحل: لم يُمسح · ينتظر الجدولة · مجدول · مُركّب · متعذّر</w:t>
+              <w:t xml:space="preserve">كم موقعًا رُكّب، وكم دخل الخطة، وكم لم يُزر بعد</w:t>
             </w:r>
           </w:p>
         </w:tc>
@@ -3757,7 +3757,7 @@
           <w:szCs w:val="22"/>
           <w:rtl/>
         </w:rPr>
-        <w:t xml:space="preserve">كل جهاز يُعتمد بسيريال يطابقه المهندس مع سجل الأجهزة، وأي تكرار يُرفض.</w:t>
+        <w:t xml:space="preserve">كل جهاز مركّب له رقم تسلسلي مسجّل ومراجَع قبل اعتماده.</w:t>
       </w:r>
     </w:p>
     <w:p>

--- a/docs/nusuk-user-manual.docx
+++ b/docs/nusuk-user-manual.docx
@@ -83,7 +83,7 @@
           <w:szCs w:val="22"/>
           <w:rtl/>
         </w:rPr>
-        <w:t xml:space="preserve">النسخة V8.6</w:t>
+        <w:t xml:space="preserve">النسخة V8.7</w:t>
       </w:r>
     </w:p>
     <w:p>
@@ -2300,7 +2300,7 @@
           <w:szCs w:val="22"/>
           <w:rtl/>
         </w:rPr>
-        <w:t xml:space="preserve">رقم الشاخص بصيغة اسم المخيم/رقم الشارع. الاسم قد يكون أرقامًا أو أرقامًا وحروفًا، ورقم الشارع أرقام دائمًا — مثل ٥٧/٢ أو ١٢أ/٨.</w:t>
+        <w:t xml:space="preserve">رقم الشاخص بصيغة اسم الخيمة/رقم الشارع. الاسم قد يكون أرقامًا أو أرقامًا وحروفًا، ورقم الشارع أرقام دائمًا — مثل ٥٧/٢ أو ١٢أ/٨.</w:t>
       </w:r>
     </w:p>
     <w:p>
@@ -6363,7 +6363,7 @@
                 <w:szCs w:val="20"/>
                 <w:rtl/>
               </w:rPr>
-              <w:t xml:space="preserve">بصيغة اسم المخيم/رقم الشارع — مثل ٥٧/٢ أو ١٢أ/٨ أو ١-٣-٥/٦٢</w:t>
+              <w:t xml:space="preserve">بصيغة اسم الخيمة/رقم الشارع — مثل ٥٧/٢ أو ١٢أ/٨ أو ١-٣-٥/٦٢</w:t>
             </w:r>
           </w:p>
         </w:tc>

--- a/docs/nusuk-user-manual.docx
+++ b/docs/nusuk-user-manual.docx
@@ -83,7 +83,7 @@
           <w:szCs w:val="22"/>
           <w:rtl/>
         </w:rPr>
-        <w:t xml:space="preserve">النسخة V8.7</w:t>
+        <w:t xml:space="preserve">النسخة V8.8</w:t>
       </w:r>
     </w:p>
     <w:p>
@@ -1040,7 +1040,7 @@
                 <w:szCs w:val="20"/>
                 <w:rtl/>
               </w:rPr>
-              <w:t xml:space="preserve">لوحة الإدارة</w:t>
+              <w:t xml:space="preserve">السجلات</w:t>
             </w:r>
           </w:p>
         </w:tc>
@@ -1395,7 +1395,7 @@
           <w:szCs w:val="22"/>
           <w:rtl/>
         </w:rPr>
-        <w:t xml:space="preserve">لوحة الإدارة مش بتعرض إلا المواقع اللي اتزارت فعلًا. لو فتحت موقع وعدّلت فيه وخرجت من غير ما تسجّل الزيارة، ليست هيظهر في اللوحة — شغلك محفوظ في المسوّدة بس ومش محسوب كزيارة.</w:t>
+        <w:t xml:space="preserve">السجلات مش بتعرض إلا المواقع اللي اتزارت فعلًا. لو فتحت موقع وعدّلت فيه وخرجت من غير ما تسجّل الزيارة، ليست هيظهر في اللوحة — شغلك محفوظ في المسوّدة بس ومش محسوب كزيارة.</w:t>
       </w:r>
     </w:p>
     <w:p>
@@ -5951,7 +5951,7 @@
           <w:szCs w:val="22"/>
           <w:rtl/>
         </w:rPr>
-        <w:t xml:space="preserve">في تبويب «الرفع»: «🧩 ملف الواجهات JSON» للمطوّرين، و«📄 دليل النظام Word» بنسخة تخص دورك. كلاهما يُبنى داخل التطبيق فيعمل بلا إنترنت ويطابق النسخة المشغّلة، ويحمل أرقام الوضع الحالي لحظة الاستخراج.</w:t>
+        <w:t xml:space="preserve">في تبويب «النسخ والأدلة»: «🧩 ملف الواجهات JSON» للمطوّرين، و«📄 دليل النظام Word» بنسخة تخص دورك. كلاهما يُبنى داخل التطبيق فيعمل بلا إنترنت ويطابق النسخة المشغّلة، ويحمل أرقام الوضع الحالي لحظة الاستخراج.</w:t>
       </w:r>
     </w:p>
     <w:p>
@@ -6115,7 +6115,7 @@
                 <w:szCs w:val="20"/>
                 <w:rtl/>
               </w:rPr>
-              <w:t xml:space="preserve">روح تبويب «الرفع» واضغط «🔄 فحص التحديثات الآن». لو فيه نسخة جديدة هيظهر شريط ذهبي فوق — اضغط «تحديث الآن»</w:t>
+              <w:t xml:space="preserve">روح تبويب «النسخ والأدلة» واضغط «🔄 فحص التحديثات الآن». لو فيه نسخة جديدة هيظهر شريط ذهبي فوق — اضغط «تحديث الآن»</w:t>
             </w:r>
           </w:p>
         </w:tc>

--- a/docs/nusuk-user-manual.docx
+++ b/docs/nusuk-user-manual.docx
@@ -83,7 +83,7 @@
           <w:szCs w:val="22"/>
           <w:rtl/>
         </w:rPr>
-        <w:t xml:space="preserve">النسخة V8.8</w:t>
+        <w:t xml:space="preserve">النسخة V8.9</w:t>
       </w:r>
     </w:p>
     <w:p>
@@ -2348,6 +2348,800 @@
           <w:rtl/>
         </w:rPr>
         <w:t xml:space="preserve">٣ · فصل المهندس — إدارة المشروع</w:t>
+      </w:r>
+    </w:p>
+    <w:p>
+      <w:pPr>
+        <w:pStyle w:val="Heading2"/>
+        <w:bidi/>
+        <w:spacing w:after="110" w:before="250"/>
+        <w:jc w:val="right"/>
+      </w:pPr>
+      <w:r>
+        <w:rPr>
+          <w:rFonts w:ascii="Arial" w:cs="Arial" w:eastAsia="Arial" w:hAnsi="Arial"/>
+          <w:b/>
+          <w:bCs/>
+          <w:color w:val="1A1A1A"/>
+          <w:sz w:val="25"/>
+          <w:szCs w:val="25"/>
+          <w:rtl/>
+        </w:rPr>
+        <w:t xml:space="preserve">٣.٠ ما تُدخله مرة واحدة — ولماذا</w:t>
+      </w:r>
+    </w:p>
+    <w:p>
+      <w:pPr>
+        <w:bidi/>
+        <w:spacing w:after="110" w:before="0" w:line="330"/>
+        <w:jc w:val="right"/>
+      </w:pPr>
+      <w:r>
+        <w:rPr>
+          <w:rFonts w:ascii="Arial" w:cs="Arial" w:eastAsia="Arial" w:hAnsi="Arial"/>
+          <w:b w:val="false"/>
+          <w:bCs w:val="false"/>
+          <w:i w:val="false"/>
+          <w:iCs w:val="false"/>
+          <w:color w:val="1A1A1A"/>
+          <w:sz w:val="22"/>
+          <w:szCs w:val="22"/>
+          <w:rtl/>
+        </w:rPr>
+        <w:t xml:space="preserve">لوحة المتابعة ليست شاشة قراءة فقط. فيها بيانات تُدخلها أنت مرة واحدة، ويبني عليها النظام حساباته. وما لم تُدخل، تبقى أقسام كاملة فارغة:</w:t>
+      </w:r>
+    </w:p>
+    <w:tbl>
+      <w:tblPr>
+        <w:bidiVisual/>
+        <w:tblW w:type="dxa" w:w="8400"/>
+        <w:tblBorders>
+          <w:top w:val="single" w:color="auto" w:sz="4"/>
+          <w:left w:val="single" w:color="auto" w:sz="4"/>
+          <w:bottom w:val="single" w:color="auto" w:sz="4"/>
+          <w:right w:val="single" w:color="auto" w:sz="4"/>
+          <w:insideH w:val="single" w:color="auto" w:sz="4"/>
+          <w:insideV w:val="single" w:color="auto" w:sz="4"/>
+        </w:tblBorders>
+      </w:tblPr>
+      <w:tblGrid>
+        <w:gridCol w:w="1600"/>
+        <w:gridCol w:w="4200"/>
+        <w:gridCol w:w="2600"/>
+      </w:tblGrid>
+      <w:tr>
+        <w:trPr>
+          <w:tblHeader/>
+        </w:trPr>
+        <w:tc>
+          <w:tcPr>
+            <w:tcW w:type="dxa" w:w="1600"/>
+            <w:shd w:fill="F2EAD8" w:val="clear"/>
+            <w:tcMar>
+              <w:top w:type="dxa" w:w="70"/>
+              <w:left w:type="dxa" w:w="90"/>
+              <w:bottom w:type="dxa" w:w="70"/>
+              <w:right w:type="dxa" w:w="90"/>
+            </w:tcMar>
+          </w:tcPr>
+          <w:p>
+            <w:pPr>
+              <w:bidi/>
+              <w:spacing w:after="0" w:line="300"/>
+              <w:jc w:val="right"/>
+            </w:pPr>
+            <w:r>
+              <w:rPr>
+                <w:rFonts w:ascii="Arial" w:cs="Arial" w:eastAsia="Arial" w:hAnsi="Arial"/>
+                <w:b/>
+                <w:bCs/>
+                <w:color w:val="1A1A1A"/>
+                <w:sz w:val="20"/>
+                <w:szCs w:val="20"/>
+                <w:rtl/>
+              </w:rPr>
+              <w:t xml:space="preserve">ما تُدخله</w:t>
+            </w:r>
+          </w:p>
+        </w:tc>
+        <w:tc>
+          <w:tcPr>
+            <w:tcW w:type="dxa" w:w="4200"/>
+            <w:shd w:fill="F2EAD8" w:val="clear"/>
+            <w:tcMar>
+              <w:top w:type="dxa" w:w="70"/>
+              <w:left w:type="dxa" w:w="90"/>
+              <w:bottom w:type="dxa" w:w="70"/>
+              <w:right w:type="dxa" w:w="90"/>
+            </w:tcMar>
+          </w:tcPr>
+          <w:p>
+            <w:pPr>
+              <w:bidi/>
+              <w:spacing w:after="0" w:line="300"/>
+              <w:jc w:val="right"/>
+            </w:pPr>
+            <w:r>
+              <w:rPr>
+                <w:rFonts w:ascii="Arial" w:cs="Arial" w:eastAsia="Arial" w:hAnsi="Arial"/>
+                <w:b/>
+                <w:bCs/>
+                <w:color w:val="1A1A1A"/>
+                <w:sz w:val="20"/>
+                <w:szCs w:val="20"/>
+                <w:rtl/>
+              </w:rPr>
+              <w:t xml:space="preserve">أين</w:t>
+            </w:r>
+          </w:p>
+        </w:tc>
+        <w:tc>
+          <w:tcPr>
+            <w:tcW w:type="dxa" w:w="2600"/>
+            <w:shd w:fill="F2EAD8" w:val="clear"/>
+            <w:tcMar>
+              <w:top w:type="dxa" w:w="70"/>
+              <w:left w:type="dxa" w:w="90"/>
+              <w:bottom w:type="dxa" w:w="70"/>
+              <w:right w:type="dxa" w:w="90"/>
+            </w:tcMar>
+          </w:tcPr>
+          <w:p>
+            <w:pPr>
+              <w:bidi/>
+              <w:spacing w:after="0" w:line="300"/>
+              <w:jc w:val="right"/>
+            </w:pPr>
+            <w:r>
+              <w:rPr>
+                <w:rFonts w:ascii="Arial" w:cs="Arial" w:eastAsia="Arial" w:hAnsi="Arial"/>
+                <w:b/>
+                <w:bCs/>
+                <w:color w:val="1A1A1A"/>
+                <w:sz w:val="20"/>
+                <w:szCs w:val="20"/>
+                <w:rtl/>
+              </w:rPr>
+              <w:t xml:space="preserve">ماذا يتعطّل بدونه</w:t>
+            </w:r>
+          </w:p>
+        </w:tc>
+      </w:tr>
+      <w:tr>
+        <w:tc>
+          <w:tcPr>
+            <w:tcW w:type="dxa" w:w="1600"/>
+            <w:tcMar>
+              <w:top w:type="dxa" w:w="70"/>
+              <w:left w:type="dxa" w:w="90"/>
+              <w:bottom w:type="dxa" w:w="70"/>
+              <w:right w:type="dxa" w:w="90"/>
+            </w:tcMar>
+          </w:tcPr>
+          <w:p>
+            <w:pPr>
+              <w:bidi/>
+              <w:spacing w:after="0" w:line="300"/>
+              <w:jc w:val="right"/>
+            </w:pPr>
+            <w:r>
+              <w:rPr>
+                <w:rFonts w:ascii="Arial" w:cs="Arial" w:eastAsia="Arial" w:hAnsi="Arial"/>
+                <w:b w:val="false"/>
+                <w:bCs w:val="false"/>
+                <w:color w:val="5A5A5A"/>
+                <w:sz w:val="20"/>
+                <w:szCs w:val="20"/>
+                <w:rtl/>
+              </w:rPr>
+              <w:t xml:space="preserve">الفرق وأعضاؤها</w:t>
+            </w:r>
+          </w:p>
+        </w:tc>
+        <w:tc>
+          <w:tcPr>
+            <w:tcW w:type="dxa" w:w="4200"/>
+            <w:tcMar>
+              <w:top w:type="dxa" w:w="70"/>
+              <w:left w:type="dxa" w:w="90"/>
+              <w:bottom w:type="dxa" w:w="70"/>
+              <w:right w:type="dxa" w:w="90"/>
+            </w:tcMar>
+          </w:tcPr>
+          <w:p>
+            <w:pPr>
+              <w:bidi/>
+              <w:spacing w:after="0" w:line="300"/>
+              <w:jc w:val="right"/>
+            </w:pPr>
+            <w:r>
+              <w:rPr>
+                <w:rFonts w:ascii="Arial" w:cs="Arial" w:eastAsia="Arial" w:hAnsi="Arial"/>
+                <w:b w:val="false"/>
+                <w:bCs w:val="false"/>
+                <w:color w:val="5A5A5A"/>
+                <w:sz w:val="20"/>
+                <w:szCs w:val="20"/>
+                <w:rtl/>
+              </w:rPr>
+              <w:t xml:space="preserve">تخطيط ← توزيع الفرق</w:t>
+            </w:r>
+          </w:p>
+        </w:tc>
+        <w:tc>
+          <w:tcPr>
+            <w:tcW w:type="dxa" w:w="2600"/>
+            <w:tcMar>
+              <w:top w:type="dxa" w:w="70"/>
+              <w:left w:type="dxa" w:w="90"/>
+              <w:bottom w:type="dxa" w:w="70"/>
+              <w:right w:type="dxa" w:w="90"/>
+            </w:tcMar>
+          </w:tcPr>
+          <w:p>
+            <w:pPr>
+              <w:bidi/>
+              <w:spacing w:after="0" w:line="300"/>
+              <w:jc w:val="right"/>
+            </w:pPr>
+            <w:r>
+              <w:rPr>
+                <w:rFonts w:ascii="Arial" w:cs="Arial" w:eastAsia="Arial" w:hAnsi="Arial"/>
+                <w:b w:val="false"/>
+                <w:bCs w:val="false"/>
+                <w:color w:val="5A5A5A"/>
+                <w:sz w:val="20"/>
+                <w:szCs w:val="20"/>
+                <w:rtl/>
+              </w:rPr>
+              <w:t xml:space="preserve">لا إسناد للمربعات، ولا زر «جدولي» عند الفني، ولا توزيع عُهدة، ولا قياس إنتاجية</w:t>
+            </w:r>
+          </w:p>
+        </w:tc>
+      </w:tr>
+      <w:tr>
+        <w:tc>
+          <w:tcPr>
+            <w:tcW w:type="dxa" w:w="1600"/>
+            <w:tcMar>
+              <w:top w:type="dxa" w:w="70"/>
+              <w:left w:type="dxa" w:w="90"/>
+              <w:bottom w:type="dxa" w:w="70"/>
+              <w:right w:type="dxa" w:w="90"/>
+            </w:tcMar>
+          </w:tcPr>
+          <w:p>
+            <w:pPr>
+              <w:bidi/>
+              <w:spacing w:after="0" w:line="300"/>
+              <w:jc w:val="right"/>
+            </w:pPr>
+            <w:r>
+              <w:rPr>
+                <w:rFonts w:ascii="Arial" w:cs="Arial" w:eastAsia="Arial" w:hAnsi="Arial"/>
+                <w:b w:val="false"/>
+                <w:bCs w:val="false"/>
+                <w:color w:val="5A5A5A"/>
+                <w:sz w:val="20"/>
+                <w:szCs w:val="20"/>
+                <w:rtl/>
+              </w:rPr>
+              <w:t xml:space="preserve">الموعد المستهدف</w:t>
+            </w:r>
+          </w:p>
+        </w:tc>
+        <w:tc>
+          <w:tcPr>
+            <w:tcW w:type="dxa" w:w="4200"/>
+            <w:tcMar>
+              <w:top w:type="dxa" w:w="70"/>
+              <w:left w:type="dxa" w:w="90"/>
+              <w:bottom w:type="dxa" w:w="70"/>
+              <w:right w:type="dxa" w:w="90"/>
+            </w:tcMar>
+          </w:tcPr>
+          <w:p>
+            <w:pPr>
+              <w:bidi/>
+              <w:spacing w:after="0" w:line="300"/>
+              <w:jc w:val="right"/>
+            </w:pPr>
+            <w:r>
+              <w:rPr>
+                <w:rFonts w:ascii="Arial" w:cs="Arial" w:eastAsia="Arial" w:hAnsi="Arial"/>
+                <w:b w:val="false"/>
+                <w:bCs w:val="false"/>
+                <w:color w:val="5A5A5A"/>
+                <w:sz w:val="20"/>
+                <w:szCs w:val="20"/>
+                <w:rtl/>
+              </w:rPr>
+              <w:t xml:space="preserve">متابعة ← الوتيرة والهدف</w:t>
+            </w:r>
+          </w:p>
+        </w:tc>
+        <w:tc>
+          <w:tcPr>
+            <w:tcW w:type="dxa" w:w="2600"/>
+            <w:tcMar>
+              <w:top w:type="dxa" w:w="70"/>
+              <w:left w:type="dxa" w:w="90"/>
+              <w:bottom w:type="dxa" w:w="70"/>
+              <w:right w:type="dxa" w:w="90"/>
+            </w:tcMar>
+          </w:tcPr>
+          <w:p>
+            <w:pPr>
+              <w:bidi/>
+              <w:spacing w:after="0" w:line="300"/>
+              <w:jc w:val="right"/>
+            </w:pPr>
+            <w:r>
+              <w:rPr>
+                <w:rFonts w:ascii="Arial" w:cs="Arial" w:eastAsia="Arial" w:hAnsi="Arial"/>
+                <w:b w:val="false"/>
+                <w:bCs w:val="false"/>
+                <w:color w:val="5A5A5A"/>
+                <w:sz w:val="20"/>
+                <w:szCs w:val="20"/>
+                <w:rtl/>
+              </w:rPr>
+              <w:t xml:space="preserve">لا يُحسب المطلوب يوميًا ولا تاريخ الانتهاء المتوقع، ولا يصل تنبيه التأخّر</w:t>
+            </w:r>
+          </w:p>
+        </w:tc>
+      </w:tr>
+      <w:tr>
+        <w:tc>
+          <w:tcPr>
+            <w:tcW w:type="dxa" w:w="1600"/>
+            <w:tcMar>
+              <w:top w:type="dxa" w:w="70"/>
+              <w:left w:type="dxa" w:w="90"/>
+              <w:bottom w:type="dxa" w:w="70"/>
+              <w:right w:type="dxa" w:w="90"/>
+            </w:tcMar>
+          </w:tcPr>
+          <w:p>
+            <w:pPr>
+              <w:bidi/>
+              <w:spacing w:after="0" w:line="300"/>
+              <w:jc w:val="right"/>
+            </w:pPr>
+            <w:r>
+              <w:rPr>
+                <w:rFonts w:ascii="Arial" w:cs="Arial" w:eastAsia="Arial" w:hAnsi="Arial"/>
+                <w:b w:val="false"/>
+                <w:bCs w:val="false"/>
+                <w:color w:val="5A5A5A"/>
+                <w:sz w:val="20"/>
+                <w:szCs w:val="20"/>
+                <w:rtl/>
+              </w:rPr>
+              <w:t xml:space="preserve">أرقام الشركات</w:t>
+            </w:r>
+          </w:p>
+        </w:tc>
+        <w:tc>
+          <w:tcPr>
+            <w:tcW w:type="dxa" w:w="4200"/>
+            <w:tcMar>
+              <w:top w:type="dxa" w:w="70"/>
+              <w:left w:type="dxa" w:w="90"/>
+              <w:bottom w:type="dxa" w:w="70"/>
+              <w:right w:type="dxa" w:w="90"/>
+            </w:tcMar>
+          </w:tcPr>
+          <w:p>
+            <w:pPr>
+              <w:bidi/>
+              <w:spacing w:after="0" w:line="300"/>
+              <w:jc w:val="right"/>
+            </w:pPr>
+            <w:r>
+              <w:rPr>
+                <w:rFonts w:ascii="Arial" w:cs="Arial" w:eastAsia="Arial" w:hAnsi="Arial"/>
+                <w:b w:val="false"/>
+                <w:bCs w:val="false"/>
+                <w:color w:val="5A5A5A"/>
+                <w:sz w:val="20"/>
+                <w:szCs w:val="20"/>
+                <w:rtl/>
+              </w:rPr>
+              <w:t xml:space="preserve">تخطيط ← أرقام الشركات</w:t>
+            </w:r>
+          </w:p>
+        </w:tc>
+        <w:tc>
+          <w:tcPr>
+            <w:tcW w:type="dxa" w:w="2600"/>
+            <w:tcMar>
+              <w:top w:type="dxa" w:w="70"/>
+              <w:left w:type="dxa" w:w="90"/>
+              <w:bottom w:type="dxa" w:w="70"/>
+              <w:right w:type="dxa" w:w="90"/>
+            </w:tcMar>
+          </w:tcPr>
+          <w:p>
+            <w:pPr>
+              <w:bidi/>
+              <w:spacing w:after="0" w:line="300"/>
+              <w:jc w:val="right"/>
+            </w:pPr>
+            <w:r>
+              <w:rPr>
+                <w:rFonts w:ascii="Arial" w:cs="Arial" w:eastAsia="Arial" w:hAnsi="Arial"/>
+                <w:b w:val="false"/>
+                <w:bCs w:val="false"/>
+                <w:color w:val="5A5A5A"/>
+                <w:sz w:val="20"/>
+                <w:szCs w:val="20"/>
+                <w:rtl/>
+              </w:rPr>
+              <w:t xml:space="preserve">لا يعمل زر إشعار الشركات بمواعيد التركيب، ولا زر المراسلة في الجرس</w:t>
+            </w:r>
+          </w:p>
+        </w:tc>
+      </w:tr>
+      <w:tr>
+        <w:tc>
+          <w:tcPr>
+            <w:tcW w:type="dxa" w:w="1600"/>
+            <w:tcMar>
+              <w:top w:type="dxa" w:w="70"/>
+              <w:left w:type="dxa" w:w="90"/>
+              <w:bottom w:type="dxa" w:w="70"/>
+              <w:right w:type="dxa" w:w="90"/>
+            </w:tcMar>
+          </w:tcPr>
+          <w:p>
+            <w:pPr>
+              <w:bidi/>
+              <w:spacing w:after="0" w:line="300"/>
+              <w:jc w:val="right"/>
+            </w:pPr>
+            <w:r>
+              <w:rPr>
+                <w:rFonts w:ascii="Arial" w:cs="Arial" w:eastAsia="Arial" w:hAnsi="Arial"/>
+                <w:b w:val="false"/>
+                <w:bCs w:val="false"/>
+                <w:color w:val="5A5A5A"/>
+                <w:sz w:val="20"/>
+                <w:szCs w:val="20"/>
+                <w:rtl/>
+              </w:rPr>
+              <w:t xml:space="preserve">زمن تركيب كل نوع</w:t>
+            </w:r>
+          </w:p>
+        </w:tc>
+        <w:tc>
+          <w:tcPr>
+            <w:tcW w:type="dxa" w:w="4200"/>
+            <w:tcMar>
+              <w:top w:type="dxa" w:w="70"/>
+              <w:left w:type="dxa" w:w="90"/>
+              <w:bottom w:type="dxa" w:w="70"/>
+              <w:right w:type="dxa" w:w="90"/>
+            </w:tcMar>
+          </w:tcPr>
+          <w:p>
+            <w:pPr>
+              <w:bidi/>
+              <w:spacing w:after="0" w:line="300"/>
+              <w:jc w:val="right"/>
+            </w:pPr>
+            <w:r>
+              <w:rPr>
+                <w:rFonts w:ascii="Arial" w:cs="Arial" w:eastAsia="Arial" w:hAnsi="Arial"/>
+                <w:b w:val="false"/>
+                <w:bCs w:val="false"/>
+                <w:color w:val="5A5A5A"/>
+                <w:sz w:val="20"/>
+                <w:szCs w:val="20"/>
+                <w:rtl/>
+              </w:rPr>
+              <w:t xml:space="preserve">تخطيط ← أنواع النقاط</w:t>
+            </w:r>
+          </w:p>
+        </w:tc>
+        <w:tc>
+          <w:tcPr>
+            <w:tcW w:type="dxa" w:w="2600"/>
+            <w:tcMar>
+              <w:top w:type="dxa" w:w="70"/>
+              <w:left w:type="dxa" w:w="90"/>
+              <w:bottom w:type="dxa" w:w="70"/>
+              <w:right w:type="dxa" w:w="90"/>
+            </w:tcMar>
+          </w:tcPr>
+          <w:p>
+            <w:pPr>
+              <w:bidi/>
+              <w:spacing w:after="0" w:line="300"/>
+              <w:jc w:val="right"/>
+            </w:pPr>
+            <w:r>
+              <w:rPr>
+                <w:rFonts w:ascii="Arial" w:cs="Arial" w:eastAsia="Arial" w:hAnsi="Arial"/>
+                <w:b w:val="false"/>
+                <w:bCs w:val="false"/>
+                <w:color w:val="5A5A5A"/>
+                <w:sz w:val="20"/>
+                <w:szCs w:val="20"/>
+                <w:rtl/>
+              </w:rPr>
+              <w:t xml:space="preserve">لا تُحسب ساعات العمل المتبقية، فلا تعرف كم فريقًا تحتاج</w:t>
+            </w:r>
+          </w:p>
+        </w:tc>
+      </w:tr>
+      <w:tr>
+        <w:tc>
+          <w:tcPr>
+            <w:tcW w:type="dxa" w:w="1600"/>
+            <w:tcMar>
+              <w:top w:type="dxa" w:w="70"/>
+              <w:left w:type="dxa" w:w="90"/>
+              <w:bottom w:type="dxa" w:w="70"/>
+              <w:right w:type="dxa" w:w="90"/>
+            </w:tcMar>
+          </w:tcPr>
+          <w:p>
+            <w:pPr>
+              <w:bidi/>
+              <w:spacing w:after="0" w:line="300"/>
+              <w:jc w:val="right"/>
+            </w:pPr>
+            <w:r>
+              <w:rPr>
+                <w:rFonts w:ascii="Arial" w:cs="Arial" w:eastAsia="Arial" w:hAnsi="Arial"/>
+                <w:b w:val="false"/>
+                <w:bCs w:val="false"/>
+                <w:color w:val="5A5A5A"/>
+                <w:sz w:val="20"/>
+                <w:szCs w:val="20"/>
+                <w:rtl/>
+              </w:rPr>
+              <w:t xml:space="preserve">سجل الأجهزة</w:t>
+            </w:r>
+          </w:p>
+        </w:tc>
+        <w:tc>
+          <w:tcPr>
+            <w:tcW w:type="dxa" w:w="4200"/>
+            <w:tcMar>
+              <w:top w:type="dxa" w:w="70"/>
+              <w:left w:type="dxa" w:w="90"/>
+              <w:bottom w:type="dxa" w:w="70"/>
+              <w:right w:type="dxa" w:w="90"/>
+            </w:tcMar>
+          </w:tcPr>
+          <w:p>
+            <w:pPr>
+              <w:bidi/>
+              <w:spacing w:after="0" w:line="300"/>
+              <w:jc w:val="right"/>
+            </w:pPr>
+            <w:r>
+              <w:rPr>
+                <w:rFonts w:ascii="Arial" w:cs="Arial" w:eastAsia="Arial" w:hAnsi="Arial"/>
+                <w:b w:val="false"/>
+                <w:bCs w:val="false"/>
+                <w:color w:val="5A5A5A"/>
+                <w:sz w:val="20"/>
+                <w:szCs w:val="20"/>
+                <w:rtl/>
+              </w:rPr>
+              <w:t xml:space="preserve">تخطيط ← سجل الأجهزة</w:t>
+            </w:r>
+          </w:p>
+        </w:tc>
+        <w:tc>
+          <w:tcPr>
+            <w:tcW w:type="dxa" w:w="2600"/>
+            <w:tcMar>
+              <w:top w:type="dxa" w:w="70"/>
+              <w:left w:type="dxa" w:w="90"/>
+              <w:bottom w:type="dxa" w:w="70"/>
+              <w:right w:type="dxa" w:w="90"/>
+            </w:tcMar>
+          </w:tcPr>
+          <w:p>
+            <w:pPr>
+              <w:bidi/>
+              <w:spacing w:after="0" w:line="300"/>
+              <w:jc w:val="right"/>
+            </w:pPr>
+            <w:r>
+              <w:rPr>
+                <w:rFonts w:ascii="Arial" w:cs="Arial" w:eastAsia="Arial" w:hAnsi="Arial"/>
+                <w:b w:val="false"/>
+                <w:bCs w:val="false"/>
+                <w:color w:val="5A5A5A"/>
+                <w:sz w:val="20"/>
+                <w:szCs w:val="20"/>
+                <w:rtl/>
+              </w:rPr>
+              <w:t xml:space="preserve">لا يُطابَق السيريال عند التدقيق، فلا يُكشف المكرّر ولا المجهول</w:t>
+            </w:r>
+          </w:p>
+        </w:tc>
+      </w:tr>
+      <w:tr>
+        <w:tc>
+          <w:tcPr>
+            <w:tcW w:type="dxa" w:w="1600"/>
+            <w:tcMar>
+              <w:top w:type="dxa" w:w="70"/>
+              <w:left w:type="dxa" w:w="90"/>
+              <w:bottom w:type="dxa" w:w="70"/>
+              <w:right w:type="dxa" w:w="90"/>
+            </w:tcMar>
+          </w:tcPr>
+          <w:p>
+            <w:pPr>
+              <w:bidi/>
+              <w:spacing w:after="0" w:line="300"/>
+              <w:jc w:val="right"/>
+            </w:pPr>
+            <w:r>
+              <w:rPr>
+                <w:rFonts w:ascii="Arial" w:cs="Arial" w:eastAsia="Arial" w:hAnsi="Arial"/>
+                <w:b w:val="false"/>
+                <w:bCs w:val="false"/>
+                <w:color w:val="5A5A5A"/>
+                <w:sz w:val="20"/>
+                <w:szCs w:val="20"/>
+                <w:rtl/>
+              </w:rPr>
+              <w:t xml:space="preserve">العُهدة</w:t>
+            </w:r>
+          </w:p>
+        </w:tc>
+        <w:tc>
+          <w:tcPr>
+            <w:tcW w:type="dxa" w:w="4200"/>
+            <w:tcMar>
+              <w:top w:type="dxa" w:w="70"/>
+              <w:left w:type="dxa" w:w="90"/>
+              <w:bottom w:type="dxa" w:w="70"/>
+              <w:right w:type="dxa" w:w="90"/>
+            </w:tcMar>
+          </w:tcPr>
+          <w:p>
+            <w:pPr>
+              <w:bidi/>
+              <w:spacing w:after="0" w:line="300"/>
+              <w:jc w:val="right"/>
+            </w:pPr>
+            <w:r>
+              <w:rPr>
+                <w:rFonts w:ascii="Arial" w:cs="Arial" w:eastAsia="Arial" w:hAnsi="Arial"/>
+                <w:b w:val="false"/>
+                <w:bCs w:val="false"/>
+                <w:color w:val="5A5A5A"/>
+                <w:sz w:val="20"/>
+                <w:szCs w:val="20"/>
+                <w:rtl/>
+              </w:rPr>
+              <w:t xml:space="preserve">تخطيط ← العُهدة</w:t>
+            </w:r>
+          </w:p>
+        </w:tc>
+        <w:tc>
+          <w:tcPr>
+            <w:tcW w:type="dxa" w:w="2600"/>
+            <w:tcMar>
+              <w:top w:type="dxa" w:w="70"/>
+              <w:left w:type="dxa" w:w="90"/>
+              <w:bottom w:type="dxa" w:w="70"/>
+              <w:right w:type="dxa" w:w="90"/>
+            </w:tcMar>
+          </w:tcPr>
+          <w:p>
+            <w:pPr>
+              <w:bidi/>
+              <w:spacing w:after="0" w:line="300"/>
+              <w:jc w:val="right"/>
+            </w:pPr>
+            <w:r>
+              <w:rPr>
+                <w:rFonts w:ascii="Arial" w:cs="Arial" w:eastAsia="Arial" w:hAnsi="Arial"/>
+                <w:b w:val="false"/>
+                <w:bCs w:val="false"/>
+                <w:color w:val="5A5A5A"/>
+                <w:sz w:val="20"/>
+                <w:szCs w:val="20"/>
+                <w:rtl/>
+              </w:rPr>
+              <w:t xml:space="preserve">لا تعرف كم قارئًا مع كل فريق ولا متى ينفد رصيده</w:t>
+            </w:r>
+          </w:p>
+        </w:tc>
+      </w:tr>
+    </w:tbl>
+    <w:p>
+      <w:pPr>
+        <w:pBdr>
+          <w:right w:val="single" w:color="C9A24B" w:sz="18" w:space="8"/>
+        </w:pBdr>
+        <w:shd w:fill="FBF6E9" w:val="clear"/>
+        <w:bidi/>
+        <w:spacing w:after="140" w:before="80" w:line="330"/>
+        <w:ind w:left="115" w:right="115"/>
+        <w:jc w:val="right"/>
+      </w:pPr>
+      <w:r>
+        <w:rPr>
+          <w:rFonts w:ascii="Arial" w:cs="Arial" w:eastAsia="Arial" w:hAnsi="Arial"/>
+          <w:color w:val="1A1A1A"/>
+          <w:sz w:val="21"/>
+          <w:szCs w:val="21"/>
+          <w:rtl/>
+        </w:rPr>
+        <w:t xml:space="preserve">ابدأ بالفرق والمواعيد: من دونهما لا يعمل الإسناد ولا حساب الوتيرة، وهما عمودا المتابعة.</w:t>
+      </w:r>
+    </w:p>
+    <w:p>
+      <w:pPr>
+        <w:pStyle w:val="Heading2"/>
+        <w:bidi/>
+        <w:spacing w:after="110" w:before="250"/>
+        <w:jc w:val="right"/>
+      </w:pPr>
+      <w:r>
+        <w:rPr>
+          <w:rFonts w:ascii="Arial" w:cs="Arial" w:eastAsia="Arial" w:hAnsi="Arial"/>
+          <w:b/>
+          <w:bCs/>
+          <w:color w:val="1A1A1A"/>
+          <w:sz w:val="25"/>
+          <w:szCs w:val="25"/>
+          <w:rtl/>
+        </w:rPr>
+        <w:t xml:space="preserve">٣.٠أ قائمة الشركات المعتمدة</w:t>
+      </w:r>
+    </w:p>
+    <w:p>
+      <w:pPr>
+        <w:bidi/>
+        <w:spacing w:after="110" w:before="0" w:line="330"/>
+        <w:jc w:val="right"/>
+      </w:pPr>
+      <w:r>
+        <w:rPr>
+          <w:rFonts w:ascii="Arial" w:cs="Arial" w:eastAsia="Arial" w:hAnsi="Arial"/>
+          <w:b w:val="false"/>
+          <w:bCs w:val="false"/>
+          <w:i w:val="false"/>
+          <w:iCs w:val="false"/>
+          <w:color w:val="1A1A1A"/>
+          <w:sz w:val="22"/>
+          <w:szCs w:val="22"/>
+          <w:rtl/>
+        </w:rPr>
+        <w:t xml:space="preserve">أسماء الشركات تُختار من قائمة موحّدة ولا تُكتب بحرية. والسبب أن الاسم الواحد يتفرّع في الميدان إلى صيغ عدة، فتصير الشركة الواحدة عدة شركات في التقارير.</w:t>
+      </w:r>
+    </w:p>
+    <w:p>
+      <w:pPr>
+        <w:bidi/>
+        <w:spacing w:after="110" w:before="0" w:line="330"/>
+        <w:jc w:val="right"/>
+      </w:pPr>
+      <w:r>
+        <w:rPr>
+          <w:rFonts w:ascii="Arial" w:cs="Arial" w:eastAsia="Arial" w:hAnsi="Arial"/>
+          <w:b w:val="false"/>
+          <w:bCs w:val="false"/>
+          <w:i w:val="false"/>
+          <w:iCs w:val="false"/>
+          <w:color w:val="1A1A1A"/>
+          <w:sz w:val="22"/>
+          <w:szCs w:val="22"/>
+          <w:rtl/>
+        </w:rPr>
+        <w:t xml:space="preserve">المشرف يطلب إضافة اسم من داخل القائمة، وأنت تعتمده فيظهر للجميع. وأرقام الشركات تُربط بالاسم الموحّد نفسه — فإن لم يطابق، لم يُربط الرقم بمواقع الشركة.</w:t>
       </w:r>
     </w:p>
     <w:p>

--- a/docs/nusuk-user-manual.docx
+++ b/docs/nusuk-user-manual.docx
@@ -83,7 +83,7 @@
           <w:szCs w:val="22"/>
           <w:rtl/>
         </w:rPr>
-        <w:t xml:space="preserve">النسخة V8.9</w:t>
+        <w:t xml:space="preserve">النسخة V9.0</w:t>
       </w:r>
     </w:p>
     <w:p>
@@ -3142,6 +3142,156 @@
           <w:rtl/>
         </w:rPr>
         <w:t xml:space="preserve">المشرف يطلب إضافة اسم من داخل القائمة، وأنت تعتمده فيظهر للجميع. وأرقام الشركات تُربط بالاسم الموحّد نفسه — فإن لم يطابق، لم يُربط الرقم بمواقع الشركة.</w:t>
+      </w:r>
+    </w:p>
+    <w:p>
+      <w:pPr>
+        <w:pStyle w:val="Heading2"/>
+        <w:bidi/>
+        <w:spacing w:after="110" w:before="250"/>
+        <w:jc w:val="right"/>
+      </w:pPr>
+      <w:r>
+        <w:rPr>
+          <w:rFonts w:ascii="Arial" w:cs="Arial" w:eastAsia="Arial" w:hAnsi="Arial"/>
+          <w:b/>
+          <w:bCs/>
+          <w:color w:val="1A1A1A"/>
+          <w:sz w:val="25"/>
+          <w:szCs w:val="25"/>
+          <w:rtl/>
+        </w:rPr>
+        <w:t xml:space="preserve">٣.٠ب إرسال الجداول على واتساب</w:t>
+      </w:r>
+    </w:p>
+    <w:p>
+      <w:pPr>
+        <w:bidi/>
+        <w:spacing w:after="110" w:before="0" w:line="330"/>
+        <w:jc w:val="right"/>
+      </w:pPr>
+      <w:r>
+        <w:rPr>
+          <w:rFonts w:ascii="Arial" w:cs="Arial" w:eastAsia="Arial" w:hAnsi="Arial"/>
+          <w:b w:val="false"/>
+          <w:bCs w:val="false"/>
+          <w:i w:val="false"/>
+          <w:iCs w:val="false"/>
+          <w:color w:val="1A1A1A"/>
+          <w:sz w:val="22"/>
+          <w:szCs w:val="22"/>
+          <w:rtl/>
+        </w:rPr>
+        <w:t xml:space="preserve">بعد إسناد المربعات وجدولتها، يظهر في قسم التوزيع جدول بالفرق التي لها نقاط مجدولة، ومع كل فريق زر «📤 إرسال».</w:t>
+      </w:r>
+    </w:p>
+    <w:p>
+      <w:pPr>
+        <w:pStyle w:val="ListParagraph"/>
+        <w:numPr>
+          <w:ilvl w:val="0"/>
+          <w:numId w:val="2"/>
+        </w:numPr>
+        <w:bidi/>
+        <w:spacing w:after="80" w:line="330"/>
+        <w:jc w:val="right"/>
+      </w:pPr>
+      <w:r>
+        <w:rPr>
+          <w:rFonts w:ascii="Arial" w:cs="Arial" w:eastAsia="Arial" w:hAnsi="Arial"/>
+          <w:color w:val="1A1A1A"/>
+          <w:sz w:val="22"/>
+          <w:szCs w:val="22"/>
+          <w:rtl/>
+        </w:rPr>
+        <w:t xml:space="preserve">احفظ رقم قائد الفريق في «أرقام المكتب» باسم الفريق نفسه.</w:t>
+      </w:r>
+    </w:p>
+    <w:p>
+      <w:pPr>
+        <w:pStyle w:val="ListParagraph"/>
+        <w:numPr>
+          <w:ilvl w:val="0"/>
+          <w:numId w:val="2"/>
+        </w:numPr>
+        <w:bidi/>
+        <w:spacing w:after="80" w:line="330"/>
+        <w:jc w:val="right"/>
+      </w:pPr>
+      <w:r>
+        <w:rPr>
+          <w:rFonts w:ascii="Arial" w:cs="Arial" w:eastAsia="Arial" w:hAnsi="Arial"/>
+          <w:color w:val="1A1A1A"/>
+          <w:sz w:val="22"/>
+          <w:szCs w:val="22"/>
+          <w:rtl/>
+        </w:rPr>
+        <w:t xml:space="preserve">اضغط «إرسال» بجوار اسمه — يُفتح واتساب على محادثته والرسالة مكتوبة.</w:t>
+      </w:r>
+    </w:p>
+    <w:p>
+      <w:pPr>
+        <w:pStyle w:val="ListParagraph"/>
+        <w:numPr>
+          <w:ilvl w:val="0"/>
+          <w:numId w:val="2"/>
+        </w:numPr>
+        <w:bidi/>
+        <w:spacing w:after="80" w:line="330"/>
+        <w:jc w:val="right"/>
+      </w:pPr>
+      <w:r>
+        <w:rPr>
+          <w:rFonts w:ascii="Arial" w:cs="Arial" w:eastAsia="Arial" w:hAnsi="Arial"/>
+          <w:color w:val="1A1A1A"/>
+          <w:sz w:val="22"/>
+          <w:szCs w:val="22"/>
+          <w:rtl/>
+        </w:rPr>
+        <w:t xml:space="preserve">اضغط سهم الإرسال في واتساب. وللجميع دفعة واحدة استعمل «إرسال جداول كل الفرق».</w:t>
+      </w:r>
+    </w:p>
+    <w:p>
+      <w:pPr>
+        <w:bidi/>
+        <w:spacing w:after="110" w:before="0" w:line="330"/>
+        <w:jc w:val="right"/>
+      </w:pPr>
+      <w:r>
+        <w:rPr>
+          <w:rFonts w:ascii="Arial" w:cs="Arial" w:eastAsia="Arial" w:hAnsi="Arial"/>
+          <w:b w:val="false"/>
+          <w:bCs w:val="false"/>
+          <w:i w:val="false"/>
+          <w:iCs w:val="false"/>
+          <w:color w:val="1A1A1A"/>
+          <w:sz w:val="22"/>
+          <w:szCs w:val="22"/>
+          <w:rtl/>
+        </w:rPr>
+        <w:t xml:space="preserve">الرسالة تحمل اسم القائد، وأقرب موعد، والمربعات وعدد نقاط كل مربع، والإجمالي، ورابطًا يفتح له «جدولي» داخل التطبيق بالخريطة وأزرار الاتجاهات.</w:t>
+      </w:r>
+    </w:p>
+    <w:p>
+      <w:pPr>
+        <w:pBdr>
+          <w:right w:val="single" w:color="C9A24B" w:sz="18" w:space="8"/>
+        </w:pBdr>
+        <w:shd w:fill="FBF6E9" w:val="clear"/>
+        <w:bidi/>
+        <w:spacing w:after="140" w:before="80" w:line="330"/>
+        <w:ind w:left="115" w:right="115"/>
+        <w:jc w:val="right"/>
+      </w:pPr>
+      <w:r>
+        <w:rPr>
+          <w:rFonts w:ascii="Arial" w:cs="Arial" w:eastAsia="Arial" w:hAnsi="Arial"/>
+          <w:color w:val="1A1A1A"/>
+          <w:sz w:val="21"/>
+          <w:szCs w:val="21"/>
+          <w:rtl/>
+        </w:rPr>
+        <w:t xml:space="preserve">الرابط حيّ لا صورة: إن عدّلت الجدول بعد الإرسال رأى القائد الجديد عند فتحه. ولو لم يكن لقائد رقم محفوظ ظهر «بلا رقم» وأتيحت مشاركة الرسالة يدويًا.</w:t>
       </w:r>
     </w:p>
     <w:p>

--- a/docs/nusuk-user-manual.docx
+++ b/docs/nusuk-user-manual.docx
@@ -83,7 +83,7 @@
           <w:szCs w:val="22"/>
           <w:rtl/>
         </w:rPr>
-        <w:t xml:space="preserve">النسخة V9.0</w:t>
+        <w:t xml:space="preserve">النسخة V9.1</w:t>
       </w:r>
     </w:p>
     <w:p>
@@ -3311,7 +3311,760 @@
           <w:szCs w:val="25"/>
           <w:rtl/>
         </w:rPr>
-        <w:t xml:space="preserve">٣.١ لوحة المتابعة وتبويباتها</w:t>
+        <w:t xml:space="preserve">٣.١أ تبويب «متابعة» — الصورة التنفيذية</w:t>
+      </w:r>
+    </w:p>
+    <w:p>
+      <w:pPr>
+        <w:bidi/>
+        <w:spacing w:after="110" w:before="0" w:line="330"/>
+        <w:jc w:val="right"/>
+      </w:pPr>
+      <w:r>
+        <w:rPr>
+          <w:rFonts w:ascii="Arial" w:cs="Arial" w:eastAsia="Arial" w:hAnsi="Arial"/>
+          <w:b w:val="false"/>
+          <w:bCs w:val="false"/>
+          <w:i w:val="false"/>
+          <w:iCs w:val="false"/>
+          <w:color w:val="1A1A1A"/>
+          <w:sz w:val="22"/>
+          <w:szCs w:val="22"/>
+          <w:rtl/>
+        </w:rPr>
+        <w:t xml:space="preserve">أول ما تفتحه، وستة أقسام تنزل تحت بعضها. هذا التبويب وحده هو ما تراه الجهة الوزارية.</w:t>
+      </w:r>
+    </w:p>
+    <w:tbl>
+      <w:tblPr>
+        <w:bidiVisual/>
+        <w:tblW w:type="dxa" w:w="8400"/>
+        <w:tblBorders>
+          <w:top w:val="single" w:color="auto" w:sz="4"/>
+          <w:left w:val="single" w:color="auto" w:sz="4"/>
+          <w:bottom w:val="single" w:color="auto" w:sz="4"/>
+          <w:right w:val="single" w:color="auto" w:sz="4"/>
+          <w:insideH w:val="single" w:color="auto" w:sz="4"/>
+          <w:insideV w:val="single" w:color="auto" w:sz="4"/>
+        </w:tblBorders>
+      </w:tblPr>
+      <w:tblGrid>
+        <w:gridCol w:w="1600"/>
+        <w:gridCol w:w="4200"/>
+        <w:gridCol w:w="2600"/>
+      </w:tblGrid>
+      <w:tr>
+        <w:trPr>
+          <w:tblHeader/>
+        </w:trPr>
+        <w:tc>
+          <w:tcPr>
+            <w:tcW w:type="dxa" w:w="1600"/>
+            <w:shd w:fill="F2EAD8" w:val="clear"/>
+            <w:tcMar>
+              <w:top w:type="dxa" w:w="70"/>
+              <w:left w:type="dxa" w:w="90"/>
+              <w:bottom w:type="dxa" w:w="70"/>
+              <w:right w:type="dxa" w:w="90"/>
+            </w:tcMar>
+          </w:tcPr>
+          <w:p>
+            <w:pPr>
+              <w:bidi/>
+              <w:spacing w:after="0" w:line="300"/>
+              <w:jc w:val="right"/>
+            </w:pPr>
+            <w:r>
+              <w:rPr>
+                <w:rFonts w:ascii="Arial" w:cs="Arial" w:eastAsia="Arial" w:hAnsi="Arial"/>
+                <w:b/>
+                <w:bCs/>
+                <w:color w:val="1A1A1A"/>
+                <w:sz w:val="20"/>
+                <w:szCs w:val="20"/>
+                <w:rtl/>
+              </w:rPr>
+              <w:t xml:space="preserve">القسم</w:t>
+            </w:r>
+          </w:p>
+        </w:tc>
+        <w:tc>
+          <w:tcPr>
+            <w:tcW w:type="dxa" w:w="4200"/>
+            <w:shd w:fill="F2EAD8" w:val="clear"/>
+            <w:tcMar>
+              <w:top w:type="dxa" w:w="70"/>
+              <w:left w:type="dxa" w:w="90"/>
+              <w:bottom w:type="dxa" w:w="70"/>
+              <w:right w:type="dxa" w:w="90"/>
+            </w:tcMar>
+          </w:tcPr>
+          <w:p>
+            <w:pPr>
+              <w:bidi/>
+              <w:spacing w:after="0" w:line="300"/>
+              <w:jc w:val="right"/>
+            </w:pPr>
+            <w:r>
+              <w:rPr>
+                <w:rFonts w:ascii="Arial" w:cs="Arial" w:eastAsia="Arial" w:hAnsi="Arial"/>
+                <w:b/>
+                <w:bCs/>
+                <w:color w:val="1A1A1A"/>
+                <w:sz w:val="20"/>
+                <w:szCs w:val="20"/>
+                <w:rtl/>
+              </w:rPr>
+              <w:t xml:space="preserve">ما يعرضه</w:t>
+            </w:r>
+          </w:p>
+        </w:tc>
+        <w:tc>
+          <w:tcPr>
+            <w:tcW w:type="dxa" w:w="2600"/>
+            <w:shd w:fill="F2EAD8" w:val="clear"/>
+            <w:tcMar>
+              <w:top w:type="dxa" w:w="70"/>
+              <w:left w:type="dxa" w:w="90"/>
+              <w:bottom w:type="dxa" w:w="70"/>
+              <w:right w:type="dxa" w:w="90"/>
+            </w:tcMar>
+          </w:tcPr>
+          <w:p>
+            <w:pPr>
+              <w:bidi/>
+              <w:spacing w:after="0" w:line="300"/>
+              <w:jc w:val="right"/>
+            </w:pPr>
+            <w:r>
+              <w:rPr>
+                <w:rFonts w:ascii="Arial" w:cs="Arial" w:eastAsia="Arial" w:hAnsi="Arial"/>
+                <w:b/>
+                <w:bCs/>
+                <w:color w:val="1A1A1A"/>
+                <w:sz w:val="20"/>
+                <w:szCs w:val="20"/>
+                <w:rtl/>
+              </w:rPr>
+              <w:t xml:space="preserve">متى تنظر إليه</w:t>
+            </w:r>
+          </w:p>
+        </w:tc>
+      </w:tr>
+      <w:tr>
+        <w:tc>
+          <w:tcPr>
+            <w:tcW w:type="dxa" w:w="1600"/>
+            <w:tcMar>
+              <w:top w:type="dxa" w:w="70"/>
+              <w:left w:type="dxa" w:w="90"/>
+              <w:bottom w:type="dxa" w:w="70"/>
+              <w:right w:type="dxa" w:w="90"/>
+            </w:tcMar>
+          </w:tcPr>
+          <w:p>
+            <w:pPr>
+              <w:bidi/>
+              <w:spacing w:after="0" w:line="300"/>
+              <w:jc w:val="right"/>
+            </w:pPr>
+            <w:r>
+              <w:rPr>
+                <w:rFonts w:ascii="Arial" w:cs="Arial" w:eastAsia="Arial" w:hAnsi="Arial"/>
+                <w:b w:val="false"/>
+                <w:bCs w:val="false"/>
+                <w:color w:val="5A5A5A"/>
+                <w:sz w:val="20"/>
+                <w:szCs w:val="20"/>
+                <w:rtl/>
+              </w:rPr>
+              <w:t xml:space="preserve">نظرة عامة</w:t>
+            </w:r>
+          </w:p>
+        </w:tc>
+        <w:tc>
+          <w:tcPr>
+            <w:tcW w:type="dxa" w:w="4200"/>
+            <w:tcMar>
+              <w:top w:type="dxa" w:w="70"/>
+              <w:left w:type="dxa" w:w="90"/>
+              <w:bottom w:type="dxa" w:w="70"/>
+              <w:right w:type="dxa" w:w="90"/>
+            </w:tcMar>
+          </w:tcPr>
+          <w:p>
+            <w:pPr>
+              <w:bidi/>
+              <w:spacing w:after="0" w:line="300"/>
+              <w:jc w:val="right"/>
+            </w:pPr>
+            <w:r>
+              <w:rPr>
+                <w:rFonts w:ascii="Arial" w:cs="Arial" w:eastAsia="Arial" w:hAnsi="Arial"/>
+                <w:b w:val="false"/>
+                <w:bCs w:val="false"/>
+                <w:color w:val="5A5A5A"/>
+                <w:sz w:val="20"/>
+                <w:szCs w:val="20"/>
+                <w:rtl/>
+              </w:rPr>
+              <w:t xml:space="preserve">رسوم دائرية توزّع المواقع على مراحلها: لم يُمسح · ينتظر الجدولة · مجدول · مُركّب · متعذّر</w:t>
+            </w:r>
+          </w:p>
+        </w:tc>
+        <w:tc>
+          <w:tcPr>
+            <w:tcW w:type="dxa" w:w="2600"/>
+            <w:tcMar>
+              <w:top w:type="dxa" w:w="70"/>
+              <w:left w:type="dxa" w:w="90"/>
+              <w:bottom w:type="dxa" w:w="70"/>
+              <w:right w:type="dxa" w:w="90"/>
+            </w:tcMar>
+          </w:tcPr>
+          <w:p>
+            <w:pPr>
+              <w:bidi/>
+              <w:spacing w:after="0" w:line="300"/>
+              <w:jc w:val="right"/>
+            </w:pPr>
+            <w:r>
+              <w:rPr>
+                <w:rFonts w:ascii="Arial" w:cs="Arial" w:eastAsia="Arial" w:hAnsi="Arial"/>
+                <w:b w:val="false"/>
+                <w:bCs w:val="false"/>
+                <w:color w:val="5A5A5A"/>
+                <w:sz w:val="20"/>
+                <w:szCs w:val="20"/>
+                <w:rtl/>
+              </w:rPr>
+              <w:t xml:space="preserve">أول نظرة كل صباح — أين المشروع اليوم</w:t>
+            </w:r>
+          </w:p>
+        </w:tc>
+      </w:tr>
+      <w:tr>
+        <w:tc>
+          <w:tcPr>
+            <w:tcW w:type="dxa" w:w="1600"/>
+            <w:tcMar>
+              <w:top w:type="dxa" w:w="70"/>
+              <w:left w:type="dxa" w:w="90"/>
+              <w:bottom w:type="dxa" w:w="70"/>
+              <w:right w:type="dxa" w:w="90"/>
+            </w:tcMar>
+          </w:tcPr>
+          <w:p>
+            <w:pPr>
+              <w:bidi/>
+              <w:spacing w:after="0" w:line="300"/>
+              <w:jc w:val="right"/>
+            </w:pPr>
+            <w:r>
+              <w:rPr>
+                <w:rFonts w:ascii="Arial" w:cs="Arial" w:eastAsia="Arial" w:hAnsi="Arial"/>
+                <w:b w:val="false"/>
+                <w:bCs w:val="false"/>
+                <w:color w:val="5A5A5A"/>
+                <w:sz w:val="20"/>
+                <w:szCs w:val="20"/>
+                <w:rtl/>
+              </w:rPr>
+              <w:t xml:space="preserve">الوتيرة والهدف</w:t>
+            </w:r>
+          </w:p>
+        </w:tc>
+        <w:tc>
+          <w:tcPr>
+            <w:tcW w:type="dxa" w:w="4200"/>
+            <w:tcMar>
+              <w:top w:type="dxa" w:w="70"/>
+              <w:left w:type="dxa" w:w="90"/>
+              <w:bottom w:type="dxa" w:w="70"/>
+              <w:right w:type="dxa" w:w="90"/>
+            </w:tcMar>
+          </w:tcPr>
+          <w:p>
+            <w:pPr>
+              <w:bidi/>
+              <w:spacing w:after="0" w:line="300"/>
+              <w:jc w:val="right"/>
+            </w:pPr>
+            <w:r>
+              <w:rPr>
+                <w:rFonts w:ascii="Arial" w:cs="Arial" w:eastAsia="Arial" w:hAnsi="Arial"/>
+                <w:b w:val="false"/>
+                <w:bCs w:val="false"/>
+                <w:color w:val="5A5A5A"/>
+                <w:sz w:val="20"/>
+                <w:szCs w:val="20"/>
+                <w:rtl/>
+              </w:rPr>
+              <w:t xml:space="preserve">المتبقّي للمسح، ومتوسط سبعة أيام، والمطلوب يوميًا لبلوغ الموعد، وتاريخ الانتهاء المتوقع. وتحته جدول بمشعر لكل موعد مستهدف</w:t>
+            </w:r>
+          </w:p>
+        </w:tc>
+        <w:tc>
+          <w:tcPr>
+            <w:tcW w:type="dxa" w:w="2600"/>
+            <w:tcMar>
+              <w:top w:type="dxa" w:w="70"/>
+              <w:left w:type="dxa" w:w="90"/>
+              <w:bottom w:type="dxa" w:w="70"/>
+              <w:right w:type="dxa" w:w="90"/>
+            </w:tcMar>
+          </w:tcPr>
+          <w:p>
+            <w:pPr>
+              <w:bidi/>
+              <w:spacing w:after="0" w:line="300"/>
+              <w:jc w:val="right"/>
+            </w:pPr>
+            <w:r>
+              <w:rPr>
+                <w:rFonts w:ascii="Arial" w:cs="Arial" w:eastAsia="Arial" w:hAnsi="Arial"/>
+                <w:b w:val="false"/>
+                <w:bCs w:val="false"/>
+                <w:color w:val="5A5A5A"/>
+                <w:sz w:val="20"/>
+                <w:szCs w:val="20"/>
+                <w:rtl/>
+              </w:rPr>
+              <w:t xml:space="preserve">حين تسأل: هل نصل في الوقت؟</w:t>
+            </w:r>
+          </w:p>
+        </w:tc>
+      </w:tr>
+      <w:tr>
+        <w:tc>
+          <w:tcPr>
+            <w:tcW w:type="dxa" w:w="1600"/>
+            <w:tcMar>
+              <w:top w:type="dxa" w:w="70"/>
+              <w:left w:type="dxa" w:w="90"/>
+              <w:bottom w:type="dxa" w:w="70"/>
+              <w:right w:type="dxa" w:w="90"/>
+            </w:tcMar>
+          </w:tcPr>
+          <w:p>
+            <w:pPr>
+              <w:bidi/>
+              <w:spacing w:after="0" w:line="300"/>
+              <w:jc w:val="right"/>
+            </w:pPr>
+            <w:r>
+              <w:rPr>
+                <w:rFonts w:ascii="Arial" w:cs="Arial" w:eastAsia="Arial" w:hAnsi="Arial"/>
+                <w:b w:val="false"/>
+                <w:bCs w:val="false"/>
+                <w:color w:val="5A5A5A"/>
+                <w:sz w:val="20"/>
+                <w:szCs w:val="20"/>
+                <w:rtl/>
+              </w:rPr>
+              <w:t xml:space="preserve">التركيب والجدولة</w:t>
+            </w:r>
+          </w:p>
+        </w:tc>
+        <w:tc>
+          <w:tcPr>
+            <w:tcW w:type="dxa" w:w="4200"/>
+            <w:tcMar>
+              <w:top w:type="dxa" w:w="70"/>
+              <w:left w:type="dxa" w:w="90"/>
+              <w:bottom w:type="dxa" w:w="70"/>
+              <w:right w:type="dxa" w:w="90"/>
+            </w:tcMar>
+          </w:tcPr>
+          <w:p>
+            <w:pPr>
+              <w:bidi/>
+              <w:spacing w:after="0" w:line="300"/>
+              <w:jc w:val="right"/>
+            </w:pPr>
+            <w:r>
+              <w:rPr>
+                <w:rFonts w:ascii="Arial" w:cs="Arial" w:eastAsia="Arial" w:hAnsi="Arial"/>
+                <w:b w:val="false"/>
+                <w:bCs w:val="false"/>
+                <w:color w:val="5A5A5A"/>
+                <w:sz w:val="20"/>
+                <w:szCs w:val="20"/>
+                <w:rtl/>
+              </w:rPr>
+              <w:t xml:space="preserve">ما دخل خطة التركيب وما نُفّذ منه ونسبته</w:t>
+            </w:r>
+          </w:p>
+        </w:tc>
+        <w:tc>
+          <w:tcPr>
+            <w:tcW w:type="dxa" w:w="2600"/>
+            <w:tcMar>
+              <w:top w:type="dxa" w:w="70"/>
+              <w:left w:type="dxa" w:w="90"/>
+              <w:bottom w:type="dxa" w:w="70"/>
+              <w:right w:type="dxa" w:w="90"/>
+            </w:tcMar>
+          </w:tcPr>
+          <w:p>
+            <w:pPr>
+              <w:bidi/>
+              <w:spacing w:after="0" w:line="300"/>
+              <w:jc w:val="right"/>
+            </w:pPr>
+            <w:r>
+              <w:rPr>
+                <w:rFonts w:ascii="Arial" w:cs="Arial" w:eastAsia="Arial" w:hAnsi="Arial"/>
+                <w:b w:val="false"/>
+                <w:bCs w:val="false"/>
+                <w:color w:val="5A5A5A"/>
+                <w:sz w:val="20"/>
+                <w:szCs w:val="20"/>
+                <w:rtl/>
+              </w:rPr>
+              <w:t xml:space="preserve">لقياس تحوّل الخطة إلى تنفيذ</w:t>
+            </w:r>
+          </w:p>
+        </w:tc>
+      </w:tr>
+      <w:tr>
+        <w:tc>
+          <w:tcPr>
+            <w:tcW w:type="dxa" w:w="1600"/>
+            <w:tcMar>
+              <w:top w:type="dxa" w:w="70"/>
+              <w:left w:type="dxa" w:w="90"/>
+              <w:bottom w:type="dxa" w:w="70"/>
+              <w:right w:type="dxa" w:w="90"/>
+            </w:tcMar>
+          </w:tcPr>
+          <w:p>
+            <w:pPr>
+              <w:bidi/>
+              <w:spacing w:after="0" w:line="300"/>
+              <w:jc w:val="right"/>
+            </w:pPr>
+            <w:r>
+              <w:rPr>
+                <w:rFonts w:ascii="Arial" w:cs="Arial" w:eastAsia="Arial" w:hAnsi="Arial"/>
+                <w:b w:val="false"/>
+                <w:bCs w:val="false"/>
+                <w:color w:val="5A5A5A"/>
+                <w:sz w:val="20"/>
+                <w:szCs w:val="20"/>
+                <w:rtl/>
+              </w:rPr>
+              <w:t xml:space="preserve">معدل التركيب اليومي</w:t>
+            </w:r>
+          </w:p>
+        </w:tc>
+        <w:tc>
+          <w:tcPr>
+            <w:tcW w:type="dxa" w:w="4200"/>
+            <w:tcMar>
+              <w:top w:type="dxa" w:w="70"/>
+              <w:left w:type="dxa" w:w="90"/>
+              <w:bottom w:type="dxa" w:w="70"/>
+              <w:right w:type="dxa" w:w="90"/>
+            </w:tcMar>
+          </w:tcPr>
+          <w:p>
+            <w:pPr>
+              <w:bidi/>
+              <w:spacing w:after="0" w:line="300"/>
+              <w:jc w:val="right"/>
+            </w:pPr>
+            <w:r>
+              <w:rPr>
+                <w:rFonts w:ascii="Arial" w:cs="Arial" w:eastAsia="Arial" w:hAnsi="Arial"/>
+                <w:b w:val="false"/>
+                <w:bCs w:val="false"/>
+                <w:color w:val="5A5A5A"/>
+                <w:sz w:val="20"/>
+                <w:szCs w:val="20"/>
+                <w:rtl/>
+              </w:rPr>
+              <w:t xml:space="preserve">أعمدة آخر أربعة عشر يومًا</w:t>
+            </w:r>
+          </w:p>
+        </w:tc>
+        <w:tc>
+          <w:tcPr>
+            <w:tcW w:type="dxa" w:w="2600"/>
+            <w:tcMar>
+              <w:top w:type="dxa" w:w="70"/>
+              <w:left w:type="dxa" w:w="90"/>
+              <w:bottom w:type="dxa" w:w="70"/>
+              <w:right w:type="dxa" w:w="90"/>
+            </w:tcMar>
+          </w:tcPr>
+          <w:p>
+            <w:pPr>
+              <w:bidi/>
+              <w:spacing w:after="0" w:line="300"/>
+              <w:jc w:val="right"/>
+            </w:pPr>
+            <w:r>
+              <w:rPr>
+                <w:rFonts w:ascii="Arial" w:cs="Arial" w:eastAsia="Arial" w:hAnsi="Arial"/>
+                <w:b w:val="false"/>
+                <w:bCs w:val="false"/>
+                <w:color w:val="5A5A5A"/>
+                <w:sz w:val="20"/>
+                <w:szCs w:val="20"/>
+                <w:rtl/>
+              </w:rPr>
+              <w:t xml:space="preserve">لترى إن كانت السرعة تصعد أم تهبط — الاتجاه أهم من رقم اليوم</w:t>
+            </w:r>
+          </w:p>
+        </w:tc>
+      </w:tr>
+      <w:tr>
+        <w:tc>
+          <w:tcPr>
+            <w:tcW w:type="dxa" w:w="1600"/>
+            <w:tcMar>
+              <w:top w:type="dxa" w:w="70"/>
+              <w:left w:type="dxa" w:w="90"/>
+              <w:bottom w:type="dxa" w:w="70"/>
+              <w:right w:type="dxa" w:w="90"/>
+            </w:tcMar>
+          </w:tcPr>
+          <w:p>
+            <w:pPr>
+              <w:bidi/>
+              <w:spacing w:after="0" w:line="300"/>
+              <w:jc w:val="right"/>
+            </w:pPr>
+            <w:r>
+              <w:rPr>
+                <w:rFonts w:ascii="Arial" w:cs="Arial" w:eastAsia="Arial" w:hAnsi="Arial"/>
+                <w:b w:val="false"/>
+                <w:bCs w:val="false"/>
+                <w:color w:val="5A5A5A"/>
+                <w:sz w:val="20"/>
+                <w:szCs w:val="20"/>
+                <w:rtl/>
+              </w:rPr>
+              <w:t xml:space="preserve">حسب المشعر</w:t>
+            </w:r>
+          </w:p>
+        </w:tc>
+        <w:tc>
+          <w:tcPr>
+            <w:tcW w:type="dxa" w:w="4200"/>
+            <w:tcMar>
+              <w:top w:type="dxa" w:w="70"/>
+              <w:left w:type="dxa" w:w="90"/>
+              <w:bottom w:type="dxa" w:w="70"/>
+              <w:right w:type="dxa" w:w="90"/>
+            </w:tcMar>
+          </w:tcPr>
+          <w:p>
+            <w:pPr>
+              <w:bidi/>
+              <w:spacing w:after="0" w:line="300"/>
+              <w:jc w:val="right"/>
+            </w:pPr>
+            <w:r>
+              <w:rPr>
+                <w:rFonts w:ascii="Arial" w:cs="Arial" w:eastAsia="Arial" w:hAnsi="Arial"/>
+                <w:b w:val="false"/>
+                <w:bCs w:val="false"/>
+                <w:color w:val="5A5A5A"/>
+                <w:sz w:val="20"/>
+                <w:szCs w:val="20"/>
+                <w:rtl/>
+              </w:rPr>
+              <w:t xml:space="preserve">منى وعرفات ومزدلفة: الإجمالي والمجدول والمُركّب ونسبة كل مشعر</w:t>
+            </w:r>
+          </w:p>
+        </w:tc>
+        <w:tc>
+          <w:tcPr>
+            <w:tcW w:type="dxa" w:w="2600"/>
+            <w:tcMar>
+              <w:top w:type="dxa" w:w="70"/>
+              <w:left w:type="dxa" w:w="90"/>
+              <w:bottom w:type="dxa" w:w="70"/>
+              <w:right w:type="dxa" w:w="90"/>
+            </w:tcMar>
+          </w:tcPr>
+          <w:p>
+            <w:pPr>
+              <w:bidi/>
+              <w:spacing w:after="0" w:line="300"/>
+              <w:jc w:val="right"/>
+            </w:pPr>
+            <w:r>
+              <w:rPr>
+                <w:rFonts w:ascii="Arial" w:cs="Arial" w:eastAsia="Arial" w:hAnsi="Arial"/>
+                <w:b w:val="false"/>
+                <w:bCs w:val="false"/>
+                <w:color w:val="5A5A5A"/>
+                <w:sz w:val="20"/>
+                <w:szCs w:val="20"/>
+                <w:rtl/>
+              </w:rPr>
+              <w:t xml:space="preserve">حين توزّع الفرق بين المشاعر</w:t>
+            </w:r>
+          </w:p>
+        </w:tc>
+      </w:tr>
+      <w:tr>
+        <w:tc>
+          <w:tcPr>
+            <w:tcW w:type="dxa" w:w="1600"/>
+            <w:tcMar>
+              <w:top w:type="dxa" w:w="70"/>
+              <w:left w:type="dxa" w:w="90"/>
+              <w:bottom w:type="dxa" w:w="70"/>
+              <w:right w:type="dxa" w:w="90"/>
+            </w:tcMar>
+          </w:tcPr>
+          <w:p>
+            <w:pPr>
+              <w:bidi/>
+              <w:spacing w:after="0" w:line="300"/>
+              <w:jc w:val="right"/>
+            </w:pPr>
+            <w:r>
+              <w:rPr>
+                <w:rFonts w:ascii="Arial" w:cs="Arial" w:eastAsia="Arial" w:hAnsi="Arial"/>
+                <w:b w:val="false"/>
+                <w:bCs w:val="false"/>
+                <w:color w:val="5A5A5A"/>
+                <w:sz w:val="20"/>
+                <w:szCs w:val="20"/>
+                <w:rtl/>
+              </w:rPr>
+              <w:t xml:space="preserve">حسب شركة الخدمة</w:t>
+            </w:r>
+          </w:p>
+        </w:tc>
+        <w:tc>
+          <w:tcPr>
+            <w:tcW w:type="dxa" w:w="4200"/>
+            <w:tcMar>
+              <w:top w:type="dxa" w:w="70"/>
+              <w:left w:type="dxa" w:w="90"/>
+              <w:bottom w:type="dxa" w:w="70"/>
+              <w:right w:type="dxa" w:w="90"/>
+            </w:tcMar>
+          </w:tcPr>
+          <w:p>
+            <w:pPr>
+              <w:bidi/>
+              <w:spacing w:after="0" w:line="300"/>
+              <w:jc w:val="right"/>
+            </w:pPr>
+            <w:r>
+              <w:rPr>
+                <w:rFonts w:ascii="Arial" w:cs="Arial" w:eastAsia="Arial" w:hAnsi="Arial"/>
+                <w:b w:val="false"/>
+                <w:bCs w:val="false"/>
+                <w:color w:val="5A5A5A"/>
+                <w:sz w:val="20"/>
+                <w:szCs w:val="20"/>
+                <w:rtl/>
+              </w:rPr>
+              <w:t xml:space="preserve">كل شركة ومواقعها والمُركّب والمتعذّر، والأقل إنجازًا في الأعلى</w:t>
+            </w:r>
+          </w:p>
+        </w:tc>
+        <w:tc>
+          <w:tcPr>
+            <w:tcW w:type="dxa" w:w="2600"/>
+            <w:tcMar>
+              <w:top w:type="dxa" w:w="70"/>
+              <w:left w:type="dxa" w:w="90"/>
+              <w:bottom w:type="dxa" w:w="70"/>
+              <w:right w:type="dxa" w:w="90"/>
+            </w:tcMar>
+          </w:tcPr>
+          <w:p>
+            <w:pPr>
+              <w:bidi/>
+              <w:spacing w:after="0" w:line="300"/>
+              <w:jc w:val="right"/>
+            </w:pPr>
+            <w:r>
+              <w:rPr>
+                <w:rFonts w:ascii="Arial" w:cs="Arial" w:eastAsia="Arial" w:hAnsi="Arial"/>
+                <w:b w:val="false"/>
+                <w:bCs w:val="false"/>
+                <w:color w:val="5A5A5A"/>
+                <w:sz w:val="20"/>
+                <w:szCs w:val="20"/>
+                <w:rtl/>
+              </w:rPr>
+              <w:t xml:space="preserve">قبل مخاطبة الشركات — الترتيب يضع المتأخّر أمامك</w:t>
+            </w:r>
+          </w:p>
+        </w:tc>
+      </w:tr>
+    </w:tbl>
+    <w:p>
+      <w:pPr>
+        <w:pBdr>
+          <w:right w:val="single" w:color="C9A24B" w:sz="18" w:space="8"/>
+        </w:pBdr>
+        <w:shd w:fill="FBF6E9" w:val="clear"/>
+        <w:bidi/>
+        <w:spacing w:after="140" w:before="80" w:line="330"/>
+        <w:ind w:left="115" w:right="115"/>
+        <w:jc w:val="right"/>
+      </w:pPr>
+      <w:r>
+        <w:rPr>
+          <w:rFonts w:ascii="Arial" w:cs="Arial" w:eastAsia="Arial" w:hAnsi="Arial"/>
+          <w:color w:val="1A1A1A"/>
+          <w:sz w:val="21"/>
+          <w:szCs w:val="21"/>
+          <w:rtl/>
+        </w:rPr>
+        <w:t xml:space="preserve">الأرقام لحظية. أي تسجيل في الميدان يظهر هنا خلال ثوانٍ من وصول الشبكة.</w:t>
+      </w:r>
+    </w:p>
+    <w:p>
+      <w:pPr>
+        <w:pStyle w:val="Heading2"/>
+        <w:bidi/>
+        <w:spacing w:after="110" w:before="250"/>
+        <w:jc w:val="right"/>
+      </w:pPr>
+      <w:r>
+        <w:rPr>
+          <w:rFonts w:ascii="Arial" w:cs="Arial" w:eastAsia="Arial" w:hAnsi="Arial"/>
+          <w:b/>
+          <w:bCs/>
+          <w:color w:val="1A1A1A"/>
+          <w:sz w:val="25"/>
+          <w:szCs w:val="25"/>
+          <w:rtl/>
+        </w:rPr>
+        <w:t xml:space="preserve">٣.١ب تبويب «تخطيط» — ما قبل التنفيذ</w:t>
+      </w:r>
+    </w:p>
+    <w:p>
+      <w:pPr>
+        <w:bidi/>
+        <w:spacing w:after="110" w:before="0" w:line="330"/>
+        <w:jc w:val="right"/>
+      </w:pPr>
+      <w:r>
+        <w:rPr>
+          <w:rFonts w:ascii="Arial" w:cs="Arial" w:eastAsia="Arial" w:hAnsi="Arial"/>
+          <w:b w:val="false"/>
+          <w:bCs w:val="false"/>
+          <w:i w:val="false"/>
+          <w:iCs w:val="false"/>
+          <w:color w:val="1A1A1A"/>
+          <w:sz w:val="22"/>
+          <w:szCs w:val="22"/>
+          <w:rtl/>
+        </w:rPr>
+        <w:t xml:space="preserve">هذا تبويبك أنت. فيه تُبنى الخطة قبل أن ينزل أحد الميدان، وأربعة أقسام بترتيب العمل:</w:t>
       </w:r>
     </w:p>
     <w:tbl>
@@ -3362,7 +4115,7 @@
                 <w:szCs w:val="20"/>
                 <w:rtl/>
               </w:rPr>
-              <w:t xml:space="preserve">التبويب</w:t>
+              <w:t xml:space="preserve">القسم</w:t>
             </w:r>
           </w:p>
         </w:tc>
@@ -3393,7 +4146,7 @@
                 <w:szCs w:val="20"/>
                 <w:rtl/>
               </w:rPr>
-              <w:t xml:space="preserve">ماذا يضم</w:t>
+              <w:t xml:space="preserve">ماذا تفعل فيه</w:t>
             </w:r>
           </w:p>
         </w:tc>
@@ -3425,7 +4178,7 @@
                 <w:szCs w:val="20"/>
                 <w:rtl/>
               </w:rPr>
-              <w:t xml:space="preserve">متابعة</w:t>
+              <w:t xml:space="preserve">سلامة خط الإنتاج</w:t>
             </w:r>
           </w:p>
         </w:tc>
@@ -3455,7 +4208,7 @@
                 <w:szCs w:val="20"/>
                 <w:rtl/>
               </w:rPr>
-              <w:t xml:space="preserve">النظرة العامة · الوتيرة والهدف · التركيب والجدولة · المعدل اليومي · حسب المشعر · حسب الشركة</w:t>
+              <w:t xml:space="preserve">يعرض المسار: مسح ← جدولة ← تركيب. ويكشف الخلل قبل أن يكبر — نقطة رُكّبت بلا مسح، أو مجدولة ومسحها ناقص، أو مضى على جدولتها أيام بلا حركة</w:t>
             </w:r>
           </w:p>
         </w:tc>
@@ -3487,7 +4240,7 @@
                 <w:szCs w:val="20"/>
                 <w:rtl/>
               </w:rPr>
-              <w:t xml:space="preserve">تخطيط</w:t>
+              <w:t xml:space="preserve">توزيع فرق التركيب</w:t>
             </w:r>
           </w:p>
         </w:tc>
@@ -3517,7 +4270,7 @@
                 <w:szCs w:val="20"/>
                 <w:rtl/>
               </w:rPr>
-              <w:t xml:space="preserve">سلامة خط الأنتاج · توزيع الفرق والإسناد · إشعار الشركات · عُهدة الأجهزة</w:t>
+              <w:t xml:space="preserve">تُنشئ الفرق وتُسند إليها المربعات — مربعًا كاملًا أو نقاطًا مختارة بالبحث. وتحته جدول بأداء كل فريق: المُسند النشط والمُركّب والمُدقّق. ومنه تُرسل الجداول على واتساب</w:t>
             </w:r>
           </w:p>
         </w:tc>
@@ -3549,7 +4302,7 @@
                 <w:szCs w:val="20"/>
                 <w:rtl/>
               </w:rPr>
-              <w:t xml:space="preserve">تشغيل</w:t>
+              <w:t xml:space="preserve">إشعار الشركات بمواعيد التركيب</w:t>
             </w:r>
           </w:p>
         </w:tc>
@@ -3579,7 +4332,7 @@
                 <w:szCs w:val="20"/>
                 <w:rtl/>
               </w:rPr>
-              <w:t xml:space="preserve">المسح · التحديات · المتعذّر والراكد · التدقيق · أنتاجية الفريق · السباق</w:t>
+              <w:t xml:space="preserve">يجمع النقاط المجدولة لكل شركة ويكتب لها رسالة بمواعيدها. ويحتاج أرقام الشركات محفوظة</w:t>
             </w:r>
           </w:p>
         </w:tc>
@@ -3611,7 +4364,7 @@
                 <w:szCs w:val="20"/>
                 <w:rtl/>
               </w:rPr>
-              <w:t xml:space="preserve">النظام</w:t>
+              <w:t xml:space="preserve">عُهدة الأجهزة</w:t>
             </w:r>
           </w:p>
         </w:tc>
@@ -3641,7 +4394,7 @@
                 <w:szCs w:val="20"/>
                 <w:rtl/>
               </w:rPr>
-              <w:t xml:space="preserve">سلامة البيانات · سجل الأحداث · إعادة الضبط</w:t>
+              <w:t xml:space="preserve">كم قارئًا صُرف لكل فريق وكم بقي في المخزن، مقابل ما رُكّب فعلًا. يكشف الفارق بين المصروف والمركّب</w:t>
             </w:r>
           </w:p>
         </w:tc>
@@ -3649,22 +4402,24 @@
     </w:tbl>
     <w:p>
       <w:pPr>
-        <w:pStyle w:val="Heading2"/>
-        <w:bidi/>
-        <w:spacing w:after="110" w:before="250"/>
-        <w:jc w:val="right"/>
-      </w:pPr>
-      <w:r>
-        <w:rPr>
-          <w:rFonts w:ascii="Arial" w:cs="Arial" w:eastAsia="Arial" w:hAnsi="Arial"/>
-          <w:b/>
-          <w:bCs/>
-          <w:color w:val="1A1A1A"/>
-          <w:sz w:val="25"/>
-          <w:szCs w:val="25"/>
-          <w:rtl/>
-        </w:rPr>
-        <w:t xml:space="preserve">٣.٢ ضبط الأهداف</w:t>
+        <w:pBdr>
+          <w:right w:val="single" w:color="C9A24B" w:sz="18" w:space="8"/>
+        </w:pBdr>
+        <w:shd w:fill="FBF6E9" w:val="clear"/>
+        <w:bidi/>
+        <w:spacing w:after="140" w:before="80" w:line="330"/>
+        <w:ind w:left="115" w:right="115"/>
+        <w:jc w:val="right"/>
+      </w:pPr>
+      <w:r>
+        <w:rPr>
+          <w:rFonts w:ascii="Arial" w:cs="Arial" w:eastAsia="Arial" w:hAnsi="Arial"/>
+          <w:color w:val="1A1A1A"/>
+          <w:sz w:val="21"/>
+          <w:szCs w:val="21"/>
+          <w:rtl/>
+        </w:rPr>
+        <w:t xml:space="preserve">الترتيب مقصود: تفحص سلامة الخط، ثم توزّع الفرق، ثم تُشعر الشركات، ثم تتابع العُهدة. وهو ترتيب يوم التخطيط نفسه.</w:t>
       </w:r>
     </w:p>
     <w:p>
@@ -3685,7 +4440,7 @@
           <w:szCs w:val="22"/>
           <w:rtl/>
         </w:rPr>
-        <w:t xml:space="preserve">في تبويب «متابعة» حدّد الموعد المستهدف العام، وموعدًا لكل مشعر، وزمن التركيب التقديري لكل نوع موقع. عندها يحسب النظام: المتبقي، والمطلوب يوميًا، وتاريخ الاكتمال المتوقع، ويقارنه بموعدك. زر «مسح» بجوار أي موعد يلغيه.</w:t>
+        <w:t xml:space="preserve">وفي التبويب نفسه تُدخل بيانات التأسيس التي شرحها القسم ٣.٠ — الفرق والمواعيد والأرقام وأزمنة التركيب وسجل الأجهزة.</w:t>
       </w:r>
     </w:p>
     <w:p>
@@ -3705,460 +4460,7 @@
           <w:szCs w:val="25"/>
           <w:rtl/>
         </w:rPr>
-        <w:t xml:space="preserve">٣.٣ الجدولة والإسناد</w:t>
-      </w:r>
-    </w:p>
-    <w:p>
-      <w:pPr>
-        <w:pStyle w:val="ListParagraph"/>
-        <w:numPr>
-          <w:ilvl w:val="0"/>
-          <w:numId w:val="2"/>
-        </w:numPr>
-        <w:bidi/>
-        <w:spacing w:after="80" w:line="330"/>
-        <w:jc w:val="right"/>
-      </w:pPr>
-      <w:r>
-        <w:rPr>
-          <w:rFonts w:ascii="Arial" w:cs="Arial" w:eastAsia="Arial" w:hAnsi="Arial"/>
-          <w:color w:val="1A1A1A"/>
-          <w:sz w:val="22"/>
-          <w:szCs w:val="22"/>
-          <w:rtl/>
-        </w:rPr>
-        <w:t xml:space="preserve">راجع «سلامة خط الأنتاج» في تبويب التخطيط: يعرض قائمة انتظار «جاهز للجدولة» بالأقدم أولًا، ويحذّرك من نقطة دخلت الجدولة قبل مسحها.</w:t>
-      </w:r>
-    </w:p>
-    <w:p>
-      <w:pPr>
-        <w:pStyle w:val="ListParagraph"/>
-        <w:numPr>
-          <w:ilvl w:val="0"/>
-          <w:numId w:val="2"/>
-        </w:numPr>
-        <w:bidi/>
-        <w:spacing w:after="80" w:line="330"/>
-        <w:jc w:val="right"/>
-      </w:pPr>
-      <w:r>
-        <w:rPr>
-          <w:rFonts w:ascii="Arial" w:cs="Arial" w:eastAsia="Arial" w:hAnsi="Arial"/>
-          <w:color w:val="1A1A1A"/>
-          <w:sz w:val="22"/>
-          <w:szCs w:val="22"/>
-          <w:rtl/>
-        </w:rPr>
-        <w:t xml:space="preserve">من الخريطة في وضع التركيب، علّم النقطة «مجدول».</w:t>
-      </w:r>
-    </w:p>
-    <w:p>
-      <w:pPr>
-        <w:pStyle w:val="ListParagraph"/>
-        <w:numPr>
-          <w:ilvl w:val="0"/>
-          <w:numId w:val="2"/>
-        </w:numPr>
-        <w:bidi/>
-        <w:spacing w:after="80" w:line="330"/>
-        <w:jc w:val="right"/>
-      </w:pPr>
-      <w:r>
-        <w:rPr>
-          <w:rFonts w:ascii="Arial" w:cs="Arial" w:eastAsia="Arial" w:hAnsi="Arial"/>
-          <w:color w:val="1A1A1A"/>
-          <w:sz w:val="22"/>
-          <w:szCs w:val="22"/>
-          <w:rtl/>
-        </w:rPr>
-        <w:t xml:space="preserve">في «توزيع فرق التركيب» أضف أسماء الفنيين. اجعل الاسم مطابقًا لاسم حساب الفني ليظهر له زر «جدولي» تلقائيًا.</w:t>
-      </w:r>
-    </w:p>
-    <w:p>
-      <w:pPr>
-        <w:pStyle w:val="ListParagraph"/>
-        <w:numPr>
-          <w:ilvl w:val="0"/>
-          <w:numId w:val="2"/>
-        </w:numPr>
-        <w:bidi/>
-        <w:spacing w:after="80" w:line="330"/>
-        <w:jc w:val="right"/>
-      </w:pPr>
-      <w:r>
-        <w:rPr>
-          <w:rFonts w:ascii="Arial" w:cs="Arial" w:eastAsia="Arial" w:hAnsi="Arial"/>
-          <w:color w:val="1A1A1A"/>
-          <w:sz w:val="22"/>
-          <w:szCs w:val="22"/>
-          <w:rtl/>
-        </w:rPr>
-        <w:t xml:space="preserve">وزّع: إما مربعًا كاملًا من القائمة المنسدلة، أو نقاطًا مختارة عبر «إسناد نقاط مفردة» بالبحث بالشاخص أو المربع.</w:t>
-      </w:r>
-    </w:p>
-    <w:p>
-      <w:pPr>
-        <w:pStyle w:val="ListParagraph"/>
-        <w:numPr>
-          <w:ilvl w:val="0"/>
-          <w:numId w:val="2"/>
-        </w:numPr>
-        <w:bidi/>
-        <w:spacing w:after="80" w:line="330"/>
-        <w:jc w:val="right"/>
-      </w:pPr>
-      <w:r>
-        <w:rPr>
-          <w:rFonts w:ascii="Arial" w:cs="Arial" w:eastAsia="Arial" w:hAnsi="Arial"/>
-          <w:color w:val="1A1A1A"/>
-          <w:sz w:val="22"/>
-          <w:szCs w:val="22"/>
-          <w:rtl/>
-        </w:rPr>
-        <w:t xml:space="preserve">أرسل الجدول للفني بزر «📤 جدوله».</w:t>
-      </w:r>
-    </w:p>
-    <w:p>
-      <w:pPr>
-        <w:pBdr>
-          <w:right w:val="single" w:color="C9A24B" w:sz="18" w:space="8"/>
-        </w:pBdr>
-        <w:shd w:fill="FBF6E9" w:val="clear"/>
-        <w:bidi/>
-        <w:spacing w:after="140" w:before="80" w:line="330"/>
-        <w:ind w:left="115" w:right="115"/>
-        <w:jc w:val="right"/>
-      </w:pPr>
-      <w:r>
-        <w:rPr>
-          <w:rFonts w:ascii="Arial" w:cs="Arial" w:eastAsia="Arial" w:hAnsi="Arial"/>
-          <w:color w:val="1A1A1A"/>
-          <w:sz w:val="21"/>
-          <w:szCs w:val="21"/>
-          <w:rtl/>
-        </w:rPr>
-        <w:t xml:space="preserve">حذف فني يلغي إسناد نقاطه النشطة ويحذف عُهدته بعد تأكيد يوضّح الأثر بالعدد. تركيباته المنفَّذة تبقى في السجل.</w:t>
-      </w:r>
-    </w:p>
-    <w:p>
-      <w:pPr>
-        <w:pStyle w:val="Heading2"/>
-        <w:bidi/>
-        <w:spacing w:after="110" w:before="250"/>
-        <w:jc w:val="right"/>
-      </w:pPr>
-      <w:r>
-        <w:rPr>
-          <w:rFonts w:ascii="Arial" w:cs="Arial" w:eastAsia="Arial" w:hAnsi="Arial"/>
-          <w:b/>
-          <w:bCs/>
-          <w:color w:val="1A1A1A"/>
-          <w:sz w:val="25"/>
-          <w:szCs w:val="25"/>
-          <w:rtl/>
-        </w:rPr>
-        <w:t xml:space="preserve">٣.٤ التدقيق الهندسي</w:t>
-      </w:r>
-    </w:p>
-    <w:p>
-      <w:pPr>
-        <w:bidi/>
-        <w:spacing w:after="110" w:before="0" w:line="330"/>
-        <w:jc w:val="right"/>
-      </w:pPr>
-      <w:r>
-        <w:rPr>
-          <w:rFonts w:ascii="Arial" w:cs="Arial" w:eastAsia="Arial" w:hAnsi="Arial"/>
-          <w:b w:val="false"/>
-          <w:bCs w:val="false"/>
-          <w:i w:val="false"/>
-          <w:iCs w:val="false"/>
-          <w:color w:val="1A1A1A"/>
-          <w:sz w:val="22"/>
-          <w:szCs w:val="22"/>
-          <w:rtl/>
-        </w:rPr>
-        <w:t xml:space="preserve">كل نقطة مركّبة تدخل قائمة الانتظار في تبويب «تشغيل». أدخل سيريال القارئ ثم اعتمد، أو أرجعها للفريق مع ملاحظة فتعود «مجدول» ويصل التنبيه لصاحبها. ينبّهك النظام تلقائيًا لو كان السيريال مكررًا أو غير موجود في سجل الأجهزة.</w:t>
-      </w:r>
-    </w:p>
-    <w:p>
-      <w:pPr>
-        <w:pStyle w:val="Heading2"/>
-        <w:bidi/>
-        <w:spacing w:after="110" w:before="250"/>
-        <w:jc w:val="right"/>
-      </w:pPr>
-      <w:r>
-        <w:rPr>
-          <w:rFonts w:ascii="Arial" w:cs="Arial" w:eastAsia="Arial" w:hAnsi="Arial"/>
-          <w:b/>
-          <w:bCs/>
-          <w:color w:val="1A1A1A"/>
-          <w:sz w:val="25"/>
-          <w:szCs w:val="25"/>
-          <w:rtl/>
-        </w:rPr>
-        <w:t xml:space="preserve">٣.٥ عُهدة الأجهزة</w:t>
-      </w:r>
-    </w:p>
-    <w:p>
-      <w:pPr>
-        <w:bidi/>
-        <w:spacing w:after="110" w:before="0" w:line="330"/>
-        <w:jc w:val="right"/>
-      </w:pPr>
-      <w:r>
-        <w:rPr>
-          <w:rFonts w:ascii="Arial" w:cs="Arial" w:eastAsia="Arial" w:hAnsi="Arial"/>
-          <w:b w:val="false"/>
-          <w:bCs w:val="false"/>
-          <w:i w:val="false"/>
-          <w:iCs w:val="false"/>
-          <w:color w:val="1A1A1A"/>
-          <w:sz w:val="22"/>
-          <w:szCs w:val="22"/>
-          <w:rtl/>
-        </w:rPr>
-        <w:t xml:space="preserve">أدخل إجمالي القارئات المتاحة للمشروع أولًا، ثم ما صُرف لكل فريق. يحسب النظام المتبقي في المخزن وما مع الفرق ولم يُركّب، وينبّه على الفريق الذي أوشك رصيده على النفاد. «ركّب» يُحتسب تلقائيًا من التركيبات المسجّلة.</w:t>
-      </w:r>
-    </w:p>
-    <w:p>
-      <w:pPr>
-        <w:pStyle w:val="Heading2"/>
-        <w:bidi/>
-        <w:spacing w:after="110" w:before="250"/>
-        <w:jc w:val="right"/>
-      </w:pPr>
-      <w:r>
-        <w:rPr>
-          <w:rFonts w:ascii="Arial" w:cs="Arial" w:eastAsia="Arial" w:hAnsi="Arial"/>
-          <w:b/>
-          <w:bCs/>
-          <w:color w:val="1A1A1A"/>
-          <w:sz w:val="25"/>
-          <w:szCs w:val="25"/>
-          <w:rtl/>
-        </w:rPr>
-        <w:t xml:space="preserve">٣.٦ إشعار الشركات بمواعيد التركيب</w:t>
-      </w:r>
-    </w:p>
-    <w:p>
-      <w:pPr>
-        <w:pStyle w:val="ListParagraph"/>
-        <w:numPr>
-          <w:ilvl w:val="0"/>
-          <w:numId w:val="2"/>
-        </w:numPr>
-        <w:bidi/>
-        <w:spacing w:after="80" w:line="330"/>
-        <w:jc w:val="right"/>
-      </w:pPr>
-      <w:r>
-        <w:rPr>
-          <w:rFonts w:ascii="Arial" w:cs="Arial" w:eastAsia="Arial" w:hAnsi="Arial"/>
-          <w:color w:val="1A1A1A"/>
-          <w:sz w:val="22"/>
-          <w:szCs w:val="22"/>
-          <w:rtl/>
-        </w:rPr>
-        <w:t xml:space="preserve">أضف رقم الشركة يدويًا: اختر الشركة من القائمة الموحّدة، اكتب الرقم (05xxxxxxxx أو 9665xxxxxxxx)، ثم «إضافة». الاختيار من القائمة يضمن أن الاسم سيُربط بمواقع الشركة.</w:t>
-      </w:r>
-    </w:p>
-    <w:p>
-      <w:pPr>
-        <w:pStyle w:val="ListParagraph"/>
-        <w:numPr>
-          <w:ilvl w:val="0"/>
-          <w:numId w:val="2"/>
-        </w:numPr>
-        <w:bidi/>
-        <w:spacing w:after="80" w:line="330"/>
-        <w:jc w:val="right"/>
-      </w:pPr>
-      <w:r>
-        <w:rPr>
-          <w:rFonts w:ascii="Arial" w:cs="Arial" w:eastAsia="Arial" w:hAnsi="Arial"/>
-          <w:color w:val="1A1A1A"/>
-          <w:sz w:val="22"/>
-          <w:szCs w:val="22"/>
-          <w:rtl/>
-        </w:rPr>
-        <w:t xml:space="preserve">أو استورد دفعة من ملف إكسل أو CSV: عمود للاسم وآخر للرقم وثالث اختياري للمسؤول. بعد الاستيراد يخبرك النظام كم اسمًا طابق القائمة الموحّدة وكم لم يطابق.</w:t>
-      </w:r>
-    </w:p>
-    <w:p>
-      <w:pPr>
-        <w:pStyle w:val="ListParagraph"/>
-        <w:numPr>
-          <w:ilvl w:val="0"/>
-          <w:numId w:val="2"/>
-        </w:numPr>
-        <w:bidi/>
-        <w:spacing w:after="80" w:line="330"/>
-        <w:jc w:val="right"/>
-      </w:pPr>
-      <w:r>
-        <w:rPr>
-          <w:rFonts w:ascii="Arial" w:cs="Arial" w:eastAsia="Arial" w:hAnsi="Arial"/>
-          <w:color w:val="1A1A1A"/>
-          <w:sz w:val="22"/>
-          <w:szCs w:val="22"/>
-          <w:rtl/>
-        </w:rPr>
-        <w:t xml:space="preserve">يجمع النظام مواقع كل شركة المجدولة مع موعد كلٍّ منها وأقرب موعد.</w:t>
-      </w:r>
-    </w:p>
-    <w:p>
-      <w:pPr>
-        <w:pStyle w:val="ListParagraph"/>
-        <w:numPr>
-          <w:ilvl w:val="0"/>
-          <w:numId w:val="2"/>
-        </w:numPr>
-        <w:bidi/>
-        <w:spacing w:after="80" w:line="330"/>
-        <w:jc w:val="right"/>
-      </w:pPr>
-      <w:r>
-        <w:rPr>
-          <w:rFonts w:ascii="Arial" w:cs="Arial" w:eastAsia="Arial" w:hAnsi="Arial"/>
-          <w:color w:val="1A1A1A"/>
-          <w:sz w:val="22"/>
-          <w:szCs w:val="22"/>
-          <w:rtl/>
-        </w:rPr>
-        <w:t xml:space="preserve">اضغط «📱 إشعار» فتفتح محادثة الشركة برسالة رسمية جاهزة تسرد مواقعها مرتبة بالموعد الأقرب وتطلب تسهيل الدخول وتوفير الكهرباء.</w:t>
-      </w:r>
-    </w:p>
-    <w:p>
-      <w:pPr>
-        <w:pBdr>
-          <w:right w:val="single" w:color="C9A24B" w:sz="18" w:space="8"/>
-        </w:pBdr>
-        <w:shd w:fill="FBF6E9" w:val="clear"/>
-        <w:bidi/>
-        <w:spacing w:after="140" w:before="80" w:line="330"/>
-        <w:ind w:left="115" w:right="115"/>
-        <w:jc w:val="right"/>
-      </w:pPr>
-      <w:r>
-        <w:rPr>
-          <w:rFonts w:ascii="Arial" w:cs="Arial" w:eastAsia="Arial" w:hAnsi="Arial"/>
-          <w:color w:val="1A1A1A"/>
-          <w:sz w:val="21"/>
-          <w:szCs w:val="21"/>
-          <w:rtl/>
-        </w:rPr>
-        <w:t xml:space="preserve">كل رقم محفوظ يظهر في القائمة بعلامة «✔ مطابق» أو «اسم غير مطابق». غير المطابق لن يُربط بمواقع الشركة — احذفه وأعد إضافته باختيار الشركة من القائمة.</w:t>
-      </w:r>
-    </w:p>
-    <w:p>
-      <w:pPr>
-        <w:pBdr>
-          <w:right w:val="single" w:color="C9A24B" w:sz="18" w:space="8"/>
-        </w:pBdr>
-        <w:shd w:fill="FBF6E9" w:val="clear"/>
-        <w:bidi/>
-        <w:spacing w:after="140" w:before="80" w:line="330"/>
-        <w:ind w:left="115" w:right="115"/>
-        <w:jc w:val="right"/>
-      </w:pPr>
-      <w:r>
-        <w:rPr>
-          <w:rFonts w:ascii="Arial" w:cs="Arial" w:eastAsia="Arial" w:hAnsi="Arial"/>
-          <w:color w:val="1A1A1A"/>
-          <w:sz w:val="21"/>
-          <w:szCs w:val="21"/>
-          <w:rtl/>
-        </w:rPr>
-        <w:t xml:space="preserve">واتساب لا يسمح لأي تطبيق بفتح جروب محدد برسالة جاهزة. للشركة بلا رقم محفوظ يظهر زر «مشاركة» لاختيار المحادثة يدويًا.</w:t>
-      </w:r>
-    </w:p>
-    <w:p>
-      <w:pPr>
-        <w:pStyle w:val="Heading2"/>
-        <w:bidi/>
-        <w:spacing w:after="110" w:before="250"/>
-        <w:jc w:val="right"/>
-      </w:pPr>
-      <w:r>
-        <w:rPr>
-          <w:rFonts w:ascii="Arial" w:cs="Arial" w:eastAsia="Arial" w:hAnsi="Arial"/>
-          <w:b/>
-          <w:bCs/>
-          <w:color w:val="1A1A1A"/>
-          <w:sz w:val="25"/>
-          <w:szCs w:val="25"/>
-          <w:rtl/>
-        </w:rPr>
-        <w:t xml:space="preserve">٣.٧ اعتماد المقترحات وأسماء الشركات</w:t>
-      </w:r>
-    </w:p>
-    <w:p>
-      <w:pPr>
-        <w:bidi/>
-        <w:spacing w:after="110" w:before="0" w:line="330"/>
-        <w:jc w:val="right"/>
-      </w:pPr>
-      <w:r>
-        <w:rPr>
-          <w:rFonts w:ascii="Arial" w:cs="Arial" w:eastAsia="Arial" w:hAnsi="Arial"/>
-          <w:b w:val="false"/>
-          <w:bCs w:val="false"/>
-          <w:i w:val="false"/>
-          <w:iCs w:val="false"/>
-          <w:color w:val="1A1A1A"/>
-          <w:sz w:val="22"/>
-          <w:szCs w:val="22"/>
-          <w:rtl/>
-        </w:rPr>
-        <w:t xml:space="preserve">المواقع التي يقترحها المشرفون وطلبات إضافة أسماء الشركات تنتظر اعتمادك. اعتماد الاسم يضيفه للقائمة الموحّدة فيصبح متاحًا للجميع — وهذا ما يمنع تفرّع اسم الشركة الواحدة في التقارير.</w:t>
-      </w:r>
-    </w:p>
-    <w:p>
-      <w:r>
-        <w:br w:type="page"/>
-      </w:r>
-    </w:p>
-    <w:p>
-      <w:pPr>
-        <w:pStyle w:val="Heading1"/>
-        <w:bidi/>
-        <w:spacing w:after="150" w:before="340"/>
-        <w:jc w:val="right"/>
-      </w:pPr>
-      <w:r>
-        <w:rPr>
-          <w:rFonts w:ascii="Arial" w:cs="Arial" w:eastAsia="Arial" w:hAnsi="Arial"/>
-          <w:b/>
-          <w:bCs/>
-          <w:color w:val="A87F2E"/>
-          <w:sz w:val="30"/>
-          <w:szCs w:val="30"/>
-          <w:rtl/>
-        </w:rPr>
-        <w:t xml:space="preserve">٤ · فصل المتابعة — الجهة الوزارية</w:t>
-      </w:r>
-    </w:p>
-    <w:p>
-      <w:pPr>
-        <w:bidi/>
-        <w:spacing w:after="110" w:before="0" w:line="330"/>
-        <w:jc w:val="right"/>
-      </w:pPr>
-      <w:r>
-        <w:rPr>
-          <w:rFonts w:ascii="Arial" w:cs="Arial" w:eastAsia="Arial" w:hAnsi="Arial"/>
-          <w:b w:val="false"/>
-          <w:bCs w:val="false"/>
-          <w:i w:val="false"/>
-          <w:iCs w:val="false"/>
-          <w:color w:val="1A1A1A"/>
-          <w:sz w:val="22"/>
-          <w:szCs w:val="22"/>
-          <w:rtl/>
-        </w:rPr>
-        <w:t xml:space="preserve">حساب المتابعة يفتح على شاشة واحدة للقراءة فقط، بلا تفاصيل تشغيلية ولا أزرار تعديل.</w:t>
+        <w:t xml:space="preserve">٣.١ لوحة المتابعة وتبويباتها</w:t>
       </w:r>
     </w:p>
     <w:tbl>
@@ -4209,7 +4511,7 @@
                 <w:szCs w:val="20"/>
                 <w:rtl/>
               </w:rPr>
-              <w:t xml:space="preserve">البند</w:t>
+              <w:t xml:space="preserve">التبويب</w:t>
             </w:r>
           </w:p>
         </w:tc>
@@ -4240,7 +4542,7 @@
                 <w:szCs w:val="20"/>
                 <w:rtl/>
               </w:rPr>
-              <w:t xml:space="preserve">ماذا يعني</w:t>
+              <w:t xml:space="preserve">ماذا يضم</w:t>
             </w:r>
           </w:p>
         </w:tc>
@@ -4272,7 +4574,7 @@
                 <w:szCs w:val="20"/>
                 <w:rtl/>
               </w:rPr>
-              <w:t xml:space="preserve">نظرة عامة</w:t>
+              <w:t xml:space="preserve">متابعة</w:t>
             </w:r>
           </w:p>
         </w:tc>
@@ -4302,7 +4604,7 @@
                 <w:szCs w:val="20"/>
                 <w:rtl/>
               </w:rPr>
-              <w:t xml:space="preserve">كم موقعًا رُكّب، وكم دخل الخطة، وكم لم يُزر بعد</w:t>
+              <w:t xml:space="preserve">النظرة العامة · الوتيرة والهدف · التركيب والجدولة · المعدل اليومي · حسب المشعر · حسب الشركة</w:t>
             </w:r>
           </w:p>
         </w:tc>
@@ -4334,7 +4636,7 @@
                 <w:szCs w:val="20"/>
                 <w:rtl/>
               </w:rPr>
-              <w:t xml:space="preserve">الوتيرة والهدف</w:t>
+              <w:t xml:space="preserve">تخطيط</w:t>
             </w:r>
           </w:p>
         </w:tc>
@@ -4364,7 +4666,7 @@
                 <w:szCs w:val="20"/>
                 <w:rtl/>
               </w:rPr>
-              <w:t xml:space="preserve">المتبقي والمطلوب يوميًا وتاريخ الاكتمال المتوقع مقارنًا بالموعد المستهدف</w:t>
+              <w:t xml:space="preserve">سلامة خط الأنتاج · توزيع الفرق والإسناد · إشعار الشركات · عُهدة الأجهزة</w:t>
             </w:r>
           </w:p>
         </w:tc>
@@ -4396,7 +4698,7 @@
                 <w:szCs w:val="20"/>
                 <w:rtl/>
               </w:rPr>
-              <w:t xml:space="preserve">التركيب والجدولة</w:t>
+              <w:t xml:space="preserve">تشغيل</w:t>
             </w:r>
           </w:p>
         </w:tc>
@@ -4426,7 +4728,7 @@
                 <w:szCs w:val="20"/>
                 <w:rtl/>
               </w:rPr>
-              <w:t xml:space="preserve">ما دخل الخطة وما نُفّذ منها ونسبة الإنجاز</w:t>
+              <w:t xml:space="preserve">المسح · التحديات · المتعذّر والراكد · التدقيق · أنتاجية الفريق · السباق</w:t>
             </w:r>
           </w:p>
         </w:tc>
@@ -4458,7 +4760,7 @@
                 <w:szCs w:val="20"/>
                 <w:rtl/>
               </w:rPr>
-              <w:t xml:space="preserve">المعدل اليومي</w:t>
+              <w:t xml:space="preserve">النظام</w:t>
             </w:r>
           </w:p>
         </w:tc>
@@ -4488,7 +4790,606 @@
                 <w:szCs w:val="20"/>
                 <w:rtl/>
               </w:rPr>
-              <w:t xml:space="preserve">عمليات التركيب المنفَّذة كل يوم خلال آخر أسبوعين</w:t>
+              <w:t xml:space="preserve">سلامة البيانات · سجل الأحداث · إعادة الضبط</w:t>
+            </w:r>
+          </w:p>
+        </w:tc>
+      </w:tr>
+    </w:tbl>
+    <w:p>
+      <w:pPr>
+        <w:pStyle w:val="Heading2"/>
+        <w:bidi/>
+        <w:spacing w:after="110" w:before="250"/>
+        <w:jc w:val="right"/>
+      </w:pPr>
+      <w:r>
+        <w:rPr>
+          <w:rFonts w:ascii="Arial" w:cs="Arial" w:eastAsia="Arial" w:hAnsi="Arial"/>
+          <w:b/>
+          <w:bCs/>
+          <w:color w:val="1A1A1A"/>
+          <w:sz w:val="25"/>
+          <w:szCs w:val="25"/>
+          <w:rtl/>
+        </w:rPr>
+        <w:t xml:space="preserve">٣.٢ ضبط الأهداف</w:t>
+      </w:r>
+    </w:p>
+    <w:p>
+      <w:pPr>
+        <w:bidi/>
+        <w:spacing w:after="110" w:before="0" w:line="330"/>
+        <w:jc w:val="right"/>
+      </w:pPr>
+      <w:r>
+        <w:rPr>
+          <w:rFonts w:ascii="Arial" w:cs="Arial" w:eastAsia="Arial" w:hAnsi="Arial"/>
+          <w:b w:val="false"/>
+          <w:bCs w:val="false"/>
+          <w:i w:val="false"/>
+          <w:iCs w:val="false"/>
+          <w:color w:val="1A1A1A"/>
+          <w:sz w:val="22"/>
+          <w:szCs w:val="22"/>
+          <w:rtl/>
+        </w:rPr>
+        <w:t xml:space="preserve">في تبويب «متابعة» حدّد الموعد المستهدف العام، وموعدًا لكل مشعر، وزمن التركيب التقديري لكل نوع موقع. عندها يحسب النظام: المتبقي، والمطلوب يوميًا، وتاريخ الاكتمال المتوقع، ويقارنه بموعدك. زر «مسح» بجوار أي موعد يلغيه.</w:t>
+      </w:r>
+    </w:p>
+    <w:p>
+      <w:pPr>
+        <w:pStyle w:val="Heading2"/>
+        <w:bidi/>
+        <w:spacing w:after="110" w:before="250"/>
+        <w:jc w:val="right"/>
+      </w:pPr>
+      <w:r>
+        <w:rPr>
+          <w:rFonts w:ascii="Arial" w:cs="Arial" w:eastAsia="Arial" w:hAnsi="Arial"/>
+          <w:b/>
+          <w:bCs/>
+          <w:color w:val="1A1A1A"/>
+          <w:sz w:val="25"/>
+          <w:szCs w:val="25"/>
+          <w:rtl/>
+        </w:rPr>
+        <w:t xml:space="preserve">٣.٣ الجدولة والإسناد</w:t>
+      </w:r>
+    </w:p>
+    <w:p>
+      <w:pPr>
+        <w:pStyle w:val="ListParagraph"/>
+        <w:numPr>
+          <w:ilvl w:val="0"/>
+          <w:numId w:val="2"/>
+        </w:numPr>
+        <w:bidi/>
+        <w:spacing w:after="80" w:line="330"/>
+        <w:jc w:val="right"/>
+      </w:pPr>
+      <w:r>
+        <w:rPr>
+          <w:rFonts w:ascii="Arial" w:cs="Arial" w:eastAsia="Arial" w:hAnsi="Arial"/>
+          <w:color w:val="1A1A1A"/>
+          <w:sz w:val="22"/>
+          <w:szCs w:val="22"/>
+          <w:rtl/>
+        </w:rPr>
+        <w:t xml:space="preserve">راجع «سلامة خط الأنتاج» في تبويب التخطيط: يعرض قائمة انتظار «جاهز للجدولة» بالأقدم أولًا، ويحذّرك من نقطة دخلت الجدولة قبل مسحها.</w:t>
+      </w:r>
+    </w:p>
+    <w:p>
+      <w:pPr>
+        <w:pStyle w:val="ListParagraph"/>
+        <w:numPr>
+          <w:ilvl w:val="0"/>
+          <w:numId w:val="2"/>
+        </w:numPr>
+        <w:bidi/>
+        <w:spacing w:after="80" w:line="330"/>
+        <w:jc w:val="right"/>
+      </w:pPr>
+      <w:r>
+        <w:rPr>
+          <w:rFonts w:ascii="Arial" w:cs="Arial" w:eastAsia="Arial" w:hAnsi="Arial"/>
+          <w:color w:val="1A1A1A"/>
+          <w:sz w:val="22"/>
+          <w:szCs w:val="22"/>
+          <w:rtl/>
+        </w:rPr>
+        <w:t xml:space="preserve">من الخريطة في وضع التركيب، علّم النقطة «مجدول».</w:t>
+      </w:r>
+    </w:p>
+    <w:p>
+      <w:pPr>
+        <w:pStyle w:val="ListParagraph"/>
+        <w:numPr>
+          <w:ilvl w:val="0"/>
+          <w:numId w:val="2"/>
+        </w:numPr>
+        <w:bidi/>
+        <w:spacing w:after="80" w:line="330"/>
+        <w:jc w:val="right"/>
+      </w:pPr>
+      <w:r>
+        <w:rPr>
+          <w:rFonts w:ascii="Arial" w:cs="Arial" w:eastAsia="Arial" w:hAnsi="Arial"/>
+          <w:color w:val="1A1A1A"/>
+          <w:sz w:val="22"/>
+          <w:szCs w:val="22"/>
+          <w:rtl/>
+        </w:rPr>
+        <w:t xml:space="preserve">في «توزيع فرق التركيب» أضف أسماء الفنيين. اجعل الاسم مطابقًا لاسم حساب الفني ليظهر له زر «جدولي» تلقائيًا.</w:t>
+      </w:r>
+    </w:p>
+    <w:p>
+      <w:pPr>
+        <w:pStyle w:val="ListParagraph"/>
+        <w:numPr>
+          <w:ilvl w:val="0"/>
+          <w:numId w:val="2"/>
+        </w:numPr>
+        <w:bidi/>
+        <w:spacing w:after="80" w:line="330"/>
+        <w:jc w:val="right"/>
+      </w:pPr>
+      <w:r>
+        <w:rPr>
+          <w:rFonts w:ascii="Arial" w:cs="Arial" w:eastAsia="Arial" w:hAnsi="Arial"/>
+          <w:color w:val="1A1A1A"/>
+          <w:sz w:val="22"/>
+          <w:szCs w:val="22"/>
+          <w:rtl/>
+        </w:rPr>
+        <w:t xml:space="preserve">وزّع: إما مربعًا كاملًا من القائمة المنسدلة، أو نقاطًا مختارة عبر «إسناد نقاط مفردة» بالبحث بالشاخص أو المربع.</w:t>
+      </w:r>
+    </w:p>
+    <w:p>
+      <w:pPr>
+        <w:pStyle w:val="ListParagraph"/>
+        <w:numPr>
+          <w:ilvl w:val="0"/>
+          <w:numId w:val="2"/>
+        </w:numPr>
+        <w:bidi/>
+        <w:spacing w:after="80" w:line="330"/>
+        <w:jc w:val="right"/>
+      </w:pPr>
+      <w:r>
+        <w:rPr>
+          <w:rFonts w:ascii="Arial" w:cs="Arial" w:eastAsia="Arial" w:hAnsi="Arial"/>
+          <w:color w:val="1A1A1A"/>
+          <w:sz w:val="22"/>
+          <w:szCs w:val="22"/>
+          <w:rtl/>
+        </w:rPr>
+        <w:t xml:space="preserve">أرسل الجدول للفني بزر «📤 جدوله».</w:t>
+      </w:r>
+    </w:p>
+    <w:p>
+      <w:pPr>
+        <w:pBdr>
+          <w:right w:val="single" w:color="C9A24B" w:sz="18" w:space="8"/>
+        </w:pBdr>
+        <w:shd w:fill="FBF6E9" w:val="clear"/>
+        <w:bidi/>
+        <w:spacing w:after="140" w:before="80" w:line="330"/>
+        <w:ind w:left="115" w:right="115"/>
+        <w:jc w:val="right"/>
+      </w:pPr>
+      <w:r>
+        <w:rPr>
+          <w:rFonts w:ascii="Arial" w:cs="Arial" w:eastAsia="Arial" w:hAnsi="Arial"/>
+          <w:color w:val="1A1A1A"/>
+          <w:sz w:val="21"/>
+          <w:szCs w:val="21"/>
+          <w:rtl/>
+        </w:rPr>
+        <w:t xml:space="preserve">حذف فني يلغي إسناد نقاطه النشطة ويحذف عُهدته بعد تأكيد يوضّح الأثر بالعدد. تركيباته المنفَّذة تبقى في السجل.</w:t>
+      </w:r>
+    </w:p>
+    <w:p>
+      <w:pPr>
+        <w:pStyle w:val="Heading2"/>
+        <w:bidi/>
+        <w:spacing w:after="110" w:before="250"/>
+        <w:jc w:val="right"/>
+      </w:pPr>
+      <w:r>
+        <w:rPr>
+          <w:rFonts w:ascii="Arial" w:cs="Arial" w:eastAsia="Arial" w:hAnsi="Arial"/>
+          <w:b/>
+          <w:bCs/>
+          <w:color w:val="1A1A1A"/>
+          <w:sz w:val="25"/>
+          <w:szCs w:val="25"/>
+          <w:rtl/>
+        </w:rPr>
+        <w:t xml:space="preserve">٣.٤ التدقيق الهندسي</w:t>
+      </w:r>
+    </w:p>
+    <w:p>
+      <w:pPr>
+        <w:bidi/>
+        <w:spacing w:after="110" w:before="0" w:line="330"/>
+        <w:jc w:val="right"/>
+      </w:pPr>
+      <w:r>
+        <w:rPr>
+          <w:rFonts w:ascii="Arial" w:cs="Arial" w:eastAsia="Arial" w:hAnsi="Arial"/>
+          <w:b w:val="false"/>
+          <w:bCs w:val="false"/>
+          <w:i w:val="false"/>
+          <w:iCs w:val="false"/>
+          <w:color w:val="1A1A1A"/>
+          <w:sz w:val="22"/>
+          <w:szCs w:val="22"/>
+          <w:rtl/>
+        </w:rPr>
+        <w:t xml:space="preserve">كل نقطة مركّبة تدخل قائمة الانتظار في تبويب «تشغيل». أدخل سيريال القارئ ثم اعتمد، أو أرجعها للفريق مع ملاحظة فتعود «مجدول» ويصل التنبيه لصاحبها. ينبّهك النظام تلقائيًا لو كان السيريال مكررًا أو غير موجود في سجل الأجهزة.</w:t>
+      </w:r>
+    </w:p>
+    <w:p>
+      <w:pPr>
+        <w:pStyle w:val="Heading2"/>
+        <w:bidi/>
+        <w:spacing w:after="110" w:before="250"/>
+        <w:jc w:val="right"/>
+      </w:pPr>
+      <w:r>
+        <w:rPr>
+          <w:rFonts w:ascii="Arial" w:cs="Arial" w:eastAsia="Arial" w:hAnsi="Arial"/>
+          <w:b/>
+          <w:bCs/>
+          <w:color w:val="1A1A1A"/>
+          <w:sz w:val="25"/>
+          <w:szCs w:val="25"/>
+          <w:rtl/>
+        </w:rPr>
+        <w:t xml:space="preserve">٣.٥ عُهدة الأجهزة</w:t>
+      </w:r>
+    </w:p>
+    <w:p>
+      <w:pPr>
+        <w:bidi/>
+        <w:spacing w:after="110" w:before="0" w:line="330"/>
+        <w:jc w:val="right"/>
+      </w:pPr>
+      <w:r>
+        <w:rPr>
+          <w:rFonts w:ascii="Arial" w:cs="Arial" w:eastAsia="Arial" w:hAnsi="Arial"/>
+          <w:b w:val="false"/>
+          <w:bCs w:val="false"/>
+          <w:i w:val="false"/>
+          <w:iCs w:val="false"/>
+          <w:color w:val="1A1A1A"/>
+          <w:sz w:val="22"/>
+          <w:szCs w:val="22"/>
+          <w:rtl/>
+        </w:rPr>
+        <w:t xml:space="preserve">أدخل إجمالي القارئات المتاحة للمشروع أولًا، ثم ما صُرف لكل فريق. يحسب النظام المتبقي في المخزن وما مع الفرق ولم يُركّب، وينبّه على الفريق الذي أوشك رصيده على النفاد. «ركّب» يُحتسب تلقائيًا من التركيبات المسجّلة.</w:t>
+      </w:r>
+    </w:p>
+    <w:p>
+      <w:pPr>
+        <w:pStyle w:val="Heading2"/>
+        <w:bidi/>
+        <w:spacing w:after="110" w:before="250"/>
+        <w:jc w:val="right"/>
+      </w:pPr>
+      <w:r>
+        <w:rPr>
+          <w:rFonts w:ascii="Arial" w:cs="Arial" w:eastAsia="Arial" w:hAnsi="Arial"/>
+          <w:b/>
+          <w:bCs/>
+          <w:color w:val="1A1A1A"/>
+          <w:sz w:val="25"/>
+          <w:szCs w:val="25"/>
+          <w:rtl/>
+        </w:rPr>
+        <w:t xml:space="preserve">٣.٦ إشعار الشركات بمواعيد التركيب</w:t>
+      </w:r>
+    </w:p>
+    <w:p>
+      <w:pPr>
+        <w:pStyle w:val="ListParagraph"/>
+        <w:numPr>
+          <w:ilvl w:val="0"/>
+          <w:numId w:val="2"/>
+        </w:numPr>
+        <w:bidi/>
+        <w:spacing w:after="80" w:line="330"/>
+        <w:jc w:val="right"/>
+      </w:pPr>
+      <w:r>
+        <w:rPr>
+          <w:rFonts w:ascii="Arial" w:cs="Arial" w:eastAsia="Arial" w:hAnsi="Arial"/>
+          <w:color w:val="1A1A1A"/>
+          <w:sz w:val="22"/>
+          <w:szCs w:val="22"/>
+          <w:rtl/>
+        </w:rPr>
+        <w:t xml:space="preserve">أضف رقم الشركة يدويًا: اختر الشركة من القائمة الموحّدة، اكتب الرقم (05xxxxxxxx أو 9665xxxxxxxx)، ثم «إضافة». الاختيار من القائمة يضمن أن الاسم سيُربط بمواقع الشركة.</w:t>
+      </w:r>
+    </w:p>
+    <w:p>
+      <w:pPr>
+        <w:pStyle w:val="ListParagraph"/>
+        <w:numPr>
+          <w:ilvl w:val="0"/>
+          <w:numId w:val="2"/>
+        </w:numPr>
+        <w:bidi/>
+        <w:spacing w:after="80" w:line="330"/>
+        <w:jc w:val="right"/>
+      </w:pPr>
+      <w:r>
+        <w:rPr>
+          <w:rFonts w:ascii="Arial" w:cs="Arial" w:eastAsia="Arial" w:hAnsi="Arial"/>
+          <w:color w:val="1A1A1A"/>
+          <w:sz w:val="22"/>
+          <w:szCs w:val="22"/>
+          <w:rtl/>
+        </w:rPr>
+        <w:t xml:space="preserve">أو استورد دفعة من ملف إكسل أو CSV: عمود للاسم وآخر للرقم وثالث اختياري للمسؤول. بعد الاستيراد يخبرك النظام كم اسمًا طابق القائمة الموحّدة وكم لم يطابق.</w:t>
+      </w:r>
+    </w:p>
+    <w:p>
+      <w:pPr>
+        <w:pStyle w:val="ListParagraph"/>
+        <w:numPr>
+          <w:ilvl w:val="0"/>
+          <w:numId w:val="2"/>
+        </w:numPr>
+        <w:bidi/>
+        <w:spacing w:after="80" w:line="330"/>
+        <w:jc w:val="right"/>
+      </w:pPr>
+      <w:r>
+        <w:rPr>
+          <w:rFonts w:ascii="Arial" w:cs="Arial" w:eastAsia="Arial" w:hAnsi="Arial"/>
+          <w:color w:val="1A1A1A"/>
+          <w:sz w:val="22"/>
+          <w:szCs w:val="22"/>
+          <w:rtl/>
+        </w:rPr>
+        <w:t xml:space="preserve">يجمع النظام مواقع كل شركة المجدولة مع موعد كلٍّ منها وأقرب موعد.</w:t>
+      </w:r>
+    </w:p>
+    <w:p>
+      <w:pPr>
+        <w:pStyle w:val="ListParagraph"/>
+        <w:numPr>
+          <w:ilvl w:val="0"/>
+          <w:numId w:val="2"/>
+        </w:numPr>
+        <w:bidi/>
+        <w:spacing w:after="80" w:line="330"/>
+        <w:jc w:val="right"/>
+      </w:pPr>
+      <w:r>
+        <w:rPr>
+          <w:rFonts w:ascii="Arial" w:cs="Arial" w:eastAsia="Arial" w:hAnsi="Arial"/>
+          <w:color w:val="1A1A1A"/>
+          <w:sz w:val="22"/>
+          <w:szCs w:val="22"/>
+          <w:rtl/>
+        </w:rPr>
+        <w:t xml:space="preserve">اضغط «📱 إشعار» فتفتح محادثة الشركة برسالة رسمية جاهزة تسرد مواقعها مرتبة بالموعد الأقرب وتطلب تسهيل الدخول وتوفير الكهرباء.</w:t>
+      </w:r>
+    </w:p>
+    <w:p>
+      <w:pPr>
+        <w:pBdr>
+          <w:right w:val="single" w:color="C9A24B" w:sz="18" w:space="8"/>
+        </w:pBdr>
+        <w:shd w:fill="FBF6E9" w:val="clear"/>
+        <w:bidi/>
+        <w:spacing w:after="140" w:before="80" w:line="330"/>
+        <w:ind w:left="115" w:right="115"/>
+        <w:jc w:val="right"/>
+      </w:pPr>
+      <w:r>
+        <w:rPr>
+          <w:rFonts w:ascii="Arial" w:cs="Arial" w:eastAsia="Arial" w:hAnsi="Arial"/>
+          <w:color w:val="1A1A1A"/>
+          <w:sz w:val="21"/>
+          <w:szCs w:val="21"/>
+          <w:rtl/>
+        </w:rPr>
+        <w:t xml:space="preserve">كل رقم محفوظ يظهر في القائمة بعلامة «✔ مطابق» أو «اسم غير مطابق». غير المطابق لن يُربط بمواقع الشركة — احذفه وأعد إضافته باختيار الشركة من القائمة.</w:t>
+      </w:r>
+    </w:p>
+    <w:p>
+      <w:pPr>
+        <w:pBdr>
+          <w:right w:val="single" w:color="C9A24B" w:sz="18" w:space="8"/>
+        </w:pBdr>
+        <w:shd w:fill="FBF6E9" w:val="clear"/>
+        <w:bidi/>
+        <w:spacing w:after="140" w:before="80" w:line="330"/>
+        <w:ind w:left="115" w:right="115"/>
+        <w:jc w:val="right"/>
+      </w:pPr>
+      <w:r>
+        <w:rPr>
+          <w:rFonts w:ascii="Arial" w:cs="Arial" w:eastAsia="Arial" w:hAnsi="Arial"/>
+          <w:color w:val="1A1A1A"/>
+          <w:sz w:val="21"/>
+          <w:szCs w:val="21"/>
+          <w:rtl/>
+        </w:rPr>
+        <w:t xml:space="preserve">واتساب لا يسمح لأي تطبيق بفتح جروب محدد برسالة جاهزة. للشركة بلا رقم محفوظ يظهر زر «مشاركة» لاختيار المحادثة يدويًا.</w:t>
+      </w:r>
+    </w:p>
+    <w:p>
+      <w:pPr>
+        <w:pStyle w:val="Heading2"/>
+        <w:bidi/>
+        <w:spacing w:after="110" w:before="250"/>
+        <w:jc w:val="right"/>
+      </w:pPr>
+      <w:r>
+        <w:rPr>
+          <w:rFonts w:ascii="Arial" w:cs="Arial" w:eastAsia="Arial" w:hAnsi="Arial"/>
+          <w:b/>
+          <w:bCs/>
+          <w:color w:val="1A1A1A"/>
+          <w:sz w:val="25"/>
+          <w:szCs w:val="25"/>
+          <w:rtl/>
+        </w:rPr>
+        <w:t xml:space="preserve">٣.٧ اعتماد المقترحات وأسماء الشركات</w:t>
+      </w:r>
+    </w:p>
+    <w:p>
+      <w:pPr>
+        <w:bidi/>
+        <w:spacing w:after="110" w:before="0" w:line="330"/>
+        <w:jc w:val="right"/>
+      </w:pPr>
+      <w:r>
+        <w:rPr>
+          <w:rFonts w:ascii="Arial" w:cs="Arial" w:eastAsia="Arial" w:hAnsi="Arial"/>
+          <w:b w:val="false"/>
+          <w:bCs w:val="false"/>
+          <w:i w:val="false"/>
+          <w:iCs w:val="false"/>
+          <w:color w:val="1A1A1A"/>
+          <w:sz w:val="22"/>
+          <w:szCs w:val="22"/>
+          <w:rtl/>
+        </w:rPr>
+        <w:t xml:space="preserve">المواقع التي يقترحها المشرفون وطلبات إضافة أسماء الشركات تنتظر اعتمادك. اعتماد الاسم يضيفه للقائمة الموحّدة فيصبح متاحًا للجميع — وهذا ما يمنع تفرّع اسم الشركة الواحدة في التقارير.</w:t>
+      </w:r>
+    </w:p>
+    <w:p>
+      <w:r>
+        <w:br w:type="page"/>
+      </w:r>
+    </w:p>
+    <w:p>
+      <w:pPr>
+        <w:pStyle w:val="Heading1"/>
+        <w:bidi/>
+        <w:spacing w:after="150" w:before="340"/>
+        <w:jc w:val="right"/>
+      </w:pPr>
+      <w:r>
+        <w:rPr>
+          <w:rFonts w:ascii="Arial" w:cs="Arial" w:eastAsia="Arial" w:hAnsi="Arial"/>
+          <w:b/>
+          <w:bCs/>
+          <w:color w:val="A87F2E"/>
+          <w:sz w:val="30"/>
+          <w:szCs w:val="30"/>
+          <w:rtl/>
+        </w:rPr>
+        <w:t xml:space="preserve">٤ · فصل المتابعة — الجهة الوزارية</w:t>
+      </w:r>
+    </w:p>
+    <w:p>
+      <w:pPr>
+        <w:bidi/>
+        <w:spacing w:after="110" w:before="0" w:line="330"/>
+        <w:jc w:val="right"/>
+      </w:pPr>
+      <w:r>
+        <w:rPr>
+          <w:rFonts w:ascii="Arial" w:cs="Arial" w:eastAsia="Arial" w:hAnsi="Arial"/>
+          <w:b w:val="false"/>
+          <w:bCs w:val="false"/>
+          <w:i w:val="false"/>
+          <w:iCs w:val="false"/>
+          <w:color w:val="1A1A1A"/>
+          <w:sz w:val="22"/>
+          <w:szCs w:val="22"/>
+          <w:rtl/>
+        </w:rPr>
+        <w:t xml:space="preserve">حساب المتابعة يفتح على شاشة واحدة للقراءة فقط، بلا تفاصيل تشغيلية ولا أزرار تعديل.</w:t>
+      </w:r>
+    </w:p>
+    <w:tbl>
+      <w:tblPr>
+        <w:bidiVisual/>
+        <w:tblW w:type="dxa" w:w="8400"/>
+        <w:tblBorders>
+          <w:top w:val="single" w:color="auto" w:sz="4"/>
+          <w:left w:val="single" w:color="auto" w:sz="4"/>
+          <w:bottom w:val="single" w:color="auto" w:sz="4"/>
+          <w:right w:val="single" w:color="auto" w:sz="4"/>
+          <w:insideH w:val="single" w:color="auto" w:sz="4"/>
+          <w:insideV w:val="single" w:color="auto" w:sz="4"/>
+        </w:tblBorders>
+      </w:tblPr>
+      <w:tblGrid>
+        <w:gridCol w:w="2700"/>
+        <w:gridCol w:w="5700"/>
+      </w:tblGrid>
+      <w:tr>
+        <w:trPr>
+          <w:tblHeader/>
+        </w:trPr>
+        <w:tc>
+          <w:tcPr>
+            <w:tcW w:type="dxa" w:w="2700"/>
+            <w:shd w:fill="F2EAD8" w:val="clear"/>
+            <w:tcMar>
+              <w:top w:type="dxa" w:w="70"/>
+              <w:left w:type="dxa" w:w="90"/>
+              <w:bottom w:type="dxa" w:w="70"/>
+              <w:right w:type="dxa" w:w="90"/>
+            </w:tcMar>
+          </w:tcPr>
+          <w:p>
+            <w:pPr>
+              <w:bidi/>
+              <w:spacing w:after="0" w:line="300"/>
+              <w:jc w:val="right"/>
+            </w:pPr>
+            <w:r>
+              <w:rPr>
+                <w:rFonts w:ascii="Arial" w:cs="Arial" w:eastAsia="Arial" w:hAnsi="Arial"/>
+                <w:b/>
+                <w:bCs/>
+                <w:color w:val="1A1A1A"/>
+                <w:sz w:val="20"/>
+                <w:szCs w:val="20"/>
+                <w:rtl/>
+              </w:rPr>
+              <w:t xml:space="preserve">البند</w:t>
+            </w:r>
+          </w:p>
+        </w:tc>
+        <w:tc>
+          <w:tcPr>
+            <w:tcW w:type="dxa" w:w="5700"/>
+            <w:shd w:fill="F2EAD8" w:val="clear"/>
+            <w:tcMar>
+              <w:top w:type="dxa" w:w="70"/>
+              <w:left w:type="dxa" w:w="90"/>
+              <w:bottom w:type="dxa" w:w="70"/>
+              <w:right w:type="dxa" w:w="90"/>
+            </w:tcMar>
+          </w:tcPr>
+          <w:p>
+            <w:pPr>
+              <w:bidi/>
+              <w:spacing w:after="0" w:line="300"/>
+              <w:jc w:val="right"/>
+            </w:pPr>
+            <w:r>
+              <w:rPr>
+                <w:rFonts w:ascii="Arial" w:cs="Arial" w:eastAsia="Arial" w:hAnsi="Arial"/>
+                <w:b/>
+                <w:bCs/>
+                <w:color w:val="1A1A1A"/>
+                <w:sz w:val="20"/>
+                <w:szCs w:val="20"/>
+                <w:rtl/>
+              </w:rPr>
+              <w:t xml:space="preserve">ماذا يعني</w:t>
             </w:r>
           </w:p>
         </w:tc>
@@ -4520,7 +5421,7 @@
                 <w:szCs w:val="20"/>
                 <w:rtl/>
               </w:rPr>
-              <w:t xml:space="preserve">حسب المشعر</w:t>
+              <w:t xml:space="preserve">نظرة عامة</w:t>
             </w:r>
           </w:p>
         </w:tc>
@@ -4550,7 +5451,7 @@
                 <w:szCs w:val="20"/>
                 <w:rtl/>
               </w:rPr>
-              <w:t xml:space="preserve">منى وعرفات ومزدلفة: العدد والمجدول والمُركّب ونسبة الإنجاز</w:t>
+              <w:t xml:space="preserve">كم موقعًا رُكّب، وكم دخل الخطة، وكم لم يُزر بعد</w:t>
             </w:r>
           </w:p>
         </w:tc>
@@ -4582,6 +5483,254 @@
                 <w:szCs w:val="20"/>
                 <w:rtl/>
               </w:rPr>
+              <w:t xml:space="preserve">الوتيرة والهدف</w:t>
+            </w:r>
+          </w:p>
+        </w:tc>
+        <w:tc>
+          <w:tcPr>
+            <w:tcW w:type="dxa" w:w="5700"/>
+            <w:tcMar>
+              <w:top w:type="dxa" w:w="70"/>
+              <w:left w:type="dxa" w:w="90"/>
+              <w:bottom w:type="dxa" w:w="70"/>
+              <w:right w:type="dxa" w:w="90"/>
+            </w:tcMar>
+          </w:tcPr>
+          <w:p>
+            <w:pPr>
+              <w:bidi/>
+              <w:spacing w:after="0" w:line="300"/>
+              <w:jc w:val="right"/>
+            </w:pPr>
+            <w:r>
+              <w:rPr>
+                <w:rFonts w:ascii="Arial" w:cs="Arial" w:eastAsia="Arial" w:hAnsi="Arial"/>
+                <w:b w:val="false"/>
+                <w:bCs w:val="false"/>
+                <w:color w:val="5A5A5A"/>
+                <w:sz w:val="20"/>
+                <w:szCs w:val="20"/>
+                <w:rtl/>
+              </w:rPr>
+              <w:t xml:space="preserve">المتبقي والمطلوب يوميًا وتاريخ الاكتمال المتوقع مقارنًا بالموعد المستهدف</w:t>
+            </w:r>
+          </w:p>
+        </w:tc>
+      </w:tr>
+      <w:tr>
+        <w:tc>
+          <w:tcPr>
+            <w:tcW w:type="dxa" w:w="2700"/>
+            <w:tcMar>
+              <w:top w:type="dxa" w:w="70"/>
+              <w:left w:type="dxa" w:w="90"/>
+              <w:bottom w:type="dxa" w:w="70"/>
+              <w:right w:type="dxa" w:w="90"/>
+            </w:tcMar>
+          </w:tcPr>
+          <w:p>
+            <w:pPr>
+              <w:bidi/>
+              <w:spacing w:after="0" w:line="300"/>
+              <w:jc w:val="right"/>
+            </w:pPr>
+            <w:r>
+              <w:rPr>
+                <w:rFonts w:ascii="Arial" w:cs="Arial" w:eastAsia="Arial" w:hAnsi="Arial"/>
+                <w:b w:val="false"/>
+                <w:bCs w:val="false"/>
+                <w:color w:val="5A5A5A"/>
+                <w:sz w:val="20"/>
+                <w:szCs w:val="20"/>
+                <w:rtl/>
+              </w:rPr>
+              <w:t xml:space="preserve">التركيب والجدولة</w:t>
+            </w:r>
+          </w:p>
+        </w:tc>
+        <w:tc>
+          <w:tcPr>
+            <w:tcW w:type="dxa" w:w="5700"/>
+            <w:tcMar>
+              <w:top w:type="dxa" w:w="70"/>
+              <w:left w:type="dxa" w:w="90"/>
+              <w:bottom w:type="dxa" w:w="70"/>
+              <w:right w:type="dxa" w:w="90"/>
+            </w:tcMar>
+          </w:tcPr>
+          <w:p>
+            <w:pPr>
+              <w:bidi/>
+              <w:spacing w:after="0" w:line="300"/>
+              <w:jc w:val="right"/>
+            </w:pPr>
+            <w:r>
+              <w:rPr>
+                <w:rFonts w:ascii="Arial" w:cs="Arial" w:eastAsia="Arial" w:hAnsi="Arial"/>
+                <w:b w:val="false"/>
+                <w:bCs w:val="false"/>
+                <w:color w:val="5A5A5A"/>
+                <w:sz w:val="20"/>
+                <w:szCs w:val="20"/>
+                <w:rtl/>
+              </w:rPr>
+              <w:t xml:space="preserve">ما دخل الخطة وما نُفّذ منها ونسبة الإنجاز</w:t>
+            </w:r>
+          </w:p>
+        </w:tc>
+      </w:tr>
+      <w:tr>
+        <w:tc>
+          <w:tcPr>
+            <w:tcW w:type="dxa" w:w="2700"/>
+            <w:tcMar>
+              <w:top w:type="dxa" w:w="70"/>
+              <w:left w:type="dxa" w:w="90"/>
+              <w:bottom w:type="dxa" w:w="70"/>
+              <w:right w:type="dxa" w:w="90"/>
+            </w:tcMar>
+          </w:tcPr>
+          <w:p>
+            <w:pPr>
+              <w:bidi/>
+              <w:spacing w:after="0" w:line="300"/>
+              <w:jc w:val="right"/>
+            </w:pPr>
+            <w:r>
+              <w:rPr>
+                <w:rFonts w:ascii="Arial" w:cs="Arial" w:eastAsia="Arial" w:hAnsi="Arial"/>
+                <w:b w:val="false"/>
+                <w:bCs w:val="false"/>
+                <w:color w:val="5A5A5A"/>
+                <w:sz w:val="20"/>
+                <w:szCs w:val="20"/>
+                <w:rtl/>
+              </w:rPr>
+              <w:t xml:space="preserve">المعدل اليومي</w:t>
+            </w:r>
+          </w:p>
+        </w:tc>
+        <w:tc>
+          <w:tcPr>
+            <w:tcW w:type="dxa" w:w="5700"/>
+            <w:tcMar>
+              <w:top w:type="dxa" w:w="70"/>
+              <w:left w:type="dxa" w:w="90"/>
+              <w:bottom w:type="dxa" w:w="70"/>
+              <w:right w:type="dxa" w:w="90"/>
+            </w:tcMar>
+          </w:tcPr>
+          <w:p>
+            <w:pPr>
+              <w:bidi/>
+              <w:spacing w:after="0" w:line="300"/>
+              <w:jc w:val="right"/>
+            </w:pPr>
+            <w:r>
+              <w:rPr>
+                <w:rFonts w:ascii="Arial" w:cs="Arial" w:eastAsia="Arial" w:hAnsi="Arial"/>
+                <w:b w:val="false"/>
+                <w:bCs w:val="false"/>
+                <w:color w:val="5A5A5A"/>
+                <w:sz w:val="20"/>
+                <w:szCs w:val="20"/>
+                <w:rtl/>
+              </w:rPr>
+              <w:t xml:space="preserve">عمليات التركيب المنفَّذة كل يوم خلال آخر أسبوعين</w:t>
+            </w:r>
+          </w:p>
+        </w:tc>
+      </w:tr>
+      <w:tr>
+        <w:tc>
+          <w:tcPr>
+            <w:tcW w:type="dxa" w:w="2700"/>
+            <w:tcMar>
+              <w:top w:type="dxa" w:w="70"/>
+              <w:left w:type="dxa" w:w="90"/>
+              <w:bottom w:type="dxa" w:w="70"/>
+              <w:right w:type="dxa" w:w="90"/>
+            </w:tcMar>
+          </w:tcPr>
+          <w:p>
+            <w:pPr>
+              <w:bidi/>
+              <w:spacing w:after="0" w:line="300"/>
+              <w:jc w:val="right"/>
+            </w:pPr>
+            <w:r>
+              <w:rPr>
+                <w:rFonts w:ascii="Arial" w:cs="Arial" w:eastAsia="Arial" w:hAnsi="Arial"/>
+                <w:b w:val="false"/>
+                <w:bCs w:val="false"/>
+                <w:color w:val="5A5A5A"/>
+                <w:sz w:val="20"/>
+                <w:szCs w:val="20"/>
+                <w:rtl/>
+              </w:rPr>
+              <w:t xml:space="preserve">حسب المشعر</w:t>
+            </w:r>
+          </w:p>
+        </w:tc>
+        <w:tc>
+          <w:tcPr>
+            <w:tcW w:type="dxa" w:w="5700"/>
+            <w:tcMar>
+              <w:top w:type="dxa" w:w="70"/>
+              <w:left w:type="dxa" w:w="90"/>
+              <w:bottom w:type="dxa" w:w="70"/>
+              <w:right w:type="dxa" w:w="90"/>
+            </w:tcMar>
+          </w:tcPr>
+          <w:p>
+            <w:pPr>
+              <w:bidi/>
+              <w:spacing w:after="0" w:line="300"/>
+              <w:jc w:val="right"/>
+            </w:pPr>
+            <w:r>
+              <w:rPr>
+                <w:rFonts w:ascii="Arial" w:cs="Arial" w:eastAsia="Arial" w:hAnsi="Arial"/>
+                <w:b w:val="false"/>
+                <w:bCs w:val="false"/>
+                <w:color w:val="5A5A5A"/>
+                <w:sz w:val="20"/>
+                <w:szCs w:val="20"/>
+                <w:rtl/>
+              </w:rPr>
+              <w:t xml:space="preserve">منى وعرفات ومزدلفة: العدد والمجدول والمُركّب ونسبة الإنجاز</w:t>
+            </w:r>
+          </w:p>
+        </w:tc>
+      </w:tr>
+      <w:tr>
+        <w:tc>
+          <w:tcPr>
+            <w:tcW w:type="dxa" w:w="2700"/>
+            <w:tcMar>
+              <w:top w:type="dxa" w:w="70"/>
+              <w:left w:type="dxa" w:w="90"/>
+              <w:bottom w:type="dxa" w:w="70"/>
+              <w:right w:type="dxa" w:w="90"/>
+            </w:tcMar>
+          </w:tcPr>
+          <w:p>
+            <w:pPr>
+              <w:bidi/>
+              <w:spacing w:after="0" w:line="300"/>
+              <w:jc w:val="right"/>
+            </w:pPr>
+            <w:r>
+              <w:rPr>
+                <w:rFonts w:ascii="Arial" w:cs="Arial" w:eastAsia="Arial" w:hAnsi="Arial"/>
+                <w:b w:val="false"/>
+                <w:bCs w:val="false"/>
+                <w:color w:val="5A5A5A"/>
+                <w:sz w:val="20"/>
+                <w:szCs w:val="20"/>
+                <w:rtl/>
+              </w:rPr>
               <w:t xml:space="preserve">حسب الشركة</w:t>
             </w:r>
           </w:p>
@@ -4618,6 +5767,526 @@
         </w:tc>
       </w:tr>
     </w:tbl>
+    <w:p>
+      <w:pPr>
+        <w:pStyle w:val="Heading2"/>
+        <w:bidi/>
+        <w:spacing w:after="110" w:before="250"/>
+        <w:jc w:val="right"/>
+      </w:pPr>
+      <w:r>
+        <w:rPr>
+          <w:rFonts w:ascii="Arial" w:cs="Arial" w:eastAsia="Arial" w:hAnsi="Arial"/>
+          <w:b/>
+          <w:bCs/>
+          <w:color w:val="1A1A1A"/>
+          <w:sz w:val="25"/>
+          <w:szCs w:val="25"/>
+          <w:rtl/>
+        </w:rPr>
+        <w:t xml:space="preserve">٤.١ شرح شاشة المتابعة قسمًا قسمًا</w:t>
+      </w:r>
+    </w:p>
+    <w:p>
+      <w:pPr>
+        <w:bidi/>
+        <w:spacing w:after="110" w:before="0" w:line="330"/>
+        <w:jc w:val="right"/>
+      </w:pPr>
+      <w:r>
+        <w:rPr>
+          <w:rFonts w:ascii="Arial" w:cs="Arial" w:eastAsia="Arial" w:hAnsi="Arial"/>
+          <w:b w:val="false"/>
+          <w:bCs w:val="false"/>
+          <w:i w:val="false"/>
+          <w:iCs w:val="false"/>
+          <w:color w:val="1A1A1A"/>
+          <w:sz w:val="22"/>
+          <w:szCs w:val="22"/>
+          <w:rtl/>
+        </w:rPr>
+        <w:t xml:space="preserve">الشاشة ستة أقسام تنزل تحت بعضها. هذا ما يقوله كل قسم:</w:t>
+      </w:r>
+    </w:p>
+    <w:tbl>
+      <w:tblPr>
+        <w:bidiVisual/>
+        <w:tblW w:type="dxa" w:w="8400"/>
+        <w:tblBorders>
+          <w:top w:val="single" w:color="auto" w:sz="4"/>
+          <w:left w:val="single" w:color="auto" w:sz="4"/>
+          <w:bottom w:val="single" w:color="auto" w:sz="4"/>
+          <w:right w:val="single" w:color="auto" w:sz="4"/>
+          <w:insideH w:val="single" w:color="auto" w:sz="4"/>
+          <w:insideV w:val="single" w:color="auto" w:sz="4"/>
+        </w:tblBorders>
+      </w:tblPr>
+      <w:tblGrid>
+        <w:gridCol w:w="2700"/>
+        <w:gridCol w:w="5700"/>
+      </w:tblGrid>
+      <w:tr>
+        <w:trPr>
+          <w:tblHeader/>
+        </w:trPr>
+        <w:tc>
+          <w:tcPr>
+            <w:tcW w:type="dxa" w:w="2700"/>
+            <w:shd w:fill="F2EAD8" w:val="clear"/>
+            <w:tcMar>
+              <w:top w:type="dxa" w:w="70"/>
+              <w:left w:type="dxa" w:w="90"/>
+              <w:bottom w:type="dxa" w:w="70"/>
+              <w:right w:type="dxa" w:w="90"/>
+            </w:tcMar>
+          </w:tcPr>
+          <w:p>
+            <w:pPr>
+              <w:bidi/>
+              <w:spacing w:after="0" w:line="300"/>
+              <w:jc w:val="right"/>
+            </w:pPr>
+            <w:r>
+              <w:rPr>
+                <w:rFonts w:ascii="Arial" w:cs="Arial" w:eastAsia="Arial" w:hAnsi="Arial"/>
+                <w:b/>
+                <w:bCs/>
+                <w:color w:val="1A1A1A"/>
+                <w:sz w:val="20"/>
+                <w:szCs w:val="20"/>
+                <w:rtl/>
+              </w:rPr>
+              <w:t xml:space="preserve">القسم</w:t>
+            </w:r>
+          </w:p>
+        </w:tc>
+        <w:tc>
+          <w:tcPr>
+            <w:tcW w:type="dxa" w:w="5700"/>
+            <w:shd w:fill="F2EAD8" w:val="clear"/>
+            <w:tcMar>
+              <w:top w:type="dxa" w:w="70"/>
+              <w:left w:type="dxa" w:w="90"/>
+              <w:bottom w:type="dxa" w:w="70"/>
+              <w:right w:type="dxa" w:w="90"/>
+            </w:tcMar>
+          </w:tcPr>
+          <w:p>
+            <w:pPr>
+              <w:bidi/>
+              <w:spacing w:after="0" w:line="300"/>
+              <w:jc w:val="right"/>
+            </w:pPr>
+            <w:r>
+              <w:rPr>
+                <w:rFonts w:ascii="Arial" w:cs="Arial" w:eastAsia="Arial" w:hAnsi="Arial"/>
+                <w:b/>
+                <w:bCs/>
+                <w:color w:val="1A1A1A"/>
+                <w:sz w:val="20"/>
+                <w:szCs w:val="20"/>
+                <w:rtl/>
+              </w:rPr>
+              <w:t xml:space="preserve">ما يقوله لكم</w:t>
+            </w:r>
+          </w:p>
+        </w:tc>
+      </w:tr>
+      <w:tr>
+        <w:tc>
+          <w:tcPr>
+            <w:tcW w:type="dxa" w:w="2700"/>
+            <w:tcMar>
+              <w:top w:type="dxa" w:w="70"/>
+              <w:left w:type="dxa" w:w="90"/>
+              <w:bottom w:type="dxa" w:w="70"/>
+              <w:right w:type="dxa" w:w="90"/>
+            </w:tcMar>
+          </w:tcPr>
+          <w:p>
+            <w:pPr>
+              <w:bidi/>
+              <w:spacing w:after="0" w:line="300"/>
+              <w:jc w:val="right"/>
+            </w:pPr>
+            <w:r>
+              <w:rPr>
+                <w:rFonts w:ascii="Arial" w:cs="Arial" w:eastAsia="Arial" w:hAnsi="Arial"/>
+                <w:b w:val="false"/>
+                <w:bCs w:val="false"/>
+                <w:color w:val="5A5A5A"/>
+                <w:sz w:val="20"/>
+                <w:szCs w:val="20"/>
+                <w:rtl/>
+              </w:rPr>
+              <w:t xml:space="preserve">نظرة عامة</w:t>
+            </w:r>
+          </w:p>
+        </w:tc>
+        <w:tc>
+          <w:tcPr>
+            <w:tcW w:type="dxa" w:w="5700"/>
+            <w:tcMar>
+              <w:top w:type="dxa" w:w="70"/>
+              <w:left w:type="dxa" w:w="90"/>
+              <w:bottom w:type="dxa" w:w="70"/>
+              <w:right w:type="dxa" w:w="90"/>
+            </w:tcMar>
+          </w:tcPr>
+          <w:p>
+            <w:pPr>
+              <w:bidi/>
+              <w:spacing w:after="0" w:line="300"/>
+              <w:jc w:val="right"/>
+            </w:pPr>
+            <w:r>
+              <w:rPr>
+                <w:rFonts w:ascii="Arial" w:cs="Arial" w:eastAsia="Arial" w:hAnsi="Arial"/>
+                <w:b w:val="false"/>
+                <w:bCs w:val="false"/>
+                <w:color w:val="5A5A5A"/>
+                <w:sz w:val="20"/>
+                <w:szCs w:val="20"/>
+                <w:rtl/>
+              </w:rPr>
+              <w:t xml:space="preserve">رسوم دائرية تقسّم مواقع المشروع على مراحلها: كم لم يُزر بعد، وكم اكتمل مسحه وينتظر الجدولة، وكم دخل الخطة، وكم رُكّب، وكم تعذّر. المجموع يساوي إجمالي المشروع دائمًا</w:t>
+            </w:r>
+          </w:p>
+        </w:tc>
+      </w:tr>
+      <w:tr>
+        <w:tc>
+          <w:tcPr>
+            <w:tcW w:type="dxa" w:w="2700"/>
+            <w:tcMar>
+              <w:top w:type="dxa" w:w="70"/>
+              <w:left w:type="dxa" w:w="90"/>
+              <w:bottom w:type="dxa" w:w="70"/>
+              <w:right w:type="dxa" w:w="90"/>
+            </w:tcMar>
+          </w:tcPr>
+          <w:p>
+            <w:pPr>
+              <w:bidi/>
+              <w:spacing w:after="0" w:line="300"/>
+              <w:jc w:val="right"/>
+            </w:pPr>
+            <w:r>
+              <w:rPr>
+                <w:rFonts w:ascii="Arial" w:cs="Arial" w:eastAsia="Arial" w:hAnsi="Arial"/>
+                <w:b w:val="false"/>
+                <w:bCs w:val="false"/>
+                <w:color w:val="5A5A5A"/>
+                <w:sz w:val="20"/>
+                <w:szCs w:val="20"/>
+                <w:rtl/>
+              </w:rPr>
+              <w:t xml:space="preserve">الوتيرة والهدف</w:t>
+            </w:r>
+          </w:p>
+        </w:tc>
+        <w:tc>
+          <w:tcPr>
+            <w:tcW w:type="dxa" w:w="5700"/>
+            <w:tcMar>
+              <w:top w:type="dxa" w:w="70"/>
+              <w:left w:type="dxa" w:w="90"/>
+              <w:bottom w:type="dxa" w:w="70"/>
+              <w:right w:type="dxa" w:w="90"/>
+            </w:tcMar>
+          </w:tcPr>
+          <w:p>
+            <w:pPr>
+              <w:bidi/>
+              <w:spacing w:after="0" w:line="300"/>
+              <w:jc w:val="right"/>
+            </w:pPr>
+            <w:r>
+              <w:rPr>
+                <w:rFonts w:ascii="Arial" w:cs="Arial" w:eastAsia="Arial" w:hAnsi="Arial"/>
+                <w:b w:val="false"/>
+                <w:bCs w:val="false"/>
+                <w:color w:val="5A5A5A"/>
+                <w:sz w:val="20"/>
+                <w:szCs w:val="20"/>
+                <w:rtl/>
+              </w:rPr>
+              <w:t xml:space="preserve">هل المشروع يسير في وقته؟ يعرض المتبقّي، ومتوسط الإنجاز في آخر سبعة أيام، والمطلوب يوميًا لبلوغ الموعد المستهدف، وتاريخ الانتهاء المتوقع. فإن جاء المتوقع بعد المستهدف فهناك تأخّر</w:t>
+            </w:r>
+          </w:p>
+        </w:tc>
+      </w:tr>
+      <w:tr>
+        <w:tc>
+          <w:tcPr>
+            <w:tcW w:type="dxa" w:w="2700"/>
+            <w:tcMar>
+              <w:top w:type="dxa" w:w="70"/>
+              <w:left w:type="dxa" w:w="90"/>
+              <w:bottom w:type="dxa" w:w="70"/>
+              <w:right w:type="dxa" w:w="90"/>
+            </w:tcMar>
+          </w:tcPr>
+          <w:p>
+            <w:pPr>
+              <w:bidi/>
+              <w:spacing w:after="0" w:line="300"/>
+              <w:jc w:val="right"/>
+            </w:pPr>
+            <w:r>
+              <w:rPr>
+                <w:rFonts w:ascii="Arial" w:cs="Arial" w:eastAsia="Arial" w:hAnsi="Arial"/>
+                <w:b w:val="false"/>
+                <w:bCs w:val="false"/>
+                <w:color w:val="5A5A5A"/>
+                <w:sz w:val="20"/>
+                <w:szCs w:val="20"/>
+                <w:rtl/>
+              </w:rPr>
+              <w:t xml:space="preserve">التركيب والجدولة</w:t>
+            </w:r>
+          </w:p>
+        </w:tc>
+        <w:tc>
+          <w:tcPr>
+            <w:tcW w:type="dxa" w:w="5700"/>
+            <w:tcMar>
+              <w:top w:type="dxa" w:w="70"/>
+              <w:left w:type="dxa" w:w="90"/>
+              <w:bottom w:type="dxa" w:w="70"/>
+              <w:right w:type="dxa" w:w="90"/>
+            </w:tcMar>
+          </w:tcPr>
+          <w:p>
+            <w:pPr>
+              <w:bidi/>
+              <w:spacing w:after="0" w:line="300"/>
+              <w:jc w:val="right"/>
+            </w:pPr>
+            <w:r>
+              <w:rPr>
+                <w:rFonts w:ascii="Arial" w:cs="Arial" w:eastAsia="Arial" w:hAnsi="Arial"/>
+                <w:b w:val="false"/>
+                <w:bCs w:val="false"/>
+                <w:color w:val="5A5A5A"/>
+                <w:sz w:val="20"/>
+                <w:szCs w:val="20"/>
+                <w:rtl/>
+              </w:rPr>
+              <w:t xml:space="preserve">كم موقعًا دخل خطة التركيب وكم نُفّذ منه — يقيس تحوّل الخطة إلى عمل</w:t>
+            </w:r>
+          </w:p>
+        </w:tc>
+      </w:tr>
+      <w:tr>
+        <w:tc>
+          <w:tcPr>
+            <w:tcW w:type="dxa" w:w="2700"/>
+            <w:tcMar>
+              <w:top w:type="dxa" w:w="70"/>
+              <w:left w:type="dxa" w:w="90"/>
+              <w:bottom w:type="dxa" w:w="70"/>
+              <w:right w:type="dxa" w:w="90"/>
+            </w:tcMar>
+          </w:tcPr>
+          <w:p>
+            <w:pPr>
+              <w:bidi/>
+              <w:spacing w:after="0" w:line="300"/>
+              <w:jc w:val="right"/>
+            </w:pPr>
+            <w:r>
+              <w:rPr>
+                <w:rFonts w:ascii="Arial" w:cs="Arial" w:eastAsia="Arial" w:hAnsi="Arial"/>
+                <w:b w:val="false"/>
+                <w:bCs w:val="false"/>
+                <w:color w:val="5A5A5A"/>
+                <w:sz w:val="20"/>
+                <w:szCs w:val="20"/>
+                <w:rtl/>
+              </w:rPr>
+              <w:t xml:space="preserve">معدل التركيب اليومي</w:t>
+            </w:r>
+          </w:p>
+        </w:tc>
+        <w:tc>
+          <w:tcPr>
+            <w:tcW w:type="dxa" w:w="5700"/>
+            <w:tcMar>
+              <w:top w:type="dxa" w:w="70"/>
+              <w:left w:type="dxa" w:w="90"/>
+              <w:bottom w:type="dxa" w:w="70"/>
+              <w:right w:type="dxa" w:w="90"/>
+            </w:tcMar>
+          </w:tcPr>
+          <w:p>
+            <w:pPr>
+              <w:bidi/>
+              <w:spacing w:after="0" w:line="300"/>
+              <w:jc w:val="right"/>
+            </w:pPr>
+            <w:r>
+              <w:rPr>
+                <w:rFonts w:ascii="Arial" w:cs="Arial" w:eastAsia="Arial" w:hAnsi="Arial"/>
+                <w:b w:val="false"/>
+                <w:bCs w:val="false"/>
+                <w:color w:val="5A5A5A"/>
+                <w:sz w:val="20"/>
+                <w:szCs w:val="20"/>
+                <w:rtl/>
+              </w:rPr>
+              <w:t xml:space="preserve">أعمدة لآخر أربعة عشر يومًا. الاتجاه أهم من رقم اليوم الواحد: هل السرعة تصعد أم تهبط؟</w:t>
+            </w:r>
+          </w:p>
+        </w:tc>
+      </w:tr>
+      <w:tr>
+        <w:tc>
+          <w:tcPr>
+            <w:tcW w:type="dxa" w:w="2700"/>
+            <w:tcMar>
+              <w:top w:type="dxa" w:w="70"/>
+              <w:left w:type="dxa" w:w="90"/>
+              <w:bottom w:type="dxa" w:w="70"/>
+              <w:right w:type="dxa" w:w="90"/>
+            </w:tcMar>
+          </w:tcPr>
+          <w:p>
+            <w:pPr>
+              <w:bidi/>
+              <w:spacing w:after="0" w:line="300"/>
+              <w:jc w:val="right"/>
+            </w:pPr>
+            <w:r>
+              <w:rPr>
+                <w:rFonts w:ascii="Arial" w:cs="Arial" w:eastAsia="Arial" w:hAnsi="Arial"/>
+                <w:b w:val="false"/>
+                <w:bCs w:val="false"/>
+                <w:color w:val="5A5A5A"/>
+                <w:sz w:val="20"/>
+                <w:szCs w:val="20"/>
+                <w:rtl/>
+              </w:rPr>
+              <w:t xml:space="preserve">حسب المشعر</w:t>
+            </w:r>
+          </w:p>
+        </w:tc>
+        <w:tc>
+          <w:tcPr>
+            <w:tcW w:type="dxa" w:w="5700"/>
+            <w:tcMar>
+              <w:top w:type="dxa" w:w="70"/>
+              <w:left w:type="dxa" w:w="90"/>
+              <w:bottom w:type="dxa" w:w="70"/>
+              <w:right w:type="dxa" w:w="90"/>
+            </w:tcMar>
+          </w:tcPr>
+          <w:p>
+            <w:pPr>
+              <w:bidi/>
+              <w:spacing w:after="0" w:line="300"/>
+              <w:jc w:val="right"/>
+            </w:pPr>
+            <w:r>
+              <w:rPr>
+                <w:rFonts w:ascii="Arial" w:cs="Arial" w:eastAsia="Arial" w:hAnsi="Arial"/>
+                <w:b w:val="false"/>
+                <w:bCs w:val="false"/>
+                <w:color w:val="5A5A5A"/>
+                <w:sz w:val="20"/>
+                <w:szCs w:val="20"/>
+                <w:rtl/>
+              </w:rPr>
+              <w:t xml:space="preserve">منى وعرفات ومزدلفة، ولكل مشعر إجماليه ومجدوله ومُركّبه ونسبته — لمعرفة أي مشعر متأخّر</w:t>
+            </w:r>
+          </w:p>
+        </w:tc>
+      </w:tr>
+      <w:tr>
+        <w:tc>
+          <w:tcPr>
+            <w:tcW w:type="dxa" w:w="2700"/>
+            <w:tcMar>
+              <w:top w:type="dxa" w:w="70"/>
+              <w:left w:type="dxa" w:w="90"/>
+              <w:bottom w:type="dxa" w:w="70"/>
+              <w:right w:type="dxa" w:w="90"/>
+            </w:tcMar>
+          </w:tcPr>
+          <w:p>
+            <w:pPr>
+              <w:bidi/>
+              <w:spacing w:after="0" w:line="300"/>
+              <w:jc w:val="right"/>
+            </w:pPr>
+            <w:r>
+              <w:rPr>
+                <w:rFonts w:ascii="Arial" w:cs="Arial" w:eastAsia="Arial" w:hAnsi="Arial"/>
+                <w:b w:val="false"/>
+                <w:bCs w:val="false"/>
+                <w:color w:val="5A5A5A"/>
+                <w:sz w:val="20"/>
+                <w:szCs w:val="20"/>
+                <w:rtl/>
+              </w:rPr>
+              <w:t xml:space="preserve">حسب شركة الخدمة</w:t>
+            </w:r>
+          </w:p>
+        </w:tc>
+        <w:tc>
+          <w:tcPr>
+            <w:tcW w:type="dxa" w:w="5700"/>
+            <w:tcMar>
+              <w:top w:type="dxa" w:w="70"/>
+              <w:left w:type="dxa" w:w="90"/>
+              <w:bottom w:type="dxa" w:w="70"/>
+              <w:right w:type="dxa" w:w="90"/>
+            </w:tcMar>
+          </w:tcPr>
+          <w:p>
+            <w:pPr>
+              <w:bidi/>
+              <w:spacing w:after="0" w:line="300"/>
+              <w:jc w:val="right"/>
+            </w:pPr>
+            <w:r>
+              <w:rPr>
+                <w:rFonts w:ascii="Arial" w:cs="Arial" w:eastAsia="Arial" w:hAnsi="Arial"/>
+                <w:b w:val="false"/>
+                <w:bCs w:val="false"/>
+                <w:color w:val="5A5A5A"/>
+                <w:sz w:val="20"/>
+                <w:szCs w:val="20"/>
+                <w:rtl/>
+              </w:rPr>
+              <w:t xml:space="preserve">كل شركة ومواقعها وما رُكّب فيها وما تعذّر، والأقل إنجازًا في أعلى الجدول</w:t>
+            </w:r>
+          </w:p>
+        </w:tc>
+      </w:tr>
+    </w:tbl>
+    <w:p>
+      <w:pPr>
+        <w:pBdr>
+          <w:right w:val="single" w:color="C9A24B" w:sz="18" w:space="8"/>
+        </w:pBdr>
+        <w:shd w:fill="FBF6E9" w:val="clear"/>
+        <w:bidi/>
+        <w:spacing w:after="140" w:before="80" w:line="330"/>
+        <w:ind w:left="115" w:right="115"/>
+        <w:jc w:val="right"/>
+      </w:pPr>
+      <w:r>
+        <w:rPr>
+          <w:rFonts w:ascii="Arial" w:cs="Arial" w:eastAsia="Arial" w:hAnsi="Arial"/>
+          <w:color w:val="1A1A1A"/>
+          <w:sz w:val="21"/>
+          <w:szCs w:val="21"/>
+          <w:rtl/>
+        </w:rPr>
+        <w:t xml:space="preserve">الأرقام لحظية تصل من الميدان مباشرة. ويمكن تصدير أي قسم أو الشاشة كاملة من زر «تصدير».</w:t>
+      </w:r>
+    </w:p>
     <w:p>
       <w:pPr>
         <w:pStyle w:val="Heading2"/>

--- a/docs/nusuk-user-manual.docx
+++ b/docs/nusuk-user-manual.docx
@@ -83,7 +83,7 @@
           <w:szCs w:val="22"/>
           <w:rtl/>
         </w:rPr>
-        <w:t xml:space="preserve">النسخة V9.1</w:t>
+        <w:t xml:space="preserve">النسخة V9.2</w:t>
       </w:r>
     </w:p>
     <w:p>

--- a/docs/nusuk-user-manual.docx
+++ b/docs/nusuk-user-manual.docx
@@ -83,7 +83,7 @@
           <w:szCs w:val="22"/>
           <w:rtl/>
         </w:rPr>
-        <w:t xml:space="preserve">النسخة V9.2</w:t>
+        <w:t xml:space="preserve">النسخة V9.3</w:t>
       </w:r>
     </w:p>
     <w:p>
@@ -5028,6 +5028,987 @@
           <w:rtl/>
         </w:rPr>
         <w:t xml:space="preserve">كل نقطة مركّبة تدخل قائمة الانتظار في تبويب «تشغيل». أدخل سيريال القارئ ثم اعتمد، أو أرجعها للفريق مع ملاحظة فتعود «مجدول» ويصل التنبيه لصاحبها. ينبّهك النظام تلقائيًا لو كان السيريال مكررًا أو غير موجود في سجل الأجهزة.</w:t>
+      </w:r>
+    </w:p>
+    <w:p>
+      <w:pPr>
+        <w:pStyle w:val="Heading2"/>
+        <w:bidi/>
+        <w:spacing w:after="110" w:before="250"/>
+        <w:jc w:val="right"/>
+      </w:pPr>
+      <w:r>
+        <w:rPr>
+          <w:rFonts w:ascii="Arial" w:cs="Arial" w:eastAsia="Arial" w:hAnsi="Arial"/>
+          <w:b/>
+          <w:bCs/>
+          <w:color w:val="1A1A1A"/>
+          <w:sz w:val="25"/>
+          <w:szCs w:val="25"/>
+          <w:rtl/>
+        </w:rPr>
+        <w:t xml:space="preserve">٣.٢ الجدولة وتوزيع النقاط على الفنيين — بالتفصيل</w:t>
+      </w:r>
+    </w:p>
+    <w:p>
+      <w:pPr>
+        <w:bidi/>
+        <w:spacing w:after="110" w:before="0" w:line="330"/>
+        <w:jc w:val="right"/>
+      </w:pPr>
+      <w:r>
+        <w:rPr>
+          <w:rFonts w:ascii="Arial" w:cs="Arial" w:eastAsia="Arial" w:hAnsi="Arial"/>
+          <w:b w:val="false"/>
+          <w:bCs w:val="false"/>
+          <w:i w:val="false"/>
+          <w:iCs w:val="false"/>
+          <w:color w:val="1A1A1A"/>
+          <w:sz w:val="22"/>
+          <w:szCs w:val="22"/>
+          <w:rtl/>
+        </w:rPr>
+        <w:t xml:space="preserve">هذه العملية قلب عملك اليومي: تحوّل ما مُسح إلى عمل مُسند لفريق بموعد. وهي أربع خطوات بترتيب ثابت.</w:t>
+      </w:r>
+    </w:p>
+    <w:p>
+      <w:pPr>
+        <w:pStyle w:val="Heading3"/>
+        <w:bidi/>
+        <w:spacing w:after="110" w:before="190"/>
+        <w:jc w:val="right"/>
+      </w:pPr>
+      <w:r>
+        <w:rPr>
+          <w:rFonts w:ascii="Arial" w:cs="Arial" w:eastAsia="Arial" w:hAnsi="Arial"/>
+          <w:b/>
+          <w:bCs/>
+          <w:color w:val="5A5A5A"/>
+          <w:sz w:val="22"/>
+          <w:szCs w:val="22"/>
+          <w:rtl/>
+        </w:rPr>
+        <w:t xml:space="preserve">الخطوة ١ — أنشئ الفرق</w:t>
+      </w:r>
+    </w:p>
+    <w:p>
+      <w:pPr>
+        <w:bidi/>
+        <w:spacing w:after="110" w:before="0" w:line="330"/>
+        <w:jc w:val="right"/>
+      </w:pPr>
+      <w:r>
+        <w:rPr>
+          <w:rFonts w:ascii="Arial" w:cs="Arial" w:eastAsia="Arial" w:hAnsi="Arial"/>
+          <w:b w:val="false"/>
+          <w:bCs w:val="false"/>
+          <w:i w:val="false"/>
+          <w:iCs w:val="false"/>
+          <w:color w:val="1A1A1A"/>
+          <w:sz w:val="22"/>
+          <w:szCs w:val="22"/>
+          <w:rtl/>
+        </w:rPr>
+        <w:t xml:space="preserve">في تبويب «تخطيط» ← «توزيع فرق التركيب»، أضف اسم كل فريق.</w:t>
+      </w:r>
+    </w:p>
+    <w:p>
+      <w:pPr>
+        <w:pBdr>
+          <w:right w:val="single" w:color="C9A24B" w:sz="18" w:space="8"/>
+        </w:pBdr>
+        <w:shd w:fill="FBF6E9" w:val="clear"/>
+        <w:bidi/>
+        <w:spacing w:after="140" w:before="80" w:line="330"/>
+        <w:ind w:left="115" w:right="115"/>
+        <w:jc w:val="right"/>
+      </w:pPr>
+      <w:r>
+        <w:rPr>
+          <w:rFonts w:ascii="Arial" w:cs="Arial" w:eastAsia="Arial" w:hAnsi="Arial"/>
+          <w:color w:val="1A1A1A"/>
+          <w:sz w:val="21"/>
+          <w:szCs w:val="21"/>
+          <w:rtl/>
+        </w:rPr>
+        <w:t xml:space="preserve">اجعل اسم الفريق مطابقًا لاسم حساب قائده في التطبيق حرفًا بحرف. عندها يظهر لقائده زر «📋 جدولي» تلقائيًا ويرى نقاطه. وإن اختلف الاسم لم يرَ شيئًا.</w:t>
+      </w:r>
+    </w:p>
+    <w:p>
+      <w:pPr>
+        <w:pStyle w:val="Heading3"/>
+        <w:bidi/>
+        <w:spacing w:after="110" w:before="190"/>
+        <w:jc w:val="right"/>
+      </w:pPr>
+      <w:r>
+        <w:rPr>
+          <w:rFonts w:ascii="Arial" w:cs="Arial" w:eastAsia="Arial" w:hAnsi="Arial"/>
+          <w:b/>
+          <w:bCs/>
+          <w:color w:val="5A5A5A"/>
+          <w:sz w:val="22"/>
+          <w:szCs w:val="22"/>
+          <w:rtl/>
+        </w:rPr>
+        <w:t xml:space="preserve">الخطوة ٢ — اختر ما تريد إسناده</w:t>
+      </w:r>
+    </w:p>
+    <w:p>
+      <w:pPr>
+        <w:bidi/>
+        <w:spacing w:after="110" w:before="0" w:line="330"/>
+        <w:jc w:val="right"/>
+      </w:pPr>
+      <w:r>
+        <w:rPr>
+          <w:rFonts w:ascii="Arial" w:cs="Arial" w:eastAsia="Arial" w:hAnsi="Arial"/>
+          <w:b w:val="false"/>
+          <w:bCs w:val="false"/>
+          <w:i w:val="false"/>
+          <w:iCs w:val="false"/>
+          <w:color w:val="1A1A1A"/>
+          <w:sz w:val="22"/>
+          <w:szCs w:val="22"/>
+          <w:rtl/>
+        </w:rPr>
+        <w:t xml:space="preserve">أمامك طريقتان:</w:t>
+      </w:r>
+    </w:p>
+    <w:tbl>
+      <w:tblPr>
+        <w:bidiVisual/>
+        <w:tblW w:type="dxa" w:w="8400"/>
+        <w:tblBorders>
+          <w:top w:val="single" w:color="auto" w:sz="4"/>
+          <w:left w:val="single" w:color="auto" w:sz="4"/>
+          <w:bottom w:val="single" w:color="auto" w:sz="4"/>
+          <w:right w:val="single" w:color="auto" w:sz="4"/>
+          <w:insideH w:val="single" w:color="auto" w:sz="4"/>
+          <w:insideV w:val="single" w:color="auto" w:sz="4"/>
+        </w:tblBorders>
+      </w:tblPr>
+      <w:tblGrid>
+        <w:gridCol w:w="2700"/>
+        <w:gridCol w:w="5700"/>
+      </w:tblGrid>
+      <w:tr>
+        <w:trPr>
+          <w:tblHeader/>
+        </w:trPr>
+        <w:tc>
+          <w:tcPr>
+            <w:tcW w:type="dxa" w:w="2700"/>
+            <w:shd w:fill="F2EAD8" w:val="clear"/>
+            <w:tcMar>
+              <w:top w:type="dxa" w:w="70"/>
+              <w:left w:type="dxa" w:w="90"/>
+              <w:bottom w:type="dxa" w:w="70"/>
+              <w:right w:type="dxa" w:w="90"/>
+            </w:tcMar>
+          </w:tcPr>
+          <w:p>
+            <w:pPr>
+              <w:bidi/>
+              <w:spacing w:after="0" w:line="300"/>
+              <w:jc w:val="right"/>
+            </w:pPr>
+            <w:r>
+              <w:rPr>
+                <w:rFonts w:ascii="Arial" w:cs="Arial" w:eastAsia="Arial" w:hAnsi="Arial"/>
+                <w:b/>
+                <w:bCs/>
+                <w:color w:val="1A1A1A"/>
+                <w:sz w:val="20"/>
+                <w:szCs w:val="20"/>
+                <w:rtl/>
+              </w:rPr>
+              <w:t xml:space="preserve">الطريقة</w:t>
+            </w:r>
+          </w:p>
+        </w:tc>
+        <w:tc>
+          <w:tcPr>
+            <w:tcW w:type="dxa" w:w="5700"/>
+            <w:shd w:fill="F2EAD8" w:val="clear"/>
+            <w:tcMar>
+              <w:top w:type="dxa" w:w="70"/>
+              <w:left w:type="dxa" w:w="90"/>
+              <w:bottom w:type="dxa" w:w="70"/>
+              <w:right w:type="dxa" w:w="90"/>
+            </w:tcMar>
+          </w:tcPr>
+          <w:p>
+            <w:pPr>
+              <w:bidi/>
+              <w:spacing w:after="0" w:line="300"/>
+              <w:jc w:val="right"/>
+            </w:pPr>
+            <w:r>
+              <w:rPr>
+                <w:rFonts w:ascii="Arial" w:cs="Arial" w:eastAsia="Arial" w:hAnsi="Arial"/>
+                <w:b/>
+                <w:bCs/>
+                <w:color w:val="1A1A1A"/>
+                <w:sz w:val="20"/>
+                <w:szCs w:val="20"/>
+                <w:rtl/>
+              </w:rPr>
+              <w:t xml:space="preserve">متى تستعملها</w:t>
+            </w:r>
+          </w:p>
+        </w:tc>
+      </w:tr>
+      <w:tr>
+        <w:tc>
+          <w:tcPr>
+            <w:tcW w:type="dxa" w:w="2700"/>
+            <w:tcMar>
+              <w:top w:type="dxa" w:w="70"/>
+              <w:left w:type="dxa" w:w="90"/>
+              <w:bottom w:type="dxa" w:w="70"/>
+              <w:right w:type="dxa" w:w="90"/>
+            </w:tcMar>
+          </w:tcPr>
+          <w:p>
+            <w:pPr>
+              <w:bidi/>
+              <w:spacing w:after="0" w:line="300"/>
+              <w:jc w:val="right"/>
+            </w:pPr>
+            <w:r>
+              <w:rPr>
+                <w:rFonts w:ascii="Arial" w:cs="Arial" w:eastAsia="Arial" w:hAnsi="Arial"/>
+                <w:b w:val="false"/>
+                <w:bCs w:val="false"/>
+                <w:color w:val="5A5A5A"/>
+                <w:sz w:val="20"/>
+                <w:szCs w:val="20"/>
+                <w:rtl/>
+              </w:rPr>
+              <w:t xml:space="preserve">مربع كامل</w:t>
+            </w:r>
+          </w:p>
+        </w:tc>
+        <w:tc>
+          <w:tcPr>
+            <w:tcW w:type="dxa" w:w="5700"/>
+            <w:tcMar>
+              <w:top w:type="dxa" w:w="70"/>
+              <w:left w:type="dxa" w:w="90"/>
+              <w:bottom w:type="dxa" w:w="70"/>
+              <w:right w:type="dxa" w:w="90"/>
+            </w:tcMar>
+          </w:tcPr>
+          <w:p>
+            <w:pPr>
+              <w:bidi/>
+              <w:spacing w:after="0" w:line="300"/>
+              <w:jc w:val="right"/>
+            </w:pPr>
+            <w:r>
+              <w:rPr>
+                <w:rFonts w:ascii="Arial" w:cs="Arial" w:eastAsia="Arial" w:hAnsi="Arial"/>
+                <w:b w:val="false"/>
+                <w:bCs w:val="false"/>
+                <w:color w:val="5A5A5A"/>
+                <w:sz w:val="20"/>
+                <w:szCs w:val="20"/>
+                <w:rtl/>
+              </w:rPr>
+              <w:t xml:space="preserve">الغالب. المربع وحدة عمل طبيعية — الفريق ينزل فيه ويكمله دون تنقّل</w:t>
+            </w:r>
+          </w:p>
+        </w:tc>
+      </w:tr>
+      <w:tr>
+        <w:tc>
+          <w:tcPr>
+            <w:tcW w:type="dxa" w:w="2700"/>
+            <w:tcMar>
+              <w:top w:type="dxa" w:w="70"/>
+              <w:left w:type="dxa" w:w="90"/>
+              <w:bottom w:type="dxa" w:w="70"/>
+              <w:right w:type="dxa" w:w="90"/>
+            </w:tcMar>
+          </w:tcPr>
+          <w:p>
+            <w:pPr>
+              <w:bidi/>
+              <w:spacing w:after="0" w:line="300"/>
+              <w:jc w:val="right"/>
+            </w:pPr>
+            <w:r>
+              <w:rPr>
+                <w:rFonts w:ascii="Arial" w:cs="Arial" w:eastAsia="Arial" w:hAnsi="Arial"/>
+                <w:b w:val="false"/>
+                <w:bCs w:val="false"/>
+                <w:color w:val="5A5A5A"/>
+                <w:sz w:val="20"/>
+                <w:szCs w:val="20"/>
+                <w:rtl/>
+              </w:rPr>
+              <w:t xml:space="preserve">نقاط مختارة بالبحث</w:t>
+            </w:r>
+          </w:p>
+        </w:tc>
+        <w:tc>
+          <w:tcPr>
+            <w:tcW w:type="dxa" w:w="5700"/>
+            <w:tcMar>
+              <w:top w:type="dxa" w:w="70"/>
+              <w:left w:type="dxa" w:w="90"/>
+              <w:bottom w:type="dxa" w:w="70"/>
+              <w:right w:type="dxa" w:w="90"/>
+            </w:tcMar>
+          </w:tcPr>
+          <w:p>
+            <w:pPr>
+              <w:bidi/>
+              <w:spacing w:after="0" w:line="300"/>
+              <w:jc w:val="right"/>
+            </w:pPr>
+            <w:r>
+              <w:rPr>
+                <w:rFonts w:ascii="Arial" w:cs="Arial" w:eastAsia="Arial" w:hAnsi="Arial"/>
+                <w:b w:val="false"/>
+                <w:bCs w:val="false"/>
+                <w:color w:val="5A5A5A"/>
+                <w:sz w:val="20"/>
+                <w:szCs w:val="20"/>
+                <w:rtl/>
+              </w:rPr>
+              <w:t xml:space="preserve">حين تريد نقاطًا بعينها: شركة واحدة، أو نوعًا واحدًا، أو ما تعذّر سابقًا</w:t>
+            </w:r>
+          </w:p>
+        </w:tc>
+      </w:tr>
+    </w:tbl>
+    <w:p>
+      <w:pPr>
+        <w:bidi/>
+        <w:spacing w:after="110" w:before="0" w:line="330"/>
+        <w:jc w:val="right"/>
+      </w:pPr>
+      <w:r>
+        <w:rPr>
+          <w:rFonts w:ascii="Arial" w:cs="Arial" w:eastAsia="Arial" w:hAnsi="Arial"/>
+          <w:b w:val="false"/>
+          <w:bCs w:val="false"/>
+          <w:i w:val="false"/>
+          <w:iCs w:val="false"/>
+          <w:color w:val="1A1A1A"/>
+          <w:sz w:val="22"/>
+          <w:szCs w:val="22"/>
+          <w:rtl/>
+        </w:rPr>
+        <w:t xml:space="preserve">ولا يظهر في قائمة الإسناد إلا ما اكتمل مسحه. فالجدولة قرار يُبنى على المسح: لا تُجدول موقعًا لم ترَ حالته بعد.</w:t>
+      </w:r>
+    </w:p>
+    <w:p>
+      <w:pPr>
+        <w:pStyle w:val="Heading3"/>
+        <w:bidi/>
+        <w:spacing w:after="110" w:before="190"/>
+        <w:jc w:val="right"/>
+      </w:pPr>
+      <w:r>
+        <w:rPr>
+          <w:rFonts w:ascii="Arial" w:cs="Arial" w:eastAsia="Arial" w:hAnsi="Arial"/>
+          <w:b/>
+          <w:bCs/>
+          <w:color w:val="5A5A5A"/>
+          <w:sz w:val="22"/>
+          <w:szCs w:val="22"/>
+          <w:rtl/>
+        </w:rPr>
+        <w:t xml:space="preserve">الخطوة ٣ — أسند وحدّد الموعد</w:t>
+      </w:r>
+    </w:p>
+    <w:p>
+      <w:pPr>
+        <w:pStyle w:val="ListParagraph"/>
+        <w:numPr>
+          <w:ilvl w:val="0"/>
+          <w:numId w:val="2"/>
+        </w:numPr>
+        <w:bidi/>
+        <w:spacing w:after="80" w:line="330"/>
+        <w:jc w:val="right"/>
+      </w:pPr>
+      <w:r>
+        <w:rPr>
+          <w:rFonts w:ascii="Arial" w:cs="Arial" w:eastAsia="Arial" w:hAnsi="Arial"/>
+          <w:color w:val="1A1A1A"/>
+          <w:sz w:val="22"/>
+          <w:szCs w:val="22"/>
+          <w:rtl/>
+        </w:rPr>
+        <w:t xml:space="preserve">اختر الفريق من القائمة.</w:t>
+      </w:r>
+    </w:p>
+    <w:p>
+      <w:pPr>
+        <w:pStyle w:val="ListParagraph"/>
+        <w:numPr>
+          <w:ilvl w:val="0"/>
+          <w:numId w:val="2"/>
+        </w:numPr>
+        <w:bidi/>
+        <w:spacing w:after="80" w:line="330"/>
+        <w:jc w:val="right"/>
+      </w:pPr>
+      <w:r>
+        <w:rPr>
+          <w:rFonts w:ascii="Arial" w:cs="Arial" w:eastAsia="Arial" w:hAnsi="Arial"/>
+          <w:color w:val="1A1A1A"/>
+          <w:sz w:val="22"/>
+          <w:szCs w:val="22"/>
+          <w:rtl/>
+        </w:rPr>
+        <w:t xml:space="preserve">حدّد تاريخ التركيب — وهو ما يظهر للفريق وللشركة.</w:t>
+      </w:r>
+    </w:p>
+    <w:p>
+      <w:pPr>
+        <w:pStyle w:val="ListParagraph"/>
+        <w:numPr>
+          <w:ilvl w:val="0"/>
+          <w:numId w:val="2"/>
+        </w:numPr>
+        <w:bidi/>
+        <w:spacing w:after="80" w:line="330"/>
+        <w:jc w:val="right"/>
+      </w:pPr>
+      <w:r>
+        <w:rPr>
+          <w:rFonts w:ascii="Arial" w:cs="Arial" w:eastAsia="Arial" w:hAnsi="Arial"/>
+          <w:color w:val="1A1A1A"/>
+          <w:sz w:val="22"/>
+          <w:szCs w:val="22"/>
+          <w:rtl/>
+        </w:rPr>
+        <w:t xml:space="preserve">اضغط الإسناد. تتحوّل النقاط إلى حالة «مجدول» وتُنسب للفريق.</w:t>
+      </w:r>
+    </w:p>
+    <w:p>
+      <w:pPr>
+        <w:bidi/>
+        <w:spacing w:after="110" w:before="0" w:line="330"/>
+        <w:jc w:val="right"/>
+      </w:pPr>
+      <w:r>
+        <w:rPr>
+          <w:rFonts w:ascii="Arial" w:cs="Arial" w:eastAsia="Arial" w:hAnsi="Arial"/>
+          <w:b w:val="false"/>
+          <w:bCs w:val="false"/>
+          <w:i w:val="false"/>
+          <w:iCs w:val="false"/>
+          <w:color w:val="1A1A1A"/>
+          <w:sz w:val="22"/>
+          <w:szCs w:val="22"/>
+          <w:rtl/>
+        </w:rPr>
+        <w:t xml:space="preserve">ومنذ هذه اللحظة: يراها قائد الفريق في «جدولي» بروابط ملاحة، وتظهر في «إشعار الشركات» لتُخطر أصحاب المواقع، وتدخل حساب الوتيرة.</w:t>
+      </w:r>
+    </w:p>
+    <w:p>
+      <w:pPr>
+        <w:pStyle w:val="Heading3"/>
+        <w:bidi/>
+        <w:spacing w:after="110" w:before="190"/>
+        <w:jc w:val="right"/>
+      </w:pPr>
+      <w:r>
+        <w:rPr>
+          <w:rFonts w:ascii="Arial" w:cs="Arial" w:eastAsia="Arial" w:hAnsi="Arial"/>
+          <w:b/>
+          <w:bCs/>
+          <w:color w:val="5A5A5A"/>
+          <w:sz w:val="22"/>
+          <w:szCs w:val="22"/>
+          <w:rtl/>
+        </w:rPr>
+        <w:t xml:space="preserve">الخطوة ٤ — أرسل الجدول</w:t>
+      </w:r>
+    </w:p>
+    <w:p>
+      <w:pPr>
+        <w:bidi/>
+        <w:spacing w:after="110" w:before="0" w:line="330"/>
+        <w:jc w:val="right"/>
+      </w:pPr>
+      <w:r>
+        <w:rPr>
+          <w:rFonts w:ascii="Arial" w:cs="Arial" w:eastAsia="Arial" w:hAnsi="Arial"/>
+          <w:b w:val="false"/>
+          <w:bCs w:val="false"/>
+          <w:i w:val="false"/>
+          <w:iCs w:val="false"/>
+          <w:color w:val="1A1A1A"/>
+          <w:sz w:val="22"/>
+          <w:szCs w:val="22"/>
+          <w:rtl/>
+        </w:rPr>
+        <w:t xml:space="preserve">في جدول «إرسال الجداول على واتساب» اضغط «📤 إرسال» بجوار الفريق. تُعرض الرسالة للتعديل، ثم يُفتح واتساب على محادثة القائد.</w:t>
+      </w:r>
+    </w:p>
+    <w:p>
+      <w:pPr>
+        <w:bidi/>
+        <w:spacing w:after="110" w:before="0" w:line="330"/>
+        <w:jc w:val="right"/>
+      </w:pPr>
+      <w:r>
+        <w:rPr>
+          <w:rFonts w:ascii="Arial" w:cs="Arial" w:eastAsia="Arial" w:hAnsi="Arial"/>
+          <w:b w:val="false"/>
+          <w:bCs w:val="false"/>
+          <w:i w:val="false"/>
+          <w:iCs w:val="false"/>
+          <w:color w:val="1A1A1A"/>
+          <w:sz w:val="22"/>
+          <w:szCs w:val="22"/>
+          <w:rtl/>
+        </w:rPr>
+        <w:t xml:space="preserve">وللجميع دفعة واحدة استعمل «إرسال جداول كل الفرق» — يفتح المحادثات تباعًا بلا محرّر حتى لا يتوقف التتابع.</w:t>
+      </w:r>
+    </w:p>
+    <w:p>
+      <w:pPr>
+        <w:pStyle w:val="Heading2"/>
+        <w:bidi/>
+        <w:spacing w:after="110" w:before="250"/>
+        <w:jc w:val="right"/>
+      </w:pPr>
+      <w:r>
+        <w:rPr>
+          <w:rFonts w:ascii="Arial" w:cs="Arial" w:eastAsia="Arial" w:hAnsi="Arial"/>
+          <w:b/>
+          <w:bCs/>
+          <w:color w:val="1A1A1A"/>
+          <w:sz w:val="25"/>
+          <w:szCs w:val="25"/>
+          <w:rtl/>
+        </w:rPr>
+        <w:t xml:space="preserve">٣.٣ متابعة ما بعد الإسناد</w:t>
+      </w:r>
+    </w:p>
+    <w:tbl>
+      <w:tblPr>
+        <w:bidiVisual/>
+        <w:tblW w:type="dxa" w:w="8400"/>
+        <w:tblBorders>
+          <w:top w:val="single" w:color="auto" w:sz="4"/>
+          <w:left w:val="single" w:color="auto" w:sz="4"/>
+          <w:bottom w:val="single" w:color="auto" w:sz="4"/>
+          <w:right w:val="single" w:color="auto" w:sz="4"/>
+          <w:insideH w:val="single" w:color="auto" w:sz="4"/>
+          <w:insideV w:val="single" w:color="auto" w:sz="4"/>
+        </w:tblBorders>
+      </w:tblPr>
+      <w:tblGrid>
+        <w:gridCol w:w="2700"/>
+        <w:gridCol w:w="5700"/>
+      </w:tblGrid>
+      <w:tr>
+        <w:trPr>
+          <w:tblHeader/>
+        </w:trPr>
+        <w:tc>
+          <w:tcPr>
+            <w:tcW w:type="dxa" w:w="2700"/>
+            <w:shd w:fill="F2EAD8" w:val="clear"/>
+            <w:tcMar>
+              <w:top w:type="dxa" w:w="70"/>
+              <w:left w:type="dxa" w:w="90"/>
+              <w:bottom w:type="dxa" w:w="70"/>
+              <w:right w:type="dxa" w:w="90"/>
+            </w:tcMar>
+          </w:tcPr>
+          <w:p>
+            <w:pPr>
+              <w:bidi/>
+              <w:spacing w:after="0" w:line="300"/>
+              <w:jc w:val="right"/>
+            </w:pPr>
+            <w:r>
+              <w:rPr>
+                <w:rFonts w:ascii="Arial" w:cs="Arial" w:eastAsia="Arial" w:hAnsi="Arial"/>
+                <w:b/>
+                <w:bCs/>
+                <w:color w:val="1A1A1A"/>
+                <w:sz w:val="20"/>
+                <w:szCs w:val="20"/>
+                <w:rtl/>
+              </w:rPr>
+              <w:t xml:space="preserve">أين تنظر</w:t>
+            </w:r>
+          </w:p>
+        </w:tc>
+        <w:tc>
+          <w:tcPr>
+            <w:tcW w:type="dxa" w:w="5700"/>
+            <w:shd w:fill="F2EAD8" w:val="clear"/>
+            <w:tcMar>
+              <w:top w:type="dxa" w:w="70"/>
+              <w:left w:type="dxa" w:w="90"/>
+              <w:bottom w:type="dxa" w:w="70"/>
+              <w:right w:type="dxa" w:w="90"/>
+            </w:tcMar>
+          </w:tcPr>
+          <w:p>
+            <w:pPr>
+              <w:bidi/>
+              <w:spacing w:after="0" w:line="300"/>
+              <w:jc w:val="right"/>
+            </w:pPr>
+            <w:r>
+              <w:rPr>
+                <w:rFonts w:ascii="Arial" w:cs="Arial" w:eastAsia="Arial" w:hAnsi="Arial"/>
+                <w:b/>
+                <w:bCs/>
+                <w:color w:val="1A1A1A"/>
+                <w:sz w:val="20"/>
+                <w:szCs w:val="20"/>
+                <w:rtl/>
+              </w:rPr>
+              <w:t xml:space="preserve">ماذا يقول لك</w:t>
+            </w:r>
+          </w:p>
+        </w:tc>
+      </w:tr>
+      <w:tr>
+        <w:tc>
+          <w:tcPr>
+            <w:tcW w:type="dxa" w:w="2700"/>
+            <w:tcMar>
+              <w:top w:type="dxa" w:w="70"/>
+              <w:left w:type="dxa" w:w="90"/>
+              <w:bottom w:type="dxa" w:w="70"/>
+              <w:right w:type="dxa" w:w="90"/>
+            </w:tcMar>
+          </w:tcPr>
+          <w:p>
+            <w:pPr>
+              <w:bidi/>
+              <w:spacing w:after="0" w:line="300"/>
+              <w:jc w:val="right"/>
+            </w:pPr>
+            <w:r>
+              <w:rPr>
+                <w:rFonts w:ascii="Arial" w:cs="Arial" w:eastAsia="Arial" w:hAnsi="Arial"/>
+                <w:b w:val="false"/>
+                <w:bCs w:val="false"/>
+                <w:color w:val="5A5A5A"/>
+                <w:sz w:val="20"/>
+                <w:szCs w:val="20"/>
+                <w:rtl/>
+              </w:rPr>
+              <w:t xml:space="preserve">جدول الفرق</w:t>
+            </w:r>
+          </w:p>
+        </w:tc>
+        <w:tc>
+          <w:tcPr>
+            <w:tcW w:type="dxa" w:w="5700"/>
+            <w:tcMar>
+              <w:top w:type="dxa" w:w="70"/>
+              <w:left w:type="dxa" w:w="90"/>
+              <w:bottom w:type="dxa" w:w="70"/>
+              <w:right w:type="dxa" w:w="90"/>
+            </w:tcMar>
+          </w:tcPr>
+          <w:p>
+            <w:pPr>
+              <w:bidi/>
+              <w:spacing w:after="0" w:line="300"/>
+              <w:jc w:val="right"/>
+            </w:pPr>
+            <w:r>
+              <w:rPr>
+                <w:rFonts w:ascii="Arial" w:cs="Arial" w:eastAsia="Arial" w:hAnsi="Arial"/>
+                <w:b w:val="false"/>
+                <w:bCs w:val="false"/>
+                <w:color w:val="5A5A5A"/>
+                <w:sz w:val="20"/>
+                <w:szCs w:val="20"/>
+                <w:rtl/>
+              </w:rPr>
+              <w:t xml:space="preserve">المُسند النشط لكل فريق والمُركّب والمُدقّق — الفارق بين الأول والثاني هو المتبقّي عليه</w:t>
+            </w:r>
+          </w:p>
+        </w:tc>
+      </w:tr>
+      <w:tr>
+        <w:tc>
+          <w:tcPr>
+            <w:tcW w:type="dxa" w:w="2700"/>
+            <w:tcMar>
+              <w:top w:type="dxa" w:w="70"/>
+              <w:left w:type="dxa" w:w="90"/>
+              <w:bottom w:type="dxa" w:w="70"/>
+              <w:right w:type="dxa" w:w="90"/>
+            </w:tcMar>
+          </w:tcPr>
+          <w:p>
+            <w:pPr>
+              <w:bidi/>
+              <w:spacing w:after="0" w:line="300"/>
+              <w:jc w:val="right"/>
+            </w:pPr>
+            <w:r>
+              <w:rPr>
+                <w:rFonts w:ascii="Arial" w:cs="Arial" w:eastAsia="Arial" w:hAnsi="Arial"/>
+                <w:b w:val="false"/>
+                <w:bCs w:val="false"/>
+                <w:color w:val="5A5A5A"/>
+                <w:sz w:val="20"/>
+                <w:szCs w:val="20"/>
+                <w:rtl/>
+              </w:rPr>
+              <w:t xml:space="preserve">سلامة خط الإنتاج</w:t>
+            </w:r>
+          </w:p>
+        </w:tc>
+        <w:tc>
+          <w:tcPr>
+            <w:tcW w:type="dxa" w:w="5700"/>
+            <w:tcMar>
+              <w:top w:type="dxa" w:w="70"/>
+              <w:left w:type="dxa" w:w="90"/>
+              <w:bottom w:type="dxa" w:w="70"/>
+              <w:right w:type="dxa" w:w="90"/>
+            </w:tcMar>
+          </w:tcPr>
+          <w:p>
+            <w:pPr>
+              <w:bidi/>
+              <w:spacing w:after="0" w:line="300"/>
+              <w:jc w:val="right"/>
+            </w:pPr>
+            <w:r>
+              <w:rPr>
+                <w:rFonts w:ascii="Arial" w:cs="Arial" w:eastAsia="Arial" w:hAnsi="Arial"/>
+                <w:b w:val="false"/>
+                <w:bCs w:val="false"/>
+                <w:color w:val="5A5A5A"/>
+                <w:sz w:val="20"/>
+                <w:szCs w:val="20"/>
+                <w:rtl/>
+              </w:rPr>
+              <w:t xml:space="preserve">النقاط الراكدة: مجدولة ومضى على جدولتها أيام بلا حركة</w:t>
+            </w:r>
+          </w:p>
+        </w:tc>
+      </w:tr>
+      <w:tr>
+        <w:tc>
+          <w:tcPr>
+            <w:tcW w:type="dxa" w:w="2700"/>
+            <w:tcMar>
+              <w:top w:type="dxa" w:w="70"/>
+              <w:left w:type="dxa" w:w="90"/>
+              <w:bottom w:type="dxa" w:w="70"/>
+              <w:right w:type="dxa" w:w="90"/>
+            </w:tcMar>
+          </w:tcPr>
+          <w:p>
+            <w:pPr>
+              <w:bidi/>
+              <w:spacing w:after="0" w:line="300"/>
+              <w:jc w:val="right"/>
+            </w:pPr>
+            <w:r>
+              <w:rPr>
+                <w:rFonts w:ascii="Arial" w:cs="Arial" w:eastAsia="Arial" w:hAnsi="Arial"/>
+                <w:b w:val="false"/>
+                <w:bCs w:val="false"/>
+                <w:color w:val="5A5A5A"/>
+                <w:sz w:val="20"/>
+                <w:szCs w:val="20"/>
+                <w:rtl/>
+              </w:rPr>
+              <w:t xml:space="preserve">الجرس</w:t>
+            </w:r>
+          </w:p>
+        </w:tc>
+        <w:tc>
+          <w:tcPr>
+            <w:tcW w:type="dxa" w:w="5700"/>
+            <w:tcMar>
+              <w:top w:type="dxa" w:w="70"/>
+              <w:left w:type="dxa" w:w="90"/>
+              <w:bottom w:type="dxa" w:w="70"/>
+              <w:right w:type="dxa" w:w="90"/>
+            </w:tcMar>
+          </w:tcPr>
+          <w:p>
+            <w:pPr>
+              <w:bidi/>
+              <w:spacing w:after="0" w:line="300"/>
+              <w:jc w:val="right"/>
+            </w:pPr>
+            <w:r>
+              <w:rPr>
+                <w:rFonts w:ascii="Arial" w:cs="Arial" w:eastAsia="Arial" w:hAnsi="Arial"/>
+                <w:b w:val="false"/>
+                <w:bCs w:val="false"/>
+                <w:color w:val="5A5A5A"/>
+                <w:sz w:val="20"/>
+                <w:szCs w:val="20"/>
+                <w:rtl/>
+              </w:rPr>
+              <w:t xml:space="preserve">البلاغات والمتعذّر أولًا بأول</w:t>
+            </w:r>
+          </w:p>
+        </w:tc>
+      </w:tr>
+      <w:tr>
+        <w:tc>
+          <w:tcPr>
+            <w:tcW w:type="dxa" w:w="2700"/>
+            <w:tcMar>
+              <w:top w:type="dxa" w:w="70"/>
+              <w:left w:type="dxa" w:w="90"/>
+              <w:bottom w:type="dxa" w:w="70"/>
+              <w:right w:type="dxa" w:w="90"/>
+            </w:tcMar>
+          </w:tcPr>
+          <w:p>
+            <w:pPr>
+              <w:bidi/>
+              <w:spacing w:after="0" w:line="300"/>
+              <w:jc w:val="right"/>
+            </w:pPr>
+            <w:r>
+              <w:rPr>
+                <w:rFonts w:ascii="Arial" w:cs="Arial" w:eastAsia="Arial" w:hAnsi="Arial"/>
+                <w:b w:val="false"/>
+                <w:bCs w:val="false"/>
+                <w:color w:val="5A5A5A"/>
+                <w:sz w:val="20"/>
+                <w:szCs w:val="20"/>
+                <w:rtl/>
+              </w:rPr>
+              <w:t xml:space="preserve">قسم التدقيق</w:t>
+            </w:r>
+          </w:p>
+        </w:tc>
+        <w:tc>
+          <w:tcPr>
+            <w:tcW w:type="dxa" w:w="5700"/>
+            <w:tcMar>
+              <w:top w:type="dxa" w:w="70"/>
+              <w:left w:type="dxa" w:w="90"/>
+              <w:bottom w:type="dxa" w:w="70"/>
+              <w:right w:type="dxa" w:w="90"/>
+            </w:tcMar>
+          </w:tcPr>
+          <w:p>
+            <w:pPr>
+              <w:bidi/>
+              <w:spacing w:after="0" w:line="300"/>
+              <w:jc w:val="right"/>
+            </w:pPr>
+            <w:r>
+              <w:rPr>
+                <w:rFonts w:ascii="Arial" w:cs="Arial" w:eastAsia="Arial" w:hAnsi="Arial"/>
+                <w:b w:val="false"/>
+                <w:bCs w:val="false"/>
+                <w:color w:val="5A5A5A"/>
+                <w:sz w:val="20"/>
+                <w:szCs w:val="20"/>
+                <w:rtl/>
+              </w:rPr>
+              <w:t xml:space="preserve">ما رُكّب وينتظر اعتمادك بسيريال الجهاز</w:t>
+            </w:r>
+          </w:p>
+        </w:tc>
+      </w:tr>
+    </w:tbl>
+    <w:p>
+      <w:pPr>
+        <w:pBdr>
+          <w:right w:val="single" w:color="C9A24B" w:sz="18" w:space="8"/>
+        </w:pBdr>
+        <w:shd w:fill="FBF6E9" w:val="clear"/>
+        <w:bidi/>
+        <w:spacing w:after="140" w:before="80" w:line="330"/>
+        <w:ind w:left="115" w:right="115"/>
+        <w:jc w:val="right"/>
+      </w:pPr>
+      <w:r>
+        <w:rPr>
+          <w:rFonts w:ascii="Arial" w:cs="Arial" w:eastAsia="Arial" w:hAnsi="Arial"/>
+          <w:color w:val="1A1A1A"/>
+          <w:sz w:val="21"/>
+          <w:szCs w:val="21"/>
+          <w:rtl/>
+        </w:rPr>
+        <w:t xml:space="preserve">إن أرجعت نقطة من التدقيق عادت «مجدول» ودخلت قائمة انتظار الفريق من جديد، ووصله التنبيه في الجرس.</w:t>
+      </w:r>
+    </w:p>
+    <w:p>
+      <w:pPr>
+        <w:pStyle w:val="Heading2"/>
+        <w:bidi/>
+        <w:spacing w:after="110" w:before="250"/>
+        <w:jc w:val="right"/>
+      </w:pPr>
+      <w:r>
+        <w:rPr>
+          <w:rFonts w:ascii="Arial" w:cs="Arial" w:eastAsia="Arial" w:hAnsi="Arial"/>
+          <w:b/>
+          <w:bCs/>
+          <w:color w:val="1A1A1A"/>
+          <w:sz w:val="25"/>
+          <w:szCs w:val="25"/>
+          <w:rtl/>
+        </w:rPr>
+        <w:t xml:space="preserve">٣.٤ رسالة مخصّصة</w:t>
+      </w:r>
+    </w:p>
+    <w:p>
+      <w:pPr>
+        <w:bidi/>
+        <w:spacing w:after="110" w:before="0" w:line="330"/>
+        <w:jc w:val="right"/>
+      </w:pPr>
+      <w:r>
+        <w:rPr>
+          <w:rFonts w:ascii="Arial" w:cs="Arial" w:eastAsia="Arial" w:hAnsi="Arial"/>
+          <w:b w:val="false"/>
+          <w:bCs w:val="false"/>
+          <w:i w:val="false"/>
+          <w:iCs w:val="false"/>
+          <w:color w:val="1A1A1A"/>
+          <w:sz w:val="22"/>
+          <w:szCs w:val="22"/>
+          <w:rtl/>
+        </w:rPr>
+        <w:t xml:space="preserve">كل رسالة — للفريق أو للشركة — تُعرض في محرّر قبل الإرسال. النص الجاهز يكفي أغلب الأيام، لكن تبقى حالات تحتاج سطرًا خاصًا: تأجيلًا، أو شرط دخول، أو موعد تجمّع، أو تنبيهًا على الكهرباء.</w:t>
+      </w:r>
+    </w:p>
+    <w:p>
+      <w:pPr>
+        <w:bidi/>
+        <w:spacing w:after="110" w:before="0" w:line="330"/>
+        <w:jc w:val="right"/>
+      </w:pPr>
+      <w:r>
+        <w:rPr>
+          <w:rFonts w:ascii="Arial" w:cs="Arial" w:eastAsia="Arial" w:hAnsi="Arial"/>
+          <w:b w:val="false"/>
+          <w:bCs w:val="false"/>
+          <w:i w:val="false"/>
+          <w:iCs w:val="false"/>
+          <w:color w:val="1A1A1A"/>
+          <w:sz w:val="22"/>
+          <w:szCs w:val="22"/>
+          <w:rtl/>
+        </w:rPr>
+        <w:t xml:space="preserve">اكتب ما تشاء فوق النص أو تحته، و«↺ النص الأصلي» يعيده كما كان إن تراجعت. وزر «نسخ» يضعه في الحافظة لإرساله بأي وسيلة أخرى.</w:t>
       </w:r>
     </w:p>
     <w:p>

--- a/docs/nusuk-user-manual.docx
+++ b/docs/nusuk-user-manual.docx
@@ -83,7 +83,7 @@
           <w:szCs w:val="22"/>
           <w:rtl/>
         </w:rPr>
-        <w:t xml:space="preserve">النسخة V9.3</w:t>
+        <w:t xml:space="preserve">النسخة V9.4</w:t>
       </w:r>
     </w:p>
     <w:p>

--- a/docs/nusuk-user-manual.docx
+++ b/docs/nusuk-user-manual.docx
@@ -83,7 +83,7 @@
           <w:szCs w:val="22"/>
           <w:rtl/>
         </w:rPr>
-        <w:t xml:space="preserve">النسخة V9.4</w:t>
+        <w:t xml:space="preserve">النسخة V9.5</w:t>
       </w:r>
     </w:p>
     <w:p>

--- a/docs/nusuk-user-manual.docx
+++ b/docs/nusuk-user-manual.docx
@@ -7442,6 +7442,402 @@
     <w:p>
       <w:r>
         <w:br w:type="page"/>
+      </w:r>
+    </w:p>
+    <w:p>
+      <w:pPr>
+        <w:pStyle w:val="Heading2"/>
+        <w:bidi/>
+        <w:spacing w:after="110" w:before="250"/>
+        <w:jc w:val="right"/>
+      </w:pPr>
+      <w:r>
+        <w:rPr>
+          <w:rFonts w:ascii="Arial" w:cs="Arial" w:eastAsia="Arial" w:hAnsi="Arial"/>
+          <w:b/>
+          <w:bCs/>
+          <w:color w:val="1A1A1A"/>
+          <w:sz w:val="25"/>
+          <w:szCs w:val="25"/>
+          <w:rtl/>
+        </w:rPr>
+        <w:t xml:space="preserve">٥.٥ كيف يصل التحديث</w:t>
+      </w:r>
+    </w:p>
+    <w:p>
+      <w:pPr>
+        <w:bidi/>
+        <w:spacing w:after="110" w:before="0" w:line="330"/>
+        <w:jc w:val="right"/>
+      </w:pPr>
+      <w:r>
+        <w:rPr>
+          <w:rFonts w:ascii="Arial" w:cs="Arial" w:eastAsia="Arial" w:hAnsi="Arial"/>
+          <w:b w:val="false"/>
+          <w:bCs w:val="false"/>
+          <w:i w:val="false"/>
+          <w:iCs w:val="false"/>
+          <w:color w:val="1A1A1A"/>
+          <w:sz w:val="22"/>
+          <w:szCs w:val="22"/>
+          <w:rtl/>
+        </w:rPr>
+        <w:t xml:space="preserve">لا يستطيع أي تطبيق ويب أن يستبدل شيفرته وهو يعمل — لا بدّ من إعادة تحميل. لكن إعادة التحميل تجري وحدها دون أن تطلب منك شيئًا، بشرط ألّا يضيع عمل.</w:t>
+      </w:r>
+    </w:p>
+    <w:tbl>
+      <w:tblPr>
+        <w:bidiVisual/>
+        <w:tblW w:type="dxa" w:w="8400"/>
+        <w:tblBorders>
+          <w:top w:val="single" w:color="auto" w:sz="4"/>
+          <w:left w:val="single" w:color="auto" w:sz="4"/>
+          <w:bottom w:val="single" w:color="auto" w:sz="4"/>
+          <w:right w:val="single" w:color="auto" w:sz="4"/>
+          <w:insideH w:val="single" w:color="auto" w:sz="4"/>
+          <w:insideV w:val="single" w:color="auto" w:sz="4"/>
+        </w:tblBorders>
+      </w:tblPr>
+      <w:tblGrid>
+        <w:gridCol w:w="2700"/>
+        <w:gridCol w:w="5700"/>
+      </w:tblGrid>
+      <w:tr>
+        <w:trPr>
+          <w:tblHeader/>
+        </w:trPr>
+        <w:tc>
+          <w:tcPr>
+            <w:tcW w:type="dxa" w:w="2700"/>
+            <w:shd w:fill="F2EAD8" w:val="clear"/>
+            <w:tcMar>
+              <w:top w:type="dxa" w:w="70"/>
+              <w:left w:type="dxa" w:w="90"/>
+              <w:bottom w:type="dxa" w:w="70"/>
+              <w:right w:type="dxa" w:w="90"/>
+            </w:tcMar>
+          </w:tcPr>
+          <w:p>
+            <w:pPr>
+              <w:bidi/>
+              <w:spacing w:after="0" w:line="300"/>
+              <w:jc w:val="right"/>
+            </w:pPr>
+            <w:r>
+              <w:rPr>
+                <w:rFonts w:ascii="Arial" w:cs="Arial" w:eastAsia="Arial" w:hAnsi="Arial"/>
+                <w:b/>
+                <w:bCs/>
+                <w:color w:val="1A1A1A"/>
+                <w:sz w:val="20"/>
+                <w:szCs w:val="20"/>
+                <w:rtl/>
+              </w:rPr>
+              <w:t xml:space="preserve">حالتك</w:t>
+            </w:r>
+          </w:p>
+        </w:tc>
+        <w:tc>
+          <w:tcPr>
+            <w:tcW w:type="dxa" w:w="5700"/>
+            <w:shd w:fill="F2EAD8" w:val="clear"/>
+            <w:tcMar>
+              <w:top w:type="dxa" w:w="70"/>
+              <w:left w:type="dxa" w:w="90"/>
+              <w:bottom w:type="dxa" w:w="70"/>
+              <w:right w:type="dxa" w:w="90"/>
+            </w:tcMar>
+          </w:tcPr>
+          <w:p>
+            <w:pPr>
+              <w:bidi/>
+              <w:spacing w:after="0" w:line="300"/>
+              <w:jc w:val="right"/>
+            </w:pPr>
+            <w:r>
+              <w:rPr>
+                <w:rFonts w:ascii="Arial" w:cs="Arial" w:eastAsia="Arial" w:hAnsi="Arial"/>
+                <w:b/>
+                <w:bCs/>
+                <w:color w:val="1A1A1A"/>
+                <w:sz w:val="20"/>
+                <w:szCs w:val="20"/>
+                <w:rtl/>
+              </w:rPr>
+              <w:t xml:space="preserve">ماذا يحدث</w:t>
+            </w:r>
+          </w:p>
+        </w:tc>
+      </w:tr>
+      <w:tr>
+        <w:tc>
+          <w:tcPr>
+            <w:tcW w:type="dxa" w:w="2700"/>
+            <w:tcMar>
+              <w:top w:type="dxa" w:w="70"/>
+              <w:left w:type="dxa" w:w="90"/>
+              <w:bottom w:type="dxa" w:w="70"/>
+              <w:right w:type="dxa" w:w="90"/>
+            </w:tcMar>
+          </w:tcPr>
+          <w:p>
+            <w:pPr>
+              <w:bidi/>
+              <w:spacing w:after="0" w:line="300"/>
+              <w:jc w:val="right"/>
+            </w:pPr>
+            <w:r>
+              <w:rPr>
+                <w:rFonts w:ascii="Arial" w:cs="Arial" w:eastAsia="Arial" w:hAnsi="Arial"/>
+                <w:b w:val="false"/>
+                <w:bCs w:val="false"/>
+                <w:color w:val="5A5A5A"/>
+                <w:sz w:val="20"/>
+                <w:szCs w:val="20"/>
+                <w:rtl/>
+              </w:rPr>
+              <w:t xml:space="preserve">التطبيق مفتوح بلا عمل جارٍ</w:t>
+            </w:r>
+          </w:p>
+        </w:tc>
+        <w:tc>
+          <w:tcPr>
+            <w:tcW w:type="dxa" w:w="5700"/>
+            <w:tcMar>
+              <w:top w:type="dxa" w:w="70"/>
+              <w:left w:type="dxa" w:w="90"/>
+              <w:bottom w:type="dxa" w:w="70"/>
+              <w:right w:type="dxa" w:w="90"/>
+            </w:tcMar>
+          </w:tcPr>
+          <w:p>
+            <w:pPr>
+              <w:bidi/>
+              <w:spacing w:after="0" w:line="300"/>
+              <w:jc w:val="right"/>
+            </w:pPr>
+            <w:r>
+              <w:rPr>
+                <w:rFonts w:ascii="Arial" w:cs="Arial" w:eastAsia="Arial" w:hAnsi="Arial"/>
+                <w:b w:val="false"/>
+                <w:bCs w:val="false"/>
+                <w:color w:val="5A5A5A"/>
+                <w:sz w:val="20"/>
+                <w:szCs w:val="20"/>
+                <w:rtl/>
+              </w:rPr>
+              <w:t xml:space="preserve">يُحدَّث وحده خلال ثوانٍ ويعود كما كان</w:t>
+            </w:r>
+          </w:p>
+        </w:tc>
+      </w:tr>
+      <w:tr>
+        <w:tc>
+          <w:tcPr>
+            <w:tcW w:type="dxa" w:w="2700"/>
+            <w:tcMar>
+              <w:top w:type="dxa" w:w="70"/>
+              <w:left w:type="dxa" w:w="90"/>
+              <w:bottom w:type="dxa" w:w="70"/>
+              <w:right w:type="dxa" w:w="90"/>
+            </w:tcMar>
+          </w:tcPr>
+          <w:p>
+            <w:pPr>
+              <w:bidi/>
+              <w:spacing w:after="0" w:line="300"/>
+              <w:jc w:val="right"/>
+            </w:pPr>
+            <w:r>
+              <w:rPr>
+                <w:rFonts w:ascii="Arial" w:cs="Arial" w:eastAsia="Arial" w:hAnsi="Arial"/>
+                <w:b w:val="false"/>
+                <w:bCs w:val="false"/>
+                <w:color w:val="5A5A5A"/>
+                <w:sz w:val="20"/>
+                <w:szCs w:val="20"/>
+                <w:rtl/>
+              </w:rPr>
+              <w:t xml:space="preserve">تكتب في نموذج، أو اللوحة مفتوحة، أو رسالة قيد التحرير</w:t>
+            </w:r>
+          </w:p>
+        </w:tc>
+        <w:tc>
+          <w:tcPr>
+            <w:tcW w:type="dxa" w:w="5700"/>
+            <w:tcMar>
+              <w:top w:type="dxa" w:w="70"/>
+              <w:left w:type="dxa" w:w="90"/>
+              <w:bottom w:type="dxa" w:w="70"/>
+              <w:right w:type="dxa" w:w="90"/>
+            </w:tcMar>
+          </w:tcPr>
+          <w:p>
+            <w:pPr>
+              <w:bidi/>
+              <w:spacing w:after="0" w:line="300"/>
+              <w:jc w:val="right"/>
+            </w:pPr>
+            <w:r>
+              <w:rPr>
+                <w:rFonts w:ascii="Arial" w:cs="Arial" w:eastAsia="Arial" w:hAnsi="Arial"/>
+                <w:b w:val="false"/>
+                <w:bCs w:val="false"/>
+                <w:color w:val="5A5A5A"/>
+                <w:sz w:val="20"/>
+                <w:szCs w:val="20"/>
+                <w:rtl/>
+              </w:rPr>
+              <w:t xml:space="preserve">يُؤجَّل، ويظهر شريط يقول إنه سيُطبَّق حين تنهي</w:t>
+            </w:r>
+          </w:p>
+        </w:tc>
+      </w:tr>
+      <w:tr>
+        <w:tc>
+          <w:tcPr>
+            <w:tcW w:type="dxa" w:w="2700"/>
+            <w:tcMar>
+              <w:top w:type="dxa" w:w="70"/>
+              <w:left w:type="dxa" w:w="90"/>
+              <w:bottom w:type="dxa" w:w="70"/>
+              <w:right w:type="dxa" w:w="90"/>
+            </w:tcMar>
+          </w:tcPr>
+          <w:p>
+            <w:pPr>
+              <w:bidi/>
+              <w:spacing w:after="0" w:line="300"/>
+              <w:jc w:val="right"/>
+            </w:pPr>
+            <w:r>
+              <w:rPr>
+                <w:rFonts w:ascii="Arial" w:cs="Arial" w:eastAsia="Arial" w:hAnsi="Arial"/>
+                <w:b w:val="false"/>
+                <w:bCs w:val="false"/>
+                <w:color w:val="5A5A5A"/>
+                <w:sz w:val="20"/>
+                <w:szCs w:val="20"/>
+                <w:rtl/>
+              </w:rPr>
+              <w:t xml:space="preserve">عندك تغييرات لم تُرفع بعد</w:t>
+            </w:r>
+          </w:p>
+        </w:tc>
+        <w:tc>
+          <w:tcPr>
+            <w:tcW w:type="dxa" w:w="5700"/>
+            <w:tcMar>
+              <w:top w:type="dxa" w:w="70"/>
+              <w:left w:type="dxa" w:w="90"/>
+              <w:bottom w:type="dxa" w:w="70"/>
+              <w:right w:type="dxa" w:w="90"/>
+            </w:tcMar>
+          </w:tcPr>
+          <w:p>
+            <w:pPr>
+              <w:bidi/>
+              <w:spacing w:after="0" w:line="300"/>
+              <w:jc w:val="right"/>
+            </w:pPr>
+            <w:r>
+              <w:rPr>
+                <w:rFonts w:ascii="Arial" w:cs="Arial" w:eastAsia="Arial" w:hAnsi="Arial"/>
+                <w:b w:val="false"/>
+                <w:bCs w:val="false"/>
+                <w:color w:val="5A5A5A"/>
+                <w:sz w:val="20"/>
+                <w:szCs w:val="20"/>
+                <w:rtl/>
+              </w:rPr>
+              <w:t xml:space="preserve">يُؤجَّل حتى تصل الخادم — لا يُعاد التحميل وشيء معلّق</w:t>
+            </w:r>
+          </w:p>
+        </w:tc>
+      </w:tr>
+      <w:tr>
+        <w:tc>
+          <w:tcPr>
+            <w:tcW w:type="dxa" w:w="2700"/>
+            <w:tcMar>
+              <w:top w:type="dxa" w:w="70"/>
+              <w:left w:type="dxa" w:w="90"/>
+              <w:bottom w:type="dxa" w:w="70"/>
+              <w:right w:type="dxa" w:w="90"/>
+            </w:tcMar>
+          </w:tcPr>
+          <w:p>
+            <w:pPr>
+              <w:bidi/>
+              <w:spacing w:after="0" w:line="300"/>
+              <w:jc w:val="right"/>
+            </w:pPr>
+            <w:r>
+              <w:rPr>
+                <w:rFonts w:ascii="Arial" w:cs="Arial" w:eastAsia="Arial" w:hAnsi="Arial"/>
+                <w:b w:val="false"/>
+                <w:bCs w:val="false"/>
+                <w:color w:val="5A5A5A"/>
+                <w:sz w:val="20"/>
+                <w:szCs w:val="20"/>
+                <w:rtl/>
+              </w:rPr>
+              <w:t xml:space="preserve">تريده الآن</w:t>
+            </w:r>
+          </w:p>
+        </w:tc>
+        <w:tc>
+          <w:tcPr>
+            <w:tcW w:type="dxa" w:w="5700"/>
+            <w:tcMar>
+              <w:top w:type="dxa" w:w="70"/>
+              <w:left w:type="dxa" w:w="90"/>
+              <w:bottom w:type="dxa" w:w="70"/>
+              <w:right w:type="dxa" w:w="90"/>
+            </w:tcMar>
+          </w:tcPr>
+          <w:p>
+            <w:pPr>
+              <w:bidi/>
+              <w:spacing w:after="0" w:line="300"/>
+              <w:jc w:val="right"/>
+            </w:pPr>
+            <w:r>
+              <w:rPr>
+                <w:rFonts w:ascii="Arial" w:cs="Arial" w:eastAsia="Arial" w:hAnsi="Arial"/>
+                <w:b w:val="false"/>
+                <w:bCs w:val="false"/>
+                <w:color w:val="5A5A5A"/>
+                <w:sz w:val="20"/>
+                <w:szCs w:val="20"/>
+                <w:rtl/>
+              </w:rPr>
+              <w:t xml:space="preserve">اضغط «حدّث الآن» في الشريط، أو «فحص التحديثات» في تبويب النسخ والأدلة</w:t>
+            </w:r>
+          </w:p>
+        </w:tc>
+      </w:tr>
+    </w:tbl>
+    <w:p>
+      <w:pPr>
+        <w:pBdr>
+          <w:right w:val="single" w:color="C9A24B" w:sz="18" w:space="8"/>
+        </w:pBdr>
+        <w:shd w:fill="FBF6E9" w:val="clear"/>
+        <w:bidi/>
+        <w:spacing w:after="140" w:before="80" w:line="330"/>
+        <w:ind w:left="115" w:right="115"/>
+        <w:jc w:val="right"/>
+      </w:pPr>
+      <w:r>
+        <w:rPr>
+          <w:rFonts w:ascii="Arial" w:cs="Arial" w:eastAsia="Arial" w:hAnsi="Arial"/>
+          <w:color w:val="1A1A1A"/>
+          <w:sz w:val="21"/>
+          <w:szCs w:val="21"/>
+          <w:rtl/>
+        </w:rPr>
+        <w:t xml:space="preserve">لا يُفقد شيء في الحالتين: ما كتبته محفوظ في المسوّدة، وما رُفع مؤكَّد على الخادم قبل أي إعادة تحميل.</w:t>
       </w:r>
     </w:p>
     <w:p>

--- a/docs/nusuk-user-manual.docx
+++ b/docs/nusuk-user-manual.docx
@@ -83,7 +83,7 @@
           <w:szCs w:val="22"/>
           <w:rtl/>
         </w:rPr>
-        <w:t xml:space="preserve">النسخة V9.5</w:t>
+        <w:t xml:space="preserve">النسخة V9.6</w:t>
       </w:r>
     </w:p>
     <w:p>

--- a/docs/nusuk-user-manual.docx
+++ b/docs/nusuk-user-manual.docx
@@ -83,7 +83,7 @@
           <w:szCs w:val="22"/>
           <w:rtl/>
         </w:rPr>
-        <w:t xml:space="preserve">النسخة V9.6</w:t>
+        <w:t xml:space="preserve">النسخة V9.7</w:t>
       </w:r>
     </w:p>
     <w:p>
@@ -7626,7 +7626,7 @@
                 <w:szCs w:val="20"/>
                 <w:rtl/>
               </w:rPr>
-              <w:t xml:space="preserve">يُحدَّث وحده خلال ثوانٍ ويعود كما كان</w:t>
+              <w:t xml:space="preserve">يظهر عدّاد ثمانِ ثوانٍ ثم يُحدَّث وحده ويعود كما كان — ومعه زر «لاحقًا» إن أردت تأجيله</w:t>
             </w:r>
           </w:p>
         </w:tc>

--- a/docs/nusuk-user-manual.docx
+++ b/docs/nusuk-user-manual.docx
@@ -83,7 +83,7 @@
           <w:szCs w:val="22"/>
           <w:rtl/>
         </w:rPr>
-        <w:t xml:space="preserve">النسخة V9.7</w:t>
+        <w:t xml:space="preserve">النسخة V9.8</w:t>
       </w:r>
     </w:p>
     <w:p>

--- a/docs/nusuk-user-manual.docx
+++ b/docs/nusuk-user-manual.docx
@@ -83,7 +83,7 @@
           <w:szCs w:val="22"/>
           <w:rtl/>
         </w:rPr>
-        <w:t xml:space="preserve">النسخة V9.8</w:t>
+        <w:t xml:space="preserve">النسخة V9.9</w:t>
       </w:r>
     </w:p>
     <w:p>

--- a/docs/nusuk-user-manual.docx
+++ b/docs/nusuk-user-manual.docx
@@ -83,7 +83,7 @@
           <w:szCs w:val="22"/>
           <w:rtl/>
         </w:rPr>
-        <w:t xml:space="preserve">النسخة V9.9</w:t>
+        <w:t xml:space="preserve">النسخة V10.0</w:t>
       </w:r>
     </w:p>
     <w:p>

--- a/docs/nusuk-user-manual.docx
+++ b/docs/nusuk-user-manual.docx
@@ -83,7 +83,7 @@
           <w:szCs w:val="22"/>
           <w:rtl/>
         </w:rPr>
-        <w:t xml:space="preserve">النسخة V10.0</w:t>
+        <w:t xml:space="preserve">النسخة V10.1</w:t>
       </w:r>
     </w:p>
     <w:p>
@@ -7442,6 +7442,28 @@
     <w:p>
       <w:r>
         <w:br w:type="page"/>
+      </w:r>
+    </w:p>
+    <w:p>
+      <w:pPr>
+        <w:pBdr>
+          <w:right w:val="single" w:color="C9A24B" w:sz="18" w:space="8"/>
+        </w:pBdr>
+        <w:shd w:fill="FBF6E9" w:val="clear"/>
+        <w:bidi/>
+        <w:spacing w:after="140" w:before="80" w:line="330"/>
+        <w:ind w:left="115" w:right="115"/>
+        <w:jc w:val="right"/>
+      </w:pPr>
+      <w:r>
+        <w:rPr>
+          <w:rFonts w:ascii="Arial" w:cs="Arial" w:eastAsia="Arial" w:hAnsi="Arial"/>
+          <w:color w:val="1A1A1A"/>
+          <w:sz w:val="21"/>
+          <w:szCs w:val="21"/>
+          <w:rtl/>
+        </w:rPr>
+        <w:t xml:space="preserve">النسخ الاحتياطي والدمج إجراءان ميدانيان للفني والمهندس — لا يحتاجهما حساب المتابعة الوزاري لأنه يقرأ ولا يكتب.</w:t>
       </w:r>
     </w:p>
     <w:p>

--- a/docs/nusuk-user-manual.docx
+++ b/docs/nusuk-user-manual.docx
@@ -83,7 +83,7 @@
           <w:szCs w:val="22"/>
           <w:rtl/>
         </w:rPr>
-        <w:t xml:space="preserve">النسخة V10.1</w:t>
+        <w:t xml:space="preserve">النسخة V10.2</w:t>
       </w:r>
     </w:p>
     <w:p>

--- a/docs/nusuk-user-manual.docx
+++ b/docs/nusuk-user-manual.docx
@@ -83,7 +83,7 @@
           <w:szCs w:val="22"/>
           <w:rtl/>
         </w:rPr>
-        <w:t xml:space="preserve">النسخة V10.2</w:t>
+        <w:t xml:space="preserve">النسخة V10.3</w:t>
       </w:r>
     </w:p>
     <w:p>
@@ -7860,6 +7860,278 @@
           <w:rtl/>
         </w:rPr>
         <w:t xml:space="preserve">لا يُفقد شيء في الحالتين: ما كتبته محفوظ في المسوّدة، وما رُفع مؤكَّد على الخادم قبل أي إعادة تحميل.</w:t>
+      </w:r>
+    </w:p>
+    <w:p>
+      <w:pPr>
+        <w:pStyle w:val="Heading2"/>
+        <w:bidi/>
+        <w:spacing w:after="110" w:before="250"/>
+        <w:jc w:val="right"/>
+      </w:pPr>
+      <w:r>
+        <w:rPr>
+          <w:rFonts w:ascii="Arial" w:cs="Arial" w:eastAsia="Arial" w:hAnsi="Arial"/>
+          <w:b/>
+          <w:bCs/>
+          <w:color w:val="1A1A1A"/>
+          <w:sz w:val="25"/>
+          <w:szCs w:val="25"/>
+          <w:rtl/>
+        </w:rPr>
+        <w:t xml:space="preserve">٥.٦ مساحة الجهاز</w:t>
+      </w:r>
+    </w:p>
+    <w:p>
+      <w:pPr>
+        <w:bidi/>
+        <w:spacing w:after="110" w:before="0" w:line="330"/>
+        <w:jc w:val="right"/>
+      </w:pPr>
+      <w:r>
+        <w:rPr>
+          <w:rFonts w:ascii="Arial" w:cs="Arial" w:eastAsia="Arial" w:hAnsi="Arial"/>
+          <w:b w:val="false"/>
+          <w:bCs w:val="false"/>
+          <w:i w:val="false"/>
+          <w:iCs w:val="false"/>
+          <w:color w:val="1A1A1A"/>
+          <w:sz w:val="22"/>
+          <w:szCs w:val="22"/>
+          <w:rtl/>
+        </w:rPr>
+        <w:t xml:space="preserve">كل موقع بصوره التسع يشغل نحو أربعة ميجابايت. وحصّة المتصفح محدودة، فإن امتلأت تعذّر الحفظ.</w:t>
+      </w:r>
+    </w:p>
+    <w:tbl>
+      <w:tblPr>
+        <w:bidiVisual/>
+        <w:tblW w:type="dxa" w:w="8400"/>
+        <w:tblBorders>
+          <w:top w:val="single" w:color="auto" w:sz="4"/>
+          <w:left w:val="single" w:color="auto" w:sz="4"/>
+          <w:bottom w:val="single" w:color="auto" w:sz="4"/>
+          <w:right w:val="single" w:color="auto" w:sz="4"/>
+          <w:insideH w:val="single" w:color="auto" w:sz="4"/>
+          <w:insideV w:val="single" w:color="auto" w:sz="4"/>
+        </w:tblBorders>
+      </w:tblPr>
+      <w:tblGrid>
+        <w:gridCol w:w="2700"/>
+        <w:gridCol w:w="5700"/>
+      </w:tblGrid>
+      <w:tr>
+        <w:trPr>
+          <w:tblHeader/>
+        </w:trPr>
+        <w:tc>
+          <w:tcPr>
+            <w:tcW w:type="dxa" w:w="2700"/>
+            <w:shd w:fill="F2EAD8" w:val="clear"/>
+            <w:tcMar>
+              <w:top w:type="dxa" w:w="70"/>
+              <w:left w:type="dxa" w:w="90"/>
+              <w:bottom w:type="dxa" w:w="70"/>
+              <w:right w:type="dxa" w:w="90"/>
+            </w:tcMar>
+          </w:tcPr>
+          <w:p>
+            <w:pPr>
+              <w:bidi/>
+              <w:spacing w:after="0" w:line="300"/>
+              <w:jc w:val="right"/>
+            </w:pPr>
+            <w:r>
+              <w:rPr>
+                <w:rFonts w:ascii="Arial" w:cs="Arial" w:eastAsia="Arial" w:hAnsi="Arial"/>
+                <w:b/>
+                <w:bCs/>
+                <w:color w:val="1A1A1A"/>
+                <w:sz w:val="20"/>
+                <w:szCs w:val="20"/>
+                <w:rtl/>
+              </w:rPr>
+              <w:t xml:space="preserve">ما تراه</w:t>
+            </w:r>
+          </w:p>
+        </w:tc>
+        <w:tc>
+          <w:tcPr>
+            <w:tcW w:type="dxa" w:w="5700"/>
+            <w:shd w:fill="F2EAD8" w:val="clear"/>
+            <w:tcMar>
+              <w:top w:type="dxa" w:w="70"/>
+              <w:left w:type="dxa" w:w="90"/>
+              <w:bottom w:type="dxa" w:w="70"/>
+              <w:right w:type="dxa" w:w="90"/>
+            </w:tcMar>
+          </w:tcPr>
+          <w:p>
+            <w:pPr>
+              <w:bidi/>
+              <w:spacing w:after="0" w:line="300"/>
+              <w:jc w:val="right"/>
+            </w:pPr>
+            <w:r>
+              <w:rPr>
+                <w:rFonts w:ascii="Arial" w:cs="Arial" w:eastAsia="Arial" w:hAnsi="Arial"/>
+                <w:b/>
+                <w:bCs/>
+                <w:color w:val="1A1A1A"/>
+                <w:sz w:val="20"/>
+                <w:szCs w:val="20"/>
+                <w:rtl/>
+              </w:rPr>
+              <w:t xml:space="preserve">ماذا تفعل</w:t>
+            </w:r>
+          </w:p>
+        </w:tc>
+      </w:tr>
+      <w:tr>
+        <w:tc>
+          <w:tcPr>
+            <w:tcW w:type="dxa" w:w="2700"/>
+            <w:tcMar>
+              <w:top w:type="dxa" w:w="70"/>
+              <w:left w:type="dxa" w:w="90"/>
+              <w:bottom w:type="dxa" w:w="70"/>
+              <w:right w:type="dxa" w:w="90"/>
+            </w:tcMar>
+          </w:tcPr>
+          <w:p>
+            <w:pPr>
+              <w:bidi/>
+              <w:spacing w:after="0" w:line="300"/>
+              <w:jc w:val="right"/>
+            </w:pPr>
+            <w:r>
+              <w:rPr>
+                <w:rFonts w:ascii="Arial" w:cs="Arial" w:eastAsia="Arial" w:hAnsi="Arial"/>
+                <w:b w:val="false"/>
+                <w:bCs w:val="false"/>
+                <w:color w:val="5A5A5A"/>
+                <w:sz w:val="20"/>
+                <w:szCs w:val="20"/>
+                <w:rtl/>
+              </w:rPr>
+              <w:t xml:space="preserve">شريط برتقالي: مساحة الجهاز ٨٥٪</w:t>
+            </w:r>
+          </w:p>
+        </w:tc>
+        <w:tc>
+          <w:tcPr>
+            <w:tcW w:type="dxa" w:w="5700"/>
+            <w:tcMar>
+              <w:top w:type="dxa" w:w="70"/>
+              <w:left w:type="dxa" w:w="90"/>
+              <w:bottom w:type="dxa" w:w="70"/>
+              <w:right w:type="dxa" w:w="90"/>
+            </w:tcMar>
+          </w:tcPr>
+          <w:p>
+            <w:pPr>
+              <w:bidi/>
+              <w:spacing w:after="0" w:line="300"/>
+              <w:jc w:val="right"/>
+            </w:pPr>
+            <w:r>
+              <w:rPr>
+                <w:rFonts w:ascii="Arial" w:cs="Arial" w:eastAsia="Arial" w:hAnsi="Arial"/>
+                <w:b w:val="false"/>
+                <w:bCs w:val="false"/>
+                <w:color w:val="5A5A5A"/>
+                <w:sz w:val="20"/>
+                <w:szCs w:val="20"/>
+                <w:rtl/>
+              </w:rPr>
+              <w:t xml:space="preserve">اضغط «زامن الآن» — يُرفع ما لديك وتُفرَّغ المساحة</w:t>
+            </w:r>
+          </w:p>
+        </w:tc>
+      </w:tr>
+      <w:tr>
+        <w:tc>
+          <w:tcPr>
+            <w:tcW w:type="dxa" w:w="2700"/>
+            <w:tcMar>
+              <w:top w:type="dxa" w:w="70"/>
+              <w:left w:type="dxa" w:w="90"/>
+              <w:bottom w:type="dxa" w:w="70"/>
+              <w:right w:type="dxa" w:w="90"/>
+            </w:tcMar>
+          </w:tcPr>
+          <w:p>
+            <w:pPr>
+              <w:bidi/>
+              <w:spacing w:after="0" w:line="300"/>
+              <w:jc w:val="right"/>
+            </w:pPr>
+            <w:r>
+              <w:rPr>
+                <w:rFonts w:ascii="Arial" w:cs="Arial" w:eastAsia="Arial" w:hAnsi="Arial"/>
+                <w:b w:val="false"/>
+                <w:bCs w:val="false"/>
+                <w:color w:val="5A5A5A"/>
+                <w:sz w:val="20"/>
+                <w:szCs w:val="20"/>
+                <w:rtl/>
+              </w:rPr>
+              <w:t xml:space="preserve">تعذّر الحفظ / المساحة ممتلئة</w:t>
+            </w:r>
+          </w:p>
+        </w:tc>
+        <w:tc>
+          <w:tcPr>
+            <w:tcW w:type="dxa" w:w="5700"/>
+            <w:tcMar>
+              <w:top w:type="dxa" w:w="70"/>
+              <w:left w:type="dxa" w:w="90"/>
+              <w:bottom w:type="dxa" w:w="70"/>
+              <w:right w:type="dxa" w:w="90"/>
+            </w:tcMar>
+          </w:tcPr>
+          <w:p>
+            <w:pPr>
+              <w:bidi/>
+              <w:spacing w:after="0" w:line="300"/>
+              <w:jc w:val="right"/>
+            </w:pPr>
+            <w:r>
+              <w:rPr>
+                <w:rFonts w:ascii="Arial" w:cs="Arial" w:eastAsia="Arial" w:hAnsi="Arial"/>
+                <w:b w:val="false"/>
+                <w:bCs w:val="false"/>
+                <w:color w:val="5A5A5A"/>
+                <w:sz w:val="20"/>
+                <w:szCs w:val="20"/>
+                <w:rtl/>
+              </w:rPr>
+              <w:t xml:space="preserve">ارفع بياناتك أولًا، ثم صدّر نسخة احتياطية، ثم واصل</w:t>
+            </w:r>
+          </w:p>
+        </w:tc>
+      </w:tr>
+    </w:tbl>
+    <w:p>
+      <w:pPr>
+        <w:pBdr>
+          <w:right w:val="single" w:color="C9A24B" w:sz="18" w:space="8"/>
+        </w:pBdr>
+        <w:shd w:fill="FBF6E9" w:val="clear"/>
+        <w:bidi/>
+        <w:spacing w:after="140" w:before="80" w:line="330"/>
+        <w:ind w:left="115" w:right="115"/>
+        <w:jc w:val="right"/>
+      </w:pPr>
+      <w:r>
+        <w:rPr>
+          <w:rFonts w:ascii="Arial" w:cs="Arial" w:eastAsia="Arial" w:hAnsi="Arial"/>
+          <w:color w:val="1A1A1A"/>
+          <w:sz w:val="21"/>
+          <w:szCs w:val="21"/>
+          <w:rtl/>
+        </w:rPr>
+        <w:t xml:space="preserve">التحذير يظهر عند ٨٥٪ لا عند الامتلاء — أي قبل أن يفشل حفظ شيء. ولا تُفقد صورة مرفوعة إلى الخادم.</w:t>
       </w:r>
     </w:p>
     <w:p>

--- a/docs/nusuk-user-manual.docx
+++ b/docs/nusuk-user-manual.docx
@@ -83,7 +83,7 @@
           <w:szCs w:val="22"/>
           <w:rtl/>
         </w:rPr>
-        <w:t xml:space="preserve">النسخة V10.3</w:t>
+        <w:t xml:space="preserve">النسخة V10.4</w:t>
       </w:r>
     </w:p>
     <w:p>

--- a/docs/nusuk-user-manual.docx
+++ b/docs/nusuk-user-manual.docx
@@ -83,7 +83,7 @@
           <w:szCs w:val="22"/>
           <w:rtl/>
         </w:rPr>
-        <w:t xml:space="preserve">النسخة V10.4</w:t>
+        <w:t xml:space="preserve">النسخة V10.5</w:t>
       </w:r>
     </w:p>
     <w:p>
@@ -4147,6 +4147,68 @@
                 <w:rtl/>
               </w:rPr>
               <w:t xml:space="preserve">ماذا تفعل فيه</w:t>
+            </w:r>
+          </w:p>
+        </w:tc>
+      </w:tr>
+      <w:tr>
+        <w:tc>
+          <w:tcPr>
+            <w:tcW w:type="dxa" w:w="2700"/>
+            <w:tcMar>
+              <w:top w:type="dxa" w:w="70"/>
+              <w:left w:type="dxa" w:w="90"/>
+              <w:bottom w:type="dxa" w:w="70"/>
+              <w:right w:type="dxa" w:w="90"/>
+            </w:tcMar>
+          </w:tcPr>
+          <w:p>
+            <w:pPr>
+              <w:bidi/>
+              <w:spacing w:after="0" w:line="300"/>
+              <w:jc w:val="right"/>
+            </w:pPr>
+            <w:r>
+              <w:rPr>
+                <w:rFonts w:ascii="Arial" w:cs="Arial" w:eastAsia="Arial" w:hAnsi="Arial"/>
+                <w:b w:val="false"/>
+                <w:bCs w:val="false"/>
+                <w:color w:val="5A5A5A"/>
+                <w:sz w:val="20"/>
+                <w:szCs w:val="20"/>
+                <w:rtl/>
+              </w:rPr>
+              <w:t xml:space="preserve">المواعيد المستهدفة وأزمنة التركيب</w:t>
+            </w:r>
+          </w:p>
+        </w:tc>
+        <w:tc>
+          <w:tcPr>
+            <w:tcW w:type="dxa" w:w="5700"/>
+            <w:tcMar>
+              <w:top w:type="dxa" w:w="70"/>
+              <w:left w:type="dxa" w:w="90"/>
+              <w:bottom w:type="dxa" w:w="70"/>
+              <w:right w:type="dxa" w:w="90"/>
+            </w:tcMar>
+          </w:tcPr>
+          <w:p>
+            <w:pPr>
+              <w:bidi/>
+              <w:spacing w:after="0" w:line="300"/>
+              <w:jc w:val="right"/>
+            </w:pPr>
+            <w:r>
+              <w:rPr>
+                <w:rFonts w:ascii="Arial" w:cs="Arial" w:eastAsia="Arial" w:hAnsi="Arial"/>
+                <w:b w:val="false"/>
+                <w:bCs w:val="false"/>
+                <w:color w:val="5A5A5A"/>
+                <w:sz w:val="20"/>
+                <w:szCs w:val="20"/>
+                <w:rtl/>
+              </w:rPr>
+              <w:t xml:space="preserve">تُضبط مرة واحدة: موعد المشروع وموعد كل مشعر، ودقائق تركيب كل نوع. وعليها يُبنى المطلوب يوميًا وتاريخ الاكتمال المتوقع وساعات العمل المتبقية</w:t>
             </w:r>
           </w:p>
         </w:tc>

--- a/docs/nusuk-user-manual.docx
+++ b/docs/nusuk-user-manual.docx
@@ -83,7 +83,7 @@
           <w:szCs w:val="22"/>
           <w:rtl/>
         </w:rPr>
-        <w:t xml:space="preserve">النسخة V10.5</w:t>
+        <w:t xml:space="preserve">النسخة V10.6</w:t>
       </w:r>
     </w:p>
     <w:p>

--- a/docs/nusuk-user-manual.docx
+++ b/docs/nusuk-user-manual.docx
@@ -83,7 +83,7 @@
           <w:szCs w:val="22"/>
           <w:rtl/>
         </w:rPr>
-        <w:t xml:space="preserve">النسخة V10.6</w:t>
+        <w:t xml:space="preserve">النسخة V10.7</w:t>
       </w:r>
     </w:p>
     <w:p>
@@ -6810,6 +6810,402 @@
         </w:tc>
       </w:tr>
     </w:tbl>
+    <w:p>
+      <w:pPr>
+        <w:pStyle w:val="Heading2"/>
+        <w:bidi/>
+        <w:spacing w:after="110" w:before="250"/>
+        <w:jc w:val="right"/>
+      </w:pPr>
+      <w:r>
+        <w:rPr>
+          <w:rFonts w:ascii="Arial" w:cs="Arial" w:eastAsia="Arial" w:hAnsi="Arial"/>
+          <w:b/>
+          <w:bCs/>
+          <w:color w:val="1A1A1A"/>
+          <w:sz w:val="25"/>
+          <w:szCs w:val="25"/>
+          <w:rtl/>
+        </w:rPr>
+        <w:t xml:space="preserve">٣.٦ تلوين الخريطة حسب الشركة</w:t>
+      </w:r>
+    </w:p>
+    <w:p>
+      <w:pPr>
+        <w:bidi/>
+        <w:spacing w:after="110" w:before="0" w:line="330"/>
+        <w:jc w:val="right"/>
+      </w:pPr>
+      <w:r>
+        <w:rPr>
+          <w:rFonts w:ascii="Arial" w:cs="Arial" w:eastAsia="Arial" w:hAnsi="Arial"/>
+          <w:b w:val="false"/>
+          <w:bCs w:val="false"/>
+          <w:i w:val="false"/>
+          <w:iCs w:val="false"/>
+          <w:color w:val="1A1A1A"/>
+          <w:sz w:val="22"/>
+          <w:szCs w:val="22"/>
+          <w:rtl/>
+        </w:rPr>
+        <w:t xml:space="preserve">زر 🎨 في أعلى الخريطة يبدّل التلوين: بدل ألوان الحالة، تأخذ كل شركة لونًا خاصًّا بها فترى مخيماتها مجتمعة على الخريطة.</w:t>
+      </w:r>
+    </w:p>
+    <w:tbl>
+      <w:tblPr>
+        <w:bidiVisual/>
+        <w:tblW w:type="dxa" w:w="8400"/>
+        <w:tblBorders>
+          <w:top w:val="single" w:color="auto" w:sz="4"/>
+          <w:left w:val="single" w:color="auto" w:sz="4"/>
+          <w:bottom w:val="single" w:color="auto" w:sz="4"/>
+          <w:right w:val="single" w:color="auto" w:sz="4"/>
+          <w:insideH w:val="single" w:color="auto" w:sz="4"/>
+          <w:insideV w:val="single" w:color="auto" w:sz="4"/>
+        </w:tblBorders>
+      </w:tblPr>
+      <w:tblGrid>
+        <w:gridCol w:w="2700"/>
+        <w:gridCol w:w="5700"/>
+      </w:tblGrid>
+      <w:tr>
+        <w:trPr>
+          <w:tblHeader/>
+        </w:trPr>
+        <w:tc>
+          <w:tcPr>
+            <w:tcW w:type="dxa" w:w="2700"/>
+            <w:shd w:fill="F2EAD8" w:val="clear"/>
+            <w:tcMar>
+              <w:top w:type="dxa" w:w="70"/>
+              <w:left w:type="dxa" w:w="90"/>
+              <w:bottom w:type="dxa" w:w="70"/>
+              <w:right w:type="dxa" w:w="90"/>
+            </w:tcMar>
+          </w:tcPr>
+          <w:p>
+            <w:pPr>
+              <w:bidi/>
+              <w:spacing w:after="0" w:line="300"/>
+              <w:jc w:val="right"/>
+            </w:pPr>
+            <w:r>
+              <w:rPr>
+                <w:rFonts w:ascii="Arial" w:cs="Arial" w:eastAsia="Arial" w:hAnsi="Arial"/>
+                <w:b/>
+                <w:bCs/>
+                <w:color w:val="1A1A1A"/>
+                <w:sz w:val="20"/>
+                <w:szCs w:val="20"/>
+                <w:rtl/>
+              </w:rPr>
+              <w:t xml:space="preserve">البند</w:t>
+            </w:r>
+          </w:p>
+        </w:tc>
+        <w:tc>
+          <w:tcPr>
+            <w:tcW w:type="dxa" w:w="5700"/>
+            <w:shd w:fill="F2EAD8" w:val="clear"/>
+            <w:tcMar>
+              <w:top w:type="dxa" w:w="70"/>
+              <w:left w:type="dxa" w:w="90"/>
+              <w:bottom w:type="dxa" w:w="70"/>
+              <w:right w:type="dxa" w:w="90"/>
+            </w:tcMar>
+          </w:tcPr>
+          <w:p>
+            <w:pPr>
+              <w:bidi/>
+              <w:spacing w:after="0" w:line="300"/>
+              <w:jc w:val="right"/>
+            </w:pPr>
+            <w:r>
+              <w:rPr>
+                <w:rFonts w:ascii="Arial" w:cs="Arial" w:eastAsia="Arial" w:hAnsi="Arial"/>
+                <w:b/>
+                <w:bCs/>
+                <w:color w:val="1A1A1A"/>
+                <w:sz w:val="20"/>
+                <w:szCs w:val="20"/>
+                <w:rtl/>
+              </w:rPr>
+              <w:t xml:space="preserve">التفصيل</w:t>
+            </w:r>
+          </w:p>
+        </w:tc>
+      </w:tr>
+      <w:tr>
+        <w:tc>
+          <w:tcPr>
+            <w:tcW w:type="dxa" w:w="2700"/>
+            <w:tcMar>
+              <w:top w:type="dxa" w:w="70"/>
+              <w:left w:type="dxa" w:w="90"/>
+              <w:bottom w:type="dxa" w:w="70"/>
+              <w:right w:type="dxa" w:w="90"/>
+            </w:tcMar>
+          </w:tcPr>
+          <w:p>
+            <w:pPr>
+              <w:bidi/>
+              <w:spacing w:after="0" w:line="300"/>
+              <w:jc w:val="right"/>
+            </w:pPr>
+            <w:r>
+              <w:rPr>
+                <w:rFonts w:ascii="Arial" w:cs="Arial" w:eastAsia="Arial" w:hAnsi="Arial"/>
+                <w:b w:val="false"/>
+                <w:bCs w:val="false"/>
+                <w:color w:val="5A5A5A"/>
+                <w:sz w:val="20"/>
+                <w:szCs w:val="20"/>
+                <w:rtl/>
+              </w:rPr>
+              <w:t xml:space="preserve">مصدر الشركة</w:t>
+            </w:r>
+          </w:p>
+        </w:tc>
+        <w:tc>
+          <w:tcPr>
+            <w:tcW w:type="dxa" w:w="5700"/>
+            <w:tcMar>
+              <w:top w:type="dxa" w:w="70"/>
+              <w:left w:type="dxa" w:w="90"/>
+              <w:bottom w:type="dxa" w:w="70"/>
+              <w:right w:type="dxa" w:w="90"/>
+            </w:tcMar>
+          </w:tcPr>
+          <w:p>
+            <w:pPr>
+              <w:bidi/>
+              <w:spacing w:after="0" w:line="300"/>
+              <w:jc w:val="right"/>
+            </w:pPr>
+            <w:r>
+              <w:rPr>
+                <w:rFonts w:ascii="Arial" w:cs="Arial" w:eastAsia="Arial" w:hAnsi="Arial"/>
+                <w:b w:val="false"/>
+                <w:bCs w:val="false"/>
+                <w:color w:val="5A5A5A"/>
+                <w:sz w:val="20"/>
+                <w:szCs w:val="20"/>
+                <w:rtl/>
+              </w:rPr>
+              <w:t xml:space="preserve">الشركة المسجّلة على الموقع — من الاستيراد أو من تصحيح المشرف في الميدان</w:t>
+            </w:r>
+          </w:p>
+        </w:tc>
+      </w:tr>
+      <w:tr>
+        <w:tc>
+          <w:tcPr>
+            <w:tcW w:type="dxa" w:w="2700"/>
+            <w:tcMar>
+              <w:top w:type="dxa" w:w="70"/>
+              <w:left w:type="dxa" w:w="90"/>
+              <w:bottom w:type="dxa" w:w="70"/>
+              <w:right w:type="dxa" w:w="90"/>
+            </w:tcMar>
+          </w:tcPr>
+          <w:p>
+            <w:pPr>
+              <w:bidi/>
+              <w:spacing w:after="0" w:line="300"/>
+              <w:jc w:val="right"/>
+            </w:pPr>
+            <w:r>
+              <w:rPr>
+                <w:rFonts w:ascii="Arial" w:cs="Arial" w:eastAsia="Arial" w:hAnsi="Arial"/>
+                <w:b w:val="false"/>
+                <w:bCs w:val="false"/>
+                <w:color w:val="5A5A5A"/>
+                <w:sz w:val="20"/>
+                <w:szCs w:val="20"/>
+                <w:rtl/>
+              </w:rPr>
+              <w:t xml:space="preserve">اللون</w:t>
+            </w:r>
+          </w:p>
+        </w:tc>
+        <w:tc>
+          <w:tcPr>
+            <w:tcW w:type="dxa" w:w="5700"/>
+            <w:tcMar>
+              <w:top w:type="dxa" w:w="70"/>
+              <w:left w:type="dxa" w:w="90"/>
+              <w:bottom w:type="dxa" w:w="70"/>
+              <w:right w:type="dxa" w:w="90"/>
+            </w:tcMar>
+          </w:tcPr>
+          <w:p>
+            <w:pPr>
+              <w:bidi/>
+              <w:spacing w:after="0" w:line="300"/>
+              <w:jc w:val="right"/>
+            </w:pPr>
+            <w:r>
+              <w:rPr>
+                <w:rFonts w:ascii="Arial" w:cs="Arial" w:eastAsia="Arial" w:hAnsi="Arial"/>
+                <w:b w:val="false"/>
+                <w:bCs w:val="false"/>
+                <w:color w:val="5A5A5A"/>
+                <w:sz w:val="20"/>
+                <w:szCs w:val="20"/>
+                <w:rtl/>
+              </w:rPr>
+              <w:t xml:space="preserve">ثابت لكل شركة، وموزّع ليتباعد عن ألوان الشركات المجاورة لها في القائمة</w:t>
+            </w:r>
+          </w:p>
+        </w:tc>
+      </w:tr>
+      <w:tr>
+        <w:tc>
+          <w:tcPr>
+            <w:tcW w:type="dxa" w:w="2700"/>
+            <w:tcMar>
+              <w:top w:type="dxa" w:w="70"/>
+              <w:left w:type="dxa" w:w="90"/>
+              <w:bottom w:type="dxa" w:w="70"/>
+              <w:right w:type="dxa" w:w="90"/>
+            </w:tcMar>
+          </w:tcPr>
+          <w:p>
+            <w:pPr>
+              <w:bidi/>
+              <w:spacing w:after="0" w:line="300"/>
+              <w:jc w:val="right"/>
+            </w:pPr>
+            <w:r>
+              <w:rPr>
+                <w:rFonts w:ascii="Arial" w:cs="Arial" w:eastAsia="Arial" w:hAnsi="Arial"/>
+                <w:b w:val="false"/>
+                <w:bCs w:val="false"/>
+                <w:color w:val="5A5A5A"/>
+                <w:sz w:val="20"/>
+                <w:szCs w:val="20"/>
+                <w:rtl/>
+              </w:rPr>
+              <w:t xml:space="preserve">المفتاح</w:t>
+            </w:r>
+          </w:p>
+        </w:tc>
+        <w:tc>
+          <w:tcPr>
+            <w:tcW w:type="dxa" w:w="5700"/>
+            <w:tcMar>
+              <w:top w:type="dxa" w:w="70"/>
+              <w:left w:type="dxa" w:w="90"/>
+              <w:bottom w:type="dxa" w:w="70"/>
+              <w:right w:type="dxa" w:w="90"/>
+            </w:tcMar>
+          </w:tcPr>
+          <w:p>
+            <w:pPr>
+              <w:bidi/>
+              <w:spacing w:after="0" w:line="300"/>
+              <w:jc w:val="right"/>
+            </w:pPr>
+            <w:r>
+              <w:rPr>
+                <w:rFonts w:ascii="Arial" w:cs="Arial" w:eastAsia="Arial" w:hAnsi="Arial"/>
+                <w:b w:val="false"/>
+                <w:bCs w:val="false"/>
+                <w:color w:val="5A5A5A"/>
+                <w:sz w:val="20"/>
+                <w:szCs w:val="20"/>
+                <w:rtl/>
+              </w:rPr>
+              <w:t xml:space="preserve">يظهر أسفل الخريطة بأسماء الشركات وعدد مواقع كل واحدة، الأكبر أولًا</w:t>
+            </w:r>
+          </w:p>
+        </w:tc>
+      </w:tr>
+      <w:tr>
+        <w:tc>
+          <w:tcPr>
+            <w:tcW w:type="dxa" w:w="2700"/>
+            <w:tcMar>
+              <w:top w:type="dxa" w:w="70"/>
+              <w:left w:type="dxa" w:w="90"/>
+              <w:bottom w:type="dxa" w:w="70"/>
+              <w:right w:type="dxa" w:w="90"/>
+            </w:tcMar>
+          </w:tcPr>
+          <w:p>
+            <w:pPr>
+              <w:bidi/>
+              <w:spacing w:after="0" w:line="300"/>
+              <w:jc w:val="right"/>
+            </w:pPr>
+            <w:r>
+              <w:rPr>
+                <w:rFonts w:ascii="Arial" w:cs="Arial" w:eastAsia="Arial" w:hAnsi="Arial"/>
+                <w:b w:val="false"/>
+                <w:bCs w:val="false"/>
+                <w:color w:val="5A5A5A"/>
+                <w:sz w:val="20"/>
+                <w:szCs w:val="20"/>
+                <w:rtl/>
+              </w:rPr>
+              <w:t xml:space="preserve">بلا شركة</w:t>
+            </w:r>
+          </w:p>
+        </w:tc>
+        <w:tc>
+          <w:tcPr>
+            <w:tcW w:type="dxa" w:w="5700"/>
+            <w:tcMar>
+              <w:top w:type="dxa" w:w="70"/>
+              <w:left w:type="dxa" w:w="90"/>
+              <w:bottom w:type="dxa" w:w="70"/>
+              <w:right w:type="dxa" w:w="90"/>
+            </w:tcMar>
+          </w:tcPr>
+          <w:p>
+            <w:pPr>
+              <w:bidi/>
+              <w:spacing w:after="0" w:line="300"/>
+              <w:jc w:val="right"/>
+            </w:pPr>
+            <w:r>
+              <w:rPr>
+                <w:rFonts w:ascii="Arial" w:cs="Arial" w:eastAsia="Arial" w:hAnsi="Arial"/>
+                <w:b w:val="false"/>
+                <w:bCs w:val="false"/>
+                <w:color w:val="5A5A5A"/>
+                <w:sz w:val="20"/>
+                <w:szCs w:val="20"/>
+                <w:rtl/>
+              </w:rPr>
+              <w:t xml:space="preserve">تبقى النقطة بلون حالتها، فتتميّز المواقع غير المخصَّصة بالنظر</w:t>
+            </w:r>
+          </w:p>
+        </w:tc>
+      </w:tr>
+    </w:tbl>
+    <w:p>
+      <w:pPr>
+        <w:pBdr>
+          <w:right w:val="single" w:color="C9A24B" w:sz="18" w:space="8"/>
+        </w:pBdr>
+        <w:shd w:fill="FBF6E9" w:val="clear"/>
+        <w:bidi/>
+        <w:spacing w:after="140" w:before="80" w:line="330"/>
+        <w:ind w:left="115" w:right="115"/>
+        <w:jc w:val="right"/>
+      </w:pPr>
+      <w:r>
+        <w:rPr>
+          <w:rFonts w:ascii="Arial" w:cs="Arial" w:eastAsia="Arial" w:hAnsi="Arial"/>
+          <w:color w:val="1A1A1A"/>
+          <w:sz w:val="21"/>
+          <w:szCs w:val="21"/>
+          <w:rtl/>
+        </w:rPr>
+        <w:t xml:space="preserve">التلوين للعرض فقط ولا يغيّر بيانات. وحين تطفئه تعود ألوان الحالة كما كانت.</w:t>
+      </w:r>
+    </w:p>
     <w:p>
       <w:pPr>
         <w:pStyle w:val="Heading2"/>

--- a/docs/nusuk-user-manual.docx
+++ b/docs/nusuk-user-manual.docx
@@ -83,7 +83,7 @@
           <w:szCs w:val="22"/>
           <w:rtl/>
         </w:rPr>
-        <w:t xml:space="preserve">النسخة V10.7</w:t>
+        <w:t xml:space="preserve">النسخة V10.8</w:t>
       </w:r>
     </w:p>
     <w:p>
@@ -8292,7 +8292,7 @@
                 <w:szCs w:val="20"/>
                 <w:rtl/>
               </w:rPr>
-              <w:t xml:space="preserve">اضغط «حدّث الآن» في الشريط، أو «فحص التحديثات» في تبويب النسخ والأدلة</w:t>
+              <w:t xml:space="preserve">اضغط «حدّث الآن» في الشريط، أو «فحص التحديثات» في تبويب الأدوات</w:t>
             </w:r>
           </w:p>
         </w:tc>
@@ -10693,7 +10693,7 @@
           <w:szCs w:val="22"/>
           <w:rtl/>
         </w:rPr>
-        <w:t xml:space="preserve">في تبويب «النسخ والأدلة»: «🧩 ملف الواجهات JSON» للمطوّرين، و«📄 دليل النظام Word» بنسخة تخص دورك. كلاهما يُبنى داخل التطبيق فيعمل بلا إنترنت ويطابق النسخة المشغّلة، ويحمل أرقام الوضع الحالي لحظة الاستخراج.</w:t>
+        <w:t xml:space="preserve">في تبويب «الأدوات»: «🧩 ملف الواجهات JSON» للمطوّرين، و«📄 دليل النظام Word» بنسخة تخص دورك. كلاهما يُبنى داخل التطبيق فيعمل بلا إنترنت ويطابق النسخة المشغّلة، ويحمل أرقام الوضع الحالي لحظة الاستخراج.</w:t>
       </w:r>
     </w:p>
     <w:p>
@@ -10857,7 +10857,7 @@
                 <w:szCs w:val="20"/>
                 <w:rtl/>
               </w:rPr>
-              <w:t xml:space="preserve">روح تبويب «النسخ والأدلة» واضغط «🔄 فحص التحديثات الآن». لو فيه نسخة جديدة هيظهر شريط ذهبي فوق — اضغط «تحديث الآن»</w:t>
+              <w:t xml:space="preserve">روح تبويب «الأدوات» واضغط «🔄 فحص التحديثات الآن». لو فيه نسخة جديدة هيظهر شريط ذهبي فوق — اضغط «تحديث الآن»</w:t>
             </w:r>
           </w:p>
         </w:tc>

--- a/docs/nusuk-user-manual.docx
+++ b/docs/nusuk-user-manual.docx
@@ -83,7 +83,7 @@
           <w:szCs w:val="22"/>
           <w:rtl/>
         </w:rPr>
-        <w:t xml:space="preserve">النسخة V10.8</w:t>
+        <w:t xml:space="preserve">النسخة V10.9</w:t>
       </w:r>
     </w:p>
     <w:p>
@@ -6962,7 +6962,7 @@
                 <w:szCs w:val="20"/>
                 <w:rtl/>
               </w:rPr>
-              <w:t xml:space="preserve">مصدر الشركة</w:t>
+              <w:t xml:space="preserve">وضعان</w:t>
             </w:r>
           </w:p>
         </w:tc>
@@ -6992,7 +6992,7 @@
                 <w:szCs w:val="20"/>
                 <w:rtl/>
               </w:rPr>
-              <w:t xml:space="preserve">الشركة المسجّلة على الموقع — من الاستيراد أو من تصحيح المشرف في الميدان</w:t>
+              <w:t xml:space="preserve">زرّان في أعلى الخريطة: «حالة» يلوّن بحالة المسح والتركيب، و«شركات» يلوّن بالشركة. المضيء منهما هو العامل</w:t>
             </w:r>
           </w:p>
         </w:tc>
@@ -7024,7 +7024,7 @@
                 <w:szCs w:val="20"/>
                 <w:rtl/>
               </w:rPr>
-              <w:t xml:space="preserve">اللون</w:t>
+              <w:t xml:space="preserve">الأصل</w:t>
             </w:r>
           </w:p>
         </w:tc>
@@ -7054,7 +7054,7 @@
                 <w:szCs w:val="20"/>
                 <w:rtl/>
               </w:rPr>
-              <w:t xml:space="preserve">ثابت لكل شركة، وموزّع ليتباعد عن ألوان الشركات المجاورة لها في القائمة</w:t>
+              <w:t xml:space="preserve">كل الشركات ملوّنة على الخريطة معًا — صورة كاملة للتوزيع</w:t>
             </w:r>
           </w:p>
         </w:tc>
@@ -7086,7 +7086,7 @@
                 <w:szCs w:val="20"/>
                 <w:rtl/>
               </w:rPr>
-              <w:t xml:space="preserve">المفتاح</w:t>
+              <w:t xml:space="preserve">التصفية</w:t>
             </w:r>
           </w:p>
         </w:tc>
@@ -7116,7 +7116,7 @@
                 <w:szCs w:val="20"/>
                 <w:rtl/>
               </w:rPr>
-              <w:t xml:space="preserve">يظهر أسفل الخريطة بأسماء الشركات وعدد مواقع كل واحدة، الأكبر أولًا</w:t>
+              <w:t xml:space="preserve">اضغط الشريحة أسفل الخريطة لتختار شركة أو أكثر، فتُخفى ما عداها وتبقى مواقع المختارة وحدها</w:t>
             </w:r>
           </w:p>
         </w:tc>
@@ -7148,7 +7148,7 @@
                 <w:szCs w:val="20"/>
                 <w:rtl/>
               </w:rPr>
-              <w:t xml:space="preserve">بلا شركة</w:t>
+              <w:t xml:space="preserve">البحث</w:t>
             </w:r>
           </w:p>
         </w:tc>
@@ -7178,7 +7178,69 @@
                 <w:szCs w:val="20"/>
                 <w:rtl/>
               </w:rPr>
-              <w:t xml:space="preserve">تبقى النقطة بلون حالتها، فتتميّز المواقع غير المخصَّصة بالنظر</w:t>
+              <w:t xml:space="preserve">اكتب جزءًا من الاسم في المنتقي ليُصفّى، والعدد بجوار كل شركة هو عدد مواقعها</w:t>
+            </w:r>
+          </w:p>
+        </w:tc>
+      </w:tr>
+      <w:tr>
+        <w:tc>
+          <w:tcPr>
+            <w:tcW w:type="dxa" w:w="2700"/>
+            <w:tcMar>
+              <w:top w:type="dxa" w:w="70"/>
+              <w:left w:type="dxa" w:w="90"/>
+              <w:bottom w:type="dxa" w:w="70"/>
+              <w:right w:type="dxa" w:w="90"/>
+            </w:tcMar>
+          </w:tcPr>
+          <w:p>
+            <w:pPr>
+              <w:bidi/>
+              <w:spacing w:after="0" w:line="300"/>
+              <w:jc w:val="right"/>
+            </w:pPr>
+            <w:r>
+              <w:rPr>
+                <w:rFonts w:ascii="Arial" w:cs="Arial" w:eastAsia="Arial" w:hAnsi="Arial"/>
+                <w:b w:val="false"/>
+                <w:bCs w:val="false"/>
+                <w:color w:val="5A5A5A"/>
+                <w:sz w:val="20"/>
+                <w:szCs w:val="20"/>
+                <w:rtl/>
+              </w:rPr>
+              <w:t xml:space="preserve">العودة</w:t>
+            </w:r>
+          </w:p>
+        </w:tc>
+        <w:tc>
+          <w:tcPr>
+            <w:tcW w:type="dxa" w:w="5700"/>
+            <w:tcMar>
+              <w:top w:type="dxa" w:w="70"/>
+              <w:left w:type="dxa" w:w="90"/>
+              <w:bottom w:type="dxa" w:w="70"/>
+              <w:right w:type="dxa" w:w="90"/>
+            </w:tcMar>
+          </w:tcPr>
+          <w:p>
+            <w:pPr>
+              <w:bidi/>
+              <w:spacing w:after="0" w:line="300"/>
+              <w:jc w:val="right"/>
+            </w:pPr>
+            <w:r>
+              <w:rPr>
+                <w:rFonts w:ascii="Arial" w:cs="Arial" w:eastAsia="Arial" w:hAnsi="Arial"/>
+                <w:b w:val="false"/>
+                <w:bCs w:val="false"/>
+                <w:color w:val="5A5A5A"/>
+                <w:sz w:val="20"/>
+                <w:szCs w:val="20"/>
+                <w:rtl/>
+              </w:rPr>
+              <w:t xml:space="preserve">«كل الشركات» يعيد الجميع، و«حالة» يعيد ألوان الحالة</w:t>
             </w:r>
           </w:p>
         </w:tc>
@@ -7203,7 +7265,7 @@
           <w:szCs w:val="21"/>
           <w:rtl/>
         </w:rPr>
-        <w:t xml:space="preserve">التلوين للعرض فقط ولا يغيّر بيانات. وحين تطفئه تعود ألوان الحالة كما كانت.</w:t>
+        <w:t xml:space="preserve">التصفية للعرض فقط ولا تمسّ بيانات ولا تحذف شيئًا. وهي أوضح طريقة لرؤية توزيع شركة بعينها قبل جدولتها.</w:t>
       </w:r>
     </w:p>
     <w:p>

--- a/docs/nusuk-user-manual.docx
+++ b/docs/nusuk-user-manual.docx
@@ -83,7 +83,7 @@
           <w:szCs w:val="22"/>
           <w:rtl/>
         </w:rPr>
-        <w:t xml:space="preserve">النسخة V10.9</w:t>
+        <w:t xml:space="preserve">النسخة V11.0</w:t>
       </w:r>
     </w:p>
     <w:p>

--- a/docs/nusuk-user-manual.docx
+++ b/docs/nusuk-user-manual.docx
@@ -83,7 +83,7 @@
           <w:szCs w:val="22"/>
           <w:rtl/>
         </w:rPr>
-        <w:t xml:space="preserve">النسخة V11.0</w:t>
+        <w:t xml:space="preserve">النسخة V11.1</w:t>
       </w:r>
     </w:p>
     <w:p>

--- a/docs/nusuk-user-manual.docx
+++ b/docs/nusuk-user-manual.docx
@@ -83,7 +83,7 @@
           <w:szCs w:val="22"/>
           <w:rtl/>
         </w:rPr>
-        <w:t xml:space="preserve">النسخة V11.1</w:t>
+        <w:t xml:space="preserve">النسخة V11.2</w:t>
       </w:r>
     </w:p>
     <w:p>
@@ -2348,6 +2348,567 @@
           <w:rtl/>
         </w:rPr>
         <w:t xml:space="preserve">٣ · فصل المهندس — إدارة المشروع</w:t>
+      </w:r>
+    </w:p>
+    <w:p>
+      <w:pPr>
+        <w:pStyle w:val="Heading2"/>
+        <w:bidi/>
+        <w:spacing w:after="110" w:before="250"/>
+        <w:jc w:val="right"/>
+      </w:pPr>
+      <w:r>
+        <w:rPr>
+          <w:rFonts w:ascii="Arial" w:cs="Arial" w:eastAsia="Arial" w:hAnsi="Arial"/>
+          <w:b/>
+          <w:bCs/>
+          <w:color w:val="1A1A1A"/>
+          <w:sz w:val="25"/>
+          <w:szCs w:val="25"/>
+          <w:rtl/>
+        </w:rPr>
+        <w:t xml:space="preserve">٢.٨ الخريطة — ما عليها من أدوات</w:t>
+      </w:r>
+    </w:p>
+    <w:tbl>
+      <w:tblPr>
+        <w:bidiVisual/>
+        <w:tblW w:type="dxa" w:w="8400"/>
+        <w:tblBorders>
+          <w:top w:val="single" w:color="auto" w:sz="4"/>
+          <w:left w:val="single" w:color="auto" w:sz="4"/>
+          <w:bottom w:val="single" w:color="auto" w:sz="4"/>
+          <w:right w:val="single" w:color="auto" w:sz="4"/>
+          <w:insideH w:val="single" w:color="auto" w:sz="4"/>
+          <w:insideV w:val="single" w:color="auto" w:sz="4"/>
+        </w:tblBorders>
+      </w:tblPr>
+      <w:tblGrid>
+        <w:gridCol w:w="2700"/>
+        <w:gridCol w:w="5700"/>
+      </w:tblGrid>
+      <w:tr>
+        <w:trPr>
+          <w:tblHeader/>
+        </w:trPr>
+        <w:tc>
+          <w:tcPr>
+            <w:tcW w:type="dxa" w:w="2700"/>
+            <w:shd w:fill="F2EAD8" w:val="clear"/>
+            <w:tcMar>
+              <w:top w:type="dxa" w:w="70"/>
+              <w:left w:type="dxa" w:w="90"/>
+              <w:bottom w:type="dxa" w:w="70"/>
+              <w:right w:type="dxa" w:w="90"/>
+            </w:tcMar>
+          </w:tcPr>
+          <w:p>
+            <w:pPr>
+              <w:bidi/>
+              <w:spacing w:after="0" w:line="300"/>
+              <w:jc w:val="right"/>
+            </w:pPr>
+            <w:r>
+              <w:rPr>
+                <w:rFonts w:ascii="Arial" w:cs="Arial" w:eastAsia="Arial" w:hAnsi="Arial"/>
+                <w:b/>
+                <w:bCs/>
+                <w:color w:val="1A1A1A"/>
+                <w:sz w:val="20"/>
+                <w:szCs w:val="20"/>
+                <w:rtl/>
+              </w:rPr>
+              <w:t xml:space="preserve">الأداة</w:t>
+            </w:r>
+          </w:p>
+        </w:tc>
+        <w:tc>
+          <w:tcPr>
+            <w:tcW w:type="dxa" w:w="5700"/>
+            <w:shd w:fill="F2EAD8" w:val="clear"/>
+            <w:tcMar>
+              <w:top w:type="dxa" w:w="70"/>
+              <w:left w:type="dxa" w:w="90"/>
+              <w:bottom w:type="dxa" w:w="70"/>
+              <w:right w:type="dxa" w:w="90"/>
+            </w:tcMar>
+          </w:tcPr>
+          <w:p>
+            <w:pPr>
+              <w:bidi/>
+              <w:spacing w:after="0" w:line="300"/>
+              <w:jc w:val="right"/>
+            </w:pPr>
+            <w:r>
+              <w:rPr>
+                <w:rFonts w:ascii="Arial" w:cs="Arial" w:eastAsia="Arial" w:hAnsi="Arial"/>
+                <w:b/>
+                <w:bCs/>
+                <w:color w:val="1A1A1A"/>
+                <w:sz w:val="20"/>
+                <w:szCs w:val="20"/>
+                <w:rtl/>
+              </w:rPr>
+              <w:t xml:space="preserve">ماذا تفعل</w:t>
+            </w:r>
+          </w:p>
+        </w:tc>
+      </w:tr>
+      <w:tr>
+        <w:tc>
+          <w:tcPr>
+            <w:tcW w:type="dxa" w:w="2700"/>
+            <w:tcMar>
+              <w:top w:type="dxa" w:w="70"/>
+              <w:left w:type="dxa" w:w="90"/>
+              <w:bottom w:type="dxa" w:w="70"/>
+              <w:right w:type="dxa" w:w="90"/>
+            </w:tcMar>
+          </w:tcPr>
+          <w:p>
+            <w:pPr>
+              <w:bidi/>
+              <w:spacing w:after="0" w:line="300"/>
+              <w:jc w:val="right"/>
+            </w:pPr>
+            <w:r>
+              <w:rPr>
+                <w:rFonts w:ascii="Arial" w:cs="Arial" w:eastAsia="Arial" w:hAnsi="Arial"/>
+                <w:b w:val="false"/>
+                <w:bCs w:val="false"/>
+                <w:color w:val="5A5A5A"/>
+                <w:sz w:val="20"/>
+                <w:szCs w:val="20"/>
+                <w:rtl/>
+              </w:rPr>
+              <w:t xml:space="preserve">«حالة» · «شركات»</w:t>
+            </w:r>
+          </w:p>
+        </w:tc>
+        <w:tc>
+          <w:tcPr>
+            <w:tcW w:type="dxa" w:w="5700"/>
+            <w:tcMar>
+              <w:top w:type="dxa" w:w="70"/>
+              <w:left w:type="dxa" w:w="90"/>
+              <w:bottom w:type="dxa" w:w="70"/>
+              <w:right w:type="dxa" w:w="90"/>
+            </w:tcMar>
+          </w:tcPr>
+          <w:p>
+            <w:pPr>
+              <w:bidi/>
+              <w:spacing w:after="0" w:line="300"/>
+              <w:jc w:val="right"/>
+            </w:pPr>
+            <w:r>
+              <w:rPr>
+                <w:rFonts w:ascii="Arial" w:cs="Arial" w:eastAsia="Arial" w:hAnsi="Arial"/>
+                <w:b w:val="false"/>
+                <w:bCs w:val="false"/>
+                <w:color w:val="5A5A5A"/>
+                <w:sz w:val="20"/>
+                <w:szCs w:val="20"/>
+                <w:rtl/>
+              </w:rPr>
+              <w:t xml:space="preserve">زرّان في الأعلى. «حالة» يلوّن بحالة المسح والتركيب، و«شركات» يلوّن كل شركة بلونها. المضيء منهما هو العامل</w:t>
+            </w:r>
+          </w:p>
+        </w:tc>
+      </w:tr>
+      <w:tr>
+        <w:tc>
+          <w:tcPr>
+            <w:tcW w:type="dxa" w:w="2700"/>
+            <w:tcMar>
+              <w:top w:type="dxa" w:w="70"/>
+              <w:left w:type="dxa" w:w="90"/>
+              <w:bottom w:type="dxa" w:w="70"/>
+              <w:right w:type="dxa" w:w="90"/>
+            </w:tcMar>
+          </w:tcPr>
+          <w:p>
+            <w:pPr>
+              <w:bidi/>
+              <w:spacing w:after="0" w:line="300"/>
+              <w:jc w:val="right"/>
+            </w:pPr>
+            <w:r>
+              <w:rPr>
+                <w:rFonts w:ascii="Arial" w:cs="Arial" w:eastAsia="Arial" w:hAnsi="Arial"/>
+                <w:b w:val="false"/>
+                <w:bCs w:val="false"/>
+                <w:color w:val="5A5A5A"/>
+                <w:sz w:val="20"/>
+                <w:szCs w:val="20"/>
+                <w:rtl/>
+              </w:rPr>
+              <w:t xml:space="preserve">شريحة الشركات</w:t>
+            </w:r>
+          </w:p>
+        </w:tc>
+        <w:tc>
+          <w:tcPr>
+            <w:tcW w:type="dxa" w:w="5700"/>
+            <w:tcMar>
+              <w:top w:type="dxa" w:w="70"/>
+              <w:left w:type="dxa" w:w="90"/>
+              <w:bottom w:type="dxa" w:w="70"/>
+              <w:right w:type="dxa" w:w="90"/>
+            </w:tcMar>
+          </w:tcPr>
+          <w:p>
+            <w:pPr>
+              <w:bidi/>
+              <w:spacing w:after="0" w:line="300"/>
+              <w:jc w:val="right"/>
+            </w:pPr>
+            <w:r>
+              <w:rPr>
+                <w:rFonts w:ascii="Arial" w:cs="Arial" w:eastAsia="Arial" w:hAnsi="Arial"/>
+                <w:b w:val="false"/>
+                <w:bCs w:val="false"/>
+                <w:color w:val="5A5A5A"/>
+                <w:sz w:val="20"/>
+                <w:szCs w:val="20"/>
+                <w:rtl/>
+              </w:rPr>
+              <w:t xml:space="preserve">تظهر في وضع «شركات» أسفل الخريطة. اضغطها لتختار شركة أو أكثر فتُخفى مواقع ما عداها</w:t>
+            </w:r>
+          </w:p>
+        </w:tc>
+      </w:tr>
+      <w:tr>
+        <w:tc>
+          <w:tcPr>
+            <w:tcW w:type="dxa" w:w="2700"/>
+            <w:tcMar>
+              <w:top w:type="dxa" w:w="70"/>
+              <w:left w:type="dxa" w:w="90"/>
+              <w:bottom w:type="dxa" w:w="70"/>
+              <w:right w:type="dxa" w:w="90"/>
+            </w:tcMar>
+          </w:tcPr>
+          <w:p>
+            <w:pPr>
+              <w:bidi/>
+              <w:spacing w:after="0" w:line="300"/>
+              <w:jc w:val="right"/>
+            </w:pPr>
+            <w:r>
+              <w:rPr>
+                <w:rFonts w:ascii="Arial" w:cs="Arial" w:eastAsia="Arial" w:hAnsi="Arial"/>
+                <w:b w:val="false"/>
+                <w:bCs w:val="false"/>
+                <w:color w:val="5A5A5A"/>
+                <w:sz w:val="20"/>
+                <w:szCs w:val="20"/>
+                <w:rtl/>
+              </w:rPr>
+              <w:t xml:space="preserve">«أقرب نقطة لم تُزر»</w:t>
+            </w:r>
+          </w:p>
+        </w:tc>
+        <w:tc>
+          <w:tcPr>
+            <w:tcW w:type="dxa" w:w="5700"/>
+            <w:tcMar>
+              <w:top w:type="dxa" w:w="70"/>
+              <w:left w:type="dxa" w:w="90"/>
+              <w:bottom w:type="dxa" w:w="70"/>
+              <w:right w:type="dxa" w:w="90"/>
+            </w:tcMar>
+          </w:tcPr>
+          <w:p>
+            <w:pPr>
+              <w:bidi/>
+              <w:spacing w:after="0" w:line="300"/>
+              <w:jc w:val="right"/>
+            </w:pPr>
+            <w:r>
+              <w:rPr>
+                <w:rFonts w:ascii="Arial" w:cs="Arial" w:eastAsia="Arial" w:hAnsi="Arial"/>
+                <w:b w:val="false"/>
+                <w:bCs w:val="false"/>
+                <w:color w:val="5A5A5A"/>
+                <w:sz w:val="20"/>
+                <w:szCs w:val="20"/>
+                <w:rtl/>
+              </w:rPr>
+              <w:t xml:space="preserve">شريط يعرض أقرب موقع لم يُزر بالمسافة، وزر «اذهب» يفتحه. يُخفى بضغطة ✕</w:t>
+            </w:r>
+          </w:p>
+        </w:tc>
+      </w:tr>
+      <w:tr>
+        <w:tc>
+          <w:tcPr>
+            <w:tcW w:type="dxa" w:w="2700"/>
+            <w:tcMar>
+              <w:top w:type="dxa" w:w="70"/>
+              <w:left w:type="dxa" w:w="90"/>
+              <w:bottom w:type="dxa" w:w="70"/>
+              <w:right w:type="dxa" w:w="90"/>
+            </w:tcMar>
+          </w:tcPr>
+          <w:p>
+            <w:pPr>
+              <w:bidi/>
+              <w:spacing w:after="0" w:line="300"/>
+              <w:jc w:val="right"/>
+            </w:pPr>
+            <w:r>
+              <w:rPr>
+                <w:rFonts w:ascii="Arial" w:cs="Arial" w:eastAsia="Arial" w:hAnsi="Arial"/>
+                <w:b w:val="false"/>
+                <w:bCs w:val="false"/>
+                <w:color w:val="5A5A5A"/>
+                <w:sz w:val="20"/>
+                <w:szCs w:val="20"/>
+                <w:rtl/>
+              </w:rPr>
+              <w:t xml:space="preserve">شرائح الحالة</w:t>
+            </w:r>
+          </w:p>
+        </w:tc>
+        <w:tc>
+          <w:tcPr>
+            <w:tcW w:type="dxa" w:w="5700"/>
+            <w:tcMar>
+              <w:top w:type="dxa" w:w="70"/>
+              <w:left w:type="dxa" w:w="90"/>
+              <w:bottom w:type="dxa" w:w="70"/>
+              <w:right w:type="dxa" w:w="90"/>
+            </w:tcMar>
+          </w:tcPr>
+          <w:p>
+            <w:pPr>
+              <w:bidi/>
+              <w:spacing w:after="0" w:line="300"/>
+              <w:jc w:val="right"/>
+            </w:pPr>
+            <w:r>
+              <w:rPr>
+                <w:rFonts w:ascii="Arial" w:cs="Arial" w:eastAsia="Arial" w:hAnsi="Arial"/>
+                <w:b w:val="false"/>
+                <w:bCs w:val="false"/>
+                <w:color w:val="5A5A5A"/>
+                <w:sz w:val="20"/>
+                <w:szCs w:val="20"/>
+                <w:rtl/>
+              </w:rPr>
+              <w:t xml:space="preserve">الكل · لم يُزر · تمت الزيارة — تصفّي النقاط الظاهرة</w:t>
+            </w:r>
+          </w:p>
+        </w:tc>
+      </w:tr>
+      <w:tr>
+        <w:tc>
+          <w:tcPr>
+            <w:tcW w:type="dxa" w:w="2700"/>
+            <w:tcMar>
+              <w:top w:type="dxa" w:w="70"/>
+              <w:left w:type="dxa" w:w="90"/>
+              <w:bottom w:type="dxa" w:w="70"/>
+              <w:right w:type="dxa" w:w="90"/>
+            </w:tcMar>
+          </w:tcPr>
+          <w:p>
+            <w:pPr>
+              <w:bidi/>
+              <w:spacing w:after="0" w:line="300"/>
+              <w:jc w:val="right"/>
+            </w:pPr>
+            <w:r>
+              <w:rPr>
+                <w:rFonts w:ascii="Arial" w:cs="Arial" w:eastAsia="Arial" w:hAnsi="Arial"/>
+                <w:b w:val="false"/>
+                <w:bCs w:val="false"/>
+                <w:color w:val="5A5A5A"/>
+                <w:sz w:val="20"/>
+                <w:szCs w:val="20"/>
+                <w:rtl/>
+              </w:rPr>
+              <w:t xml:space="preserve">◎ موقعي</w:t>
+            </w:r>
+          </w:p>
+        </w:tc>
+        <w:tc>
+          <w:tcPr>
+            <w:tcW w:type="dxa" w:w="5700"/>
+            <w:tcMar>
+              <w:top w:type="dxa" w:w="70"/>
+              <w:left w:type="dxa" w:w="90"/>
+              <w:bottom w:type="dxa" w:w="70"/>
+              <w:right w:type="dxa" w:w="90"/>
+            </w:tcMar>
+          </w:tcPr>
+          <w:p>
+            <w:pPr>
+              <w:bidi/>
+              <w:spacing w:after="0" w:line="300"/>
+              <w:jc w:val="right"/>
+            </w:pPr>
+            <w:r>
+              <w:rPr>
+                <w:rFonts w:ascii="Arial" w:cs="Arial" w:eastAsia="Arial" w:hAnsi="Arial"/>
+                <w:b w:val="false"/>
+                <w:bCs w:val="false"/>
+                <w:color w:val="5A5A5A"/>
+                <w:sz w:val="20"/>
+                <w:szCs w:val="20"/>
+                <w:rtl/>
+              </w:rPr>
+              <w:t xml:space="preserve">يعيد الخريطة إلى موقعك الحالي</w:t>
+            </w:r>
+          </w:p>
+        </w:tc>
+      </w:tr>
+      <w:tr>
+        <w:tc>
+          <w:tcPr>
+            <w:tcW w:type="dxa" w:w="2700"/>
+            <w:tcMar>
+              <w:top w:type="dxa" w:w="70"/>
+              <w:left w:type="dxa" w:w="90"/>
+              <w:bottom w:type="dxa" w:w="70"/>
+              <w:right w:type="dxa" w:w="90"/>
+            </w:tcMar>
+          </w:tcPr>
+          <w:p>
+            <w:pPr>
+              <w:bidi/>
+              <w:spacing w:after="0" w:line="300"/>
+              <w:jc w:val="right"/>
+            </w:pPr>
+            <w:r>
+              <w:rPr>
+                <w:rFonts w:ascii="Arial" w:cs="Arial" w:eastAsia="Arial" w:hAnsi="Arial"/>
+                <w:b w:val="false"/>
+                <w:bCs w:val="false"/>
+                <w:color w:val="5A5A5A"/>
+                <w:sz w:val="20"/>
+                <w:szCs w:val="20"/>
+                <w:rtl/>
+              </w:rPr>
+              <w:t xml:space="preserve">+ موقع غير مسجّل</w:t>
+            </w:r>
+          </w:p>
+        </w:tc>
+        <w:tc>
+          <w:tcPr>
+            <w:tcW w:type="dxa" w:w="5700"/>
+            <w:tcMar>
+              <w:top w:type="dxa" w:w="70"/>
+              <w:left w:type="dxa" w:w="90"/>
+              <w:bottom w:type="dxa" w:w="70"/>
+              <w:right w:type="dxa" w:w="90"/>
+            </w:tcMar>
+          </w:tcPr>
+          <w:p>
+            <w:pPr>
+              <w:bidi/>
+              <w:spacing w:after="0" w:line="300"/>
+              <w:jc w:val="right"/>
+            </w:pPr>
+            <w:r>
+              <w:rPr>
+                <w:rFonts w:ascii="Arial" w:cs="Arial" w:eastAsia="Arial" w:hAnsi="Arial"/>
+                <w:b w:val="false"/>
+                <w:bCs w:val="false"/>
+                <w:color w:val="5A5A5A"/>
+                <w:sz w:val="20"/>
+                <w:szCs w:val="20"/>
+                <w:rtl/>
+              </w:rPr>
+              <w:t xml:space="preserve">يفتح نموذج اقتراح موقع جديد عند نقطتك</w:t>
+            </w:r>
+          </w:p>
+        </w:tc>
+      </w:tr>
+      <w:tr>
+        <w:tc>
+          <w:tcPr>
+            <w:tcW w:type="dxa" w:w="2700"/>
+            <w:tcMar>
+              <w:top w:type="dxa" w:w="70"/>
+              <w:left w:type="dxa" w:w="90"/>
+              <w:bottom w:type="dxa" w:w="70"/>
+              <w:right w:type="dxa" w:w="90"/>
+            </w:tcMar>
+          </w:tcPr>
+          <w:p>
+            <w:pPr>
+              <w:bidi/>
+              <w:spacing w:after="0" w:line="300"/>
+              <w:jc w:val="right"/>
+            </w:pPr>
+            <w:r>
+              <w:rPr>
+                <w:rFonts w:ascii="Arial" w:cs="Arial" w:eastAsia="Arial" w:hAnsi="Arial"/>
+                <w:b w:val="false"/>
+                <w:bCs w:val="false"/>
+                <w:color w:val="5A5A5A"/>
+                <w:sz w:val="20"/>
+                <w:szCs w:val="20"/>
+                <w:rtl/>
+              </w:rPr>
+              <w:t xml:space="preserve">تحذير المساحة</w:t>
+            </w:r>
+          </w:p>
+        </w:tc>
+        <w:tc>
+          <w:tcPr>
+            <w:tcW w:type="dxa" w:w="5700"/>
+            <w:tcMar>
+              <w:top w:type="dxa" w:w="70"/>
+              <w:left w:type="dxa" w:w="90"/>
+              <w:bottom w:type="dxa" w:w="70"/>
+              <w:right w:type="dxa" w:w="90"/>
+            </w:tcMar>
+          </w:tcPr>
+          <w:p>
+            <w:pPr>
+              <w:bidi/>
+              <w:spacing w:after="0" w:line="300"/>
+              <w:jc w:val="right"/>
+            </w:pPr>
+            <w:r>
+              <w:rPr>
+                <w:rFonts w:ascii="Arial" w:cs="Arial" w:eastAsia="Arial" w:hAnsi="Arial"/>
+                <w:b w:val="false"/>
+                <w:bCs w:val="false"/>
+                <w:color w:val="5A5A5A"/>
+                <w:sz w:val="20"/>
+                <w:szCs w:val="20"/>
+                <w:rtl/>
+              </w:rPr>
+              <w:t xml:space="preserve">شريط برتقالي يظهر عند امتلاء ٨٥٪ من مساحة الجهاز، وزره يرفع بياناتك</w:t>
+            </w:r>
+          </w:p>
+        </w:tc>
+      </w:tr>
+    </w:tbl>
+    <w:p>
+      <w:pPr>
+        <w:pBdr>
+          <w:right w:val="single" w:color="C9A24B" w:sz="18" w:space="8"/>
+        </w:pBdr>
+        <w:shd w:fill="FBF6E9" w:val="clear"/>
+        <w:bidi/>
+        <w:spacing w:after="140" w:before="80" w:line="330"/>
+        <w:ind w:left="115" w:right="115"/>
+        <w:jc w:val="right"/>
+      </w:pPr>
+      <w:r>
+        <w:rPr>
+          <w:rFonts w:ascii="Arial" w:cs="Arial" w:eastAsia="Arial" w:hAnsi="Arial"/>
+          <w:color w:val="1A1A1A"/>
+          <w:sz w:val="21"/>
+          <w:szCs w:val="21"/>
+          <w:rtl/>
+        </w:rPr>
+        <w:t xml:space="preserve">كل ما على الخريطة للعرض والتصفية — لا يغيّر بيانات ولا يحذف موقعًا.</w:t>
       </w:r>
     </w:p>
     <w:p>

--- a/docs/nusuk-user-manual.docx
+++ b/docs/nusuk-user-manual.docx
@@ -83,7 +83,7 @@
           <w:szCs w:val="22"/>
           <w:rtl/>
         </w:rPr>
-        <w:t xml:space="preserve">النسخة V11.2</w:t>
+        <w:t xml:space="preserve">النسخة V11.3</w:t>
       </w:r>
     </w:p>
     <w:p>

--- a/docs/nusuk-user-manual.docx
+++ b/docs/nusuk-user-manual.docx
@@ -83,7 +83,7 @@
           <w:szCs w:val="22"/>
           <w:rtl/>
         </w:rPr>
-        <w:t xml:space="preserve">النسخة V11.3</w:t>
+        <w:t xml:space="preserve">النسخة V11.4</w:t>
       </w:r>
     </w:p>
     <w:p>
@@ -2573,7 +2573,7 @@
                 <w:szCs w:val="20"/>
                 <w:rtl/>
               </w:rPr>
-              <w:t xml:space="preserve">تظهر في وضع «شركات» أسفل الخريطة. اضغطها لتختار شركة أو أكثر فتُخفى مواقع ما عداها</w:t>
+              <w:t xml:space="preserve">تظهر في وضع «شركات» أسفل الخريطة. اضغطها لتفتح القائمة، وعلّم ✓ أمام ما تريد ثم «عرض» فتُخفى مواقع ما عداها. والخريطة تفتح دائمًا على وضع «حالة»</w:t>
             </w:r>
           </w:p>
         </w:tc>

--- a/docs/nusuk-user-manual.docx
+++ b/docs/nusuk-user-manual.docx
@@ -83,7 +83,7 @@
           <w:szCs w:val="22"/>
           <w:rtl/>
         </w:rPr>
-        <w:t xml:space="preserve">النسخة V11.4</w:t>
+        <w:t xml:space="preserve">النسخة V11.5</w:t>
       </w:r>
     </w:p>
     <w:p>

--- a/docs/nusuk-user-manual.docx
+++ b/docs/nusuk-user-manual.docx
@@ -83,7 +83,7 @@
           <w:szCs w:val="22"/>
           <w:rtl/>
         </w:rPr>
-        <w:t xml:space="preserve">النسخة V11.5</w:t>
+        <w:t xml:space="preserve">النسخة V11.6</w:t>
       </w:r>
     </w:p>
     <w:p>
@@ -2573,7 +2573,7 @@
                 <w:szCs w:val="20"/>
                 <w:rtl/>
               </w:rPr>
-              <w:t xml:space="preserve">تظهر في وضع «شركات» أسفل الخريطة. اضغطها لتفتح القائمة، وعلّم ✓ أمام ما تريد ثم «عرض» فتُخفى مواقع ما عداها. والخريطة تفتح دائمًا على وضع «حالة»</w:t>
+              <w:t xml:space="preserve">تظهر في وضع «شركات» أسفل الخريطة. اضغطها لتفتح القائمة، وعلّم ✓ أمام ما تريد ثم «عرض» فتُخفى مواقع ما عداها. و«مسح التحديد» يُفرغ العلامات دفعة واحدة دون إغلاق. والخريطة تفتح دائمًا على وضع «حالة»</w:t>
             </w:r>
           </w:p>
         </w:tc>

--- a/docs/nusuk-user-manual.docx
+++ b/docs/nusuk-user-manual.docx
@@ -83,7 +83,7 @@
           <w:szCs w:val="22"/>
           <w:rtl/>
         </w:rPr>
-        <w:t xml:space="preserve">النسخة V11.6</w:t>
+        <w:t xml:space="preserve">النسخة V11.7</w:t>
       </w:r>
     </w:p>
     <w:p>

--- a/docs/nusuk-user-manual.docx
+++ b/docs/nusuk-user-manual.docx
@@ -83,7 +83,7 @@
           <w:szCs w:val="22"/>
           <w:rtl/>
         </w:rPr>
-        <w:t xml:space="preserve">النسخة V11.7</w:t>
+        <w:t xml:space="preserve">النسخة V11.8</w:t>
       </w:r>
     </w:p>
     <w:p>
@@ -8322,6 +8322,68 @@
                 <w:rtl/>
               </w:rPr>
               <w:t xml:space="preserve">كل شركة ومواقعها وما رُكّب فيها وما تعذّر، والأقل إنجازًا في أعلى الجدول</w:t>
+            </w:r>
+          </w:p>
+        </w:tc>
+      </w:tr>
+      <w:tr>
+        <w:tc>
+          <w:tcPr>
+            <w:tcW w:type="dxa" w:w="2700"/>
+            <w:tcMar>
+              <w:top w:type="dxa" w:w="70"/>
+              <w:left w:type="dxa" w:w="90"/>
+              <w:bottom w:type="dxa" w:w="70"/>
+              <w:right w:type="dxa" w:w="90"/>
+            </w:tcMar>
+          </w:tcPr>
+          <w:p>
+            <w:pPr>
+              <w:bidi/>
+              <w:spacing w:after="0" w:line="300"/>
+              <w:jc w:val="right"/>
+            </w:pPr>
+            <w:r>
+              <w:rPr>
+                <w:rFonts w:ascii="Arial" w:cs="Arial" w:eastAsia="Arial" w:hAnsi="Arial"/>
+                <w:b w:val="false"/>
+                <w:bCs w:val="false"/>
+                <w:color w:val="5A5A5A"/>
+                <w:sz w:val="20"/>
+                <w:szCs w:val="20"/>
+                <w:rtl/>
+              </w:rPr>
+              <w:t xml:space="preserve">التحديات — أين وما هي وما المطلوب</w:t>
+            </w:r>
+          </w:p>
+        </w:tc>
+        <w:tc>
+          <w:tcPr>
+            <w:tcW w:type="dxa" w:w="5700"/>
+            <w:tcMar>
+              <w:top w:type="dxa" w:w="70"/>
+              <w:left w:type="dxa" w:w="90"/>
+              <w:bottom w:type="dxa" w:w="70"/>
+              <w:right w:type="dxa" w:w="90"/>
+            </w:tcMar>
+          </w:tcPr>
+          <w:p>
+            <w:pPr>
+              <w:bidi/>
+              <w:spacing w:after="0" w:line="300"/>
+              <w:jc w:val="right"/>
+            </w:pPr>
+            <w:r>
+              <w:rPr>
+                <w:rFonts w:ascii="Arial" w:cs="Arial" w:eastAsia="Arial" w:hAnsi="Arial"/>
+                <w:b w:val="false"/>
+                <w:bCs w:val="false"/>
+                <w:color w:val="5A5A5A"/>
+                <w:sz w:val="20"/>
+                <w:szCs w:val="20"/>
+                <w:rtl/>
+              </w:rPr>
+              <w:t xml:space="preserve">جدول بكل موقع له عائق: موضعه بالمشعر والمربع والشاخص والشركة، والتحدي المصنَّف، ونصّ يكتبه المشرف في الميدان يوضّح ما يحتاجه — مقاسًا ناقصًا أو جهةً تُخاطَب أو بديلًا مقترحًا. وأربعة عدّادات: القائم والمحلول وما له وصف تفصيلي وتوزيعه على المشاعر</w:t>
             </w:r>
           </w:p>
         </w:tc>

--- a/docs/nusuk-user-manual.docx
+++ b/docs/nusuk-user-manual.docx
@@ -83,7 +83,7 @@
           <w:szCs w:val="22"/>
           <w:rtl/>
         </w:rPr>
-        <w:t xml:space="preserve">النسخة V11.8</w:t>
+        <w:t xml:space="preserve">النسخة V11.9</w:t>
       </w:r>
     </w:p>
     <w:p>
@@ -2481,7 +2481,7 @@
                 <w:szCs w:val="20"/>
                 <w:rtl/>
               </w:rPr>
-              <w:t xml:space="preserve">«حالة» · «شركات»</w:t>
+              <w:t xml:space="preserve">زر «شركات»</w:t>
             </w:r>
           </w:p>
         </w:tc>
@@ -2511,7 +2511,7 @@
                 <w:szCs w:val="20"/>
                 <w:rtl/>
               </w:rPr>
-              <w:t xml:space="preserve">زرّان في الأعلى. «حالة» يلوّن بحالة المسح والتركيب، و«شركات» يلوّن كل شركة بلونها. المضيء منهما هو العامل</w:t>
+              <w:t xml:space="preserve">يبدّل تلوين النقاط: مطفأ فألوان الحالة المعتادة، ومضيء فلكل شركة لونها. اضغطه ثانيةً للعودة</w:t>
             </w:r>
           </w:p>
         </w:tc>
@@ -2573,7 +2573,7 @@
                 <w:szCs w:val="20"/>
                 <w:rtl/>
               </w:rPr>
-              <w:t xml:space="preserve">تظهر في وضع «شركات» أسفل الخريطة. اضغطها لتفتح القائمة، وعلّم ✓ أمام ما تريد ثم «عرض» فتُخفى مواقع ما عداها. و«مسح التحديد» يُفرغ العلامات دفعة واحدة دون إغلاق. والخريطة تفتح دائمًا على وضع «حالة»</w:t>
+              <w:t xml:space="preserve">تظهر في وضع «شركات» أسفل الخريطة. اضغطها لتفتح القائمة، وعلّم ✓ أمام ما تريد ثم «عرض» فتُخفى مواقع ما عداها. و«مسح التحديد» يُفرغ العلامات دون إغلاق، و«عرض الكل» بلا علامات يُعيد الجميع. والخريطة تفتح دائمًا على وضع «حالة»</w:t>
             </w:r>
           </w:p>
         </w:tc>

--- a/docs/nusuk-user-manual.docx
+++ b/docs/nusuk-user-manual.docx
@@ -83,7 +83,7 @@
           <w:szCs w:val="22"/>
           <w:rtl/>
         </w:rPr>
-        <w:t xml:space="preserve">النسخة V11.9</w:t>
+        <w:t xml:space="preserve">النسخة V12.0</w:t>
       </w:r>
     </w:p>
     <w:p>
@@ -8383,7 +8383,7 @@
                 <w:szCs w:val="20"/>
                 <w:rtl/>
               </w:rPr>
-              <w:t xml:space="preserve">جدول بكل موقع له عائق: موضعه بالمشعر والمربع والشاخص والشركة، والتحدي المصنَّف، ونصّ يكتبه المشرف في الميدان يوضّح ما يحتاجه — مقاسًا ناقصًا أو جهةً تُخاطَب أو بديلًا مقترحًا. وأربعة عدّادات: القائم والمحلول وما له وصف تفصيلي وتوزيعه على المشاعر</w:t>
+              <w:t xml:space="preserve">جدول بكل موقع له عائق: موضعه بالمشعر والمربع والشاخص والشركة، والتحدي المصنَّف، ونصّ يكتبه المشرف في الميدان يوضّح ما يحتاجه — مقاسًا ناقصًا أو جهةً تُخاطَب أو بديلًا مقترحًا. ولوحة كاملة: كم تحدّيًا ظهر وكم عُولج وكم بقي ونسبة المعالجة بشريط تقدّم، وجدول بأنواع التحديات مرتّبًا الأعلق أولًا بأعمدة ظهر وعُولج وباقٍ، وتوزيع القائم على المشاعر</w:t>
             </w:r>
           </w:p>
         </w:tc>

--- a/docs/nusuk-user-manual.docx
+++ b/docs/nusuk-user-manual.docx
@@ -83,7 +83,7 @@
           <w:szCs w:val="22"/>
           <w:rtl/>
         </w:rPr>
-        <w:t xml:space="preserve">النسخة V12.1</w:t>
+        <w:t xml:space="preserve">النسخة V12.2</w:t>
       </w:r>
     </w:p>
     <w:p>

--- a/docs/nusuk-user-manual.docx
+++ b/docs/nusuk-user-manual.docx
@@ -4,6 +4,7 @@
   <w:body>
     <w:p>
       <w:pPr>
+        <w:bidi/>
         <w:spacing w:after="0" w:before="1800"/>
         <w:jc w:val="center"/>
       </w:pPr>
@@ -22,6 +23,7 @@
     </w:p>
     <w:p>
       <w:pPr>
+        <w:bidi/>
         <w:spacing w:after="60" w:before="140"/>
         <w:jc w:val="center"/>
       </w:pPr>
@@ -40,6 +42,7 @@
     </w:p>
     <w:p>
       <w:pPr>
+        <w:bidi/>
         <w:spacing w:after="1000"/>
         <w:jc w:val="center"/>
       </w:pPr>
@@ -56,6 +59,7 @@
     </w:p>
     <w:p>
       <w:pPr>
+        <w:bidi/>
         <w:spacing w:after="50"/>
         <w:jc w:val="center"/>
       </w:pPr>
@@ -72,6 +76,7 @@
     </w:p>
     <w:p>
       <w:pPr>
+        <w:bidi/>
         <w:spacing w:after="50"/>
         <w:jc w:val="center"/>
       </w:pPr>
@@ -83,11 +88,12 @@
           <w:szCs w:val="22"/>
           <w:rtl/>
         </w:rPr>
-        <w:t xml:space="preserve">النسخة V12.2</w:t>
-      </w:r>
-    </w:p>
-    <w:p>
-      <w:pPr>
+        <w:t xml:space="preserve">النسخة V12.3</w:t>
+      </w:r>
+    </w:p>
+    <w:p>
+      <w:pPr>
+        <w:bidi/>
         <w:spacing w:after="50"/>
         <w:jc w:val="center"/>
       </w:pPr>
@@ -103,6 +109,9 @@
       </w:r>
     </w:p>
     <w:p>
+      <w:pPr>
+        <w:bidi/>
+      </w:pPr>
       <w:r>
         <w:br w:type="page"/>
       </w:r>
@@ -168,6 +177,9 @@
       </w:r>
     </w:p>
     <w:p>
+      <w:pPr>
+        <w:bidi/>
+      </w:pPr>
       <w:r>
         <w:br w:type="page"/>
       </w:r>
@@ -761,6 +773,9 @@
       </w:tr>
     </w:tbl>
     <w:p>
+      <w:pPr>
+        <w:bidi/>
+      </w:pPr>
       <w:r>
         <w:br w:type="page"/>
       </w:r>
@@ -3927,6 +3942,9 @@
       </w:r>
     </w:p>
     <w:p>
+      <w:pPr>
+        <w:bidi/>
+      </w:pPr>
       <w:r>
         <w:br w:type="page"/>
       </w:r>
@@ -8928,6 +8946,9 @@
       </w:r>
     </w:p>
     <w:p>
+      <w:pPr>
+        <w:bidi/>
+      </w:pPr>
       <w:r>
         <w:br w:type="page"/>
       </w:r>
@@ -10184,6 +10205,9 @@
       </w:r>
     </w:p>
     <w:p>
+      <w:pPr>
+        <w:bidi/>
+      </w:pPr>
       <w:r>
         <w:br w:type="page"/>
       </w:r>
@@ -15012,6 +15036,7 @@
 <w:ftr xmlns:wpc="http://schemas.microsoft.com/office/word/2010/wordprocessingCanvas" xmlns:mc="http://schemas.openxmlformats.org/markup-compatibility/2006" xmlns:o="urn:schemas-microsoft-com:office:office" xmlns:r="http://schemas.openxmlformats.org/officeDocument/2006/relationships" xmlns:m="http://schemas.openxmlformats.org/officeDocument/2006/math" xmlns:v="urn:schemas-microsoft-com:vml" xmlns:wp14="http://schemas.microsoft.com/office/word/2010/wordprocessingDrawing" xmlns:wp="http://schemas.openxmlformats.org/drawingml/2006/wordprocessingDrawing" xmlns:w10="urn:schemas-microsoft-com:office:word" xmlns:w="http://schemas.openxmlformats.org/wordprocessingml/2006/main" xmlns:w14="http://schemas.microsoft.com/office/word/2010/wordml" xmlns:w15="http://schemas.microsoft.com/office/word/2012/wordml" xmlns:wpg="http://schemas.microsoft.com/office/word/2010/wordprocessingGroup" xmlns:wpi="http://schemas.microsoft.com/office/word/2010/wordprocessingInk" xmlns:wne="http://schemas.microsoft.com/office/word/2006/wordml" xmlns:wps="http://schemas.microsoft.com/office/word/2010/wordprocessingShape">
   <w:p>
     <w:pPr>
+      <w:bidi/>
       <w:jc w:val="center"/>
     </w:pPr>
     <w:r>

--- a/docs/nusuk-user-manual.docx
+++ b/docs/nusuk-user-manual.docx
@@ -88,7 +88,7 @@
           <w:szCs w:val="22"/>
           <w:rtl/>
         </w:rPr>
-        <w:t xml:space="preserve">النسخة V12.3</w:t>
+        <w:t xml:space="preserve">النسخة V12.4</w:t>
       </w:r>
     </w:p>
     <w:p>
@@ -5876,7 +5876,7 @@
                 <w:szCs w:val="20"/>
                 <w:rtl/>
               </w:rPr>
-              <w:t xml:space="preserve">حسب المشعر</w:t>
+              <w:t xml:space="preserve">حسب المشعر ونوع النقطة</w:t>
             </w:r>
           </w:p>
         </w:tc>
@@ -9353,7 +9353,7 @@
                 <w:szCs w:val="20"/>
                 <w:rtl/>
               </w:rPr>
-              <w:t xml:space="preserve">حسب المشعر</w:t>
+              <w:t xml:space="preserve">حسب المشعر ونوع النقطة</w:t>
             </w:r>
           </w:p>
         </w:tc>
@@ -9851,7 +9851,7 @@
                 <w:szCs w:val="20"/>
                 <w:rtl/>
               </w:rPr>
-              <w:t xml:space="preserve">حسب المشعر</w:t>
+              <w:t xml:space="preserve">حسب المشعر ونوع النقطة</w:t>
             </w:r>
           </w:p>
         </w:tc>
@@ -9881,7 +9881,7 @@
                 <w:szCs w:val="20"/>
                 <w:rtl/>
               </w:rPr>
-              <w:t xml:space="preserve">منى وعرفات ومزدلفة، ولكل مشعر إجماليه ومجدوله ومُركّبه ونسبته — لمعرفة أي مشعر متأخّر</w:t>
+              <w:t xml:space="preserve">منى وعرفات ومزدلفة، ولكل مشعر إجماليه ونسبته، وتحته أنواع نقاطه مرتّبة بالعدد — مخيمات وممرات ومنطقة الجمرات ومحطات القطار وكاميرات الوزارة ومسجد نمرة — فيُرى أي نوع يتأخّر داخل أي مشعر</w:t>
             </w:r>
           </w:p>
         </w:tc>

--- a/docs/nusuk-user-manual.docx
+++ b/docs/nusuk-user-manual.docx
@@ -88,7 +88,7 @@
           <w:szCs w:val="22"/>
           <w:rtl/>
         </w:rPr>
-        <w:t xml:space="preserve">النسخة V12.4</w:t>
+        <w:t xml:space="preserve">النسخة V12.5</w:t>
       </w:r>
     </w:p>
     <w:p>
@@ -8951,6 +8951,505 @@
       </w:pPr>
       <w:r>
         <w:br w:type="page"/>
+      </w:r>
+    </w:p>
+    <w:p>
+      <w:pPr>
+        <w:pStyle w:val="Heading2"/>
+        <w:bidi/>
+        <w:spacing w:after="110" w:before="250"/>
+        <w:jc w:val="right"/>
+      </w:pPr>
+      <w:r>
+        <w:rPr>
+          <w:rFonts w:ascii="Arial" w:cs="Arial" w:eastAsia="Arial" w:hAnsi="Arial"/>
+          <w:b/>
+          <w:bCs/>
+          <w:color w:val="1A1A1A"/>
+          <w:sz w:val="25"/>
+          <w:szCs w:val="25"/>
+          <w:rtl/>
+        </w:rPr>
+        <w:t xml:space="preserve">٣.١٧ أقسام تبويب «تشغيل»</w:t>
+      </w:r>
+    </w:p>
+    <w:tbl>
+      <w:tblPr>
+        <w:bidiVisual/>
+        <w:tblW w:type="dxa" w:w="8400"/>
+        <w:tblBorders>
+          <w:top w:val="single" w:color="auto" w:sz="4"/>
+          <w:left w:val="single" w:color="auto" w:sz="4"/>
+          <w:bottom w:val="single" w:color="auto" w:sz="4"/>
+          <w:right w:val="single" w:color="auto" w:sz="4"/>
+          <w:insideH w:val="single" w:color="auto" w:sz="4"/>
+          <w:insideV w:val="single" w:color="auto" w:sz="4"/>
+        </w:tblBorders>
+      </w:tblPr>
+      <w:tblGrid>
+        <w:gridCol w:w="2700"/>
+        <w:gridCol w:w="5700"/>
+      </w:tblGrid>
+      <w:tr>
+        <w:trPr>
+          <w:tblHeader/>
+        </w:trPr>
+        <w:tc>
+          <w:tcPr>
+            <w:tcW w:type="dxa" w:w="2700"/>
+            <w:shd w:fill="F2EAD8" w:val="clear"/>
+            <w:tcMar>
+              <w:top w:type="dxa" w:w="70"/>
+              <w:left w:type="dxa" w:w="90"/>
+              <w:bottom w:type="dxa" w:w="70"/>
+              <w:right w:type="dxa" w:w="90"/>
+            </w:tcMar>
+          </w:tcPr>
+          <w:p>
+            <w:pPr>
+              <w:bidi/>
+              <w:spacing w:after="0" w:line="300"/>
+              <w:jc w:val="right"/>
+            </w:pPr>
+            <w:r>
+              <w:rPr>
+                <w:rFonts w:ascii="Arial" w:cs="Arial" w:eastAsia="Arial" w:hAnsi="Arial"/>
+                <w:b/>
+                <w:bCs/>
+                <w:color w:val="1A1A1A"/>
+                <w:sz w:val="20"/>
+                <w:szCs w:val="20"/>
+                <w:rtl/>
+              </w:rPr>
+              <w:t xml:space="preserve">القسم</w:t>
+            </w:r>
+          </w:p>
+        </w:tc>
+        <w:tc>
+          <w:tcPr>
+            <w:tcW w:type="dxa" w:w="5700"/>
+            <w:shd w:fill="F2EAD8" w:val="clear"/>
+            <w:tcMar>
+              <w:top w:type="dxa" w:w="70"/>
+              <w:left w:type="dxa" w:w="90"/>
+              <w:bottom w:type="dxa" w:w="70"/>
+              <w:right w:type="dxa" w:w="90"/>
+            </w:tcMar>
+          </w:tcPr>
+          <w:p>
+            <w:pPr>
+              <w:bidi/>
+              <w:spacing w:after="0" w:line="300"/>
+              <w:jc w:val="right"/>
+            </w:pPr>
+            <w:r>
+              <w:rPr>
+                <w:rFonts w:ascii="Arial" w:cs="Arial" w:eastAsia="Arial" w:hAnsi="Arial"/>
+                <w:b/>
+                <w:bCs/>
+                <w:color w:val="1A1A1A"/>
+                <w:sz w:val="20"/>
+                <w:szCs w:val="20"/>
+                <w:rtl/>
+              </w:rPr>
+              <w:t xml:space="preserve">ما يعرضه</w:t>
+            </w:r>
+          </w:p>
+        </w:tc>
+      </w:tr>
+      <w:tr>
+        <w:tc>
+          <w:tcPr>
+            <w:tcW w:type="dxa" w:w="2700"/>
+            <w:tcMar>
+              <w:top w:type="dxa" w:w="70"/>
+              <w:left w:type="dxa" w:w="90"/>
+              <w:bottom w:type="dxa" w:w="70"/>
+              <w:right w:type="dxa" w:w="90"/>
+            </w:tcMar>
+          </w:tcPr>
+          <w:p>
+            <w:pPr>
+              <w:bidi/>
+              <w:spacing w:after="0" w:line="300"/>
+              <w:jc w:val="right"/>
+            </w:pPr>
+            <w:r>
+              <w:rPr>
+                <w:rFonts w:ascii="Arial" w:cs="Arial" w:eastAsia="Arial" w:hAnsi="Arial"/>
+                <w:b w:val="false"/>
+                <w:bCs w:val="false"/>
+                <w:color w:val="5A5A5A"/>
+                <w:sz w:val="20"/>
+                <w:szCs w:val="20"/>
+                <w:rtl/>
+              </w:rPr>
+              <w:t xml:space="preserve">المسح الميداني</w:t>
+            </w:r>
+          </w:p>
+        </w:tc>
+        <w:tc>
+          <w:tcPr>
+            <w:tcW w:type="dxa" w:w="5700"/>
+            <w:tcMar>
+              <w:top w:type="dxa" w:w="70"/>
+              <w:left w:type="dxa" w:w="90"/>
+              <w:bottom w:type="dxa" w:w="70"/>
+              <w:right w:type="dxa" w:w="90"/>
+            </w:tcMar>
+          </w:tcPr>
+          <w:p>
+            <w:pPr>
+              <w:bidi/>
+              <w:spacing w:after="0" w:line="300"/>
+              <w:jc w:val="right"/>
+            </w:pPr>
+            <w:r>
+              <w:rPr>
+                <w:rFonts w:ascii="Arial" w:cs="Arial" w:eastAsia="Arial" w:hAnsi="Arial"/>
+                <w:b w:val="false"/>
+                <w:bCs w:val="false"/>
+                <w:color w:val="5A5A5A"/>
+                <w:sz w:val="20"/>
+                <w:szCs w:val="20"/>
+                <w:rtl/>
+              </w:rPr>
+              <w:t xml:space="preserve">ما مُسح اليوم وهذا الأسبوع، ومدى ملاءمة المواقع للتركيب: مناسب · مناسب بتعديل · غير مناسب</w:t>
+            </w:r>
+          </w:p>
+        </w:tc>
+      </w:tr>
+      <w:tr>
+        <w:tc>
+          <w:tcPr>
+            <w:tcW w:type="dxa" w:w="2700"/>
+            <w:tcMar>
+              <w:top w:type="dxa" w:w="70"/>
+              <w:left w:type="dxa" w:w="90"/>
+              <w:bottom w:type="dxa" w:w="70"/>
+              <w:right w:type="dxa" w:w="90"/>
+            </w:tcMar>
+          </w:tcPr>
+          <w:p>
+            <w:pPr>
+              <w:bidi/>
+              <w:spacing w:after="0" w:line="300"/>
+              <w:jc w:val="right"/>
+            </w:pPr>
+            <w:r>
+              <w:rPr>
+                <w:rFonts w:ascii="Arial" w:cs="Arial" w:eastAsia="Arial" w:hAnsi="Arial"/>
+                <w:b w:val="false"/>
+                <w:bCs w:val="false"/>
+                <w:color w:val="5A5A5A"/>
+                <w:sz w:val="20"/>
+                <w:szCs w:val="20"/>
+                <w:rtl/>
+              </w:rPr>
+              <w:t xml:space="preserve">التحديات الميدانية</w:t>
+            </w:r>
+          </w:p>
+        </w:tc>
+        <w:tc>
+          <w:tcPr>
+            <w:tcW w:type="dxa" w:w="5700"/>
+            <w:tcMar>
+              <w:top w:type="dxa" w:w="70"/>
+              <w:left w:type="dxa" w:w="90"/>
+              <w:bottom w:type="dxa" w:w="70"/>
+              <w:right w:type="dxa" w:w="90"/>
+            </w:tcMar>
+          </w:tcPr>
+          <w:p>
+            <w:pPr>
+              <w:bidi/>
+              <w:spacing w:after="0" w:line="300"/>
+              <w:jc w:val="right"/>
+            </w:pPr>
+            <w:r>
+              <w:rPr>
+                <w:rFonts w:ascii="Arial" w:cs="Arial" w:eastAsia="Arial" w:hAnsi="Arial"/>
+                <w:b w:val="false"/>
+                <w:bCs w:val="false"/>
+                <w:color w:val="5A5A5A"/>
+                <w:sz w:val="20"/>
+                <w:szCs w:val="20"/>
+                <w:rtl/>
+              </w:rPr>
+              <w:t xml:space="preserve">تصنيف العوائق وأعدادها موزّعة على المشاعر. وتفصيل كل موقع بنصّه في قسم التحديات بتبويب «متابعة»</w:t>
+            </w:r>
+          </w:p>
+        </w:tc>
+      </w:tr>
+      <w:tr>
+        <w:tc>
+          <w:tcPr>
+            <w:tcW w:type="dxa" w:w="2700"/>
+            <w:tcMar>
+              <w:top w:type="dxa" w:w="70"/>
+              <w:left w:type="dxa" w:w="90"/>
+              <w:bottom w:type="dxa" w:w="70"/>
+              <w:right w:type="dxa" w:w="90"/>
+            </w:tcMar>
+          </w:tcPr>
+          <w:p>
+            <w:pPr>
+              <w:bidi/>
+              <w:spacing w:after="0" w:line="300"/>
+              <w:jc w:val="right"/>
+            </w:pPr>
+            <w:r>
+              <w:rPr>
+                <w:rFonts w:ascii="Arial" w:cs="Arial" w:eastAsia="Arial" w:hAnsi="Arial"/>
+                <w:b w:val="false"/>
+                <w:bCs w:val="false"/>
+                <w:color w:val="5A5A5A"/>
+                <w:sz w:val="20"/>
+                <w:szCs w:val="20"/>
+                <w:rtl/>
+              </w:rPr>
+              <w:t xml:space="preserve">المتعذّر والراكد</w:t>
+            </w:r>
+          </w:p>
+        </w:tc>
+        <w:tc>
+          <w:tcPr>
+            <w:tcW w:type="dxa" w:w="5700"/>
+            <w:tcMar>
+              <w:top w:type="dxa" w:w="70"/>
+              <w:left w:type="dxa" w:w="90"/>
+              <w:bottom w:type="dxa" w:w="70"/>
+              <w:right w:type="dxa" w:w="90"/>
+            </w:tcMar>
+          </w:tcPr>
+          <w:p>
+            <w:pPr>
+              <w:bidi/>
+              <w:spacing w:after="0" w:line="300"/>
+              <w:jc w:val="right"/>
+            </w:pPr>
+            <w:r>
+              <w:rPr>
+                <w:rFonts w:ascii="Arial" w:cs="Arial" w:eastAsia="Arial" w:hAnsi="Arial"/>
+                <w:b w:val="false"/>
+                <w:bCs w:val="false"/>
+                <w:color w:val="5A5A5A"/>
+                <w:sz w:val="20"/>
+                <w:szCs w:val="20"/>
+                <w:rtl/>
+              </w:rPr>
+              <w:t xml:space="preserve">ما تعذّر تركيبه بأسبابه، وما مضى على جدولته أيام بلا حركة — مرتّبًا بالعمر فالأقدم أولًا</w:t>
+            </w:r>
+          </w:p>
+        </w:tc>
+      </w:tr>
+      <w:tr>
+        <w:tc>
+          <w:tcPr>
+            <w:tcW w:type="dxa" w:w="2700"/>
+            <w:tcMar>
+              <w:top w:type="dxa" w:w="70"/>
+              <w:left w:type="dxa" w:w="90"/>
+              <w:bottom w:type="dxa" w:w="70"/>
+              <w:right w:type="dxa" w:w="90"/>
+            </w:tcMar>
+          </w:tcPr>
+          <w:p>
+            <w:pPr>
+              <w:bidi/>
+              <w:spacing w:after="0" w:line="300"/>
+              <w:jc w:val="right"/>
+            </w:pPr>
+            <w:r>
+              <w:rPr>
+                <w:rFonts w:ascii="Arial" w:cs="Arial" w:eastAsia="Arial" w:hAnsi="Arial"/>
+                <w:b w:val="false"/>
+                <w:bCs w:val="false"/>
+                <w:color w:val="5A5A5A"/>
+                <w:sz w:val="20"/>
+                <w:szCs w:val="20"/>
+                <w:rtl/>
+              </w:rPr>
+              <w:t xml:space="preserve">التدقيق والسيريالات</w:t>
+            </w:r>
+          </w:p>
+        </w:tc>
+        <w:tc>
+          <w:tcPr>
+            <w:tcW w:type="dxa" w:w="5700"/>
+            <w:tcMar>
+              <w:top w:type="dxa" w:w="70"/>
+              <w:left w:type="dxa" w:w="90"/>
+              <w:bottom w:type="dxa" w:w="70"/>
+              <w:right w:type="dxa" w:w="90"/>
+            </w:tcMar>
+          </w:tcPr>
+          <w:p>
+            <w:pPr>
+              <w:bidi/>
+              <w:spacing w:after="0" w:line="300"/>
+              <w:jc w:val="right"/>
+            </w:pPr>
+            <w:r>
+              <w:rPr>
+                <w:rFonts w:ascii="Arial" w:cs="Arial" w:eastAsia="Arial" w:hAnsi="Arial"/>
+                <w:b w:val="false"/>
+                <w:bCs w:val="false"/>
+                <w:color w:val="5A5A5A"/>
+                <w:sz w:val="20"/>
+                <w:szCs w:val="20"/>
+                <w:rtl/>
+              </w:rPr>
+              <w:t xml:space="preserve">ما رُكّب وينتظر اعتمادك: تُدخل سيريال الجهاز فتعتمد، أو تُرجع مع ملاحظة فيعود «مجدول» لفريقه</w:t>
+            </w:r>
+          </w:p>
+        </w:tc>
+      </w:tr>
+      <w:tr>
+        <w:tc>
+          <w:tcPr>
+            <w:tcW w:type="dxa" w:w="2700"/>
+            <w:tcMar>
+              <w:top w:type="dxa" w:w="70"/>
+              <w:left w:type="dxa" w:w="90"/>
+              <w:bottom w:type="dxa" w:w="70"/>
+              <w:right w:type="dxa" w:w="90"/>
+            </w:tcMar>
+          </w:tcPr>
+          <w:p>
+            <w:pPr>
+              <w:bidi/>
+              <w:spacing w:after="0" w:line="300"/>
+              <w:jc w:val="right"/>
+            </w:pPr>
+            <w:r>
+              <w:rPr>
+                <w:rFonts w:ascii="Arial" w:cs="Arial" w:eastAsia="Arial" w:hAnsi="Arial"/>
+                <w:b w:val="false"/>
+                <w:bCs w:val="false"/>
+                <w:color w:val="5A5A5A"/>
+                <w:sz w:val="20"/>
+                <w:szCs w:val="20"/>
+                <w:rtl/>
+              </w:rPr>
+              <w:t xml:space="preserve">إنتاجية الفريق</w:t>
+            </w:r>
+          </w:p>
+        </w:tc>
+        <w:tc>
+          <w:tcPr>
+            <w:tcW w:type="dxa" w:w="5700"/>
+            <w:tcMar>
+              <w:top w:type="dxa" w:w="70"/>
+              <w:left w:type="dxa" w:w="90"/>
+              <w:bottom w:type="dxa" w:w="70"/>
+              <w:right w:type="dxa" w:w="90"/>
+            </w:tcMar>
+          </w:tcPr>
+          <w:p>
+            <w:pPr>
+              <w:bidi/>
+              <w:spacing w:after="0" w:line="300"/>
+              <w:jc w:val="right"/>
+            </w:pPr>
+            <w:r>
+              <w:rPr>
+                <w:rFonts w:ascii="Arial" w:cs="Arial" w:eastAsia="Arial" w:hAnsi="Arial"/>
+                <w:b w:val="false"/>
+                <w:bCs w:val="false"/>
+                <w:color w:val="5A5A5A"/>
+                <w:sz w:val="20"/>
+                <w:szCs w:val="20"/>
+                <w:rtl/>
+              </w:rPr>
+              <w:t xml:space="preserve">لكل فني: ما مسحه وركّبه اليوم وهذا الأسبوع وإجمالًا، وآخر نشاط له — لتعرف من يحتاج مساندة</w:t>
+            </w:r>
+          </w:p>
+        </w:tc>
+      </w:tr>
+      <w:tr>
+        <w:tc>
+          <w:tcPr>
+            <w:tcW w:type="dxa" w:w="2700"/>
+            <w:tcMar>
+              <w:top w:type="dxa" w:w="70"/>
+              <w:left w:type="dxa" w:w="90"/>
+              <w:bottom w:type="dxa" w:w="70"/>
+              <w:right w:type="dxa" w:w="90"/>
+            </w:tcMar>
+          </w:tcPr>
+          <w:p>
+            <w:pPr>
+              <w:bidi/>
+              <w:spacing w:after="0" w:line="300"/>
+              <w:jc w:val="right"/>
+            </w:pPr>
+            <w:r>
+              <w:rPr>
+                <w:rFonts w:ascii="Arial" w:cs="Arial" w:eastAsia="Arial" w:hAnsi="Arial"/>
+                <w:b w:val="false"/>
+                <w:bCs w:val="false"/>
+                <w:color w:val="5A5A5A"/>
+                <w:sz w:val="20"/>
+                <w:szCs w:val="20"/>
+                <w:rtl/>
+              </w:rPr>
+              <w:t xml:space="preserve">سباق المشرفين</w:t>
+            </w:r>
+          </w:p>
+        </w:tc>
+        <w:tc>
+          <w:tcPr>
+            <w:tcW w:type="dxa" w:w="5700"/>
+            <w:tcMar>
+              <w:top w:type="dxa" w:w="70"/>
+              <w:left w:type="dxa" w:w="90"/>
+              <w:bottom w:type="dxa" w:w="70"/>
+              <w:right w:type="dxa" w:w="90"/>
+            </w:tcMar>
+          </w:tcPr>
+          <w:p>
+            <w:pPr>
+              <w:bidi/>
+              <w:spacing w:after="0" w:line="300"/>
+              <w:jc w:val="right"/>
+            </w:pPr>
+            <w:r>
+              <w:rPr>
+                <w:rFonts w:ascii="Arial" w:cs="Arial" w:eastAsia="Arial" w:hAnsi="Arial"/>
+                <w:b w:val="false"/>
+                <w:bCs w:val="false"/>
+                <w:color w:val="5A5A5A"/>
+                <w:sz w:val="20"/>
+                <w:szCs w:val="20"/>
+                <w:rtl/>
+              </w:rPr>
+              <w:t xml:space="preserve">ترتيب تحفيزي بالإنجاز، للمسح وللتركيب</w:t>
+            </w:r>
+          </w:p>
+        </w:tc>
+      </w:tr>
+    </w:tbl>
+    <w:p>
+      <w:pPr>
+        <w:pBdr>
+          <w:right w:val="single" w:color="C9A24B" w:sz="18" w:space="8"/>
+        </w:pBdr>
+        <w:shd w:fill="FBF6E9" w:val="clear"/>
+        <w:bidi/>
+        <w:spacing w:after="140" w:before="80" w:line="330"/>
+        <w:ind w:left="115" w:right="115"/>
+        <w:jc w:val="right"/>
+      </w:pPr>
+      <w:r>
+        <w:rPr>
+          <w:rFonts w:ascii="Arial" w:cs="Arial" w:eastAsia="Arial" w:hAnsi="Arial"/>
+          <w:color w:val="1A1A1A"/>
+          <w:sz w:val="21"/>
+          <w:szCs w:val="21"/>
+          <w:rtl/>
+        </w:rPr>
+        <w:t xml:space="preserve">«إنتاجية الفريق» تعتمد على اسم المنفّذ المسجّل مع كل عملية — وهو يُؤخذ من حساب الدخول تلقائيًا.</w:t>
       </w:r>
     </w:p>
     <w:p>

--- a/docs/nusuk-user-manual.docx
+++ b/docs/nusuk-user-manual.docx
@@ -88,7 +88,7 @@
           <w:szCs w:val="22"/>
           <w:rtl/>
         </w:rPr>
-        <w:t xml:space="preserve">النسخة V12.5</w:t>
+        <w:t xml:space="preserve">النسخة V12.6</w:t>
       </w:r>
     </w:p>
     <w:p>
@@ -10680,6 +10680,28 @@
           <w:rtl/>
         </w:rPr>
         <w:t xml:space="preserve">٤.٣ استخراج تقرير</w:t>
+      </w:r>
+    </w:p>
+    <w:p>
+      <w:pPr>
+        <w:pBdr>
+          <w:right w:val="single" w:color="C9A24B" w:sz="18" w:space="8"/>
+        </w:pBdr>
+        <w:shd w:fill="FBF6E9" w:val="clear"/>
+        <w:bidi/>
+        <w:spacing w:after="140" w:before="80" w:line="330"/>
+        <w:ind w:left="115" w:right="115"/>
+        <w:jc w:val="right"/>
+      </w:pPr>
+      <w:r>
+        <w:rPr>
+          <w:rFonts w:ascii="Arial" w:cs="Arial" w:eastAsia="Arial" w:hAnsi="Arial"/>
+          <w:color w:val="1A1A1A"/>
+          <w:sz w:val="21"/>
+          <w:szCs w:val="21"/>
+          <w:rtl/>
+        </w:rPr>
+        <w:t xml:space="preserve">قائمة أقسام التصدير تعرض ما تراه أنت فقط، وأسماؤها هي عناوين الأقسام نفسها في الشاشة — فما تختاره هناك هو ما يخرج هنا.</w:t>
       </w:r>
     </w:p>
     <w:p>

--- a/docs/nusuk-user-manual.docx
+++ b/docs/nusuk-user-manual.docx
@@ -88,7 +88,7 @@
           <w:szCs w:val="22"/>
           <w:rtl/>
         </w:rPr>
-        <w:t xml:space="preserve">النسخة V12.6</w:t>
+        <w:t xml:space="preserve">النسخة V12.7</w:t>
       </w:r>
     </w:p>
     <w:p>
@@ -14514,7 +14514,7 @@
                 <w:szCs w:val="20"/>
                 <w:rtl/>
               </w:rPr>
-              <w:t xml:space="preserve">يظهر عدّاد ثمانِ ثوانٍ ثم يُحدَّث وحده ويعود كما كان — ومعه زر «لاحقًا» إن أردت تأجيله</w:t>
+              <w:t xml:space="preserve">يظهر عدّاد ثمانِ ثوانٍ ثم يُحدَّث وحده ويعود كما كان — ومعه زر «لاحقًا». وإن كانت اللوحة أو دليل مفتوحًا صارت المهلة عشرين ثانية</w:t>
             </w:r>
           </w:p>
         </w:tc>
@@ -14546,7 +14546,7 @@
                 <w:szCs w:val="20"/>
                 <w:rtl/>
               </w:rPr>
-              <w:t xml:space="preserve">تكتب في نموذج، أو اللوحة مفتوحة، أو رسالة قيد التحرير</w:t>
+              <w:t xml:space="preserve">تكتب في نموذج، أو رسالة قيد التحرير</w:t>
             </w:r>
           </w:p>
         </w:tc>

--- a/docs/nusuk-user-manual.docx
+++ b/docs/nusuk-user-manual.docx
@@ -88,7 +88,7 @@
           <w:szCs w:val="22"/>
           <w:rtl/>
         </w:rPr>
-        <w:t xml:space="preserve">النسخة V12.7</w:t>
+        <w:t xml:space="preserve">النسخة V12.8</w:t>
       </w:r>
     </w:p>
     <w:p>

--- a/docs/nusuk-user-manual.docx
+++ b/docs/nusuk-user-manual.docx
@@ -88,7 +88,7 @@
           <w:szCs w:val="22"/>
           <w:rtl/>
         </w:rPr>
-        <w:t xml:space="preserve">النسخة V12.8</w:t>
+        <w:t xml:space="preserve">النسخة V12.9</w:t>
       </w:r>
     </w:p>
     <w:p>
@@ -7031,6 +7031,28 @@
           <w:rtl/>
         </w:rPr>
         <w:t xml:space="preserve">اجعل اسم الفريق مطابقًا لاسم حساب قائده في التطبيق حرفًا بحرف. عندها يظهر لقائده زر «📋 جدولي» تلقائيًا ويرى نقاطه. وإن اختلف الاسم لم يرَ شيئًا.</w:t>
+      </w:r>
+    </w:p>
+    <w:p>
+      <w:pPr>
+        <w:pBdr>
+          <w:right w:val="single" w:color="C9A24B" w:sz="18" w:space="8"/>
+        </w:pBdr>
+        <w:shd w:fill="FBF6E9" w:val="clear"/>
+        <w:bidi/>
+        <w:spacing w:after="140" w:before="80" w:line="330"/>
+        <w:ind w:left="115" w:right="115"/>
+        <w:jc w:val="right"/>
+      </w:pPr>
+      <w:r>
+        <w:rPr>
+          <w:rFonts w:ascii="Arial" w:cs="Arial" w:eastAsia="Arial" w:hAnsi="Arial"/>
+          <w:color w:val="1A1A1A"/>
+          <w:sz w:val="21"/>
+          <w:szCs w:val="21"/>
+          <w:rtl/>
+        </w:rPr>
+        <w:t xml:space="preserve">قائد الفريق يُختار من حسابات التطبيق لا يُكتب باليد — فيُربط الفريق بحسابه لا باسمه. وأثر ذلك أن نقاط الفريق تظهر لقائده في «جدولي» فور الإسناد مهما اختلفت كتابة الاسم، وأن ما تجدوله في الخريطة يصل صاحبه مباشرة.</w:t>
       </w:r>
     </w:p>
     <w:p>

--- a/docs/nusuk-user-manual.docx
+++ b/docs/nusuk-user-manual.docx
@@ -88,7 +88,7 @@
           <w:szCs w:val="22"/>
           <w:rtl/>
         </w:rPr>
-        <w:t xml:space="preserve">النسخة V12.9</w:t>
+        <w:t xml:space="preserve">النسخة V13.0</w:t>
       </w:r>
     </w:p>
     <w:p>
@@ -7513,6 +7513,27 @@
           <w:rtl/>
         </w:rPr>
         <w:t xml:space="preserve">٣.٨ الإسناد السريع</w:t>
+      </w:r>
+    </w:p>
+    <w:p>
+      <w:pPr>
+        <w:bidi/>
+        <w:spacing w:after="110" w:before="0" w:line="330"/>
+        <w:jc w:val="right"/>
+      </w:pPr>
+      <w:r>
+        <w:rPr>
+          <w:rFonts w:ascii="Arial" w:cs="Arial" w:eastAsia="Arial" w:hAnsi="Arial"/>
+          <w:b w:val="false"/>
+          <w:bCs w:val="false"/>
+          <w:i w:val="false"/>
+          <w:iCs w:val="false"/>
+          <w:color w:val="1A1A1A"/>
+          <w:sz w:val="22"/>
+          <w:szCs w:val="22"/>
+          <w:rtl/>
+        </w:rPr>
+        <w:t xml:space="preserve">ومن الخريطة مباشرةً: افتح النقطة واضغط «مجدول» — يسألك التطبيق لأي فريق تُسنَد وفي أي تاريخ، فلا تُجدول نقطة بلا صاحب. وتظهر عند قائد الفريق في «جدولي» فورًا.</w:t>
       </w:r>
     </w:p>
     <w:p>

--- a/docs/nusuk-user-manual.docx
+++ b/docs/nusuk-user-manual.docx
@@ -88,7 +88,7 @@
           <w:szCs w:val="22"/>
           <w:rtl/>
         </w:rPr>
-        <w:t xml:space="preserve">النسخة V13.0</w:t>
+        <w:t xml:space="preserve">النسخة V13.1</w:t>
       </w:r>
     </w:p>
     <w:p>
@@ -15041,6 +15041,68 @@
           <w:rtl/>
         </w:rPr>
         <w:t xml:space="preserve">التحذير يظهر عند ٨٥٪ لا عند الامتلاء — أي قبل أن يفشل حفظ شيء. ولا تُفقد صورة مرفوعة إلى الخادم.</w:t>
+      </w:r>
+    </w:p>
+    <w:p>
+      <w:pPr>
+        <w:pStyle w:val="Heading2"/>
+        <w:bidi/>
+        <w:spacing w:after="110" w:before="250"/>
+        <w:jc w:val="right"/>
+      </w:pPr>
+      <w:r>
+        <w:rPr>
+          <w:rFonts w:ascii="Arial" w:cs="Arial" w:eastAsia="Arial" w:hAnsi="Arial"/>
+          <w:b/>
+          <w:bCs/>
+          <w:color w:val="1A1A1A"/>
+          <w:sz w:val="25"/>
+          <w:szCs w:val="25"/>
+          <w:rtl/>
+        </w:rPr>
+        <w:t xml:space="preserve">٦.٧ كيف تنتشر التغييرات</w:t>
+      </w:r>
+    </w:p>
+    <w:p>
+      <w:pPr>
+        <w:bidi/>
+        <w:spacing w:after="110" w:before="0" w:line="330"/>
+        <w:jc w:val="right"/>
+      </w:pPr>
+      <w:r>
+        <w:rPr>
+          <w:rFonts w:ascii="Arial" w:cs="Arial" w:eastAsia="Arial" w:hAnsi="Arial"/>
+          <w:b w:val="false"/>
+          <w:bCs w:val="false"/>
+          <w:i w:val="false"/>
+          <w:iCs w:val="false"/>
+          <w:color w:val="1A1A1A"/>
+          <w:sz w:val="22"/>
+          <w:szCs w:val="22"/>
+          <w:rtl/>
+        </w:rPr>
+        <w:t xml:space="preserve">أي إجراء تأخذه في أي شاشة — جدولة أو مسح أو تراجع عن خطوة — ينتشر أثره في النظام كله في اللحظة نفسها: الخريطة والقوائم والأدوات ولوحة المتابعة والجرس. فلا يبقى رقم قديم في زاوية.</w:t>
+      </w:r>
+    </w:p>
+    <w:p>
+      <w:pPr>
+        <w:bidi/>
+        <w:spacing w:after="110" w:before="0" w:line="330"/>
+        <w:jc w:val="right"/>
+      </w:pPr>
+      <w:r>
+        <w:rPr>
+          <w:rFonts w:ascii="Arial" w:cs="Arial" w:eastAsia="Arial" w:hAnsi="Arial"/>
+          <w:b w:val="false"/>
+          <w:bCs w:val="false"/>
+          <w:i w:val="false"/>
+          <w:iCs w:val="false"/>
+          <w:color w:val="1A1A1A"/>
+          <w:sz w:val="22"/>
+          <w:szCs w:val="22"/>
+          <w:rtl/>
+        </w:rPr>
+        <w:t xml:space="preserve">وما لم يصل الخادم بعد يُدفع تلقائيًا كل نصف دقيقة، وفور عودة الشبكة إن كانت انقطعت — ولا يحتاج ضغط «زامن الآن» إلا للاستعجال.</w:t>
       </w:r>
     </w:p>
     <w:p>

--- a/docs/nusuk-user-manual.docx
+++ b/docs/nusuk-user-manual.docx
@@ -88,7 +88,7 @@
           <w:szCs w:val="22"/>
           <w:rtl/>
         </w:rPr>
-        <w:t xml:space="preserve">النسخة V13.1</w:t>
+        <w:t xml:space="preserve">النسخة V13.2</w:t>
       </w:r>
     </w:p>
     <w:p>
@@ -4173,68 +4173,6 @@
                 <w:rtl/>
               </w:rPr>
               <w:t xml:space="preserve">تظهر في وضع «شركات» أسفل الخريطة. اضغطها لتفتح القائمة، وعلّم ✓ أمام ما تريد ثم «عرض» فتُخفى مواقع ما عداها. و«مسح التحديد» يُفرغ العلامات دون إغلاق، و«عرض الكل» بلا علامات يُعيد الجميع. والخريطة تفتح دائمًا على وضع «حالة»</w:t>
-            </w:r>
-          </w:p>
-        </w:tc>
-      </w:tr>
-      <w:tr>
-        <w:tc>
-          <w:tcPr>
-            <w:tcW w:type="dxa" w:w="2700"/>
-            <w:tcMar>
-              <w:top w:type="dxa" w:w="70"/>
-              <w:left w:type="dxa" w:w="90"/>
-              <w:bottom w:type="dxa" w:w="70"/>
-              <w:right w:type="dxa" w:w="90"/>
-            </w:tcMar>
-          </w:tcPr>
-          <w:p>
-            <w:pPr>
-              <w:bidi/>
-              <w:spacing w:after="0" w:line="300"/>
-              <w:jc w:val="right"/>
-            </w:pPr>
-            <w:r>
-              <w:rPr>
-                <w:rFonts w:ascii="Arial" w:cs="Arial" w:eastAsia="Arial" w:hAnsi="Arial"/>
-                <w:b w:val="false"/>
-                <w:bCs w:val="false"/>
-                <w:color w:val="5A5A5A"/>
-                <w:sz w:val="20"/>
-                <w:szCs w:val="20"/>
-                <w:rtl/>
-              </w:rPr>
-              <w:t xml:space="preserve">«أقرب نقطة لم تُزر»</w:t>
-            </w:r>
-          </w:p>
-        </w:tc>
-        <w:tc>
-          <w:tcPr>
-            <w:tcW w:type="dxa" w:w="5700"/>
-            <w:tcMar>
-              <w:top w:type="dxa" w:w="70"/>
-              <w:left w:type="dxa" w:w="90"/>
-              <w:bottom w:type="dxa" w:w="70"/>
-              <w:right w:type="dxa" w:w="90"/>
-            </w:tcMar>
-          </w:tcPr>
-          <w:p>
-            <w:pPr>
-              <w:bidi/>
-              <w:spacing w:after="0" w:line="300"/>
-              <w:jc w:val="right"/>
-            </w:pPr>
-            <w:r>
-              <w:rPr>
-                <w:rFonts w:ascii="Arial" w:cs="Arial" w:eastAsia="Arial" w:hAnsi="Arial"/>
-                <w:b w:val="false"/>
-                <w:bCs w:val="false"/>
-                <w:color w:val="5A5A5A"/>
-                <w:sz w:val="20"/>
-                <w:szCs w:val="20"/>
-                <w:rtl/>
-              </w:rPr>
-              <w:t xml:space="preserve">شريط يعرض أقرب موقع لم يُزر بالمسافة، وزر «اذهب» يفتحه. يُخفى بضغطة ✕</w:t>
             </w:r>
           </w:p>
         </w:tc>

--- a/docs/nusuk-user-manual.docx
+++ b/docs/nusuk-user-manual.docx
@@ -88,7 +88,7 @@
           <w:szCs w:val="22"/>
           <w:rtl/>
         </w:rPr>
-        <w:t xml:space="preserve">النسخة V13.2</w:t>
+        <w:t xml:space="preserve">النسخة V13.3</w:t>
       </w:r>
     </w:p>
     <w:p>
@@ -3533,6 +3533,584 @@
                 <w:rtl/>
               </w:rPr>
               <w:t xml:space="preserve">إذا تعذّر التركيب — واذكر السبب</w:t>
+            </w:r>
+          </w:p>
+        </w:tc>
+      </w:tr>
+    </w:tbl>
+    <w:p>
+      <w:pPr>
+        <w:pBdr>
+          <w:right w:val="single" w:color="C9A24B" w:sz="18" w:space="8"/>
+        </w:pBdr>
+        <w:shd w:fill="FBF6E9" w:val="clear"/>
+        <w:bidi/>
+        <w:spacing w:after="140" w:before="80" w:line="330"/>
+        <w:ind w:left="115" w:right="115"/>
+        <w:jc w:val="right"/>
+      </w:pPr>
+      <w:r>
+        <w:rPr>
+          <w:rFonts w:ascii="Arial" w:cs="Arial" w:eastAsia="Arial" w:hAnsi="Arial"/>
+          <w:color w:val="1A1A1A"/>
+          <w:sz w:val="21"/>
+          <w:szCs w:val="21"/>
+          <w:rtl/>
+        </w:rPr>
+        <w:t xml:space="preserve">لا توجد حالة وسيطة: النقطة إما «مجدول» بجدولة المكتب، أو «تم التركيب»، أو «متعذّر». فالجدولة وحدها تكفي لمعرفة أن التركيب قادم.</w:t>
+      </w:r>
+    </w:p>
+    <w:p>
+      <w:pPr>
+        <w:bidi/>
+        <w:spacing w:after="110" w:before="0" w:line="330"/>
+        <w:jc w:val="right"/>
+      </w:pPr>
+      <w:r>
+        <w:rPr>
+          <w:rFonts w:ascii="Arial" w:cs="Arial" w:eastAsia="Arial" w:hAnsi="Arial"/>
+          <w:b w:val="false"/>
+          <w:bCs w:val="false"/>
+          <w:i w:val="false"/>
+          <w:iCs w:val="false"/>
+          <w:color w:val="1A1A1A"/>
+          <w:sz w:val="22"/>
+          <w:szCs w:val="22"/>
+          <w:rtl/>
+        </w:rPr>
+        <w:t xml:space="preserve">واكتب عدد الأطقم المركّبة وأي ملاحظة تهمّ المكتب.</w:t>
+      </w:r>
+    </w:p>
+    <w:p>
+      <w:pPr>
+        <w:pBdr>
+          <w:right w:val="single" w:color="C9A24B" w:sz="18" w:space="8"/>
+        </w:pBdr>
+        <w:shd w:fill="FBF6E9" w:val="clear"/>
+        <w:bidi/>
+        <w:spacing w:after="140" w:before="80" w:line="330"/>
+        <w:ind w:left="115" w:right="115"/>
+        <w:jc w:val="right"/>
+      </w:pPr>
+      <w:r>
+        <w:rPr>
+          <w:rFonts w:ascii="Arial" w:cs="Arial" w:eastAsia="Arial" w:hAnsi="Arial"/>
+          <w:color w:val="1A1A1A"/>
+          <w:sz w:val="21"/>
+          <w:szCs w:val="21"/>
+          <w:rtl/>
+        </w:rPr>
+        <w:t xml:space="preserve">بعد الحفظ تنتقل النقطة إلى المهندس للتدقيق. وإن أرجعها بملاحظة وصلتك في الجرس 🔔.</w:t>
+      </w:r>
+    </w:p>
+    <w:p>
+      <w:pPr>
+        <w:pStyle w:val="Heading2"/>
+        <w:bidi/>
+        <w:spacing w:after="110" w:before="250"/>
+        <w:jc w:val="right"/>
+      </w:pPr>
+      <w:r>
+        <w:rPr>
+          <w:rFonts w:ascii="Arial" w:cs="Arial" w:eastAsia="Arial" w:hAnsi="Arial"/>
+          <w:b/>
+          <w:bCs/>
+          <w:color w:val="1A1A1A"/>
+          <w:sz w:val="25"/>
+          <w:szCs w:val="25"/>
+          <w:rtl/>
+        </w:rPr>
+        <w:t xml:space="preserve">٢.٤ جدولي — النقاط المُسندة إليك</w:t>
+      </w:r>
+    </w:p>
+    <w:p>
+      <w:pPr>
+        <w:bidi/>
+        <w:spacing w:after="110" w:before="0" w:line="330"/>
+        <w:jc w:val="right"/>
+      </w:pPr>
+      <w:r>
+        <w:rPr>
+          <w:rFonts w:ascii="Arial" w:cs="Arial" w:eastAsia="Arial" w:hAnsi="Arial"/>
+          <w:b w:val="false"/>
+          <w:bCs w:val="false"/>
+          <w:i w:val="false"/>
+          <w:iCs w:val="false"/>
+          <w:color w:val="1A1A1A"/>
+          <w:sz w:val="22"/>
+          <w:szCs w:val="22"/>
+          <w:rtl/>
+        </w:rPr>
+        <w:t xml:space="preserve">يظهر زر «📋 جدولي» تلقائيًا حين يُسند إليك المهندس نقاطًا. يعرضها مجمّعة بالمشعر والمربع، ولكل نقطة رابط ملاحة يوصلك إليها.</w:t>
+      </w:r>
+    </w:p>
+    <w:p>
+      <w:pPr>
+        <w:pStyle w:val="Heading2"/>
+        <w:bidi/>
+        <w:spacing w:after="110" w:before="250"/>
+        <w:jc w:val="right"/>
+      </w:pPr>
+      <w:r>
+        <w:rPr>
+          <w:rFonts w:ascii="Arial" w:cs="Arial" w:eastAsia="Arial" w:hAnsi="Arial"/>
+          <w:b/>
+          <w:bCs/>
+          <w:color w:val="1A1A1A"/>
+          <w:sz w:val="25"/>
+          <w:szCs w:val="25"/>
+          <w:rtl/>
+        </w:rPr>
+        <w:t xml:space="preserve">٢.٥ إذا واجهك عائق</w:t>
+      </w:r>
+    </w:p>
+    <w:p>
+      <w:pPr>
+        <w:bidi/>
+        <w:spacing w:after="110" w:before="0" w:line="330"/>
+        <w:jc w:val="right"/>
+      </w:pPr>
+      <w:r>
+        <w:rPr>
+          <w:rFonts w:ascii="Arial" w:cs="Arial" w:eastAsia="Arial" w:hAnsi="Arial"/>
+          <w:b w:val="false"/>
+          <w:bCs w:val="false"/>
+          <w:i w:val="false"/>
+          <w:iCs w:val="false"/>
+          <w:color w:val="1A1A1A"/>
+          <w:sz w:val="22"/>
+          <w:szCs w:val="22"/>
+          <w:rtl/>
+        </w:rPr>
+        <w:t xml:space="preserve">اضغط «📣 بلّغ» داخل النقطة، واختر السبب من ستة خيارات، واكتب التفاصيل إن شئت.</w:t>
+      </w:r>
+    </w:p>
+    <w:p>
+      <w:pPr>
+        <w:bidi/>
+        <w:spacing w:after="110" w:before="0" w:line="330"/>
+        <w:jc w:val="right"/>
+      </w:pPr>
+      <w:r>
+        <w:rPr>
+          <w:rFonts w:ascii="Arial" w:cs="Arial" w:eastAsia="Arial" w:hAnsi="Arial"/>
+          <w:b w:val="false"/>
+          <w:bCs w:val="false"/>
+          <w:i w:val="false"/>
+          <w:iCs w:val="false"/>
+          <w:color w:val="1A1A1A"/>
+          <w:sz w:val="22"/>
+          <w:szCs w:val="22"/>
+          <w:rtl/>
+        </w:rPr>
+        <w:t xml:space="preserve">تصل الرسالة إلى المكتب حاملةً رقم الشاخص والمربع والمشعر ورابط موقعك على الخريطة — فلا يسألك أحد «أي مخيم». وتُسجَّل في النظام حتى إن لم يُفتح واتساب.</w:t>
+      </w:r>
+    </w:p>
+    <w:p>
+      <w:pPr>
+        <w:pStyle w:val="Heading2"/>
+        <w:bidi/>
+        <w:spacing w:after="110" w:before="250"/>
+        <w:jc w:val="right"/>
+      </w:pPr>
+      <w:r>
+        <w:rPr>
+          <w:rFonts w:ascii="Arial" w:cs="Arial" w:eastAsia="Arial" w:hAnsi="Arial"/>
+          <w:b/>
+          <w:bCs/>
+          <w:color w:val="1A1A1A"/>
+          <w:sz w:val="25"/>
+          <w:szCs w:val="25"/>
+          <w:rtl/>
+        </w:rPr>
+        <w:t xml:space="preserve">٢.٦ وجدت مخيمًا غير مسجّل؟</w:t>
+      </w:r>
+    </w:p>
+    <w:p>
+      <w:pPr>
+        <w:bidi/>
+        <w:spacing w:after="110" w:before="0" w:line="330"/>
+        <w:jc w:val="right"/>
+      </w:pPr>
+      <w:r>
+        <w:rPr>
+          <w:rFonts w:ascii="Arial" w:cs="Arial" w:eastAsia="Arial" w:hAnsi="Arial"/>
+          <w:b w:val="false"/>
+          <w:bCs w:val="false"/>
+          <w:i w:val="false"/>
+          <w:iCs w:val="false"/>
+          <w:color w:val="1A1A1A"/>
+          <w:sz w:val="22"/>
+          <w:szCs w:val="22"/>
+          <w:rtl/>
+        </w:rPr>
+        <w:t xml:space="preserve">اضغط «＋ موقع غير مسجّل».</w:t>
+      </w:r>
+    </w:p>
+    <w:p>
+      <w:pPr>
+        <w:bidi/>
+        <w:spacing w:after="110" w:before="0" w:line="330"/>
+        <w:jc w:val="right"/>
+      </w:pPr>
+      <w:r>
+        <w:rPr>
+          <w:rFonts w:ascii="Arial" w:cs="Arial" w:eastAsia="Arial" w:hAnsi="Arial"/>
+          <w:b w:val="false"/>
+          <w:bCs w:val="false"/>
+          <w:i w:val="false"/>
+          <w:iCs w:val="false"/>
+          <w:color w:val="1A1A1A"/>
+          <w:sz w:val="22"/>
+          <w:szCs w:val="22"/>
+          <w:rtl/>
+        </w:rPr>
+        <w:t xml:space="preserve">يعرض التطبيق المواقع المسجّلة القريبة منك أولًا — راجعها. فأغلب البلاغات تكون لموقع مسجّل بالفعل وأنت واقف بجواره.</w:t>
+      </w:r>
+    </w:p>
+    <w:p>
+      <w:pPr>
+        <w:bidi/>
+        <w:spacing w:after="110" w:before="0" w:line="330"/>
+        <w:jc w:val="right"/>
+      </w:pPr>
+      <w:r>
+        <w:rPr>
+          <w:rFonts w:ascii="Arial" w:cs="Arial" w:eastAsia="Arial" w:hAnsi="Arial"/>
+          <w:b w:val="false"/>
+          <w:bCs w:val="false"/>
+          <w:i w:val="false"/>
+          <w:iCs w:val="false"/>
+          <w:color w:val="1A1A1A"/>
+          <w:sz w:val="22"/>
+          <w:szCs w:val="22"/>
+          <w:rtl/>
+        </w:rPr>
+        <w:t xml:space="preserve">وإن تأكدت أنه جديد، أكمل البيانات وصوّر الشاخص وأرسله للمكتب.</w:t>
+      </w:r>
+    </w:p>
+    <w:p>
+      <w:pPr>
+        <w:pBdr>
+          <w:right w:val="single" w:color="C9A24B" w:sz="18" w:space="8"/>
+        </w:pBdr>
+        <w:shd w:fill="FBF6E9" w:val="clear"/>
+        <w:bidi/>
+        <w:spacing w:after="140" w:before="80" w:line="330"/>
+        <w:ind w:left="115" w:right="115"/>
+        <w:jc w:val="right"/>
+      </w:pPr>
+      <w:r>
+        <w:rPr>
+          <w:rFonts w:ascii="Arial" w:cs="Arial" w:eastAsia="Arial" w:hAnsi="Arial"/>
+          <w:color w:val="1A1A1A"/>
+          <w:sz w:val="21"/>
+          <w:szCs w:val="21"/>
+          <w:rtl/>
+        </w:rPr>
+        <w:t xml:space="preserve">المخيم بلا شركة؟ اختر السبب «عدم وجود تخصيص» — عندها لا يطلب التطبيق شركة.</w:t>
+      </w:r>
+    </w:p>
+    <w:p>
+      <w:pPr>
+        <w:pStyle w:val="Heading2"/>
+        <w:bidi/>
+        <w:spacing w:after="110" w:before="250"/>
+        <w:jc w:val="right"/>
+      </w:pPr>
+      <w:r>
+        <w:rPr>
+          <w:rFonts w:ascii="Arial" w:cs="Arial" w:eastAsia="Arial" w:hAnsi="Arial"/>
+          <w:b/>
+          <w:bCs/>
+          <w:color w:val="1A1A1A"/>
+          <w:sz w:val="25"/>
+          <w:szCs w:val="25"/>
+          <w:rtl/>
+        </w:rPr>
+        <w:t xml:space="preserve">٢.٧ أمور تريحك</w:t>
+      </w:r>
+    </w:p>
+    <w:p>
+      <w:pPr>
+        <w:pStyle w:val="ListParagraph"/>
+        <w:numPr>
+          <w:ilvl w:val="0"/>
+          <w:numId w:val="3"/>
+        </w:numPr>
+        <w:bidi/>
+        <w:spacing w:after="70" w:line="330"/>
+        <w:jc w:val="right"/>
+      </w:pPr>
+      <w:r>
+        <w:rPr>
+          <w:rFonts w:ascii="Arial" w:cs="Arial" w:eastAsia="Arial" w:hAnsi="Arial"/>
+          <w:color w:val="1A1A1A"/>
+          <w:sz w:val="22"/>
+          <w:szCs w:val="22"/>
+          <w:rtl/>
+        </w:rPr>
+        <w:t xml:space="preserve">لا تحتاج أنترإنترنت. اعمل كالمعتاد — يُحفظ عملك على جهازك ويرفع نفسه تلقائيًا فور عودة الشبكة.</w:t>
+      </w:r>
+    </w:p>
+    <w:p>
+      <w:pPr>
+        <w:pStyle w:val="ListParagraph"/>
+        <w:numPr>
+          <w:ilvl w:val="0"/>
+          <w:numId w:val="3"/>
+        </w:numPr>
+        <w:bidi/>
+        <w:spacing w:after="70" w:line="330"/>
+        <w:jc w:val="right"/>
+      </w:pPr>
+      <w:r>
+        <w:rPr>
+          <w:rFonts w:ascii="Arial" w:cs="Arial" w:eastAsia="Arial" w:hAnsi="Arial"/>
+          <w:color w:val="1A1A1A"/>
+          <w:sz w:val="22"/>
+          <w:szCs w:val="22"/>
+          <w:rtl/>
+        </w:rPr>
+        <w:t xml:space="preserve">لا يُمسح شيء من جهازك قبل أن يؤكّد الخادم استلامه.</w:t>
+      </w:r>
+    </w:p>
+    <w:p>
+      <w:pPr>
+        <w:pStyle w:val="ListParagraph"/>
+        <w:numPr>
+          <w:ilvl w:val="0"/>
+          <w:numId w:val="3"/>
+        </w:numPr>
+        <w:bidi/>
+        <w:spacing w:after="70" w:line="330"/>
+        <w:jc w:val="right"/>
+      </w:pPr>
+      <w:r>
+        <w:rPr>
+          <w:rFonts w:ascii="Arial" w:cs="Arial" w:eastAsia="Arial" w:hAnsi="Arial"/>
+          <w:color w:val="1A1A1A"/>
+          <w:sz w:val="22"/>
+          <w:szCs w:val="22"/>
+          <w:rtl/>
+        </w:rPr>
+        <w:t xml:space="preserve">اسم الشركة تختاره من القائمة. لم تجده؟ اطلب إضافته من داخل القائمة نفسها ويعتمده المهندس.</w:t>
+      </w:r>
+    </w:p>
+    <w:p>
+      <w:pPr>
+        <w:pStyle w:val="ListParagraph"/>
+        <w:numPr>
+          <w:ilvl w:val="0"/>
+          <w:numId w:val="3"/>
+        </w:numPr>
+        <w:bidi/>
+        <w:spacing w:after="70" w:line="330"/>
+        <w:jc w:val="right"/>
+      </w:pPr>
+      <w:r>
+        <w:rPr>
+          <w:rFonts w:ascii="Arial" w:cs="Arial" w:eastAsia="Arial" w:hAnsi="Arial"/>
+          <w:color w:val="1A1A1A"/>
+          <w:sz w:val="22"/>
+          <w:szCs w:val="22"/>
+          <w:rtl/>
+        </w:rPr>
+        <w:t xml:space="preserve">رقم الشاخص بصيغة اسم الخيمة/رقم الشارع. الاسم قد يكون أرقامًا أو أرقامًا وحروفًا، ورقم الشارع أرقام دائمًا — مثل ٥٧/٢ أو ١٢أ/٨.</w:t>
+      </w:r>
+    </w:p>
+    <w:p>
+      <w:pPr>
+        <w:pStyle w:val="ListParagraph"/>
+        <w:numPr>
+          <w:ilvl w:val="0"/>
+          <w:numId w:val="3"/>
+        </w:numPr>
+        <w:bidi/>
+        <w:spacing w:after="70" w:line="330"/>
+        <w:jc w:val="right"/>
+      </w:pPr>
+      <w:r>
+        <w:rPr>
+          <w:rFonts w:ascii="Arial" w:cs="Arial" w:eastAsia="Arial" w:hAnsi="Arial"/>
+          <w:color w:val="1A1A1A"/>
+          <w:sz w:val="22"/>
+          <w:szCs w:val="22"/>
+          <w:rtl/>
+        </w:rPr>
+        <w:t xml:space="preserve">الجرس 🔔 فوق بيعرض حاجاتك أنت بس: اللي اتسند لك واللي اترجع لك. مش بيعرض شغل زمايلك.</w:t>
+      </w:r>
+    </w:p>
+    <w:p>
+      <w:pPr>
+        <w:bidi/>
+      </w:pPr>
+      <w:r>
+        <w:br w:type="page"/>
+      </w:r>
+    </w:p>
+    <w:p>
+      <w:pPr>
+        <w:pStyle w:val="Heading2"/>
+        <w:bidi/>
+        <w:spacing w:after="110" w:before="250"/>
+        <w:jc w:val="right"/>
+      </w:pPr>
+      <w:r>
+        <w:rPr>
+          <w:rFonts w:ascii="Arial" w:cs="Arial" w:eastAsia="Arial" w:hAnsi="Arial"/>
+          <w:b/>
+          <w:bCs/>
+          <w:color w:val="1A1A1A"/>
+          <w:sz w:val="25"/>
+          <w:szCs w:val="25"/>
+          <w:rtl/>
+        </w:rPr>
+        <w:t xml:space="preserve">٢.٨ الخريطة — ما عليها من أدوات</w:t>
+      </w:r>
+    </w:p>
+    <w:tbl>
+      <w:tblPr>
+        <w:bidiVisual/>
+        <w:tblW w:type="dxa" w:w="8400"/>
+        <w:tblBorders>
+          <w:top w:val="single" w:color="auto" w:sz="4"/>
+          <w:left w:val="single" w:color="auto" w:sz="4"/>
+          <w:bottom w:val="single" w:color="auto" w:sz="4"/>
+          <w:right w:val="single" w:color="auto" w:sz="4"/>
+          <w:insideH w:val="single" w:color="auto" w:sz="4"/>
+          <w:insideV w:val="single" w:color="auto" w:sz="4"/>
+        </w:tblBorders>
+      </w:tblPr>
+      <w:tblGrid>
+        <w:gridCol w:w="2700"/>
+        <w:gridCol w:w="5700"/>
+      </w:tblGrid>
+      <w:tr>
+        <w:trPr>
+          <w:tblHeader/>
+        </w:trPr>
+        <w:tc>
+          <w:tcPr>
+            <w:tcW w:type="dxa" w:w="2700"/>
+            <w:shd w:fill="F2EAD8" w:val="clear"/>
+            <w:tcMar>
+              <w:top w:type="dxa" w:w="70"/>
+              <w:left w:type="dxa" w:w="90"/>
+              <w:bottom w:type="dxa" w:w="70"/>
+              <w:right w:type="dxa" w:w="90"/>
+            </w:tcMar>
+          </w:tcPr>
+          <w:p>
+            <w:pPr>
+              <w:bidi/>
+              <w:spacing w:after="0" w:line="300"/>
+              <w:jc w:val="right"/>
+            </w:pPr>
+            <w:r>
+              <w:rPr>
+                <w:rFonts w:ascii="Arial" w:cs="Arial" w:eastAsia="Arial" w:hAnsi="Arial"/>
+                <w:b/>
+                <w:bCs/>
+                <w:color w:val="1A1A1A"/>
+                <w:sz w:val="20"/>
+                <w:szCs w:val="20"/>
+                <w:rtl/>
+              </w:rPr>
+              <w:t xml:space="preserve">الأداة</w:t>
+            </w:r>
+          </w:p>
+        </w:tc>
+        <w:tc>
+          <w:tcPr>
+            <w:tcW w:type="dxa" w:w="5700"/>
+            <w:shd w:fill="F2EAD8" w:val="clear"/>
+            <w:tcMar>
+              <w:top w:type="dxa" w:w="70"/>
+              <w:left w:type="dxa" w:w="90"/>
+              <w:bottom w:type="dxa" w:w="70"/>
+              <w:right w:type="dxa" w:w="90"/>
+            </w:tcMar>
+          </w:tcPr>
+          <w:p>
+            <w:pPr>
+              <w:bidi/>
+              <w:spacing w:after="0" w:line="300"/>
+              <w:jc w:val="right"/>
+            </w:pPr>
+            <w:r>
+              <w:rPr>
+                <w:rFonts w:ascii="Arial" w:cs="Arial" w:eastAsia="Arial" w:hAnsi="Arial"/>
+                <w:b/>
+                <w:bCs/>
+                <w:color w:val="1A1A1A"/>
+                <w:sz w:val="20"/>
+                <w:szCs w:val="20"/>
+                <w:rtl/>
+              </w:rPr>
+              <w:t xml:space="preserve">ماذا تفعل</w:t>
+            </w:r>
+          </w:p>
+        </w:tc>
+      </w:tr>
+      <w:tr>
+        <w:tc>
+          <w:tcPr>
+            <w:tcW w:type="dxa" w:w="2700"/>
+            <w:tcMar>
+              <w:top w:type="dxa" w:w="70"/>
+              <w:left w:type="dxa" w:w="90"/>
+              <w:bottom w:type="dxa" w:w="70"/>
+              <w:right w:type="dxa" w:w="90"/>
+            </w:tcMar>
+          </w:tcPr>
+          <w:p>
+            <w:pPr>
+              <w:bidi/>
+              <w:spacing w:after="0" w:line="300"/>
+              <w:jc w:val="right"/>
+            </w:pPr>
+            <w:r>
+              <w:rPr>
+                <w:rFonts w:ascii="Arial" w:cs="Arial" w:eastAsia="Arial" w:hAnsi="Arial"/>
+                <w:b w:val="false"/>
+                <w:bCs w:val="false"/>
+                <w:color w:val="5A5A5A"/>
+                <w:sz w:val="20"/>
+                <w:szCs w:val="20"/>
+                <w:rtl/>
+              </w:rPr>
+              <w:t xml:space="preserve">زرّ اللغة</w:t>
+            </w:r>
+          </w:p>
+        </w:tc>
+        <w:tc>
+          <w:tcPr>
+            <w:tcW w:type="dxa" w:w="5700"/>
+            <w:tcMar>
+              <w:top w:type="dxa" w:w="70"/>
+              <w:left w:type="dxa" w:w="90"/>
+              <w:bottom w:type="dxa" w:w="70"/>
+              <w:right w:type="dxa" w:w="90"/>
+            </w:tcMar>
+          </w:tcPr>
+          <w:p>
+            <w:pPr>
+              <w:bidi/>
+              <w:spacing w:after="0" w:line="300"/>
+              <w:jc w:val="right"/>
+            </w:pPr>
+            <w:r>
+              <w:rPr>
+                <w:rFonts w:ascii="Arial" w:cs="Arial" w:eastAsia="Arial" w:hAnsi="Arial"/>
+                <w:b w:val="false"/>
+                <w:bCs w:val="false"/>
+                <w:color w:val="5A5A5A"/>
+                <w:sz w:val="20"/>
+                <w:szCs w:val="20"/>
+                <w:rtl/>
+              </w:rPr>
+              <w:t xml:space="preserve">إلى جوار الجرس — مربّع يفتح قائمة: عربي · English · اردو. الاختيار يُحفظ على الجهاز</w:t>
             </w:r>
           </w:p>
         </w:tc>
